--- a/11.spring/5.Spring Rest.docx
+++ b/11.spring/5.Spring Rest.docx
@@ -504,7 +504,7 @@
               <w:shd w:val="clear" w:color="auto" w:fill="282A36"/>
               <w:spacing w:line="384" w:lineRule="atLeast"/>
               <w:rPr>
-                <w:rFonts w:ascii="Comic Sans MS" w:eastAsia="Times New Roman" w:hAnsi="Comic Sans MS" w:cs="Courier New"/>
+                <w:rFonts w:eastAsia="Times New Roman" w:cs="Courier New"/>
                 <w:color w:val="6272A4"/>
                 <w:szCs w:val="18"/>
                 <w:lang w:eastAsia="en-IN"/>
@@ -512,7 +512,7 @@
             </w:pPr>
             <w:r>
               <w:rPr>
-                <w:rFonts w:ascii="Comic Sans MS" w:eastAsia="Times New Roman" w:hAnsi="Comic Sans MS" w:cs="Courier New"/>
+                <w:rFonts w:eastAsia="Times New Roman" w:cs="Courier New"/>
                 <w:color w:val="F8F8F2"/>
                 <w:szCs w:val="23"/>
                 <w:lang w:eastAsia="en-IN"/>
@@ -525,7 +525,7 @@
               <w:shd w:val="clear" w:color="auto" w:fill="282A36"/>
               <w:spacing w:line="384" w:lineRule="atLeast"/>
               <w:rPr>
-                <w:rFonts w:ascii="Comic Sans MS" w:eastAsia="Times New Roman" w:hAnsi="Comic Sans MS" w:cs="Courier New"/>
+                <w:rFonts w:eastAsia="Times New Roman" w:cs="Courier New"/>
                 <w:color w:val="6272A4"/>
                 <w:szCs w:val="18"/>
                 <w:lang w:eastAsia="en-IN"/>
@@ -533,7 +533,7 @@
             </w:pPr>
             <w:r>
               <w:rPr>
-                <w:rFonts w:ascii="Comic Sans MS" w:eastAsia="Times New Roman" w:hAnsi="Comic Sans MS" w:cs="Courier New"/>
+                <w:rFonts w:eastAsia="Times New Roman" w:cs="Courier New"/>
                 <w:color w:val="F8F8F2"/>
                 <w:szCs w:val="23"/>
                 <w:lang w:eastAsia="en-IN"/>
@@ -542,7 +542,7 @@
             </w:r>
             <w:r>
               <w:rPr>
-                <w:rFonts w:ascii="Comic Sans MS" w:eastAsia="Times New Roman" w:hAnsi="Comic Sans MS" w:cs="Courier New"/>
+                <w:rFonts w:eastAsia="Times New Roman" w:cs="Courier New"/>
                 <w:b/>
                 <w:bCs/>
                 <w:color w:val="8BE9FD"/>
@@ -553,7 +553,7 @@
             </w:r>
             <w:r>
               <w:rPr>
-                <w:rFonts w:ascii="Comic Sans MS" w:eastAsia="Times New Roman" w:hAnsi="Comic Sans MS" w:cs="Courier New"/>
+                <w:rFonts w:eastAsia="Times New Roman" w:cs="Courier New"/>
                 <w:color w:val="F8F8F2"/>
                 <w:szCs w:val="23"/>
                 <w:lang w:eastAsia="en-IN"/>
@@ -562,7 +562,7 @@
             </w:r>
             <w:r>
               <w:rPr>
-                <w:rFonts w:ascii="Comic Sans MS" w:eastAsia="Times New Roman" w:hAnsi="Comic Sans MS" w:cs="Courier New"/>
+                <w:rFonts w:eastAsia="Times New Roman" w:cs="Courier New"/>
                 <w:b/>
                 <w:bCs/>
                 <w:color w:val="F8F8F2"/>
@@ -577,7 +577,7 @@
               <w:shd w:val="clear" w:color="auto" w:fill="282A36"/>
               <w:spacing w:line="384" w:lineRule="atLeast"/>
               <w:rPr>
-                <w:rFonts w:ascii="Comic Sans MS" w:eastAsia="Times New Roman" w:hAnsi="Comic Sans MS" w:cs="Courier New"/>
+                <w:rFonts w:eastAsia="Times New Roman" w:cs="Courier New"/>
                 <w:color w:val="6272A4"/>
                 <w:szCs w:val="18"/>
                 <w:lang w:eastAsia="en-IN"/>
@@ -585,7 +585,7 @@
             </w:pPr>
             <w:r>
               <w:rPr>
-                <w:rFonts w:ascii="Comic Sans MS" w:eastAsia="Times New Roman" w:hAnsi="Comic Sans MS" w:cs="Courier New"/>
+                <w:rFonts w:eastAsia="Times New Roman" w:cs="Courier New"/>
                 <w:color w:val="F8F8F2"/>
                 <w:szCs w:val="23"/>
                 <w:lang w:eastAsia="en-IN"/>
@@ -598,7 +598,7 @@
               <w:shd w:val="clear" w:color="auto" w:fill="282A36"/>
               <w:spacing w:line="384" w:lineRule="atLeast"/>
               <w:rPr>
-                <w:rFonts w:ascii="Comic Sans MS" w:eastAsia="Times New Roman" w:hAnsi="Comic Sans MS" w:cs="Courier New"/>
+                <w:rFonts w:eastAsia="Times New Roman" w:cs="Courier New"/>
                 <w:color w:val="6272A4"/>
                 <w:szCs w:val="18"/>
                 <w:lang w:eastAsia="en-IN"/>
@@ -606,7 +606,7 @@
             </w:pPr>
             <w:r>
               <w:rPr>
-                <w:rFonts w:ascii="Comic Sans MS" w:eastAsia="Times New Roman" w:hAnsi="Comic Sans MS" w:cs="Courier New"/>
+                <w:rFonts w:eastAsia="Times New Roman" w:cs="Courier New"/>
                 <w:color w:val="F8F8F2"/>
                 <w:szCs w:val="23"/>
                 <w:lang w:eastAsia="en-IN"/>
@@ -615,7 +615,7 @@
             </w:r>
             <w:r>
               <w:rPr>
-                <w:rFonts w:ascii="Comic Sans MS" w:eastAsia="Times New Roman" w:hAnsi="Comic Sans MS" w:cs="Courier New"/>
+                <w:rFonts w:eastAsia="Times New Roman" w:cs="Courier New"/>
                 <w:color w:val="8BE9FD"/>
                 <w:szCs w:val="23"/>
                 <w:lang w:eastAsia="en-IN"/>
@@ -624,7 +624,7 @@
             </w:r>
             <w:r>
               <w:rPr>
-                <w:rFonts w:ascii="Comic Sans MS" w:eastAsia="Times New Roman" w:hAnsi="Comic Sans MS" w:cs="Courier New"/>
+                <w:rFonts w:eastAsia="Times New Roman" w:cs="Courier New"/>
                 <w:b/>
                 <w:bCs/>
                 <w:color w:val="F8F8F2"/>
@@ -635,7 +635,7 @@
             </w:r>
             <w:r>
               <w:rPr>
-                <w:rFonts w:ascii="Comic Sans MS" w:eastAsia="Times New Roman" w:hAnsi="Comic Sans MS" w:cs="Courier New"/>
+                <w:rFonts w:eastAsia="Times New Roman" w:cs="Courier New"/>
                 <w:color w:val="F8F8F2"/>
                 <w:szCs w:val="23"/>
                 <w:lang w:eastAsia="en-IN"/>
@@ -644,7 +644,7 @@
             </w:r>
             <w:r>
               <w:rPr>
-                <w:rFonts w:ascii="Comic Sans MS" w:eastAsia="Times New Roman" w:hAnsi="Comic Sans MS" w:cs="Courier New"/>
+                <w:rFonts w:eastAsia="Times New Roman" w:cs="Courier New"/>
                 <w:b/>
                 <w:bCs/>
                 <w:color w:val="F8F8F2"/>
@@ -655,7 +655,7 @@
             </w:r>
             <w:r>
               <w:rPr>
-                <w:rFonts w:ascii="Comic Sans MS" w:eastAsia="Times New Roman" w:hAnsi="Comic Sans MS" w:cs="Courier New"/>
+                <w:rFonts w:eastAsia="Times New Roman" w:cs="Courier New"/>
                 <w:color w:val="F8F8F2"/>
                 <w:szCs w:val="23"/>
                 <w:lang w:eastAsia="en-IN"/>
@@ -664,7 +664,7 @@
             </w:r>
             <w:r>
               <w:rPr>
-                <w:rFonts w:ascii="Comic Sans MS" w:eastAsia="Times New Roman" w:hAnsi="Comic Sans MS" w:cs="Courier New"/>
+                <w:rFonts w:eastAsia="Times New Roman" w:cs="Courier New"/>
                 <w:b/>
                 <w:bCs/>
                 <w:color w:val="F8F8F2"/>
@@ -679,7 +679,7 @@
               <w:shd w:val="clear" w:color="auto" w:fill="282A36"/>
               <w:spacing w:line="384" w:lineRule="atLeast"/>
               <w:rPr>
-                <w:rFonts w:ascii="Comic Sans MS" w:eastAsia="Times New Roman" w:hAnsi="Comic Sans MS" w:cs="Courier New"/>
+                <w:rFonts w:eastAsia="Times New Roman" w:cs="Courier New"/>
                 <w:color w:val="6272A4"/>
                 <w:szCs w:val="18"/>
                 <w:lang w:eastAsia="en-IN"/>
@@ -687,7 +687,7 @@
             </w:pPr>
             <w:r>
               <w:rPr>
-                <w:rFonts w:ascii="Comic Sans MS" w:eastAsia="Times New Roman" w:hAnsi="Comic Sans MS" w:cs="Courier New"/>
+                <w:rFonts w:eastAsia="Times New Roman" w:cs="Courier New"/>
                 <w:b/>
                 <w:bCs/>
                 <w:color w:val="8BE9FD"/>
@@ -698,7 +698,7 @@
             </w:r>
             <w:r>
               <w:rPr>
-                <w:rFonts w:ascii="Comic Sans MS" w:eastAsia="Times New Roman" w:hAnsi="Comic Sans MS" w:cs="Courier New"/>
+                <w:rFonts w:eastAsia="Times New Roman" w:cs="Courier New"/>
                 <w:color w:val="F8F8F2"/>
                 <w:szCs w:val="23"/>
                 <w:lang w:eastAsia="en-IN"/>
@@ -707,7 +707,7 @@
             </w:r>
             <w:r>
               <w:rPr>
-                <w:rFonts w:ascii="Comic Sans MS" w:eastAsia="Times New Roman" w:hAnsi="Comic Sans MS" w:cs="Courier New"/>
+                <w:rFonts w:eastAsia="Times New Roman" w:cs="Courier New"/>
                 <w:color w:val="8BE9FD"/>
                 <w:szCs w:val="23"/>
                 <w:lang w:eastAsia="en-IN"/>
@@ -716,7 +716,7 @@
             </w:r>
             <w:r>
               <w:rPr>
-                <w:rFonts w:ascii="Comic Sans MS" w:eastAsia="Times New Roman" w:hAnsi="Comic Sans MS" w:cs="Courier New"/>
+                <w:rFonts w:eastAsia="Times New Roman" w:cs="Courier New"/>
                 <w:b/>
                 <w:bCs/>
                 <w:color w:val="F8F8F2"/>
@@ -727,7 +727,7 @@
             </w:r>
             <w:r>
               <w:rPr>
-                <w:rFonts w:ascii="Comic Sans MS" w:eastAsia="Times New Roman" w:hAnsi="Comic Sans MS" w:cs="Courier New"/>
+                <w:rFonts w:eastAsia="Times New Roman" w:cs="Courier New"/>
                 <w:color w:val="F8F8F2"/>
                 <w:szCs w:val="23"/>
                 <w:lang w:eastAsia="en-IN"/>
@@ -740,7 +740,7 @@
               <w:shd w:val="clear" w:color="auto" w:fill="282A36"/>
               <w:spacing w:line="384" w:lineRule="atLeast"/>
               <w:rPr>
-                <w:rFonts w:ascii="Comic Sans MS" w:eastAsia="Times New Roman" w:hAnsi="Comic Sans MS" w:cs="Courier New"/>
+                <w:rFonts w:eastAsia="Times New Roman" w:cs="Courier New"/>
                 <w:color w:val="6272A4"/>
                 <w:szCs w:val="18"/>
                 <w:lang w:eastAsia="en-IN"/>
@@ -748,7 +748,7 @@
             </w:pPr>
             <w:r>
               <w:rPr>
-                <w:rFonts w:ascii="Comic Sans MS" w:eastAsia="Times New Roman" w:hAnsi="Comic Sans MS" w:cs="Courier New"/>
+                <w:rFonts w:eastAsia="Times New Roman" w:cs="Courier New"/>
                 <w:b/>
                 <w:bCs/>
                 <w:color w:val="F8F8F2"/>
@@ -763,7 +763,7 @@
               <w:shd w:val="clear" w:color="auto" w:fill="282A36"/>
               <w:spacing w:line="384" w:lineRule="atLeast"/>
               <w:rPr>
-                <w:rFonts w:ascii="Comic Sans MS" w:eastAsia="Times New Roman" w:hAnsi="Comic Sans MS" w:cs="Courier New"/>
+                <w:rFonts w:eastAsia="Times New Roman" w:cs="Courier New"/>
                 <w:color w:val="6272A4"/>
                 <w:szCs w:val="18"/>
                 <w:lang w:eastAsia="en-IN"/>
@@ -771,7 +771,7 @@
             </w:pPr>
             <w:r>
               <w:rPr>
-                <w:rFonts w:ascii="Comic Sans MS" w:eastAsia="Times New Roman" w:hAnsi="Comic Sans MS" w:cs="Courier New"/>
+                <w:rFonts w:eastAsia="Times New Roman" w:cs="Courier New"/>
                 <w:b/>
                 <w:bCs/>
                 <w:color w:val="F8F8F2"/>
@@ -784,7 +784,6 @@
           <w:p>
             <w:pPr>
               <w:rPr>
-                <w:rFonts w:ascii="Comic Sans MS" w:hAnsi="Comic Sans MS"/>
                 <w:lang w:val="en-US"/>
               </w:rPr>
             </w:pPr>
@@ -799,7 +798,7 @@
               <w:shd w:val="clear" w:color="auto" w:fill="282A36"/>
               <w:spacing w:line="384" w:lineRule="atLeast"/>
               <w:rPr>
-                <w:rFonts w:ascii="Comic Sans MS" w:eastAsia="Times New Roman" w:hAnsi="Comic Sans MS" w:cs="Courier New"/>
+                <w:rFonts w:eastAsia="Times New Roman" w:cs="Courier New"/>
                 <w:color w:val="6272A4"/>
                 <w:szCs w:val="18"/>
                 <w:lang w:eastAsia="en-IN"/>
@@ -807,16 +806,17 @@
             </w:pPr>
             <w:r>
               <w:rPr>
-                <w:rFonts w:ascii="Comic Sans MS" w:eastAsia="Times New Roman" w:hAnsi="Comic Sans MS" w:cs="Courier New"/>
+                <w:rFonts w:eastAsia="Times New Roman" w:cs="Courier New"/>
                 <w:color w:val="6272A4"/>
                 <w:szCs w:val="23"/>
                 <w:lang w:eastAsia="en-IN"/>
               </w:rPr>
+              <w:lastRenderedPageBreak/>
               <w:t>@GetMapping</w:t>
             </w:r>
             <w:r>
               <w:rPr>
-                <w:rFonts w:ascii="Comic Sans MS" w:eastAsia="Times New Roman" w:hAnsi="Comic Sans MS" w:cs="Courier New"/>
+                <w:rFonts w:eastAsia="Times New Roman" w:cs="Courier New"/>
                 <w:b/>
                 <w:bCs/>
                 <w:color w:val="F8F8F2"/>
@@ -827,7 +827,7 @@
             </w:r>
             <w:r>
               <w:rPr>
-                <w:rFonts w:ascii="Comic Sans MS" w:eastAsia="Times New Roman" w:hAnsi="Comic Sans MS" w:cs="Courier New"/>
+                <w:rFonts w:eastAsia="Times New Roman" w:cs="Courier New"/>
                 <w:color w:val="F1FA8C"/>
                 <w:szCs w:val="23"/>
                 <w:lang w:eastAsia="en-IN"/>
@@ -836,7 +836,7 @@
             </w:r>
             <w:r>
               <w:rPr>
-                <w:rFonts w:ascii="Comic Sans MS" w:eastAsia="Times New Roman" w:hAnsi="Comic Sans MS" w:cs="Courier New"/>
+                <w:rFonts w:eastAsia="Times New Roman" w:cs="Courier New"/>
                 <w:b/>
                 <w:bCs/>
                 <w:color w:val="F8F8F2"/>
@@ -851,7 +851,7 @@
               <w:shd w:val="clear" w:color="auto" w:fill="282A36"/>
               <w:spacing w:line="384" w:lineRule="atLeast"/>
               <w:rPr>
-                <w:rFonts w:ascii="Comic Sans MS" w:eastAsia="Times New Roman" w:hAnsi="Comic Sans MS" w:cs="Courier New"/>
+                <w:rFonts w:eastAsia="Times New Roman" w:cs="Courier New"/>
                 <w:color w:val="6272A4"/>
                 <w:szCs w:val="18"/>
                 <w:lang w:eastAsia="en-IN"/>
@@ -859,7 +859,7 @@
             </w:pPr>
             <w:r>
               <w:rPr>
-                <w:rFonts w:ascii="Comic Sans MS" w:eastAsia="Times New Roman" w:hAnsi="Comic Sans MS" w:cs="Courier New"/>
+                <w:rFonts w:eastAsia="Times New Roman" w:cs="Courier New"/>
                 <w:b/>
                 <w:bCs/>
                 <w:color w:val="FF79C6"/>
@@ -870,7 +870,7 @@
             </w:r>
             <w:r>
               <w:rPr>
-                <w:rFonts w:ascii="Comic Sans MS" w:eastAsia="Times New Roman" w:hAnsi="Comic Sans MS" w:cs="Courier New"/>
+                <w:rFonts w:eastAsia="Times New Roman" w:cs="Courier New"/>
                 <w:color w:val="F8F8F2"/>
                 <w:szCs w:val="23"/>
                 <w:lang w:eastAsia="en-IN"/>
@@ -879,7 +879,7 @@
             </w:r>
             <w:r>
               <w:rPr>
-                <w:rFonts w:ascii="Comic Sans MS" w:eastAsia="Times New Roman" w:hAnsi="Comic Sans MS" w:cs="Courier New"/>
+                <w:rFonts w:eastAsia="Times New Roman" w:cs="Courier New"/>
                 <w:color w:val="8BE9FD"/>
                 <w:szCs w:val="23"/>
                 <w:lang w:eastAsia="en-IN"/>
@@ -888,7 +888,7 @@
             </w:r>
             <w:r>
               <w:rPr>
-                <w:rFonts w:ascii="Comic Sans MS" w:eastAsia="Times New Roman" w:hAnsi="Comic Sans MS" w:cs="Courier New"/>
+                <w:rFonts w:eastAsia="Times New Roman" w:cs="Courier New"/>
                 <w:b/>
                 <w:bCs/>
                 <w:color w:val="F8F8F2"/>
@@ -899,7 +899,7 @@
             </w:r>
             <w:r>
               <w:rPr>
-                <w:rFonts w:ascii="Comic Sans MS" w:eastAsia="Times New Roman" w:hAnsi="Comic Sans MS" w:cs="Courier New"/>
+                <w:rFonts w:eastAsia="Times New Roman" w:cs="Courier New"/>
                 <w:color w:val="6272A4"/>
                 <w:szCs w:val="23"/>
                 <w:lang w:eastAsia="en-IN"/>
@@ -908,7 +908,7 @@
             </w:r>
             <w:r>
               <w:rPr>
-                <w:rFonts w:ascii="Comic Sans MS" w:eastAsia="Times New Roman" w:hAnsi="Comic Sans MS" w:cs="Courier New"/>
+                <w:rFonts w:eastAsia="Times New Roman" w:cs="Courier New"/>
                 <w:color w:val="F8F8F2"/>
                 <w:szCs w:val="23"/>
                 <w:lang w:eastAsia="en-IN"/>
@@ -917,7 +917,7 @@
             </w:r>
             <w:r>
               <w:rPr>
-                <w:rFonts w:ascii="Comic Sans MS" w:eastAsia="Times New Roman" w:hAnsi="Comic Sans MS" w:cs="Courier New"/>
+                <w:rFonts w:eastAsia="Times New Roman" w:cs="Courier New"/>
                 <w:color w:val="8BE9FD"/>
                 <w:szCs w:val="23"/>
                 <w:lang w:eastAsia="en-IN"/>
@@ -926,7 +926,7 @@
             </w:r>
             <w:r>
               <w:rPr>
-                <w:rFonts w:ascii="Comic Sans MS" w:eastAsia="Times New Roman" w:hAnsi="Comic Sans MS" w:cs="Courier New"/>
+                <w:rFonts w:eastAsia="Times New Roman" w:cs="Courier New"/>
                 <w:color w:val="F8F8F2"/>
                 <w:szCs w:val="23"/>
                 <w:lang w:eastAsia="en-IN"/>
@@ -935,7 +935,7 @@
             </w:r>
             <w:r>
               <w:rPr>
-                <w:rFonts w:ascii="Comic Sans MS" w:eastAsia="Times New Roman" w:hAnsi="Comic Sans MS" w:cs="Courier New"/>
+                <w:rFonts w:eastAsia="Times New Roman" w:cs="Courier New"/>
                 <w:b/>
                 <w:bCs/>
                 <w:color w:val="F8F8F2"/>
@@ -946,7 +946,7 @@
             </w:r>
             <w:r>
               <w:rPr>
-                <w:rFonts w:ascii="Comic Sans MS" w:eastAsia="Times New Roman" w:hAnsi="Comic Sans MS" w:cs="Courier New"/>
+                <w:rFonts w:eastAsia="Times New Roman" w:cs="Courier New"/>
                 <w:color w:val="F8F8F2"/>
                 <w:szCs w:val="23"/>
                 <w:lang w:eastAsia="en-IN"/>
@@ -955,7 +955,7 @@
             </w:r>
             <w:r>
               <w:rPr>
-                <w:rFonts w:ascii="Comic Sans MS" w:eastAsia="Times New Roman" w:hAnsi="Comic Sans MS" w:cs="Courier New"/>
+                <w:rFonts w:eastAsia="Times New Roman" w:cs="Courier New"/>
                 <w:b/>
                 <w:bCs/>
                 <w:color w:val="F8F8F2"/>
@@ -970,7 +970,7 @@
               <w:shd w:val="clear" w:color="auto" w:fill="282A36"/>
               <w:spacing w:line="384" w:lineRule="atLeast"/>
               <w:rPr>
-                <w:rFonts w:ascii="Comic Sans MS" w:eastAsia="Times New Roman" w:hAnsi="Comic Sans MS" w:cs="Courier New"/>
+                <w:rFonts w:eastAsia="Times New Roman" w:cs="Courier New"/>
                 <w:color w:val="6272A4"/>
                 <w:szCs w:val="18"/>
                 <w:lang w:eastAsia="en-IN"/>
@@ -978,7 +978,7 @@
             </w:pPr>
             <w:r>
               <w:rPr>
-                <w:rFonts w:ascii="Comic Sans MS" w:eastAsia="Times New Roman" w:hAnsi="Comic Sans MS" w:cs="Courier New"/>
+                <w:rFonts w:eastAsia="Times New Roman" w:cs="Courier New"/>
                 <w:b/>
                 <w:bCs/>
                 <w:color w:val="FF79C6"/>
@@ -989,7 +989,7 @@
             </w:r>
             <w:r>
               <w:rPr>
-                <w:rFonts w:ascii="Comic Sans MS" w:eastAsia="Times New Roman" w:hAnsi="Comic Sans MS" w:cs="Courier New"/>
+                <w:rFonts w:eastAsia="Times New Roman" w:cs="Courier New"/>
                 <w:color w:val="F8F8F2"/>
                 <w:szCs w:val="23"/>
                 <w:lang w:eastAsia="en-IN"/>
@@ -998,7 +998,7 @@
             </w:r>
             <w:r>
               <w:rPr>
-                <w:rFonts w:ascii="Comic Sans MS" w:eastAsia="Times New Roman" w:hAnsi="Comic Sans MS" w:cs="Courier New"/>
+                <w:rFonts w:eastAsia="Times New Roman" w:cs="Courier New"/>
                 <w:color w:val="8BE9FD"/>
                 <w:szCs w:val="23"/>
                 <w:lang w:eastAsia="en-IN"/>
@@ -1007,7 +1007,7 @@
             </w:r>
             <w:r>
               <w:rPr>
-                <w:rFonts w:ascii="Comic Sans MS" w:eastAsia="Times New Roman" w:hAnsi="Comic Sans MS" w:cs="Courier New"/>
+                <w:rFonts w:eastAsia="Times New Roman" w:cs="Courier New"/>
                 <w:b/>
                 <w:bCs/>
                 <w:color w:val="F8F8F2"/>
@@ -1018,7 +1018,7 @@
             </w:r>
             <w:r>
               <w:rPr>
-                <w:rFonts w:ascii="Comic Sans MS" w:eastAsia="Times New Roman" w:hAnsi="Comic Sans MS" w:cs="Courier New"/>
+                <w:rFonts w:eastAsia="Times New Roman" w:cs="Courier New"/>
                 <w:color w:val="F1FA8C"/>
                 <w:szCs w:val="23"/>
                 <w:lang w:eastAsia="en-IN"/>
@@ -1027,7 +1027,7 @@
             </w:r>
             <w:r>
               <w:rPr>
-                <w:rFonts w:ascii="Comic Sans MS" w:eastAsia="Times New Roman" w:hAnsi="Comic Sans MS" w:cs="Courier New"/>
+                <w:rFonts w:eastAsia="Times New Roman" w:cs="Courier New"/>
                 <w:color w:val="F8F8F2"/>
                 <w:szCs w:val="23"/>
                 <w:lang w:eastAsia="en-IN"/>
@@ -1036,7 +1036,7 @@
             </w:r>
             <w:r>
               <w:rPr>
-                <w:rFonts w:ascii="Comic Sans MS" w:eastAsia="Times New Roman" w:hAnsi="Comic Sans MS" w:cs="Courier New"/>
+                <w:rFonts w:eastAsia="Times New Roman" w:cs="Courier New"/>
                 <w:color w:val="8BE9FD"/>
                 <w:szCs w:val="23"/>
                 <w:lang w:eastAsia="en-IN"/>
@@ -1045,7 +1045,7 @@
             </w:r>
             <w:r>
               <w:rPr>
-                <w:rFonts w:ascii="Comic Sans MS" w:eastAsia="Times New Roman" w:hAnsi="Comic Sans MS" w:cs="Courier New"/>
+                <w:rFonts w:eastAsia="Times New Roman" w:cs="Courier New"/>
                 <w:b/>
                 <w:bCs/>
                 <w:color w:val="F8F8F2"/>
@@ -1056,7 +1056,7 @@
             </w:r>
             <w:r>
               <w:rPr>
-                <w:rFonts w:ascii="Comic Sans MS" w:eastAsia="Times New Roman" w:hAnsi="Comic Sans MS" w:cs="Courier New"/>
+                <w:rFonts w:eastAsia="Times New Roman" w:cs="Courier New"/>
                 <w:color w:val="F8F8F2"/>
                 <w:szCs w:val="23"/>
                 <w:lang w:eastAsia="en-IN"/>
@@ -1069,7 +1069,7 @@
               <w:shd w:val="clear" w:color="auto" w:fill="282A36"/>
               <w:spacing w:line="384" w:lineRule="atLeast"/>
               <w:rPr>
-                <w:rFonts w:ascii="Comic Sans MS" w:eastAsia="Times New Roman" w:hAnsi="Comic Sans MS" w:cs="Courier New"/>
+                <w:rFonts w:eastAsia="Times New Roman" w:cs="Courier New"/>
                 <w:color w:val="6272A4"/>
                 <w:szCs w:val="18"/>
                 <w:lang w:eastAsia="en-IN"/>
@@ -1077,7 +1077,7 @@
             </w:pPr>
             <w:r>
               <w:rPr>
-                <w:rFonts w:ascii="Comic Sans MS" w:eastAsia="Times New Roman" w:hAnsi="Comic Sans MS" w:cs="Courier New"/>
+                <w:rFonts w:eastAsia="Times New Roman" w:cs="Courier New"/>
                 <w:b/>
                 <w:bCs/>
                 <w:color w:val="F8F8F2"/>
@@ -1090,7 +1090,6 @@
           <w:p>
             <w:pPr>
               <w:rPr>
-                <w:rFonts w:ascii="Comic Sans MS" w:hAnsi="Comic Sans MS"/>
                 <w:lang w:val="en-US"/>
               </w:rPr>
             </w:pPr>
@@ -1104,6 +1103,7 @@
         <w:spacing w:after="100" w:afterAutospacing="1" w:line="240" w:lineRule="auto"/>
       </w:pPr>
       <w:r>
+        <w:lastRenderedPageBreak/>
         <w:t>RestTemplate provides several groups of overloaded methods based on the Spring template pattern:</w:t>
       </w:r>
     </w:p>
@@ -1117,7 +1117,6 @@
         <w:spacing w:before="100" w:beforeAutospacing="1" w:after="100" w:afterAutospacing="1" w:line="240" w:lineRule="auto"/>
       </w:pPr>
       <w:r>
-        <w:lastRenderedPageBreak/>
         <w:t>XXXForObject (most straightforward)</w:t>
       </w:r>
     </w:p>
@@ -1547,6 +1546,7 @@
                 <w:szCs w:val="23"/>
                 <w:lang w:eastAsia="en-IN"/>
               </w:rPr>
+              <w:lastRenderedPageBreak/>
               <w:t>@Bean</w:t>
             </w:r>
           </w:p>
@@ -1910,6 +1910,7 @@
                 <w:szCs w:val="23"/>
                 <w:lang w:eastAsia="en-IN"/>
               </w:rPr>
+              <w:lastRenderedPageBreak/>
               <w:t>@GetMapping</w:t>
             </w:r>
             <w:r>
@@ -2144,6 +2145,7 @@
                 <w:szCs w:val="23"/>
                 <w:lang w:eastAsia="en-IN"/>
               </w:rPr>
+              <w:lastRenderedPageBreak/>
               <w:t>return</w:t>
             </w:r>
             <w:r>
@@ -2451,7 +2453,7 @@
         <w:shd w:val="clear" w:color="auto" w:fill="0D0E23"/>
         <w:spacing w:after="100" w:afterAutospacing="1" w:line="240" w:lineRule="auto"/>
         <w:rPr>
-          <w:rFonts w:ascii="Comic Sans MS" w:eastAsia="Times New Roman" w:hAnsi="Comic Sans MS" w:cs="Arial"/>
+          <w:rFonts w:eastAsia="Times New Roman" w:cs="Arial"/>
           <w:color w:val="D5D5ED"/>
           <w:sz w:val="27"/>
           <w:szCs w:val="27"/>
@@ -2460,7 +2462,7 @@
       </w:pPr>
       <w:r>
         <w:rPr>
-          <w:rFonts w:ascii="Comic Sans MS" w:eastAsia="Times New Roman" w:hAnsi="Comic Sans MS" w:cs="Arial"/>
+          <w:rFonts w:eastAsia="Times New Roman" w:cs="Arial"/>
           <w:color w:val="D5D5ED"/>
           <w:sz w:val="27"/>
           <w:szCs w:val="27"/>
@@ -2471,7 +2473,7 @@
       </w:r>
       <w:r>
         <w:rPr>
-          <w:rFonts w:ascii="Comic Sans MS" w:eastAsia="Times New Roman" w:hAnsi="Comic Sans MS" w:cs="Arial"/>
+          <w:rFonts w:eastAsia="Times New Roman" w:cs="Arial"/>
           <w:b/>
           <w:bCs/>
           <w:color w:val="D5D5ED"/>
@@ -2483,7 +2485,7 @@
       </w:r>
       <w:r>
         <w:rPr>
-          <w:rFonts w:ascii="Comic Sans MS" w:eastAsia="Times New Roman" w:hAnsi="Comic Sans MS" w:cs="Arial"/>
+          <w:rFonts w:eastAsia="Times New Roman" w:cs="Arial"/>
           <w:color w:val="D5D5ED"/>
           <w:sz w:val="27"/>
           <w:szCs w:val="27"/>
@@ -2493,7 +2495,7 @@
       </w:r>
       <w:r>
         <w:rPr>
-          <w:rFonts w:ascii="Comic Sans MS" w:eastAsia="Times New Roman" w:hAnsi="Comic Sans MS" w:cs="Arial"/>
+          <w:rFonts w:eastAsia="Times New Roman" w:cs="Arial"/>
           <w:b/>
           <w:bCs/>
           <w:color w:val="D5D5ED"/>
@@ -2505,7 +2507,7 @@
       </w:r>
       <w:r>
         <w:rPr>
-          <w:rFonts w:ascii="Comic Sans MS" w:eastAsia="Times New Roman" w:hAnsi="Comic Sans MS" w:cs="Arial"/>
+          <w:rFonts w:eastAsia="Times New Roman" w:cs="Arial"/>
           <w:color w:val="D5D5ED"/>
           <w:sz w:val="27"/>
           <w:szCs w:val="27"/>
@@ -2515,7 +2517,7 @@
       </w:r>
       <w:r>
         <w:rPr>
-          <w:rFonts w:ascii="Comic Sans MS" w:eastAsia="Times New Roman" w:hAnsi="Comic Sans MS" w:cs="Arial"/>
+          <w:rFonts w:eastAsia="Times New Roman" w:cs="Arial"/>
           <w:b/>
           <w:bCs/>
           <w:color w:val="D5D5ED"/>
@@ -2527,7 +2529,7 @@
       </w:r>
       <w:r>
         <w:rPr>
-          <w:rFonts w:ascii="Comic Sans MS" w:eastAsia="Times New Roman" w:hAnsi="Comic Sans MS" w:cs="Arial"/>
+          <w:rFonts w:eastAsia="Times New Roman" w:cs="Arial"/>
           <w:color w:val="D5D5ED"/>
           <w:sz w:val="27"/>
           <w:szCs w:val="27"/>
@@ -2537,7 +2539,7 @@
       </w:r>
       <w:r>
         <w:rPr>
-          <w:rFonts w:ascii="Comic Sans MS" w:eastAsia="Times New Roman" w:hAnsi="Comic Sans MS" w:cs="Arial"/>
+          <w:rFonts w:eastAsia="Times New Roman" w:cs="Arial"/>
           <w:b/>
           <w:bCs/>
           <w:color w:val="D5D5ED"/>
@@ -2549,7 +2551,7 @@
       </w:r>
       <w:r>
         <w:rPr>
-          <w:rFonts w:ascii="Comic Sans MS" w:eastAsia="Times New Roman" w:hAnsi="Comic Sans MS" w:cs="Arial"/>
+          <w:rFonts w:eastAsia="Times New Roman" w:cs="Arial"/>
           <w:color w:val="D5D5ED"/>
           <w:sz w:val="27"/>
           <w:szCs w:val="27"/>
@@ -2563,7 +2565,7 @@
         <w:shd w:val="clear" w:color="auto" w:fill="282A36"/>
         <w:spacing w:after="0" w:line="384" w:lineRule="atLeast"/>
         <w:rPr>
-          <w:rFonts w:ascii="Comic Sans MS" w:eastAsia="Times New Roman" w:hAnsi="Comic Sans MS" w:cs="Courier New"/>
+          <w:rFonts w:eastAsia="Times New Roman" w:cs="Courier New"/>
           <w:color w:val="6272A4"/>
           <w:sz w:val="18"/>
           <w:szCs w:val="18"/>
@@ -2572,7 +2574,7 @@
       </w:pPr>
       <w:r>
         <w:rPr>
-          <w:rFonts w:ascii="Comic Sans MS" w:eastAsia="Times New Roman" w:hAnsi="Comic Sans MS" w:cs="Courier New"/>
+          <w:rFonts w:eastAsia="Times New Roman" w:cs="Courier New"/>
           <w:color w:val="6272A4"/>
           <w:sz w:val="23"/>
           <w:szCs w:val="23"/>
@@ -2582,7 +2584,7 @@
       </w:r>
       <w:r>
         <w:rPr>
-          <w:rFonts w:ascii="Comic Sans MS" w:eastAsia="Times New Roman" w:hAnsi="Comic Sans MS" w:cs="Courier New"/>
+          <w:rFonts w:eastAsia="Times New Roman" w:cs="Courier New"/>
           <w:b/>
           <w:bCs/>
           <w:color w:val="F8F8F2"/>
@@ -2594,7 +2596,7 @@
       </w:r>
       <w:r>
         <w:rPr>
-          <w:rFonts w:ascii="Comic Sans MS" w:eastAsia="Times New Roman" w:hAnsi="Comic Sans MS" w:cs="Courier New"/>
+          <w:rFonts w:eastAsia="Times New Roman" w:cs="Courier New"/>
           <w:color w:val="F1FA8C"/>
           <w:sz w:val="23"/>
           <w:szCs w:val="23"/>
@@ -2604,7 +2606,7 @@
       </w:r>
       <w:r>
         <w:rPr>
-          <w:rFonts w:ascii="Comic Sans MS" w:eastAsia="Times New Roman" w:hAnsi="Comic Sans MS" w:cs="Courier New"/>
+          <w:rFonts w:eastAsia="Times New Roman" w:cs="Courier New"/>
           <w:b/>
           <w:bCs/>
           <w:color w:val="F8F8F2"/>
@@ -2620,7 +2622,7 @@
         <w:shd w:val="clear" w:color="auto" w:fill="282A36"/>
         <w:spacing w:after="0" w:line="384" w:lineRule="atLeast"/>
         <w:rPr>
-          <w:rFonts w:ascii="Comic Sans MS" w:eastAsia="Times New Roman" w:hAnsi="Comic Sans MS" w:cs="Courier New"/>
+          <w:rFonts w:eastAsia="Times New Roman" w:cs="Courier New"/>
           <w:color w:val="6272A4"/>
           <w:sz w:val="18"/>
           <w:szCs w:val="18"/>
@@ -2629,7 +2631,7 @@
       </w:pPr>
       <w:r>
         <w:rPr>
-          <w:rFonts w:ascii="Comic Sans MS" w:eastAsia="Times New Roman" w:hAnsi="Comic Sans MS" w:cs="Courier New"/>
+          <w:rFonts w:eastAsia="Times New Roman" w:cs="Courier New"/>
           <w:b/>
           <w:bCs/>
           <w:color w:val="FF79C6"/>
@@ -2641,7 +2643,7 @@
       </w:r>
       <w:r>
         <w:rPr>
-          <w:rFonts w:ascii="Comic Sans MS" w:eastAsia="Times New Roman" w:hAnsi="Comic Sans MS" w:cs="Courier New"/>
+          <w:rFonts w:eastAsia="Times New Roman" w:cs="Courier New"/>
           <w:color w:val="F8F8F2"/>
           <w:sz w:val="23"/>
           <w:szCs w:val="23"/>
@@ -2651,7 +2653,7 @@
       </w:r>
       <w:r>
         <w:rPr>
-          <w:rFonts w:ascii="Comic Sans MS" w:eastAsia="Times New Roman" w:hAnsi="Comic Sans MS" w:cs="Courier New"/>
+          <w:rFonts w:eastAsia="Times New Roman" w:cs="Courier New"/>
           <w:color w:val="8BE9FD"/>
           <w:sz w:val="23"/>
           <w:szCs w:val="23"/>
@@ -2661,7 +2663,7 @@
       </w:r>
       <w:r>
         <w:rPr>
-          <w:rFonts w:ascii="Comic Sans MS" w:eastAsia="Times New Roman" w:hAnsi="Comic Sans MS" w:cs="Courier New"/>
+          <w:rFonts w:eastAsia="Times New Roman" w:cs="Courier New"/>
           <w:b/>
           <w:bCs/>
           <w:color w:val="F8F8F2"/>
@@ -2673,7 +2675,7 @@
       </w:r>
       <w:r>
         <w:rPr>
-          <w:rFonts w:ascii="Comic Sans MS" w:eastAsia="Times New Roman" w:hAnsi="Comic Sans MS" w:cs="Courier New"/>
+          <w:rFonts w:eastAsia="Times New Roman" w:cs="Courier New"/>
           <w:color w:val="6272A4"/>
           <w:sz w:val="23"/>
           <w:szCs w:val="23"/>
@@ -2683,7 +2685,7 @@
       </w:r>
       <w:r>
         <w:rPr>
-          <w:rFonts w:ascii="Comic Sans MS" w:eastAsia="Times New Roman" w:hAnsi="Comic Sans MS" w:cs="Courier New"/>
+          <w:rFonts w:eastAsia="Times New Roman" w:cs="Courier New"/>
           <w:color w:val="F8F8F2"/>
           <w:sz w:val="23"/>
           <w:szCs w:val="23"/>
@@ -2693,7 +2695,7 @@
       </w:r>
       <w:r>
         <w:rPr>
-          <w:rFonts w:ascii="Comic Sans MS" w:eastAsia="Times New Roman" w:hAnsi="Comic Sans MS" w:cs="Courier New"/>
+          <w:rFonts w:eastAsia="Times New Roman" w:cs="Courier New"/>
           <w:color w:val="8BE9FD"/>
           <w:sz w:val="23"/>
           <w:szCs w:val="23"/>
@@ -2703,7 +2705,7 @@
       </w:r>
       <w:r>
         <w:rPr>
-          <w:rFonts w:ascii="Comic Sans MS" w:eastAsia="Times New Roman" w:hAnsi="Comic Sans MS" w:cs="Courier New"/>
+          <w:rFonts w:eastAsia="Times New Roman" w:cs="Courier New"/>
           <w:color w:val="F8F8F2"/>
           <w:sz w:val="23"/>
           <w:szCs w:val="23"/>
@@ -2713,7 +2715,7 @@
       </w:r>
       <w:r>
         <w:rPr>
-          <w:rFonts w:ascii="Comic Sans MS" w:eastAsia="Times New Roman" w:hAnsi="Comic Sans MS" w:cs="Courier New"/>
+          <w:rFonts w:eastAsia="Times New Roman" w:cs="Courier New"/>
           <w:b/>
           <w:bCs/>
           <w:color w:val="F8F8F2"/>
@@ -2725,7 +2727,7 @@
       </w:r>
       <w:r>
         <w:rPr>
-          <w:rFonts w:ascii="Comic Sans MS" w:eastAsia="Times New Roman" w:hAnsi="Comic Sans MS" w:cs="Courier New"/>
+          <w:rFonts w:eastAsia="Times New Roman" w:cs="Courier New"/>
           <w:color w:val="F8F8F2"/>
           <w:sz w:val="23"/>
           <w:szCs w:val="23"/>
@@ -2735,7 +2737,7 @@
       </w:r>
       <w:r>
         <w:rPr>
-          <w:rFonts w:ascii="Comic Sans MS" w:eastAsia="Times New Roman" w:hAnsi="Comic Sans MS" w:cs="Courier New"/>
+          <w:rFonts w:eastAsia="Times New Roman" w:cs="Courier New"/>
           <w:b/>
           <w:bCs/>
           <w:color w:val="F8F8F2"/>
@@ -2751,7 +2753,7 @@
         <w:shd w:val="clear" w:color="auto" w:fill="282A36"/>
         <w:spacing w:after="0" w:line="384" w:lineRule="atLeast"/>
         <w:rPr>
-          <w:rFonts w:ascii="Comic Sans MS" w:eastAsia="Times New Roman" w:hAnsi="Comic Sans MS" w:cs="Courier New"/>
+          <w:rFonts w:eastAsia="Times New Roman" w:cs="Courier New"/>
           <w:color w:val="6272A4"/>
           <w:sz w:val="18"/>
           <w:szCs w:val="18"/>
@@ -2760,7 +2762,7 @@
       </w:pPr>
       <w:r>
         <w:rPr>
-          <w:rFonts w:ascii="Comic Sans MS" w:eastAsia="Times New Roman" w:hAnsi="Comic Sans MS" w:cs="Courier New"/>
+          <w:rFonts w:eastAsia="Times New Roman" w:cs="Courier New"/>
           <w:b/>
           <w:bCs/>
           <w:color w:val="FF79C6"/>
@@ -2772,7 +2774,7 @@
       </w:r>
       <w:r>
         <w:rPr>
-          <w:rFonts w:ascii="Comic Sans MS" w:eastAsia="Times New Roman" w:hAnsi="Comic Sans MS" w:cs="Courier New"/>
+          <w:rFonts w:eastAsia="Times New Roman" w:cs="Courier New"/>
           <w:color w:val="F8F8F2"/>
           <w:sz w:val="23"/>
           <w:szCs w:val="23"/>
@@ -2786,7 +2788,7 @@
         <w:shd w:val="clear" w:color="auto" w:fill="282A36"/>
         <w:spacing w:after="0" w:line="384" w:lineRule="atLeast"/>
         <w:rPr>
-          <w:rFonts w:ascii="Comic Sans MS" w:eastAsia="Times New Roman" w:hAnsi="Comic Sans MS" w:cs="Courier New"/>
+          <w:rFonts w:eastAsia="Times New Roman" w:cs="Courier New"/>
           <w:color w:val="6272A4"/>
           <w:sz w:val="18"/>
           <w:szCs w:val="18"/>
@@ -2795,7 +2797,7 @@
       </w:pPr>
       <w:r>
         <w:rPr>
-          <w:rFonts w:ascii="Comic Sans MS" w:eastAsia="Times New Roman" w:hAnsi="Comic Sans MS" w:cs="Courier New"/>
+          <w:rFonts w:eastAsia="Times New Roman" w:cs="Courier New"/>
           <w:color w:val="F8F8F2"/>
           <w:sz w:val="23"/>
           <w:szCs w:val="23"/>
@@ -2805,7 +2807,7 @@
       </w:r>
       <w:r>
         <w:rPr>
-          <w:rFonts w:ascii="Comic Sans MS" w:eastAsia="Times New Roman" w:hAnsi="Comic Sans MS" w:cs="Courier New"/>
+          <w:rFonts w:eastAsia="Times New Roman" w:cs="Courier New"/>
           <w:color w:val="8BE9FD"/>
           <w:sz w:val="23"/>
           <w:szCs w:val="23"/>
@@ -2815,7 +2817,7 @@
       </w:r>
       <w:r>
         <w:rPr>
-          <w:rFonts w:ascii="Comic Sans MS" w:eastAsia="Times New Roman" w:hAnsi="Comic Sans MS" w:cs="Courier New"/>
+          <w:rFonts w:eastAsia="Times New Roman" w:cs="Courier New"/>
           <w:b/>
           <w:bCs/>
           <w:color w:val="F8F8F2"/>
@@ -2831,7 +2833,7 @@
         <w:shd w:val="clear" w:color="auto" w:fill="282A36"/>
         <w:spacing w:after="0" w:line="384" w:lineRule="atLeast"/>
         <w:rPr>
-          <w:rFonts w:ascii="Comic Sans MS" w:eastAsia="Times New Roman" w:hAnsi="Comic Sans MS" w:cs="Courier New"/>
+          <w:rFonts w:eastAsia="Times New Roman" w:cs="Courier New"/>
           <w:color w:val="6272A4"/>
           <w:sz w:val="18"/>
           <w:szCs w:val="18"/>
@@ -2840,7 +2842,7 @@
       </w:pPr>
       <w:r>
         <w:rPr>
-          <w:rFonts w:ascii="Comic Sans MS" w:eastAsia="Times New Roman" w:hAnsi="Comic Sans MS" w:cs="Courier New"/>
+          <w:rFonts w:eastAsia="Times New Roman" w:cs="Courier New"/>
           <w:color w:val="F8F8F2"/>
           <w:sz w:val="23"/>
           <w:szCs w:val="23"/>
@@ -2850,7 +2852,7 @@
       </w:r>
       <w:r>
         <w:rPr>
-          <w:rFonts w:ascii="Comic Sans MS" w:eastAsia="Times New Roman" w:hAnsi="Comic Sans MS" w:cs="Courier New"/>
+          <w:rFonts w:eastAsia="Times New Roman" w:cs="Courier New"/>
           <w:color w:val="8BE9FD"/>
           <w:sz w:val="23"/>
           <w:szCs w:val="23"/>
@@ -2860,7 +2862,7 @@
       </w:r>
       <w:r>
         <w:rPr>
-          <w:rFonts w:ascii="Comic Sans MS" w:eastAsia="Times New Roman" w:hAnsi="Comic Sans MS" w:cs="Courier New"/>
+          <w:rFonts w:eastAsia="Times New Roman" w:cs="Courier New"/>
           <w:b/>
           <w:bCs/>
           <w:color w:val="F8F8F2"/>
@@ -2872,7 +2874,7 @@
       </w:r>
       <w:r>
         <w:rPr>
-          <w:rFonts w:ascii="Comic Sans MS" w:eastAsia="Times New Roman" w:hAnsi="Comic Sans MS" w:cs="Courier New"/>
+          <w:rFonts w:eastAsia="Times New Roman" w:cs="Courier New"/>
           <w:color w:val="F1FA8C"/>
           <w:sz w:val="23"/>
           <w:szCs w:val="23"/>
@@ -2882,7 +2884,7 @@
       </w:r>
       <w:r>
         <w:rPr>
-          <w:rFonts w:ascii="Comic Sans MS" w:eastAsia="Times New Roman" w:hAnsi="Comic Sans MS" w:cs="Courier New"/>
+          <w:rFonts w:eastAsia="Times New Roman" w:cs="Courier New"/>
           <w:color w:val="F8F8F2"/>
           <w:sz w:val="23"/>
           <w:szCs w:val="23"/>
@@ -2892,7 +2894,7 @@
       </w:r>
       <w:r>
         <w:rPr>
-          <w:rFonts w:ascii="Comic Sans MS" w:eastAsia="Times New Roman" w:hAnsi="Comic Sans MS" w:cs="Courier New"/>
+          <w:rFonts w:eastAsia="Times New Roman" w:cs="Courier New"/>
           <w:b/>
           <w:bCs/>
           <w:color w:val="F8F8F2"/>
@@ -2908,7 +2910,7 @@
         <w:shd w:val="clear" w:color="auto" w:fill="282A36"/>
         <w:spacing w:after="0" w:line="384" w:lineRule="atLeast"/>
         <w:rPr>
-          <w:rFonts w:ascii="Comic Sans MS" w:eastAsia="Times New Roman" w:hAnsi="Comic Sans MS" w:cs="Courier New"/>
+          <w:rFonts w:eastAsia="Times New Roman" w:cs="Courier New"/>
           <w:color w:val="6272A4"/>
           <w:sz w:val="18"/>
           <w:szCs w:val="18"/>
@@ -2917,7 +2919,7 @@
       </w:pPr>
       <w:r>
         <w:rPr>
-          <w:rFonts w:ascii="Comic Sans MS" w:eastAsia="Times New Roman" w:hAnsi="Comic Sans MS" w:cs="Courier New"/>
+          <w:rFonts w:eastAsia="Times New Roman" w:cs="Courier New"/>
           <w:color w:val="F8F8F2"/>
           <w:sz w:val="23"/>
           <w:szCs w:val="23"/>
@@ -2927,7 +2929,7 @@
       </w:r>
       <w:r>
         <w:rPr>
-          <w:rFonts w:ascii="Comic Sans MS" w:eastAsia="Times New Roman" w:hAnsi="Comic Sans MS" w:cs="Courier New"/>
+          <w:rFonts w:eastAsia="Times New Roman" w:cs="Courier New"/>
           <w:color w:val="8BE9FD"/>
           <w:sz w:val="23"/>
           <w:szCs w:val="23"/>
@@ -2937,7 +2939,7 @@
       </w:r>
       <w:r>
         <w:rPr>
-          <w:rFonts w:ascii="Comic Sans MS" w:eastAsia="Times New Roman" w:hAnsi="Comic Sans MS" w:cs="Courier New"/>
+          <w:rFonts w:eastAsia="Times New Roman" w:cs="Courier New"/>
           <w:b/>
           <w:bCs/>
           <w:color w:val="F8F8F2"/>
@@ -2953,7 +2955,7 @@
         <w:shd w:val="clear" w:color="auto" w:fill="282A36"/>
         <w:spacing w:after="0" w:line="384" w:lineRule="atLeast"/>
         <w:rPr>
-          <w:rFonts w:ascii="Comic Sans MS" w:eastAsia="Times New Roman" w:hAnsi="Comic Sans MS" w:cs="Courier New"/>
+          <w:rFonts w:eastAsia="Times New Roman" w:cs="Courier New"/>
           <w:color w:val="6272A4"/>
           <w:sz w:val="18"/>
           <w:szCs w:val="18"/>
@@ -2962,7 +2964,7 @@
       </w:pPr>
       <w:r>
         <w:rPr>
-          <w:rFonts w:ascii="Comic Sans MS" w:eastAsia="Times New Roman" w:hAnsi="Comic Sans MS" w:cs="Courier New"/>
+          <w:rFonts w:eastAsia="Times New Roman" w:cs="Courier New"/>
           <w:color w:val="F8F8F2"/>
           <w:sz w:val="23"/>
           <w:szCs w:val="23"/>
@@ -2972,7 +2974,7 @@
       </w:r>
       <w:r>
         <w:rPr>
-          <w:rFonts w:ascii="Comic Sans MS" w:eastAsia="Times New Roman" w:hAnsi="Comic Sans MS" w:cs="Courier New"/>
+          <w:rFonts w:eastAsia="Times New Roman" w:cs="Courier New"/>
           <w:color w:val="8BE9FD"/>
           <w:sz w:val="23"/>
           <w:szCs w:val="23"/>
@@ -2982,7 +2984,7 @@
       </w:r>
       <w:r>
         <w:rPr>
-          <w:rFonts w:ascii="Comic Sans MS" w:eastAsia="Times New Roman" w:hAnsi="Comic Sans MS" w:cs="Courier New"/>
+          <w:rFonts w:eastAsia="Times New Roman" w:cs="Courier New"/>
           <w:b/>
           <w:bCs/>
           <w:color w:val="F8F8F2"/>
@@ -2994,7 +2996,7 @@
       </w:r>
       <w:r>
         <w:rPr>
-          <w:rFonts w:ascii="Comic Sans MS" w:eastAsia="Times New Roman" w:hAnsi="Comic Sans MS" w:cs="Courier New"/>
+          <w:rFonts w:eastAsia="Times New Roman" w:cs="Courier New"/>
           <w:color w:val="F8F8F2"/>
           <w:sz w:val="23"/>
           <w:szCs w:val="23"/>
@@ -3004,7 +3006,7 @@
       </w:r>
       <w:r>
         <w:rPr>
-          <w:rFonts w:ascii="Comic Sans MS" w:eastAsia="Times New Roman" w:hAnsi="Comic Sans MS" w:cs="Courier New"/>
+          <w:rFonts w:eastAsia="Times New Roman" w:cs="Courier New"/>
           <w:color w:val="8BE9FD"/>
           <w:sz w:val="23"/>
           <w:szCs w:val="23"/>
@@ -3014,7 +3016,7 @@
       </w:r>
       <w:r>
         <w:rPr>
-          <w:rFonts w:ascii="Comic Sans MS" w:eastAsia="Times New Roman" w:hAnsi="Comic Sans MS" w:cs="Courier New"/>
+          <w:rFonts w:eastAsia="Times New Roman" w:cs="Courier New"/>
           <w:b/>
           <w:bCs/>
           <w:color w:val="F8F8F2"/>
@@ -3030,7 +3032,7 @@
         <w:shd w:val="clear" w:color="auto" w:fill="282A36"/>
         <w:spacing w:after="0" w:line="384" w:lineRule="atLeast"/>
         <w:rPr>
-          <w:rFonts w:ascii="Comic Sans MS" w:eastAsia="Times New Roman" w:hAnsi="Comic Sans MS" w:cs="Courier New"/>
+          <w:rFonts w:eastAsia="Times New Roman" w:cs="Courier New"/>
           <w:color w:val="6272A4"/>
           <w:sz w:val="18"/>
           <w:szCs w:val="18"/>
@@ -3039,7 +3041,7 @@
       </w:pPr>
       <w:r>
         <w:rPr>
-          <w:rFonts w:ascii="Comic Sans MS" w:eastAsia="Times New Roman" w:hAnsi="Comic Sans MS" w:cs="Courier New"/>
+          <w:rFonts w:eastAsia="Times New Roman" w:cs="Courier New"/>
           <w:color w:val="F8F8F2"/>
           <w:sz w:val="23"/>
           <w:szCs w:val="23"/>
@@ -3049,7 +3051,7 @@
       </w:r>
       <w:r>
         <w:rPr>
-          <w:rFonts w:ascii="Comic Sans MS" w:eastAsia="Times New Roman" w:hAnsi="Comic Sans MS" w:cs="Courier New"/>
+          <w:rFonts w:eastAsia="Times New Roman" w:cs="Courier New"/>
           <w:color w:val="8BE9FD"/>
           <w:sz w:val="23"/>
           <w:szCs w:val="23"/>
@@ -3059,7 +3061,7 @@
       </w:r>
       <w:r>
         <w:rPr>
-          <w:rFonts w:ascii="Comic Sans MS" w:eastAsia="Times New Roman" w:hAnsi="Comic Sans MS" w:cs="Courier New"/>
+          <w:rFonts w:eastAsia="Times New Roman" w:cs="Courier New"/>
           <w:b/>
           <w:bCs/>
           <w:color w:val="F8F8F2"/>
@@ -3071,7 +3073,7 @@
       </w:r>
       <w:r>
         <w:rPr>
-          <w:rFonts w:ascii="Comic Sans MS" w:eastAsia="Times New Roman" w:hAnsi="Comic Sans MS" w:cs="Courier New"/>
+          <w:rFonts w:eastAsia="Times New Roman" w:cs="Courier New"/>
           <w:color w:val="F8F8F2"/>
           <w:sz w:val="23"/>
           <w:szCs w:val="23"/>
@@ -3085,7 +3087,7 @@
         <w:shd w:val="clear" w:color="auto" w:fill="0D0E23"/>
         <w:spacing w:after="100" w:afterAutospacing="1" w:line="240" w:lineRule="auto"/>
         <w:rPr>
-          <w:rFonts w:ascii="Comic Sans MS" w:eastAsia="Times New Roman" w:hAnsi="Comic Sans MS" w:cs="Arial"/>
+          <w:rFonts w:eastAsia="Times New Roman" w:cs="Arial"/>
           <w:color w:val="D5D5ED"/>
           <w:sz w:val="27"/>
           <w:szCs w:val="27"/>
@@ -3094,7 +3096,7 @@
       </w:pPr>
       <w:r>
         <w:rPr>
-          <w:rFonts w:ascii="Comic Sans MS" w:eastAsia="Times New Roman" w:hAnsi="Comic Sans MS" w:cs="Arial"/>
+          <w:rFonts w:eastAsia="Times New Roman" w:cs="Arial"/>
           <w:color w:val="D5D5ED"/>
           <w:sz w:val="27"/>
           <w:szCs w:val="27"/>
@@ -3108,7 +3110,7 @@
         <w:shd w:val="clear" w:color="auto" w:fill="0D0E23"/>
         <w:spacing w:after="100" w:afterAutospacing="1" w:line="240" w:lineRule="auto"/>
         <w:rPr>
-          <w:rFonts w:ascii="Comic Sans MS" w:eastAsia="Times New Roman" w:hAnsi="Comic Sans MS" w:cs="Arial"/>
+          <w:rFonts w:eastAsia="Times New Roman" w:cs="Arial"/>
           <w:color w:val="D5D5ED"/>
           <w:sz w:val="27"/>
           <w:szCs w:val="27"/>
@@ -3117,7 +3119,7 @@
       </w:pPr>
       <w:r>
         <w:rPr>
-          <w:rFonts w:ascii="Comic Sans MS" w:eastAsia="Times New Roman" w:hAnsi="Comic Sans MS" w:cs="Arial"/>
+          <w:rFonts w:eastAsia="Times New Roman" w:cs="Arial"/>
           <w:i/>
           <w:iCs/>
           <w:color w:val="D5D5ED"/>
@@ -3133,7 +3135,7 @@
         <w:shd w:val="clear" w:color="auto" w:fill="0D0E23"/>
         <w:spacing w:after="100" w:afterAutospacing="1" w:line="240" w:lineRule="auto"/>
         <w:rPr>
-          <w:rFonts w:ascii="Comic Sans MS" w:eastAsia="Times New Roman" w:hAnsi="Comic Sans MS" w:cs="Arial"/>
+          <w:rFonts w:eastAsia="Times New Roman" w:cs="Arial"/>
           <w:color w:val="D5D5ED"/>
           <w:sz w:val="27"/>
           <w:szCs w:val="27"/>
@@ -3142,7 +3144,7 @@
       </w:pPr>
       <w:r>
         <w:rPr>
-          <w:rFonts w:ascii="Comic Sans MS" w:eastAsia="Times New Roman" w:hAnsi="Comic Sans MS" w:cs="Arial"/>
+          <w:rFonts w:eastAsia="Times New Roman" w:cs="Arial"/>
           <w:color w:val="D5D5ED"/>
           <w:sz w:val="27"/>
           <w:szCs w:val="27"/>
@@ -3153,7 +3155,7 @@
       <w:hyperlink r:id="rId6" w:tgtFrame="_blank" w:history="1">
         <w:r>
           <w:rPr>
-            <w:rFonts w:ascii="Comic Sans MS" w:eastAsia="Times New Roman" w:hAnsi="Comic Sans MS" w:cs="Arial"/>
+            <w:rFonts w:eastAsia="Times New Roman" w:cs="Arial"/>
             <w:b/>
             <w:bCs/>
             <w:color w:val="0000FF"/>
@@ -3166,7 +3168,7 @@
       </w:hyperlink>
       <w:r>
         <w:rPr>
-          <w:rFonts w:ascii="Comic Sans MS" w:eastAsia="Times New Roman" w:hAnsi="Comic Sans MS" w:cs="Arial"/>
+          <w:rFonts w:eastAsia="Times New Roman" w:cs="Arial"/>
           <w:color w:val="D5D5ED"/>
           <w:sz w:val="27"/>
           <w:szCs w:val="27"/>
@@ -3180,7 +3182,7 @@
         <w:shd w:val="clear" w:color="auto" w:fill="0D0E23"/>
         <w:spacing w:after="100" w:afterAutospacing="1" w:line="240" w:lineRule="auto"/>
         <w:rPr>
-          <w:rFonts w:ascii="Comic Sans MS" w:eastAsia="Times New Roman" w:hAnsi="Comic Sans MS" w:cs="Arial"/>
+          <w:rFonts w:eastAsia="Times New Roman" w:cs="Arial"/>
           <w:i/>
           <w:iCs/>
           <w:color w:val="D5D5ED"/>
@@ -3191,7 +3193,7 @@
       </w:pPr>
       <w:r>
         <w:rPr>
-          <w:rFonts w:ascii="Comic Sans MS" w:eastAsia="Times New Roman" w:hAnsi="Comic Sans MS" w:cs="Arial"/>
+          <w:rFonts w:eastAsia="Times New Roman" w:cs="Arial"/>
           <w:i/>
           <w:iCs/>
           <w:color w:val="D5D5ED"/>
@@ -3203,7 +3205,7 @@
       </w:r>
       <w:r>
         <w:rPr>
-          <w:rFonts w:ascii="Comic Sans MS" w:eastAsia="Times New Roman" w:hAnsi="Comic Sans MS" w:cs="Arial"/>
+          <w:rFonts w:eastAsia="Times New Roman" w:cs="Arial"/>
           <w:b/>
           <w:bCs/>
           <w:i/>
@@ -3217,7 +3219,7 @@
       </w:r>
       <w:r>
         <w:rPr>
-          <w:rFonts w:ascii="Comic Sans MS" w:eastAsia="Times New Roman" w:hAnsi="Comic Sans MS" w:cs="Arial"/>
+          <w:rFonts w:eastAsia="Times New Roman" w:cs="Arial"/>
           <w:i/>
           <w:iCs/>
           <w:color w:val="D5D5ED"/>
@@ -3233,7 +3235,7 @@
         <w:shd w:val="clear" w:color="auto" w:fill="0D0E23"/>
         <w:spacing w:after="100" w:afterAutospacing="1" w:line="240" w:lineRule="auto"/>
         <w:rPr>
-          <w:rFonts w:ascii="Comic Sans MS" w:eastAsia="Times New Roman" w:hAnsi="Comic Sans MS" w:cs="Arial"/>
+          <w:rFonts w:eastAsia="Times New Roman" w:cs="Arial"/>
           <w:i/>
           <w:iCs/>
           <w:color w:val="D5D5ED"/>
@@ -3248,7 +3250,7 @@
         <w:shd w:val="clear" w:color="auto" w:fill="0D0E23"/>
         <w:spacing w:after="100" w:afterAutospacing="1" w:line="240" w:lineRule="auto"/>
         <w:rPr>
-          <w:rFonts w:ascii="Comic Sans MS" w:eastAsia="Times New Roman" w:hAnsi="Comic Sans MS" w:cs="Arial"/>
+          <w:rFonts w:eastAsia="Times New Roman" w:cs="Arial"/>
           <w:i/>
           <w:iCs/>
           <w:color w:val="D5D5ED"/>
@@ -3259,7 +3261,7 @@
       </w:pPr>
       <w:r>
         <w:rPr>
-          <w:rFonts w:ascii="Comic Sans MS" w:eastAsia="Times New Roman" w:hAnsi="Comic Sans MS" w:cs="Arial"/>
+          <w:rFonts w:eastAsia="Times New Roman" w:cs="Arial"/>
           <w:i/>
           <w:iCs/>
           <w:color w:val="D5D5ED"/>
@@ -3275,7 +3277,7 @@
         <w:shd w:val="clear" w:color="auto" w:fill="0D0E23"/>
         <w:spacing w:after="100" w:afterAutospacing="1" w:line="240" w:lineRule="auto"/>
         <w:rPr>
-          <w:rFonts w:ascii="Comic Sans MS" w:eastAsia="Times New Roman" w:hAnsi="Comic Sans MS" w:cs="Arial"/>
+          <w:rFonts w:eastAsia="Times New Roman" w:cs="Arial"/>
           <w:color w:val="D5D5ED"/>
           <w:sz w:val="27"/>
           <w:szCs w:val="27"/>
@@ -3284,7 +3286,7 @@
       </w:pPr>
       <w:r>
         <w:rPr>
-          <w:rFonts w:ascii="Comic Sans MS" w:eastAsia="Times New Roman" w:hAnsi="Comic Sans MS" w:cs="Arial"/>
+          <w:rFonts w:eastAsia="Times New Roman" w:cs="Arial"/>
           <w:color w:val="D5D5ED"/>
           <w:sz w:val="27"/>
           <w:szCs w:val="27"/>
@@ -3298,7 +3300,7 @@
         <w:shd w:val="clear" w:color="auto" w:fill="0D0E23"/>
         <w:spacing w:after="100" w:afterAutospacing="1" w:line="240" w:lineRule="auto"/>
         <w:rPr>
-          <w:rFonts w:ascii="Comic Sans MS" w:eastAsia="Times New Roman" w:hAnsi="Comic Sans MS" w:cs="Arial"/>
+          <w:rFonts w:eastAsia="Times New Roman" w:cs="Arial"/>
           <w:color w:val="D5D5ED"/>
           <w:sz w:val="27"/>
           <w:szCs w:val="27"/>
@@ -3307,7 +3309,7 @@
       </w:pPr>
       <w:r>
         <w:rPr>
-          <w:rFonts w:ascii="Comic Sans MS" w:eastAsia="Times New Roman" w:hAnsi="Comic Sans MS" w:cs="Arial"/>
+          <w:rFonts w:eastAsia="Times New Roman" w:cs="Arial"/>
           <w:color w:val="D5D5ED"/>
           <w:sz w:val="27"/>
           <w:szCs w:val="27"/>
@@ -3317,7 +3319,7 @@
       </w:r>
       <w:r>
         <w:rPr>
-          <w:rFonts w:ascii="Comic Sans MS" w:eastAsia="Times New Roman" w:hAnsi="Comic Sans MS" w:cs="Arial"/>
+          <w:rFonts w:eastAsia="Times New Roman" w:cs="Arial"/>
           <w:b/>
           <w:bCs/>
           <w:color w:val="D5D5ED"/>
@@ -3329,7 +3331,7 @@
       </w:r>
       <w:r>
         <w:rPr>
-          <w:rFonts w:ascii="Comic Sans MS" w:eastAsia="Times New Roman" w:hAnsi="Comic Sans MS" w:cs="Arial"/>
+          <w:rFonts w:eastAsia="Times New Roman" w:cs="Arial"/>
           <w:color w:val="D5D5ED"/>
           <w:sz w:val="27"/>
           <w:szCs w:val="27"/>
@@ -3339,7 +3341,7 @@
       </w:r>
       <w:r>
         <w:rPr>
-          <w:rFonts w:ascii="Comic Sans MS" w:eastAsia="Times New Roman" w:hAnsi="Comic Sans MS" w:cs="Arial"/>
+          <w:rFonts w:eastAsia="Times New Roman" w:cs="Arial"/>
           <w:color w:val="D5D5ED"/>
           <w:sz w:val="27"/>
           <w:szCs w:val="27"/>
@@ -3353,7 +3355,7 @@
         <w:shd w:val="clear" w:color="auto" w:fill="0D0E23"/>
         <w:spacing w:after="100" w:afterAutospacing="1" w:line="240" w:lineRule="auto"/>
         <w:rPr>
-          <w:rFonts w:ascii="Comic Sans MS" w:eastAsia="Times New Roman" w:hAnsi="Comic Sans MS" w:cs="Arial"/>
+          <w:rFonts w:eastAsia="Times New Roman" w:cs="Arial"/>
           <w:color w:val="D5D5ED"/>
           <w:sz w:val="27"/>
           <w:szCs w:val="27"/>
@@ -3362,7 +3364,7 @@
       </w:pPr>
       <w:r>
         <w:rPr>
-          <w:rFonts w:ascii="Comic Sans MS" w:eastAsia="Times New Roman" w:hAnsi="Comic Sans MS" w:cs="Arial"/>
+          <w:rFonts w:eastAsia="Times New Roman" w:cs="Arial"/>
           <w:color w:val="D5D5ED"/>
           <w:sz w:val="27"/>
           <w:szCs w:val="27"/>
@@ -3376,7 +3378,7 @@
         <w:shd w:val="clear" w:color="auto" w:fill="0D0E23"/>
         <w:spacing w:after="100" w:afterAutospacing="1" w:line="240" w:lineRule="auto"/>
         <w:rPr>
-          <w:rFonts w:ascii="Comic Sans MS" w:eastAsia="Times New Roman" w:hAnsi="Comic Sans MS" w:cs="Arial"/>
+          <w:rFonts w:eastAsia="Times New Roman" w:cs="Arial"/>
           <w:color w:val="D5D5ED"/>
           <w:sz w:val="27"/>
           <w:szCs w:val="27"/>
@@ -3385,7 +3387,7 @@
       </w:pPr>
       <w:r>
         <w:rPr>
-          <w:rFonts w:ascii="Comic Sans MS" w:eastAsia="Times New Roman" w:hAnsi="Comic Sans MS" w:cs="Arial"/>
+          <w:rFonts w:eastAsia="Times New Roman" w:cs="Arial"/>
           <w:color w:val="D5D5ED"/>
           <w:sz w:val="27"/>
           <w:szCs w:val="27"/>
@@ -3476,7 +3478,6 @@
     </w:p>
     <w:p>
       <w:r>
-        <w:lastRenderedPageBreak/>
         <w:t>The Spring Framework team recommends using RestClient for the new Spring MVC project and also provides guidelines to </w:t>
       </w:r>
       <w:r>
@@ -3553,7 +3554,7 @@
               <w:shd w:val="clear" w:color="auto" w:fill="282A36"/>
               <w:spacing w:line="384" w:lineRule="atLeast"/>
               <w:rPr>
-                <w:rFonts w:ascii="Comic Sans MS" w:eastAsia="Times New Roman" w:hAnsi="Comic Sans MS" w:cs="Courier New"/>
+                <w:rFonts w:eastAsia="Times New Roman" w:cs="Courier New"/>
                 <w:color w:val="6272A4"/>
                 <w:szCs w:val="18"/>
                 <w:lang w:eastAsia="en-IN"/>
@@ -3561,7 +3562,7 @@
             </w:pPr>
             <w:r>
               <w:rPr>
-                <w:rFonts w:ascii="Comic Sans MS" w:eastAsia="Times New Roman" w:hAnsi="Comic Sans MS" w:cs="Courier New"/>
+                <w:rFonts w:eastAsia="Times New Roman" w:cs="Courier New"/>
                 <w:color w:val="6272A4"/>
                 <w:szCs w:val="23"/>
                 <w:lang w:eastAsia="en-IN"/>
@@ -3574,7 +3575,7 @@
               <w:shd w:val="clear" w:color="auto" w:fill="282A36"/>
               <w:spacing w:line="384" w:lineRule="atLeast"/>
               <w:rPr>
-                <w:rFonts w:ascii="Comic Sans MS" w:eastAsia="Times New Roman" w:hAnsi="Comic Sans MS" w:cs="Courier New"/>
+                <w:rFonts w:eastAsia="Times New Roman" w:cs="Courier New"/>
                 <w:color w:val="6272A4"/>
                 <w:szCs w:val="18"/>
                 <w:lang w:eastAsia="en-IN"/>
@@ -3582,7 +3583,7 @@
             </w:pPr>
             <w:r>
               <w:rPr>
-                <w:rFonts w:ascii="Comic Sans MS" w:eastAsia="Times New Roman" w:hAnsi="Comic Sans MS" w:cs="Courier New"/>
+                <w:rFonts w:eastAsia="Times New Roman" w:cs="Courier New"/>
                 <w:b/>
                 <w:bCs/>
                 <w:color w:val="FF79C6"/>
@@ -3593,7 +3594,7 @@
             </w:r>
             <w:r>
               <w:rPr>
-                <w:rFonts w:ascii="Comic Sans MS" w:eastAsia="Times New Roman" w:hAnsi="Comic Sans MS" w:cs="Courier New"/>
+                <w:rFonts w:eastAsia="Times New Roman" w:cs="Courier New"/>
                 <w:color w:val="F8F8F2"/>
                 <w:szCs w:val="23"/>
                 <w:lang w:eastAsia="en-IN"/>
@@ -3602,7 +3603,7 @@
             </w:r>
             <w:r>
               <w:rPr>
-                <w:rFonts w:ascii="Comic Sans MS" w:eastAsia="Times New Roman" w:hAnsi="Comic Sans MS" w:cs="Courier New"/>
+                <w:rFonts w:eastAsia="Times New Roman" w:cs="Courier New"/>
                 <w:color w:val="8BE9FD"/>
                 <w:szCs w:val="23"/>
                 <w:lang w:eastAsia="en-IN"/>
@@ -3611,7 +3612,7 @@
             </w:r>
             <w:r>
               <w:rPr>
-                <w:rFonts w:ascii="Comic Sans MS" w:eastAsia="Times New Roman" w:hAnsi="Comic Sans MS" w:cs="Courier New"/>
+                <w:rFonts w:eastAsia="Times New Roman" w:cs="Courier New"/>
                 <w:b/>
                 <w:bCs/>
                 <w:color w:val="F8F8F2"/>
@@ -3622,7 +3623,7 @@
             </w:r>
             <w:r>
               <w:rPr>
-                <w:rFonts w:ascii="Comic Sans MS" w:eastAsia="Times New Roman" w:hAnsi="Comic Sans MS" w:cs="Courier New"/>
+                <w:rFonts w:eastAsia="Times New Roman" w:cs="Courier New"/>
                 <w:color w:val="F8F8F2"/>
                 <w:szCs w:val="23"/>
                 <w:lang w:eastAsia="en-IN"/>
@@ -3631,7 +3632,7 @@
             </w:r>
             <w:r>
               <w:rPr>
-                <w:rFonts w:ascii="Comic Sans MS" w:eastAsia="Times New Roman" w:hAnsi="Comic Sans MS" w:cs="Courier New"/>
+                <w:rFonts w:eastAsia="Times New Roman" w:cs="Courier New"/>
                 <w:b/>
                 <w:bCs/>
                 <w:color w:val="F8F8F2"/>
@@ -3646,7 +3647,7 @@
               <w:shd w:val="clear" w:color="auto" w:fill="282A36"/>
               <w:spacing w:line="384" w:lineRule="atLeast"/>
               <w:rPr>
-                <w:rFonts w:ascii="Comic Sans MS" w:eastAsia="Times New Roman" w:hAnsi="Comic Sans MS" w:cs="Courier New"/>
+                <w:rFonts w:eastAsia="Times New Roman" w:cs="Courier New"/>
                 <w:color w:val="6272A4"/>
                 <w:szCs w:val="18"/>
                 <w:lang w:eastAsia="en-IN"/>
@@ -3654,7 +3655,7 @@
             </w:pPr>
             <w:r>
               <w:rPr>
-                <w:rFonts w:ascii="Comic Sans MS" w:eastAsia="Times New Roman" w:hAnsi="Comic Sans MS" w:cs="Courier New"/>
+                <w:rFonts w:eastAsia="Times New Roman" w:cs="Courier New"/>
                 <w:b/>
                 <w:bCs/>
                 <w:color w:val="FF79C6"/>
@@ -3665,7 +3666,7 @@
             </w:r>
             <w:r>
               <w:rPr>
-                <w:rFonts w:ascii="Comic Sans MS" w:eastAsia="Times New Roman" w:hAnsi="Comic Sans MS" w:cs="Courier New"/>
+                <w:rFonts w:eastAsia="Times New Roman" w:cs="Courier New"/>
                 <w:color w:val="F8F8F2"/>
                 <w:szCs w:val="23"/>
                 <w:lang w:eastAsia="en-IN"/>
@@ -3674,7 +3675,7 @@
             </w:r>
             <w:r>
               <w:rPr>
-                <w:rFonts w:ascii="Comic Sans MS" w:eastAsia="Times New Roman" w:hAnsi="Comic Sans MS" w:cs="Courier New"/>
+                <w:rFonts w:eastAsia="Times New Roman" w:cs="Courier New"/>
                 <w:color w:val="8BE9FD"/>
                 <w:szCs w:val="23"/>
                 <w:lang w:eastAsia="en-IN"/>
@@ -3683,7 +3684,7 @@
             </w:r>
             <w:r>
               <w:rPr>
-                <w:rFonts w:ascii="Comic Sans MS" w:eastAsia="Times New Roman" w:hAnsi="Comic Sans MS" w:cs="Courier New"/>
+                <w:rFonts w:eastAsia="Times New Roman" w:cs="Courier New"/>
                 <w:b/>
                 <w:bCs/>
                 <w:color w:val="F8F8F2"/>
@@ -3698,7 +3699,7 @@
               <w:shd w:val="clear" w:color="auto" w:fill="282A36"/>
               <w:spacing w:line="384" w:lineRule="atLeast"/>
               <w:rPr>
-                <w:rFonts w:ascii="Comic Sans MS" w:eastAsia="Times New Roman" w:hAnsi="Comic Sans MS" w:cs="Courier New"/>
+                <w:rFonts w:eastAsia="Times New Roman" w:cs="Courier New"/>
                 <w:color w:val="6272A4"/>
                 <w:szCs w:val="18"/>
                 <w:lang w:eastAsia="en-IN"/>
@@ -3706,7 +3707,7 @@
             </w:pPr>
             <w:r>
               <w:rPr>
-                <w:rFonts w:ascii="Comic Sans MS" w:eastAsia="Times New Roman" w:hAnsi="Comic Sans MS" w:cs="Courier New"/>
+                <w:rFonts w:eastAsia="Times New Roman" w:cs="Courier New"/>
                 <w:color w:val="F8F8F2"/>
                 <w:szCs w:val="23"/>
                 <w:lang w:eastAsia="en-IN"/>
@@ -3715,7 +3716,7 @@
             </w:r>
             <w:r>
               <w:rPr>
-                <w:rFonts w:ascii="Comic Sans MS" w:eastAsia="Times New Roman" w:hAnsi="Comic Sans MS" w:cs="Courier New"/>
+                <w:rFonts w:eastAsia="Times New Roman" w:cs="Courier New"/>
                 <w:color w:val="8BE9FD"/>
                 <w:szCs w:val="23"/>
                 <w:lang w:eastAsia="en-IN"/>
@@ -3724,7 +3725,7 @@
             </w:r>
             <w:r>
               <w:rPr>
-                <w:rFonts w:ascii="Comic Sans MS" w:eastAsia="Times New Roman" w:hAnsi="Comic Sans MS" w:cs="Courier New"/>
+                <w:rFonts w:eastAsia="Times New Roman" w:cs="Courier New"/>
                 <w:b/>
                 <w:bCs/>
                 <w:color w:val="F8F8F2"/>
@@ -3735,7 +3736,7 @@
             </w:r>
             <w:r>
               <w:rPr>
-                <w:rFonts w:ascii="Comic Sans MS" w:eastAsia="Times New Roman" w:hAnsi="Comic Sans MS" w:cs="Courier New"/>
+                <w:rFonts w:eastAsia="Times New Roman" w:cs="Courier New"/>
                 <w:color w:val="F1FA8C"/>
                 <w:szCs w:val="23"/>
                 <w:lang w:eastAsia="en-IN"/>
@@ -3744,7 +3745,7 @@
             </w:r>
             <w:r>
               <w:rPr>
-                <w:rFonts w:ascii="Comic Sans MS" w:eastAsia="Times New Roman" w:hAnsi="Comic Sans MS" w:cs="Courier New"/>
+                <w:rFonts w:eastAsia="Times New Roman" w:cs="Courier New"/>
                 <w:b/>
                 <w:bCs/>
                 <w:color w:val="F8F8F2"/>
@@ -3759,7 +3760,7 @@
               <w:shd w:val="clear" w:color="auto" w:fill="282A36"/>
               <w:spacing w:line="384" w:lineRule="atLeast"/>
               <w:rPr>
-                <w:rFonts w:ascii="Comic Sans MS" w:eastAsia="Times New Roman" w:hAnsi="Comic Sans MS" w:cs="Courier New"/>
+                <w:rFonts w:eastAsia="Times New Roman" w:cs="Courier New"/>
                 <w:color w:val="6272A4"/>
                 <w:szCs w:val="18"/>
                 <w:lang w:eastAsia="en-IN"/>
@@ -3767,7 +3768,7 @@
             </w:pPr>
             <w:r>
               <w:rPr>
-                <w:rFonts w:ascii="Comic Sans MS" w:eastAsia="Times New Roman" w:hAnsi="Comic Sans MS" w:cs="Courier New"/>
+                <w:rFonts w:eastAsia="Times New Roman" w:cs="Courier New"/>
                 <w:color w:val="F8F8F2"/>
                 <w:szCs w:val="23"/>
                 <w:lang w:eastAsia="en-IN"/>
@@ -3776,7 +3777,7 @@
             </w:r>
             <w:r>
               <w:rPr>
-                <w:rFonts w:ascii="Comic Sans MS" w:eastAsia="Times New Roman" w:hAnsi="Comic Sans MS" w:cs="Courier New"/>
+                <w:rFonts w:eastAsia="Times New Roman" w:cs="Courier New"/>
                 <w:color w:val="8BE9FD"/>
                 <w:szCs w:val="23"/>
                 <w:lang w:eastAsia="en-IN"/>
@@ -3785,7 +3786,7 @@
             </w:r>
             <w:r>
               <w:rPr>
-                <w:rFonts w:ascii="Comic Sans MS" w:eastAsia="Times New Roman" w:hAnsi="Comic Sans MS" w:cs="Courier New"/>
+                <w:rFonts w:eastAsia="Times New Roman" w:cs="Courier New"/>
                 <w:b/>
                 <w:bCs/>
                 <w:color w:val="F8F8F2"/>
@@ -3796,7 +3797,7 @@
             </w:r>
             <w:r>
               <w:rPr>
-                <w:rFonts w:ascii="Comic Sans MS" w:eastAsia="Times New Roman" w:hAnsi="Comic Sans MS" w:cs="Courier New"/>
+                <w:rFonts w:eastAsia="Times New Roman" w:cs="Courier New"/>
                 <w:color w:val="F8F8F2"/>
                 <w:szCs w:val="23"/>
                 <w:lang w:eastAsia="en-IN"/>
@@ -3809,7 +3810,7 @@
               <w:shd w:val="clear" w:color="auto" w:fill="282A36"/>
               <w:spacing w:line="384" w:lineRule="atLeast"/>
               <w:rPr>
-                <w:rFonts w:ascii="Comic Sans MS" w:eastAsia="Times New Roman" w:hAnsi="Comic Sans MS" w:cs="Courier New"/>
+                <w:rFonts w:eastAsia="Times New Roman" w:cs="Courier New"/>
                 <w:color w:val="6272A4"/>
                 <w:szCs w:val="18"/>
                 <w:lang w:eastAsia="en-IN"/>
@@ -3817,7 +3818,7 @@
             </w:pPr>
             <w:r>
               <w:rPr>
-                <w:rFonts w:ascii="Comic Sans MS" w:eastAsia="Times New Roman" w:hAnsi="Comic Sans MS" w:cs="Courier New"/>
+                <w:rFonts w:eastAsia="Times New Roman" w:cs="Courier New"/>
                 <w:b/>
                 <w:bCs/>
                 <w:color w:val="F8F8F2"/>
@@ -3830,7 +3831,6 @@
           <w:p>
             <w:pPr>
               <w:rPr>
-                <w:rFonts w:ascii="Comic Sans MS" w:hAnsi="Comic Sans MS"/>
                 <w:szCs w:val="30"/>
                 <w:lang w:val="en-US"/>
               </w:rPr>
@@ -3846,7 +3846,7 @@
               <w:shd w:val="clear" w:color="auto" w:fill="282A36"/>
               <w:spacing w:line="384" w:lineRule="atLeast"/>
               <w:rPr>
-                <w:rFonts w:ascii="Comic Sans MS" w:eastAsia="Times New Roman" w:hAnsi="Comic Sans MS" w:cs="Courier New"/>
+                <w:rFonts w:eastAsia="Times New Roman" w:cs="Courier New"/>
                 <w:color w:val="6272A4"/>
                 <w:szCs w:val="18"/>
                 <w:lang w:eastAsia="en-IN"/>
@@ -3854,7 +3854,7 @@
             </w:pPr>
             <w:r>
               <w:rPr>
-                <w:rFonts w:ascii="Comic Sans MS" w:eastAsia="Times New Roman" w:hAnsi="Comic Sans MS" w:cs="Courier New"/>
+                <w:rFonts w:eastAsia="Times New Roman" w:cs="Courier New"/>
                 <w:color w:val="6272A4"/>
                 <w:szCs w:val="23"/>
                 <w:lang w:eastAsia="en-IN"/>
@@ -3863,7 +3863,7 @@
             </w:r>
             <w:r>
               <w:rPr>
-                <w:rFonts w:ascii="Comic Sans MS" w:eastAsia="Times New Roman" w:hAnsi="Comic Sans MS" w:cs="Courier New"/>
+                <w:rFonts w:eastAsia="Times New Roman" w:cs="Courier New"/>
                 <w:b/>
                 <w:bCs/>
                 <w:color w:val="F8F8F2"/>
@@ -3874,7 +3874,7 @@
             </w:r>
             <w:r>
               <w:rPr>
-                <w:rFonts w:ascii="Comic Sans MS" w:eastAsia="Times New Roman" w:hAnsi="Comic Sans MS" w:cs="Courier New"/>
+                <w:rFonts w:eastAsia="Times New Roman" w:cs="Courier New"/>
                 <w:color w:val="F1FA8C"/>
                 <w:szCs w:val="23"/>
                 <w:lang w:eastAsia="en-IN"/>
@@ -3883,7 +3883,7 @@
             </w:r>
             <w:r>
               <w:rPr>
-                <w:rFonts w:ascii="Comic Sans MS" w:eastAsia="Times New Roman" w:hAnsi="Comic Sans MS" w:cs="Courier New"/>
+                <w:rFonts w:eastAsia="Times New Roman" w:cs="Courier New"/>
                 <w:b/>
                 <w:bCs/>
                 <w:color w:val="F8F8F2"/>
@@ -3898,7 +3898,7 @@
               <w:shd w:val="clear" w:color="auto" w:fill="282A36"/>
               <w:spacing w:line="384" w:lineRule="atLeast"/>
               <w:rPr>
-                <w:rFonts w:ascii="Comic Sans MS" w:eastAsia="Times New Roman" w:hAnsi="Comic Sans MS" w:cs="Courier New"/>
+                <w:rFonts w:eastAsia="Times New Roman" w:cs="Courier New"/>
                 <w:color w:val="6272A4"/>
                 <w:szCs w:val="18"/>
                 <w:lang w:eastAsia="en-IN"/>
@@ -3906,7 +3906,7 @@
             </w:pPr>
             <w:r>
               <w:rPr>
-                <w:rFonts w:ascii="Comic Sans MS" w:eastAsia="Times New Roman" w:hAnsi="Comic Sans MS" w:cs="Courier New"/>
+                <w:rFonts w:eastAsia="Times New Roman" w:cs="Courier New"/>
                 <w:b/>
                 <w:bCs/>
                 <w:color w:val="FF79C6"/>
@@ -3917,7 +3917,7 @@
             </w:r>
             <w:r>
               <w:rPr>
-                <w:rFonts w:ascii="Comic Sans MS" w:eastAsia="Times New Roman" w:hAnsi="Comic Sans MS" w:cs="Courier New"/>
+                <w:rFonts w:eastAsia="Times New Roman" w:cs="Courier New"/>
                 <w:color w:val="F8F8F2"/>
                 <w:szCs w:val="23"/>
                 <w:lang w:eastAsia="en-IN"/>
@@ -3926,7 +3926,7 @@
             </w:r>
             <w:r>
               <w:rPr>
-                <w:rFonts w:ascii="Comic Sans MS" w:eastAsia="Times New Roman" w:hAnsi="Comic Sans MS" w:cs="Courier New"/>
+                <w:rFonts w:eastAsia="Times New Roman" w:cs="Courier New"/>
                 <w:color w:val="8BE9FD"/>
                 <w:szCs w:val="23"/>
                 <w:lang w:eastAsia="en-IN"/>
@@ -3935,7 +3935,7 @@
             </w:r>
             <w:r>
               <w:rPr>
-                <w:rFonts w:ascii="Comic Sans MS" w:eastAsia="Times New Roman" w:hAnsi="Comic Sans MS" w:cs="Courier New"/>
+                <w:rFonts w:eastAsia="Times New Roman" w:cs="Courier New"/>
                 <w:b/>
                 <w:bCs/>
                 <w:color w:val="F8F8F2"/>
@@ -3946,7 +3946,7 @@
             </w:r>
             <w:r>
               <w:rPr>
-                <w:rFonts w:ascii="Comic Sans MS" w:eastAsia="Times New Roman" w:hAnsi="Comic Sans MS" w:cs="Courier New"/>
+                <w:rFonts w:eastAsia="Times New Roman" w:cs="Courier New"/>
                 <w:color w:val="6272A4"/>
                 <w:szCs w:val="23"/>
                 <w:lang w:eastAsia="en-IN"/>
@@ -3955,7 +3955,7 @@
             </w:r>
             <w:r>
               <w:rPr>
-                <w:rFonts w:ascii="Comic Sans MS" w:eastAsia="Times New Roman" w:hAnsi="Comic Sans MS" w:cs="Courier New"/>
+                <w:rFonts w:eastAsia="Times New Roman" w:cs="Courier New"/>
                 <w:color w:val="F8F8F2"/>
                 <w:szCs w:val="23"/>
                 <w:lang w:eastAsia="en-IN"/>
@@ -3964,7 +3964,7 @@
             </w:r>
             <w:r>
               <w:rPr>
-                <w:rFonts w:ascii="Comic Sans MS" w:eastAsia="Times New Roman" w:hAnsi="Comic Sans MS" w:cs="Courier New"/>
+                <w:rFonts w:eastAsia="Times New Roman" w:cs="Courier New"/>
                 <w:color w:val="8BE9FD"/>
                 <w:szCs w:val="23"/>
                 <w:lang w:eastAsia="en-IN"/>
@@ -3973,7 +3973,7 @@
             </w:r>
             <w:r>
               <w:rPr>
-                <w:rFonts w:ascii="Comic Sans MS" w:eastAsia="Times New Roman" w:hAnsi="Comic Sans MS" w:cs="Courier New"/>
+                <w:rFonts w:eastAsia="Times New Roman" w:cs="Courier New"/>
                 <w:color w:val="F8F8F2"/>
                 <w:szCs w:val="23"/>
                 <w:lang w:eastAsia="en-IN"/>
@@ -3982,7 +3982,7 @@
             </w:r>
             <w:r>
               <w:rPr>
-                <w:rFonts w:ascii="Comic Sans MS" w:eastAsia="Times New Roman" w:hAnsi="Comic Sans MS" w:cs="Courier New"/>
+                <w:rFonts w:eastAsia="Times New Roman" w:cs="Courier New"/>
                 <w:b/>
                 <w:bCs/>
                 <w:color w:val="F8F8F2"/>
@@ -3993,7 +3993,7 @@
             </w:r>
             <w:r>
               <w:rPr>
-                <w:rFonts w:ascii="Comic Sans MS" w:eastAsia="Times New Roman" w:hAnsi="Comic Sans MS" w:cs="Courier New"/>
+                <w:rFonts w:eastAsia="Times New Roman" w:cs="Courier New"/>
                 <w:color w:val="F8F8F2"/>
                 <w:szCs w:val="23"/>
                 <w:lang w:eastAsia="en-IN"/>
@@ -4002,7 +4002,7 @@
             </w:r>
             <w:r>
               <w:rPr>
-                <w:rFonts w:ascii="Comic Sans MS" w:eastAsia="Times New Roman" w:hAnsi="Comic Sans MS" w:cs="Courier New"/>
+                <w:rFonts w:eastAsia="Times New Roman" w:cs="Courier New"/>
                 <w:b/>
                 <w:bCs/>
                 <w:color w:val="F8F8F2"/>
@@ -4017,7 +4017,7 @@
               <w:shd w:val="clear" w:color="auto" w:fill="282A36"/>
               <w:spacing w:line="384" w:lineRule="atLeast"/>
               <w:rPr>
-                <w:rFonts w:ascii="Comic Sans MS" w:eastAsia="Times New Roman" w:hAnsi="Comic Sans MS" w:cs="Courier New"/>
+                <w:rFonts w:eastAsia="Times New Roman" w:cs="Courier New"/>
                 <w:color w:val="6272A4"/>
                 <w:szCs w:val="18"/>
                 <w:lang w:eastAsia="en-IN"/>
@@ -4025,7 +4025,7 @@
             </w:pPr>
             <w:r>
               <w:rPr>
-                <w:rFonts w:ascii="Comic Sans MS" w:eastAsia="Times New Roman" w:hAnsi="Comic Sans MS" w:cs="Courier New"/>
+                <w:rFonts w:eastAsia="Times New Roman" w:cs="Courier New"/>
                 <w:b/>
                 <w:bCs/>
                 <w:color w:val="FF79C6"/>
@@ -4036,7 +4036,7 @@
             </w:r>
             <w:r>
               <w:rPr>
-                <w:rFonts w:ascii="Comic Sans MS" w:eastAsia="Times New Roman" w:hAnsi="Comic Sans MS" w:cs="Courier New"/>
+                <w:rFonts w:eastAsia="Times New Roman" w:cs="Courier New"/>
                 <w:color w:val="F8F8F2"/>
                 <w:szCs w:val="23"/>
                 <w:lang w:eastAsia="en-IN"/>
@@ -4049,7 +4049,7 @@
               <w:shd w:val="clear" w:color="auto" w:fill="282A36"/>
               <w:spacing w:line="384" w:lineRule="atLeast"/>
               <w:rPr>
-                <w:rFonts w:ascii="Comic Sans MS" w:eastAsia="Times New Roman" w:hAnsi="Comic Sans MS" w:cs="Courier New"/>
+                <w:rFonts w:eastAsia="Times New Roman" w:cs="Courier New"/>
                 <w:color w:val="6272A4"/>
                 <w:szCs w:val="18"/>
                 <w:lang w:eastAsia="en-IN"/>
@@ -4057,7 +4057,7 @@
             </w:pPr>
             <w:r>
               <w:rPr>
-                <w:rFonts w:ascii="Comic Sans MS" w:eastAsia="Times New Roman" w:hAnsi="Comic Sans MS" w:cs="Courier New"/>
+                <w:rFonts w:eastAsia="Times New Roman" w:cs="Courier New"/>
                 <w:color w:val="F8F8F2"/>
                 <w:szCs w:val="23"/>
                 <w:lang w:eastAsia="en-IN"/>
@@ -4066,7 +4066,7 @@
             </w:r>
             <w:r>
               <w:rPr>
-                <w:rFonts w:ascii="Comic Sans MS" w:eastAsia="Times New Roman" w:hAnsi="Comic Sans MS" w:cs="Courier New"/>
+                <w:rFonts w:eastAsia="Times New Roman" w:cs="Courier New"/>
                 <w:color w:val="8BE9FD"/>
                 <w:szCs w:val="23"/>
                 <w:lang w:eastAsia="en-IN"/>
@@ -4075,7 +4075,7 @@
             </w:r>
             <w:r>
               <w:rPr>
-                <w:rFonts w:ascii="Comic Sans MS" w:eastAsia="Times New Roman" w:hAnsi="Comic Sans MS" w:cs="Courier New"/>
+                <w:rFonts w:eastAsia="Times New Roman" w:cs="Courier New"/>
                 <w:b/>
                 <w:bCs/>
                 <w:color w:val="F8F8F2"/>
@@ -4090,7 +4090,7 @@
               <w:shd w:val="clear" w:color="auto" w:fill="282A36"/>
               <w:spacing w:line="384" w:lineRule="atLeast"/>
               <w:rPr>
-                <w:rFonts w:ascii="Comic Sans MS" w:eastAsia="Times New Roman" w:hAnsi="Comic Sans MS" w:cs="Courier New"/>
+                <w:rFonts w:eastAsia="Times New Roman" w:cs="Courier New"/>
                 <w:color w:val="6272A4"/>
                 <w:szCs w:val="18"/>
                 <w:lang w:eastAsia="en-IN"/>
@@ -4098,7 +4098,7 @@
             </w:pPr>
             <w:r>
               <w:rPr>
-                <w:rFonts w:ascii="Comic Sans MS" w:eastAsia="Times New Roman" w:hAnsi="Comic Sans MS" w:cs="Courier New"/>
+                <w:rFonts w:eastAsia="Times New Roman" w:cs="Courier New"/>
                 <w:color w:val="F8F8F2"/>
                 <w:szCs w:val="23"/>
                 <w:lang w:eastAsia="en-IN"/>
@@ -4107,7 +4107,7 @@
             </w:r>
             <w:r>
               <w:rPr>
-                <w:rFonts w:ascii="Comic Sans MS" w:eastAsia="Times New Roman" w:hAnsi="Comic Sans MS" w:cs="Courier New"/>
+                <w:rFonts w:eastAsia="Times New Roman" w:cs="Courier New"/>
                 <w:color w:val="8BE9FD"/>
                 <w:szCs w:val="23"/>
                 <w:lang w:eastAsia="en-IN"/>
@@ -4116,7 +4116,7 @@
             </w:r>
             <w:r>
               <w:rPr>
-                <w:rFonts w:ascii="Comic Sans MS" w:eastAsia="Times New Roman" w:hAnsi="Comic Sans MS" w:cs="Courier New"/>
+                <w:rFonts w:eastAsia="Times New Roman" w:cs="Courier New"/>
                 <w:b/>
                 <w:bCs/>
                 <w:color w:val="F8F8F2"/>
@@ -4127,7 +4127,7 @@
             </w:r>
             <w:r>
               <w:rPr>
-                <w:rFonts w:ascii="Comic Sans MS" w:eastAsia="Times New Roman" w:hAnsi="Comic Sans MS" w:cs="Courier New"/>
+                <w:rFonts w:eastAsia="Times New Roman" w:cs="Courier New"/>
                 <w:color w:val="F1FA8C"/>
                 <w:szCs w:val="23"/>
                 <w:lang w:eastAsia="en-IN"/>
@@ -4136,7 +4136,7 @@
             </w:r>
             <w:r>
               <w:rPr>
-                <w:rFonts w:ascii="Comic Sans MS" w:eastAsia="Times New Roman" w:hAnsi="Comic Sans MS" w:cs="Courier New"/>
+                <w:rFonts w:eastAsia="Times New Roman" w:cs="Courier New"/>
                 <w:color w:val="F8F8F2"/>
                 <w:szCs w:val="23"/>
                 <w:lang w:eastAsia="en-IN"/>
@@ -4145,7 +4145,7 @@
             </w:r>
             <w:r>
               <w:rPr>
-                <w:rFonts w:ascii="Comic Sans MS" w:eastAsia="Times New Roman" w:hAnsi="Comic Sans MS" w:cs="Courier New"/>
+                <w:rFonts w:eastAsia="Times New Roman" w:cs="Courier New"/>
                 <w:b/>
                 <w:bCs/>
                 <w:color w:val="F8F8F2"/>
@@ -4160,7 +4160,7 @@
               <w:shd w:val="clear" w:color="auto" w:fill="282A36"/>
               <w:spacing w:line="384" w:lineRule="atLeast"/>
               <w:rPr>
-                <w:rFonts w:ascii="Comic Sans MS" w:eastAsia="Times New Roman" w:hAnsi="Comic Sans MS" w:cs="Courier New"/>
+                <w:rFonts w:eastAsia="Times New Roman" w:cs="Courier New"/>
                 <w:color w:val="6272A4"/>
                 <w:szCs w:val="18"/>
                 <w:lang w:eastAsia="en-IN"/>
@@ -4168,7 +4168,7 @@
             </w:pPr>
             <w:r>
               <w:rPr>
-                <w:rFonts w:ascii="Comic Sans MS" w:eastAsia="Times New Roman" w:hAnsi="Comic Sans MS" w:cs="Courier New"/>
+                <w:rFonts w:eastAsia="Times New Roman" w:cs="Courier New"/>
                 <w:color w:val="F8F8F2"/>
                 <w:szCs w:val="23"/>
                 <w:lang w:eastAsia="en-IN"/>
@@ -4177,7 +4177,7 @@
             </w:r>
             <w:r>
               <w:rPr>
-                <w:rFonts w:ascii="Comic Sans MS" w:eastAsia="Times New Roman" w:hAnsi="Comic Sans MS" w:cs="Courier New"/>
+                <w:rFonts w:eastAsia="Times New Roman" w:cs="Courier New"/>
                 <w:color w:val="8BE9FD"/>
                 <w:szCs w:val="23"/>
                 <w:lang w:eastAsia="en-IN"/>
@@ -4186,7 +4186,7 @@
             </w:r>
             <w:r>
               <w:rPr>
-                <w:rFonts w:ascii="Comic Sans MS" w:eastAsia="Times New Roman" w:hAnsi="Comic Sans MS" w:cs="Courier New"/>
+                <w:rFonts w:eastAsia="Times New Roman" w:cs="Courier New"/>
                 <w:b/>
                 <w:bCs/>
                 <w:color w:val="F8F8F2"/>
@@ -4201,7 +4201,7 @@
               <w:shd w:val="clear" w:color="auto" w:fill="282A36"/>
               <w:spacing w:line="384" w:lineRule="atLeast"/>
               <w:rPr>
-                <w:rFonts w:ascii="Comic Sans MS" w:eastAsia="Times New Roman" w:hAnsi="Comic Sans MS" w:cs="Courier New"/>
+                <w:rFonts w:eastAsia="Times New Roman" w:cs="Courier New"/>
                 <w:color w:val="6272A4"/>
                 <w:szCs w:val="18"/>
                 <w:lang w:eastAsia="en-IN"/>
@@ -4209,7 +4209,7 @@
             </w:pPr>
             <w:r>
               <w:rPr>
-                <w:rFonts w:ascii="Comic Sans MS" w:eastAsia="Times New Roman" w:hAnsi="Comic Sans MS" w:cs="Courier New"/>
+                <w:rFonts w:eastAsia="Times New Roman" w:cs="Courier New"/>
                 <w:color w:val="F8F8F2"/>
                 <w:szCs w:val="23"/>
                 <w:lang w:eastAsia="en-IN"/>
@@ -4218,7 +4218,7 @@
             </w:r>
             <w:r>
               <w:rPr>
-                <w:rFonts w:ascii="Comic Sans MS" w:eastAsia="Times New Roman" w:hAnsi="Comic Sans MS" w:cs="Courier New"/>
+                <w:rFonts w:eastAsia="Times New Roman" w:cs="Courier New"/>
                 <w:color w:val="8BE9FD"/>
                 <w:szCs w:val="23"/>
                 <w:lang w:eastAsia="en-IN"/>
@@ -4227,7 +4227,7 @@
             </w:r>
             <w:r>
               <w:rPr>
-                <w:rFonts w:ascii="Comic Sans MS" w:eastAsia="Times New Roman" w:hAnsi="Comic Sans MS" w:cs="Courier New"/>
+                <w:rFonts w:eastAsia="Times New Roman" w:cs="Courier New"/>
                 <w:b/>
                 <w:bCs/>
                 <w:color w:val="F8F8F2"/>
@@ -4238,7 +4238,7 @@
             </w:r>
             <w:r>
               <w:rPr>
-                <w:rFonts w:ascii="Comic Sans MS" w:eastAsia="Times New Roman" w:hAnsi="Comic Sans MS" w:cs="Courier New"/>
+                <w:rFonts w:eastAsia="Times New Roman" w:cs="Courier New"/>
                 <w:color w:val="F8F8F2"/>
                 <w:szCs w:val="23"/>
                 <w:lang w:eastAsia="en-IN"/>
@@ -4247,7 +4247,7 @@
             </w:r>
             <w:r>
               <w:rPr>
-                <w:rFonts w:ascii="Comic Sans MS" w:eastAsia="Times New Roman" w:hAnsi="Comic Sans MS" w:cs="Courier New"/>
+                <w:rFonts w:eastAsia="Times New Roman" w:cs="Courier New"/>
                 <w:color w:val="8BE9FD"/>
                 <w:szCs w:val="23"/>
                 <w:lang w:eastAsia="en-IN"/>
@@ -4256,7 +4256,7 @@
             </w:r>
             <w:r>
               <w:rPr>
-                <w:rFonts w:ascii="Comic Sans MS" w:eastAsia="Times New Roman" w:hAnsi="Comic Sans MS" w:cs="Courier New"/>
+                <w:rFonts w:eastAsia="Times New Roman" w:cs="Courier New"/>
                 <w:b/>
                 <w:bCs/>
                 <w:color w:val="F8F8F2"/>
@@ -4267,7 +4267,7 @@
             </w:r>
             <w:r>
               <w:rPr>
-                <w:rFonts w:ascii="Comic Sans MS" w:eastAsia="Times New Roman" w:hAnsi="Comic Sans MS" w:cs="Courier New"/>
+                <w:rFonts w:eastAsia="Times New Roman" w:cs="Courier New"/>
                 <w:color w:val="F8F8F2"/>
                 <w:szCs w:val="23"/>
                 <w:lang w:eastAsia="en-IN"/>
@@ -4280,7 +4280,7 @@
               <w:shd w:val="clear" w:color="auto" w:fill="282A36"/>
               <w:spacing w:line="384" w:lineRule="atLeast"/>
               <w:rPr>
-                <w:rFonts w:ascii="Comic Sans MS" w:eastAsia="Times New Roman" w:hAnsi="Comic Sans MS" w:cs="Courier New"/>
+                <w:rFonts w:eastAsia="Times New Roman" w:cs="Courier New"/>
                 <w:color w:val="6272A4"/>
                 <w:szCs w:val="18"/>
                 <w:lang w:eastAsia="en-IN"/>
@@ -4288,7 +4288,7 @@
             </w:pPr>
             <w:r>
               <w:rPr>
-                <w:rFonts w:ascii="Comic Sans MS" w:eastAsia="Times New Roman" w:hAnsi="Comic Sans MS" w:cs="Courier New"/>
+                <w:rFonts w:eastAsia="Times New Roman" w:cs="Courier New"/>
                 <w:b/>
                 <w:bCs/>
                 <w:color w:val="F8F8F2"/>
@@ -4301,7 +4301,6 @@
           <w:p>
             <w:pPr>
               <w:rPr>
-                <w:rFonts w:ascii="Comic Sans MS" w:hAnsi="Comic Sans MS"/>
                 <w:szCs w:val="30"/>
                 <w:lang w:val="en-US"/>
               </w:rPr>
@@ -4409,6 +4408,7 @@
           </w:p>
           <w:p>
             <w:r>
+              <w:lastRenderedPageBreak/>
               <w:t xml:space="preserve">        // You can process the file here</w:t>
             </w:r>
           </w:p>
@@ -4441,15 +4441,15 @@
       </w:tr>
     </w:tbl>
     <w:p/>
-    <w:p/>
-    <w:p/>
     <w:p>
       <w:pPr>
         <w:pStyle w:val="h2-whi"/>
       </w:pPr>
       <w:r>
-        <w:lastRenderedPageBreak/>
         <w:t>Annotations</w:t>
+      </w:r>
+      <w:r>
+        <w:t xml:space="preserve"> -code</w:t>
       </w:r>
     </w:p>
     <w:tbl>
@@ -4459,8 +4459,8 @@
         <w:tblLook w:val="04A0" w:firstRow="1" w:lastRow="0" w:firstColumn="1" w:lastColumn="0" w:noHBand="0" w:noVBand="1"/>
       </w:tblPr>
       <w:tblGrid>
-        <w:gridCol w:w="4765"/>
-        <w:gridCol w:w="18265"/>
+        <w:gridCol w:w="5675"/>
+        <w:gridCol w:w="17355"/>
       </w:tblGrid>
       <w:tr>
         <w:trPr>
@@ -4469,7 +4469,7 @@
         <w:tc>
           <w:tcPr>
             <w:cnfStyle w:val="001000000000" w:firstRow="0" w:lastRow="0" w:firstColumn="1" w:lastColumn="0" w:oddVBand="0" w:evenVBand="0" w:oddHBand="0" w:evenHBand="0" w:firstRowFirstColumn="0" w:firstRowLastColumn="0" w:lastRowFirstColumn="0" w:lastRowLastColumn="0"/>
-            <w:tcW w:w="4765" w:type="dxa"/>
+            <w:tcW w:w="5675" w:type="dxa"/>
           </w:tcPr>
           <w:p>
             <w:pPr>
@@ -4513,7 +4513,7 @@
         </w:tc>
         <w:tc>
           <w:tcPr>
-            <w:tcW w:w="18265" w:type="dxa"/>
+            <w:tcW w:w="17355" w:type="dxa"/>
           </w:tcPr>
           <w:p>
             <w:pPr>
@@ -4524,7 +4524,6 @@
                 <w:bCs w:val="0"/>
                 <w:color w:val="13A78C"/>
                 <w:sz w:val="24"/>
-                <w:szCs w:val="24"/>
                 <w:lang w:eastAsia="en-IN" w:bidi="te-IN"/>
               </w:rPr>
             </w:pPr>
@@ -4533,12 +4532,11 @@
             <w:pPr>
               <w:cnfStyle w:val="100000000000" w:firstRow="1" w:lastRow="0" w:firstColumn="0" w:lastColumn="0" w:oddVBand="0" w:evenVBand="0" w:oddHBand="0" w:evenHBand="0" w:firstRowFirstColumn="0" w:firstRowLastColumn="0" w:lastRowFirstColumn="0" w:lastRowLastColumn="0"/>
               <w:rPr>
-                <w:rFonts w:ascii="Comic Sans MS" w:eastAsia="Times New Roman" w:hAnsi="Comic Sans MS" w:cs="Courier New"/>
+                <w:rFonts w:eastAsia="Times New Roman" w:cs="Courier New"/>
                 <w:b w:val="0"/>
                 <w:bCs w:val="0"/>
                 <w:color w:val="13A78C"/>
                 <w:sz w:val="24"/>
-                <w:szCs w:val="24"/>
                 <w:lang w:eastAsia="en-IN" w:bidi="te-IN"/>
               </w:rPr>
             </w:pPr>
@@ -4546,14 +4544,13 @@
               <w:r>
                 <w:rPr>
                   <w:rStyle w:val="Hyperlink"/>
-                  <w:rFonts w:ascii="Comic Sans MS" w:eastAsia="Times New Roman" w:hAnsi="Comic Sans MS" w:cs="Courier New"/>
+                  <w:rFonts w:eastAsia="Times New Roman" w:cs="Courier New"/>
                   <w:b w:val="0"/>
                   <w:bCs w:val="0"/>
                   <w:sz w:val="24"/>
-                  <w:szCs w:val="24"/>
                   <w:lang w:eastAsia="en-IN" w:bidi="te-IN"/>
                 </w:rPr>
-                <w:t>http://localhost:8080/openai/query?search=is%20god%20exists</w:t>
+                <w:t>http://localhost:8080/openai/query?search=isgodexists</w:t>
               </w:r>
             </w:hyperlink>
           </w:p>
@@ -4561,13 +4558,1145 @@
             <w:pPr>
               <w:cnfStyle w:val="100000000000" w:firstRow="1" w:lastRow="0" w:firstColumn="0" w:lastColumn="0" w:oddVBand="0" w:evenVBand="0" w:oddHBand="0" w:evenHBand="0" w:firstRowFirstColumn="0" w:firstRowLastColumn="0" w:lastRowFirstColumn="0" w:lastRowLastColumn="0"/>
               <w:rPr>
-                <w:rFonts w:ascii="Comic Sans MS" w:eastAsia="Times New Roman" w:hAnsi="Comic Sans MS" w:cs="Courier New"/>
+                <w:rFonts w:eastAsia="Times New Roman" w:cs="Courier New"/>
                 <w:b w:val="0"/>
                 <w:bCs w:val="0"/>
                 <w:color w:val="13A78C"/>
                 <w:sz w:val="24"/>
-                <w:szCs w:val="24"/>
                 <w:lang w:eastAsia="en-IN" w:bidi="te-IN"/>
+              </w:rPr>
+            </w:pPr>
+            <w:r>
+              <w:rPr>
+                <w:rFonts w:eastAsia="Times New Roman" w:cs="Courier New"/>
+                <w:b w:val="0"/>
+                <w:bCs w:val="0"/>
+                <w:color w:val="13A78C"/>
+                <w:sz w:val="24"/>
+                <w:lang w:eastAsia="en-IN" w:bidi="te-IN"/>
+              </w:rPr>
+              <w:t xml:space="preserve">note – for request param value  </w:t>
+            </w:r>
+            <w:r>
+              <w:rPr>
+                <w:rFonts w:eastAsia="Times New Roman" w:cs="Courier New"/>
+                <w:b w:val="0"/>
+                <w:bCs w:val="0"/>
+                <w:color w:val="13A78C"/>
+                <w:sz w:val="24"/>
+                <w:lang w:eastAsia="en-IN" w:bidi="te-IN"/>
+              </w:rPr>
+              <w:t>, u should not keep value in double quotes</w:t>
+            </w:r>
+            <w:r>
+              <w:rPr>
+                <w:rFonts w:eastAsia="Times New Roman" w:cs="Courier New"/>
+                <w:b w:val="0"/>
+                <w:bCs w:val="0"/>
+                <w:color w:val="13A78C"/>
+                <w:sz w:val="24"/>
+                <w:lang w:eastAsia="en-IN" w:bidi="te-IN"/>
+              </w:rPr>
+              <w:t xml:space="preserve"> ex:- </w:t>
+            </w:r>
+            <w:r>
+              <w:rPr>
+                <w:rFonts w:eastAsia="Times New Roman" w:cs="Courier New"/>
+                <w:b w:val="0"/>
+                <w:bCs w:val="0"/>
+                <w:strike/>
+                <w:color w:val="13A78C"/>
+                <w:sz w:val="24"/>
+                <w:lang w:eastAsia="en-IN" w:bidi="te-IN"/>
+              </w:rPr>
+              <w:t>query?search=”isgodexists”</w:t>
+            </w:r>
+          </w:p>
+          <w:p>
+            <w:pPr>
+              <w:pStyle w:val="HTMLPreformatted"/>
+              <w:shd w:val="clear" w:color="auto" w:fill="FFFFFF"/>
+              <w:cnfStyle w:val="100000000000" w:firstRow="1" w:lastRow="0" w:firstColumn="0" w:lastColumn="0" w:oddVBand="0" w:evenVBand="0" w:oddHBand="0" w:evenHBand="0" w:firstRowFirstColumn="0" w:firstRowLastColumn="0" w:lastRowFirstColumn="0" w:lastRowLastColumn="0"/>
+              <w:rPr>
+                <w:rFonts w:ascii="Comic Sans MS" w:hAnsi="Comic Sans MS"/>
+                <w:b w:val="0"/>
+                <w:bCs w:val="0"/>
+                <w:color w:val="4D4D4A"/>
+                <w:sz w:val="24"/>
+                <w:szCs w:val="24"/>
+              </w:rPr>
+            </w:pPr>
+            <w:r>
+              <w:rPr>
+                <w:rFonts w:ascii="Comic Sans MS" w:hAnsi="Comic Sans MS"/>
+                <w:b w:val="0"/>
+                <w:bCs w:val="0"/>
+                <w:color w:val="4D4D4A"/>
+                <w:sz w:val="24"/>
+                <w:szCs w:val="24"/>
+              </w:rPr>
+              <w:br/>
+              <w:t xml:space="preserve">    </w:t>
+            </w:r>
+            <w:r>
+              <w:rPr>
+                <w:rFonts w:ascii="Comic Sans MS" w:hAnsi="Comic Sans MS"/>
+                <w:b w:val="0"/>
+                <w:bCs w:val="0"/>
+                <w:color w:val="1136B9"/>
+                <w:sz w:val="24"/>
+                <w:szCs w:val="24"/>
+              </w:rPr>
+              <w:t>@GetMapping</w:t>
+            </w:r>
+            <w:r>
+              <w:rPr>
+                <w:rFonts w:ascii="Comic Sans MS" w:hAnsi="Comic Sans MS"/>
+                <w:b w:val="0"/>
+                <w:bCs w:val="0"/>
+                <w:color w:val="4D4D4A"/>
+                <w:sz w:val="24"/>
+                <w:szCs w:val="24"/>
+              </w:rPr>
+              <w:t>(</w:t>
+            </w:r>
+            <w:r>
+              <w:rPr>
+                <w:rFonts w:ascii="Comic Sans MS" w:hAnsi="Comic Sans MS"/>
+                <w:b w:val="0"/>
+                <w:bCs w:val="0"/>
+                <w:color w:val="0F92E3"/>
+                <w:sz w:val="24"/>
+                <w:szCs w:val="24"/>
+              </w:rPr>
+              <w:t>"/query"</w:t>
+            </w:r>
+            <w:r>
+              <w:rPr>
+                <w:rFonts w:ascii="Comic Sans MS" w:hAnsi="Comic Sans MS"/>
+                <w:b w:val="0"/>
+                <w:bCs w:val="0"/>
+                <w:color w:val="4D4D4A"/>
+                <w:sz w:val="24"/>
+                <w:szCs w:val="24"/>
+              </w:rPr>
+              <w:t>)</w:t>
+            </w:r>
+            <w:r>
+              <w:rPr>
+                <w:rFonts w:ascii="Comic Sans MS" w:hAnsi="Comic Sans MS"/>
+                <w:b w:val="0"/>
+                <w:bCs w:val="0"/>
+                <w:color w:val="4D4D4A"/>
+                <w:sz w:val="24"/>
+                <w:szCs w:val="24"/>
+              </w:rPr>
+              <w:br/>
+              <w:t xml:space="preserve">    </w:t>
+            </w:r>
+            <w:r>
+              <w:rPr>
+                <w:rFonts w:ascii="Comic Sans MS" w:hAnsi="Comic Sans MS"/>
+                <w:b w:val="0"/>
+                <w:bCs w:val="0"/>
+                <w:color w:val="13A78C"/>
+                <w:sz w:val="24"/>
+                <w:szCs w:val="24"/>
+              </w:rPr>
+              <w:t xml:space="preserve">public </w:t>
+            </w:r>
+            <w:r>
+              <w:rPr>
+                <w:rFonts w:ascii="Comic Sans MS" w:hAnsi="Comic Sans MS"/>
+                <w:b w:val="0"/>
+                <w:bCs w:val="0"/>
+                <w:color w:val="79074C"/>
+                <w:sz w:val="24"/>
+                <w:szCs w:val="24"/>
+              </w:rPr>
+              <w:t xml:space="preserve">String </w:t>
+            </w:r>
+            <w:r>
+              <w:rPr>
+                <w:rFonts w:ascii="Comic Sans MS" w:hAnsi="Comic Sans MS"/>
+                <w:b w:val="0"/>
+                <w:bCs w:val="0"/>
+                <w:color w:val="7748B7"/>
+                <w:sz w:val="24"/>
+                <w:szCs w:val="24"/>
+              </w:rPr>
+              <w:t>hitChatGPTLLM</w:t>
+            </w:r>
+            <w:r>
+              <w:rPr>
+                <w:rFonts w:ascii="Comic Sans MS" w:hAnsi="Comic Sans MS"/>
+                <w:b w:val="0"/>
+                <w:bCs w:val="0"/>
+                <w:color w:val="4D4D4A"/>
+                <w:sz w:val="24"/>
+                <w:szCs w:val="24"/>
+              </w:rPr>
+              <w:t>(</w:t>
+            </w:r>
+            <w:r>
+              <w:rPr>
+                <w:rFonts w:ascii="Comic Sans MS" w:hAnsi="Comic Sans MS"/>
+                <w:b w:val="0"/>
+                <w:bCs w:val="0"/>
+                <w:color w:val="1136B9"/>
+                <w:sz w:val="24"/>
+                <w:szCs w:val="24"/>
+              </w:rPr>
+              <w:t>@RequestParam</w:t>
+            </w:r>
+            <w:r>
+              <w:rPr>
+                <w:rFonts w:ascii="Comic Sans MS" w:hAnsi="Comic Sans MS"/>
+                <w:b w:val="0"/>
+                <w:bCs w:val="0"/>
+                <w:color w:val="4D4D4A"/>
+                <w:sz w:val="24"/>
+                <w:szCs w:val="24"/>
+              </w:rPr>
+              <w:t>(</w:t>
+            </w:r>
+            <w:r>
+              <w:rPr>
+                <w:rFonts w:ascii="Comic Sans MS" w:hAnsi="Comic Sans MS"/>
+                <w:b w:val="0"/>
+                <w:bCs w:val="0"/>
+                <w:color w:val="0F92E3"/>
+                <w:sz w:val="24"/>
+                <w:szCs w:val="24"/>
+              </w:rPr>
+              <w:t>"search"</w:t>
+            </w:r>
+            <w:r>
+              <w:rPr>
+                <w:rFonts w:ascii="Comic Sans MS" w:hAnsi="Comic Sans MS"/>
+                <w:b w:val="0"/>
+                <w:bCs w:val="0"/>
+                <w:color w:val="4D4D4A"/>
+                <w:sz w:val="24"/>
+                <w:szCs w:val="24"/>
+              </w:rPr>
+              <w:t xml:space="preserve">) </w:t>
+            </w:r>
+            <w:r>
+              <w:rPr>
+                <w:rFonts w:ascii="Comic Sans MS" w:hAnsi="Comic Sans MS"/>
+                <w:b w:val="0"/>
+                <w:bCs w:val="0"/>
+                <w:color w:val="79074C"/>
+                <w:sz w:val="24"/>
+                <w:szCs w:val="24"/>
+              </w:rPr>
+              <w:t xml:space="preserve">String </w:t>
+            </w:r>
+            <w:r>
+              <w:rPr>
+                <w:rFonts w:ascii="Comic Sans MS" w:hAnsi="Comic Sans MS"/>
+                <w:b w:val="0"/>
+                <w:bCs w:val="0"/>
+                <w:i/>
+                <w:iCs/>
+                <w:color w:val="0F92E3"/>
+                <w:sz w:val="24"/>
+                <w:szCs w:val="24"/>
+              </w:rPr>
+              <w:t>request</w:t>
+            </w:r>
+            <w:r>
+              <w:rPr>
+                <w:rFonts w:ascii="Comic Sans MS" w:hAnsi="Comic Sans MS"/>
+                <w:b w:val="0"/>
+                <w:bCs w:val="0"/>
+                <w:color w:val="4D4D4A"/>
+                <w:sz w:val="24"/>
+                <w:szCs w:val="24"/>
+              </w:rPr>
+              <w:t>) {</w:t>
+            </w:r>
+            <w:r>
+              <w:rPr>
+                <w:rFonts w:ascii="Comic Sans MS" w:hAnsi="Comic Sans MS"/>
+                <w:b w:val="0"/>
+                <w:bCs w:val="0"/>
+                <w:color w:val="4D4D4A"/>
+                <w:sz w:val="24"/>
+                <w:szCs w:val="24"/>
+              </w:rPr>
+              <w:br/>
+              <w:t xml:space="preserve">        </w:t>
+            </w:r>
+            <w:r>
+              <w:rPr>
+                <w:rFonts w:ascii="Comic Sans MS" w:hAnsi="Comic Sans MS"/>
+                <w:b w:val="0"/>
+                <w:bCs w:val="0"/>
+                <w:color w:val="79074C"/>
+                <w:sz w:val="24"/>
+                <w:szCs w:val="24"/>
+              </w:rPr>
+              <w:t>System</w:t>
+            </w:r>
+            <w:r>
+              <w:rPr>
+                <w:rFonts w:ascii="Comic Sans MS" w:hAnsi="Comic Sans MS"/>
+                <w:b w:val="0"/>
+                <w:bCs w:val="0"/>
+                <w:color w:val="4D4D4A"/>
+                <w:sz w:val="24"/>
+                <w:szCs w:val="24"/>
+              </w:rPr>
+              <w:t>.</w:t>
+            </w:r>
+            <w:r>
+              <w:rPr>
+                <w:rFonts w:ascii="Comic Sans MS" w:hAnsi="Comic Sans MS"/>
+                <w:b w:val="0"/>
+                <w:bCs w:val="0"/>
+                <w:i/>
+                <w:iCs/>
+                <w:color w:val="005CC5"/>
+                <w:sz w:val="24"/>
+                <w:szCs w:val="24"/>
+              </w:rPr>
+              <w:t>out</w:t>
+            </w:r>
+            <w:r>
+              <w:rPr>
+                <w:rFonts w:ascii="Comic Sans MS" w:hAnsi="Comic Sans MS"/>
+                <w:b w:val="0"/>
+                <w:bCs w:val="0"/>
+                <w:color w:val="4D4D4A"/>
+                <w:sz w:val="24"/>
+                <w:szCs w:val="24"/>
+              </w:rPr>
+              <w:t>.</w:t>
+            </w:r>
+            <w:r>
+              <w:rPr>
+                <w:rFonts w:ascii="Comic Sans MS" w:hAnsi="Comic Sans MS"/>
+                <w:b w:val="0"/>
+                <w:bCs w:val="0"/>
+                <w:color w:val="1136B9"/>
+                <w:sz w:val="24"/>
+                <w:szCs w:val="24"/>
+              </w:rPr>
+              <w:t>println</w:t>
+            </w:r>
+            <w:r>
+              <w:rPr>
+                <w:rFonts w:ascii="Comic Sans MS" w:hAnsi="Comic Sans MS"/>
+                <w:b w:val="0"/>
+                <w:bCs w:val="0"/>
+                <w:color w:val="4D4D4A"/>
+                <w:sz w:val="24"/>
+                <w:szCs w:val="24"/>
+              </w:rPr>
+              <w:t>(</w:t>
+            </w:r>
+            <w:r>
+              <w:rPr>
+                <w:rFonts w:ascii="Comic Sans MS" w:hAnsi="Comic Sans MS"/>
+                <w:b w:val="0"/>
+                <w:bCs w:val="0"/>
+                <w:color w:val="0F92E3"/>
+                <w:sz w:val="24"/>
+                <w:szCs w:val="24"/>
+              </w:rPr>
+              <w:t xml:space="preserve">"received query is " </w:t>
+            </w:r>
+            <w:r>
+              <w:rPr>
+                <w:rFonts w:ascii="Comic Sans MS" w:hAnsi="Comic Sans MS"/>
+                <w:b w:val="0"/>
+                <w:bCs w:val="0"/>
+                <w:color w:val="EE5C09"/>
+                <w:sz w:val="24"/>
+                <w:szCs w:val="24"/>
+              </w:rPr>
+              <w:t xml:space="preserve">+ </w:t>
+            </w:r>
+            <w:r>
+              <w:rPr>
+                <w:rFonts w:ascii="Comic Sans MS" w:hAnsi="Comic Sans MS"/>
+                <w:b w:val="0"/>
+                <w:bCs w:val="0"/>
+                <w:i/>
+                <w:iCs/>
+                <w:color w:val="0F92E3"/>
+                <w:sz w:val="24"/>
+                <w:szCs w:val="24"/>
+              </w:rPr>
+              <w:t>request</w:t>
+            </w:r>
+            <w:r>
+              <w:rPr>
+                <w:rFonts w:ascii="Comic Sans MS" w:hAnsi="Comic Sans MS"/>
+                <w:b w:val="0"/>
+                <w:bCs w:val="0"/>
+                <w:color w:val="4D4D4A"/>
+                <w:sz w:val="24"/>
+                <w:szCs w:val="24"/>
+              </w:rPr>
+              <w:t>);</w:t>
+            </w:r>
+            <w:r>
+              <w:rPr>
+                <w:rFonts w:ascii="Comic Sans MS" w:hAnsi="Comic Sans MS"/>
+                <w:b w:val="0"/>
+                <w:bCs w:val="0"/>
+                <w:color w:val="4D4D4A"/>
+                <w:sz w:val="24"/>
+                <w:szCs w:val="24"/>
+              </w:rPr>
+              <w:br/>
+              <w:t xml:space="preserve">        </w:t>
+            </w:r>
+            <w:r>
+              <w:rPr>
+                <w:rFonts w:ascii="Comic Sans MS" w:hAnsi="Comic Sans MS"/>
+                <w:b w:val="0"/>
+                <w:bCs w:val="0"/>
+                <w:i/>
+                <w:iCs/>
+                <w:color w:val="1136B9"/>
+                <w:sz w:val="24"/>
+                <w:szCs w:val="24"/>
+              </w:rPr>
+              <w:t>ChatClient</w:t>
+            </w:r>
+            <w:r>
+              <w:rPr>
+                <w:rFonts w:ascii="Comic Sans MS" w:hAnsi="Comic Sans MS"/>
+                <w:b w:val="0"/>
+                <w:bCs w:val="0"/>
+                <w:color w:val="4D4D4A"/>
+                <w:sz w:val="24"/>
+                <w:szCs w:val="24"/>
+              </w:rPr>
+              <w:t>.</w:t>
+            </w:r>
+            <w:r>
+              <w:rPr>
+                <w:rFonts w:ascii="Comic Sans MS" w:hAnsi="Comic Sans MS"/>
+                <w:b w:val="0"/>
+                <w:bCs w:val="0"/>
+                <w:i/>
+                <w:iCs/>
+                <w:color w:val="1136B9"/>
+                <w:sz w:val="24"/>
+                <w:szCs w:val="24"/>
+              </w:rPr>
+              <w:t xml:space="preserve">CallResponseSpec </w:t>
+            </w:r>
+            <w:r>
+              <w:rPr>
+                <w:rFonts w:ascii="Comic Sans MS" w:hAnsi="Comic Sans MS"/>
+                <w:b w:val="0"/>
+                <w:bCs w:val="0"/>
+                <w:color w:val="4D4D4A"/>
+                <w:sz w:val="24"/>
+                <w:szCs w:val="24"/>
+              </w:rPr>
+              <w:t xml:space="preserve">call </w:t>
+            </w:r>
+            <w:r>
+              <w:rPr>
+                <w:rFonts w:ascii="Comic Sans MS" w:hAnsi="Comic Sans MS"/>
+                <w:b w:val="0"/>
+                <w:bCs w:val="0"/>
+                <w:color w:val="EE5C09"/>
+                <w:sz w:val="24"/>
+                <w:szCs w:val="24"/>
+              </w:rPr>
+              <w:t xml:space="preserve">= </w:t>
+            </w:r>
+            <w:r>
+              <w:rPr>
+                <w:rFonts w:ascii="Comic Sans MS" w:hAnsi="Comic Sans MS"/>
+                <w:b w:val="0"/>
+                <w:bCs w:val="0"/>
+                <w:color w:val="4D4D4A"/>
+                <w:sz w:val="24"/>
+                <w:szCs w:val="24"/>
+              </w:rPr>
+              <w:t>chatClient.</w:t>
+            </w:r>
+            <w:r>
+              <w:rPr>
+                <w:rFonts w:ascii="Comic Sans MS" w:hAnsi="Comic Sans MS"/>
+                <w:b w:val="0"/>
+                <w:bCs w:val="0"/>
+                <w:color w:val="1136B9"/>
+                <w:sz w:val="24"/>
+                <w:szCs w:val="24"/>
+              </w:rPr>
+              <w:t>prompt</w:t>
+            </w:r>
+            <w:r>
+              <w:rPr>
+                <w:rFonts w:ascii="Comic Sans MS" w:hAnsi="Comic Sans MS"/>
+                <w:b w:val="0"/>
+                <w:bCs w:val="0"/>
+                <w:color w:val="4D4D4A"/>
+                <w:sz w:val="24"/>
+                <w:szCs w:val="24"/>
+              </w:rPr>
+              <w:t>(</w:t>
+            </w:r>
+            <w:r>
+              <w:rPr>
+                <w:rFonts w:ascii="Comic Sans MS" w:hAnsi="Comic Sans MS"/>
+                <w:b w:val="0"/>
+                <w:bCs w:val="0"/>
+                <w:i/>
+                <w:iCs/>
+                <w:color w:val="0F92E3"/>
+                <w:sz w:val="24"/>
+                <w:szCs w:val="24"/>
+              </w:rPr>
+              <w:t>request</w:t>
+            </w:r>
+            <w:r>
+              <w:rPr>
+                <w:rFonts w:ascii="Comic Sans MS" w:hAnsi="Comic Sans MS"/>
+                <w:b w:val="0"/>
+                <w:bCs w:val="0"/>
+                <w:color w:val="4D4D4A"/>
+                <w:sz w:val="24"/>
+                <w:szCs w:val="24"/>
+              </w:rPr>
+              <w:t>).</w:t>
+            </w:r>
+            <w:r>
+              <w:rPr>
+                <w:rFonts w:ascii="Comic Sans MS" w:hAnsi="Comic Sans MS"/>
+                <w:b w:val="0"/>
+                <w:bCs w:val="0"/>
+                <w:color w:val="1136B9"/>
+                <w:sz w:val="24"/>
+                <w:szCs w:val="24"/>
+              </w:rPr>
+              <w:t>call</w:t>
+            </w:r>
+            <w:r>
+              <w:rPr>
+                <w:rFonts w:ascii="Comic Sans MS" w:hAnsi="Comic Sans MS"/>
+                <w:b w:val="0"/>
+                <w:bCs w:val="0"/>
+                <w:color w:val="4D4D4A"/>
+                <w:sz w:val="24"/>
+                <w:szCs w:val="24"/>
+              </w:rPr>
+              <w:t>();</w:t>
+            </w:r>
+            <w:r>
+              <w:rPr>
+                <w:rFonts w:ascii="Comic Sans MS" w:hAnsi="Comic Sans MS"/>
+                <w:b w:val="0"/>
+                <w:bCs w:val="0"/>
+                <w:color w:val="4D4D4A"/>
+                <w:sz w:val="24"/>
+                <w:szCs w:val="24"/>
+              </w:rPr>
+              <w:br/>
+              <w:t xml:space="preserve">        </w:t>
+            </w:r>
+            <w:r>
+              <w:rPr>
+                <w:rFonts w:ascii="Comic Sans MS" w:hAnsi="Comic Sans MS"/>
+                <w:b w:val="0"/>
+                <w:bCs w:val="0"/>
+                <w:color w:val="13A78C"/>
+                <w:sz w:val="24"/>
+                <w:szCs w:val="24"/>
+              </w:rPr>
+              <w:t xml:space="preserve">return </w:t>
+            </w:r>
+            <w:r>
+              <w:rPr>
+                <w:rFonts w:ascii="Comic Sans MS" w:hAnsi="Comic Sans MS"/>
+                <w:b w:val="0"/>
+                <w:bCs w:val="0"/>
+                <w:color w:val="4D4D4A"/>
+                <w:sz w:val="24"/>
+                <w:szCs w:val="24"/>
+              </w:rPr>
+              <w:t>call.</w:t>
+            </w:r>
+            <w:r>
+              <w:rPr>
+                <w:rFonts w:ascii="Comic Sans MS" w:hAnsi="Comic Sans MS"/>
+                <w:b w:val="0"/>
+                <w:bCs w:val="0"/>
+                <w:color w:val="1136B9"/>
+                <w:sz w:val="24"/>
+                <w:szCs w:val="24"/>
+              </w:rPr>
+              <w:t>content</w:t>
+            </w:r>
+            <w:r>
+              <w:rPr>
+                <w:rFonts w:ascii="Comic Sans MS" w:hAnsi="Comic Sans MS"/>
+                <w:b w:val="0"/>
+                <w:bCs w:val="0"/>
+                <w:color w:val="4D4D4A"/>
+                <w:sz w:val="24"/>
+                <w:szCs w:val="24"/>
+              </w:rPr>
+              <w:t>();</w:t>
+            </w:r>
+            <w:r>
+              <w:rPr>
+                <w:rFonts w:ascii="Comic Sans MS" w:hAnsi="Comic Sans MS"/>
+                <w:b w:val="0"/>
+                <w:bCs w:val="0"/>
+                <w:color w:val="4D4D4A"/>
+                <w:sz w:val="24"/>
+                <w:szCs w:val="24"/>
+              </w:rPr>
+              <w:br/>
+              <w:t xml:space="preserve">    }</w:t>
+            </w:r>
+          </w:p>
+          <w:p>
+            <w:pPr>
+              <w:cnfStyle w:val="100000000000" w:firstRow="1" w:lastRow="0" w:firstColumn="0" w:lastColumn="0" w:oddVBand="0" w:evenVBand="0" w:oddHBand="0" w:evenHBand="0" w:firstRowFirstColumn="0" w:firstRowLastColumn="0" w:lastRowFirstColumn="0" w:lastRowLastColumn="0"/>
+              <w:rPr>
+                <w:lang w:val="en-US"/>
+              </w:rPr>
+            </w:pPr>
+          </w:p>
+        </w:tc>
+      </w:tr>
+    </w:tbl>
+    <w:p/>
+    <w:p>
+      <w:r>
+        <w:t xml:space="preserve">No need to build and return response object  instead just annotate the method </w:t>
+      </w:r>
+      <w:r>
+        <w:t xml:space="preserve">with </w:t>
+      </w:r>
+      <w:r>
+        <w:rPr>
+          <w:color w:val="1136B9"/>
+          <w:spacing w:val="0"/>
+          <w:sz w:val="24"/>
+        </w:rPr>
+        <w:t>@ResponseStatus</w:t>
+      </w:r>
+    </w:p>
+    <w:tbl>
+      <w:tblPr>
+        <w:tblStyle w:val="GridTable1Light-Accent6"/>
+        <w:tblW w:w="0" w:type="auto"/>
+        <w:tblLook w:val="04A0" w:firstRow="1" w:lastRow="0" w:firstColumn="1" w:lastColumn="0" w:noHBand="0" w:noVBand="1"/>
+      </w:tblPr>
+      <w:tblGrid>
+        <w:gridCol w:w="5675"/>
+        <w:gridCol w:w="17355"/>
+      </w:tblGrid>
+      <w:tr>
+        <w:trPr>
+          <w:cnfStyle w:val="100000000000" w:firstRow="1" w:lastRow="0" w:firstColumn="0" w:lastColumn="0" w:oddVBand="0" w:evenVBand="0" w:oddHBand="0" w:evenHBand="0" w:firstRowFirstColumn="0" w:firstRowLastColumn="0" w:lastRowFirstColumn="0" w:lastRowLastColumn="0"/>
+        </w:trPr>
+        <w:tc>
+          <w:tcPr>
+            <w:cnfStyle w:val="001000000000" w:firstRow="0" w:lastRow="0" w:firstColumn="1" w:lastColumn="0" w:oddVBand="0" w:evenVBand="0" w:oddHBand="0" w:evenHBand="0" w:firstRowFirstColumn="0" w:firstRowLastColumn="0" w:lastRowFirstColumn="0" w:lastRowLastColumn="0"/>
+            <w:tcW w:w="5675" w:type="dxa"/>
+          </w:tcPr>
+          <w:p>
+            <w:pPr>
+              <w:shd w:val="clear" w:color="auto" w:fill="FFFFFF"/>
+              <w:tabs>
+                <w:tab w:val="left" w:pos="916"/>
+                <w:tab w:val="left" w:pos="1832"/>
+                <w:tab w:val="left" w:pos="2748"/>
+                <w:tab w:val="left" w:pos="3664"/>
+                <w:tab w:val="left" w:pos="4580"/>
+                <w:tab w:val="left" w:pos="5496"/>
+                <w:tab w:val="left" w:pos="6412"/>
+                <w:tab w:val="left" w:pos="7328"/>
+                <w:tab w:val="left" w:pos="8244"/>
+                <w:tab w:val="left" w:pos="9160"/>
+                <w:tab w:val="left" w:pos="10076"/>
+                <w:tab w:val="left" w:pos="10992"/>
+                <w:tab w:val="left" w:pos="11908"/>
+                <w:tab w:val="left" w:pos="12824"/>
+                <w:tab w:val="left" w:pos="13740"/>
+                <w:tab w:val="left" w:pos="14656"/>
+              </w:tabs>
+              <w:rPr>
+                <w:rFonts w:eastAsia="Times New Roman" w:cs="Courier New"/>
+                <w:b w:val="0"/>
+                <w:bCs w:val="0"/>
+                <w:color w:val="1136B9"/>
+                <w:sz w:val="24"/>
+                <w:lang w:eastAsia="en-IN" w:bidi="te-IN"/>
+              </w:rPr>
+            </w:pPr>
+            <w:r>
+              <w:rPr>
+                <w:rFonts w:eastAsia="Times New Roman" w:cs="Courier New"/>
+                <w:b w:val="0"/>
+                <w:bCs w:val="0"/>
+                <w:color w:val="1136B9"/>
+                <w:sz w:val="24"/>
+                <w:lang w:eastAsia="en-IN" w:bidi="te-IN"/>
+              </w:rPr>
+              <w:t>@RequestMapping(“/patients”)</w:t>
+            </w:r>
+            <w:r>
+              <w:rPr>
+                <w:rFonts w:eastAsia="Times New Roman" w:cs="Courier New"/>
+                <w:b w:val="0"/>
+                <w:bCs w:val="0"/>
+                <w:color w:val="1136B9"/>
+                <w:sz w:val="24"/>
+                <w:lang w:eastAsia="en-IN" w:bidi="te-IN"/>
+              </w:rPr>
+              <w:t xml:space="preserve"> </w:t>
+            </w:r>
+          </w:p>
+          <w:p>
+            <w:pPr>
+              <w:shd w:val="clear" w:color="auto" w:fill="FFFFFF"/>
+              <w:tabs>
+                <w:tab w:val="left" w:pos="916"/>
+                <w:tab w:val="left" w:pos="1832"/>
+                <w:tab w:val="left" w:pos="2748"/>
+                <w:tab w:val="left" w:pos="3664"/>
+                <w:tab w:val="left" w:pos="4580"/>
+                <w:tab w:val="left" w:pos="5496"/>
+                <w:tab w:val="left" w:pos="6412"/>
+                <w:tab w:val="left" w:pos="7328"/>
+                <w:tab w:val="left" w:pos="8244"/>
+                <w:tab w:val="left" w:pos="9160"/>
+                <w:tab w:val="left" w:pos="10076"/>
+                <w:tab w:val="left" w:pos="10992"/>
+                <w:tab w:val="left" w:pos="11908"/>
+                <w:tab w:val="left" w:pos="12824"/>
+                <w:tab w:val="left" w:pos="13740"/>
+                <w:tab w:val="left" w:pos="14656"/>
+              </w:tabs>
+              <w:rPr>
+                <w:b w:val="0"/>
+                <w:bCs w:val="0"/>
+                <w:color w:val="4D4D4A"/>
+                <w:sz w:val="24"/>
+              </w:rPr>
+            </w:pPr>
+            <w:r>
+              <w:rPr>
+                <w:b w:val="0"/>
+                <w:bCs w:val="0"/>
+                <w:color w:val="1136B9"/>
+                <w:sz w:val="24"/>
+              </w:rPr>
+              <w:t>@GetMapping</w:t>
+            </w:r>
+            <w:r>
+              <w:rPr>
+                <w:b w:val="0"/>
+                <w:bCs w:val="0"/>
+                <w:color w:val="4D4D4A"/>
+                <w:sz w:val="24"/>
+              </w:rPr>
+              <w:t>(</w:t>
+            </w:r>
+            <w:r>
+              <w:rPr>
+                <w:b w:val="0"/>
+                <w:bCs w:val="0"/>
+                <w:color w:val="0F92E3"/>
+                <w:sz w:val="24"/>
+              </w:rPr>
+              <w:t>"/getByState"</w:t>
+            </w:r>
+            <w:r>
+              <w:rPr>
+                <w:b w:val="0"/>
+                <w:bCs w:val="0"/>
+                <w:color w:val="4D4D4A"/>
+                <w:sz w:val="24"/>
+              </w:rPr>
+              <w:t>)</w:t>
+            </w:r>
+          </w:p>
+          <w:p>
+            <w:pPr>
+              <w:shd w:val="clear" w:color="auto" w:fill="FFFFFF"/>
+              <w:tabs>
+                <w:tab w:val="left" w:pos="916"/>
+                <w:tab w:val="left" w:pos="1832"/>
+                <w:tab w:val="left" w:pos="2748"/>
+                <w:tab w:val="left" w:pos="3664"/>
+                <w:tab w:val="left" w:pos="4580"/>
+                <w:tab w:val="left" w:pos="5496"/>
+                <w:tab w:val="left" w:pos="6412"/>
+                <w:tab w:val="left" w:pos="7328"/>
+                <w:tab w:val="left" w:pos="8244"/>
+                <w:tab w:val="left" w:pos="9160"/>
+                <w:tab w:val="left" w:pos="10076"/>
+                <w:tab w:val="left" w:pos="10992"/>
+                <w:tab w:val="left" w:pos="11908"/>
+                <w:tab w:val="left" w:pos="12824"/>
+                <w:tab w:val="left" w:pos="13740"/>
+                <w:tab w:val="left" w:pos="14656"/>
+              </w:tabs>
+              <w:rPr>
+                <w:rFonts w:eastAsia="Times New Roman" w:cs="Courier New"/>
+                <w:b w:val="0"/>
+                <w:bCs w:val="0"/>
+                <w:color w:val="1136B9"/>
+                <w:sz w:val="24"/>
+                <w:lang w:eastAsia="en-IN" w:bidi="te-IN"/>
+              </w:rPr>
+            </w:pPr>
+            <w:r>
+              <w:rPr>
+                <w:color w:val="4D4D4A"/>
+                <w:sz w:val="24"/>
+              </w:rPr>
+              <w:t xml:space="preserve">    </w:t>
+            </w:r>
+            <w:r>
+              <w:rPr>
+                <w:b w:val="0"/>
+                <w:bCs w:val="0"/>
+                <w:color w:val="1136B9"/>
+                <w:sz w:val="24"/>
+              </w:rPr>
+              <w:t>@ResponseStatus</w:t>
+            </w:r>
+            <w:r>
+              <w:rPr>
+                <w:b w:val="0"/>
+                <w:bCs w:val="0"/>
+                <w:color w:val="4D4D4A"/>
+                <w:sz w:val="24"/>
+              </w:rPr>
+              <w:t>(</w:t>
+            </w:r>
+            <w:r>
+              <w:rPr>
+                <w:b w:val="0"/>
+                <w:bCs w:val="0"/>
+                <w:i/>
+                <w:iCs/>
+                <w:color w:val="79074C"/>
+                <w:sz w:val="24"/>
+              </w:rPr>
+              <w:t>HttpStatus</w:t>
+            </w:r>
+            <w:r>
+              <w:rPr>
+                <w:b w:val="0"/>
+                <w:bCs w:val="0"/>
+                <w:color w:val="4D4D4A"/>
+                <w:sz w:val="24"/>
+              </w:rPr>
+              <w:t>.</w:t>
+            </w:r>
+            <w:r>
+              <w:rPr>
+                <w:b w:val="0"/>
+                <w:bCs w:val="0"/>
+                <w:i/>
+                <w:iCs/>
+                <w:color w:val="005CC5"/>
+                <w:sz w:val="24"/>
+              </w:rPr>
+              <w:t>BAD_GATEWAY</w:t>
+            </w:r>
+            <w:r>
+              <w:rPr>
+                <w:b w:val="0"/>
+                <w:bCs w:val="0"/>
+                <w:color w:val="4D4D4A"/>
+                <w:sz w:val="24"/>
+              </w:rPr>
+              <w:t>)</w:t>
+            </w:r>
+          </w:p>
+          <w:p>
+            <w:pPr>
+              <w:shd w:val="clear" w:color="auto" w:fill="FFFFFF"/>
+              <w:tabs>
+                <w:tab w:val="left" w:pos="916"/>
+                <w:tab w:val="left" w:pos="1832"/>
+                <w:tab w:val="left" w:pos="2748"/>
+                <w:tab w:val="left" w:pos="3664"/>
+                <w:tab w:val="left" w:pos="4580"/>
+                <w:tab w:val="left" w:pos="5496"/>
+                <w:tab w:val="left" w:pos="6412"/>
+                <w:tab w:val="left" w:pos="7328"/>
+                <w:tab w:val="left" w:pos="8244"/>
+                <w:tab w:val="left" w:pos="9160"/>
+                <w:tab w:val="left" w:pos="10076"/>
+                <w:tab w:val="left" w:pos="10992"/>
+                <w:tab w:val="left" w:pos="11908"/>
+                <w:tab w:val="left" w:pos="12824"/>
+                <w:tab w:val="left" w:pos="13740"/>
+                <w:tab w:val="left" w:pos="14656"/>
+              </w:tabs>
+              <w:rPr>
+                <w:rFonts w:eastAsia="Times New Roman" w:cs="Courier New"/>
+                <w:b w:val="0"/>
+                <w:bCs w:val="0"/>
+                <w:color w:val="4D4D4A"/>
+                <w:sz w:val="24"/>
+                <w:lang w:eastAsia="en-IN" w:bidi="te-IN"/>
+              </w:rPr>
+            </w:pPr>
+            <w:r>
+              <w:rPr>
+                <w:rFonts w:eastAsia="Times New Roman" w:cs="Courier New"/>
+                <w:b w:val="0"/>
+                <w:bCs w:val="0"/>
+                <w:color w:val="1136B9"/>
+                <w:sz w:val="24"/>
+                <w:lang w:eastAsia="en-IN" w:bidi="te-IN"/>
+              </w:rPr>
+              <w:t xml:space="preserve">which is like </w:t>
+            </w:r>
+          </w:p>
+          <w:p>
+            <w:pPr>
+              <w:rPr>
+                <w:b w:val="0"/>
+                <w:bCs w:val="0"/>
+                <w:lang w:val="en-US"/>
+              </w:rPr>
+            </w:pPr>
+            <w:r>
+              <w:rPr>
+                <w:b w:val="0"/>
+                <w:bCs w:val="0"/>
+                <w:lang w:val="en-US"/>
+              </w:rPr>
+              <w:t>same like @Path(“/patients”)</w:t>
+            </w:r>
+            <w:r>
+              <w:rPr>
+                <w:b w:val="0"/>
+                <w:bCs w:val="0"/>
+                <w:lang w:val="en-US"/>
+              </w:rPr>
+              <w:t xml:space="preserve"> in cxf</w:t>
+            </w:r>
+          </w:p>
+          <w:p>
+            <w:pPr>
+              <w:rPr>
+                <w:lang w:val="en-US"/>
+              </w:rPr>
+            </w:pPr>
+          </w:p>
+          <w:p>
+            <w:pPr>
+              <w:rPr>
+                <w:lang w:val="en-US"/>
+              </w:rPr>
+            </w:pPr>
+            <w:r>
+              <w:rPr>
+                <w:noProof/>
+                <w:lang w:eastAsia="en-IN" w:bidi="te-IN"/>
+              </w:rPr>
+              <w:lastRenderedPageBreak/>
+              <w:drawing>
+                <wp:inline distT="0" distB="0" distL="0" distR="0" wp14:anchorId="0A9FB9B5" wp14:editId="339AA399">
+                  <wp:extent cx="3209925" cy="2124075"/>
+                  <wp:effectExtent l="0" t="0" r="9525" b="9525"/>
+                  <wp:docPr id="1" name="Picture 1"/>
+                  <wp:cNvGraphicFramePr>
+                    <a:graphicFrameLocks xmlns:a="http://schemas.openxmlformats.org/drawingml/2006/main" noChangeAspect="1"/>
+                  </wp:cNvGraphicFramePr>
+                  <a:graphic xmlns:a="http://schemas.openxmlformats.org/drawingml/2006/main">
+                    <a:graphicData uri="http://schemas.openxmlformats.org/drawingml/2006/picture">
+                      <pic:pic xmlns:pic="http://schemas.openxmlformats.org/drawingml/2006/picture">
+                        <pic:nvPicPr>
+                          <pic:cNvPr id="1" name=""/>
+                          <pic:cNvPicPr/>
+                        </pic:nvPicPr>
+                        <pic:blipFill>
+                          <a:blip r:embed="rId9"/>
+                          <a:stretch>
+                            <a:fillRect/>
+                          </a:stretch>
+                        </pic:blipFill>
+                        <pic:spPr>
+                          <a:xfrm>
+                            <a:off x="0" y="0"/>
+                            <a:ext cx="3209925" cy="2124075"/>
+                          </a:xfrm>
+                          <a:prstGeom prst="rect">
+                            <a:avLst/>
+                          </a:prstGeom>
+                        </pic:spPr>
+                      </pic:pic>
+                    </a:graphicData>
+                  </a:graphic>
+                </wp:inline>
+              </w:drawing>
+            </w:r>
+          </w:p>
+        </w:tc>
+        <w:tc>
+          <w:tcPr>
+            <w:tcW w:w="17355" w:type="dxa"/>
+          </w:tcPr>
+          <w:p>
+            <w:pPr>
+              <w:pStyle w:val="HTMLPreformatted"/>
+              <w:shd w:val="clear" w:color="auto" w:fill="FFFFFF"/>
+              <w:cnfStyle w:val="100000000000" w:firstRow="1" w:lastRow="0" w:firstColumn="0" w:lastColumn="0" w:oddVBand="0" w:evenVBand="0" w:oddHBand="0" w:evenHBand="0" w:firstRowFirstColumn="0" w:firstRowLastColumn="0" w:lastRowFirstColumn="0" w:lastRowLastColumn="0"/>
+              <w:rPr>
+                <w:rFonts w:ascii="Comic Sans MS" w:hAnsi="Comic Sans MS"/>
+                <w:b w:val="0"/>
+                <w:bCs w:val="0"/>
+                <w:color w:val="4D4D4A"/>
+                <w:sz w:val="24"/>
+                <w:szCs w:val="24"/>
+              </w:rPr>
+            </w:pPr>
+            <w:r>
+              <w:rPr>
+                <w:rFonts w:ascii="Comic Sans MS" w:hAnsi="Comic Sans MS"/>
+                <w:b w:val="0"/>
+                <w:bCs w:val="0"/>
+                <w:color w:val="70AD47" w:themeColor="accent6"/>
+                <w:sz w:val="28"/>
+                <w:szCs w:val="28"/>
+              </w:rPr>
+              <w:lastRenderedPageBreak/>
+              <w:t>Rest controller methods can return some status by default</w:t>
+            </w:r>
+            <w:r>
+              <w:rPr>
+                <w:rFonts w:ascii="Comic Sans MS" w:hAnsi="Comic Sans MS"/>
+                <w:b w:val="0"/>
+                <w:bCs w:val="0"/>
+                <w:color w:val="70AD47" w:themeColor="accent6"/>
+                <w:sz w:val="28"/>
+                <w:szCs w:val="28"/>
+              </w:rPr>
+              <w:t xml:space="preserve"> </w:t>
+            </w:r>
+            <w:r>
+              <w:rPr>
+                <w:rFonts w:ascii="Comic Sans MS" w:hAnsi="Comic Sans MS"/>
+                <w:b w:val="0"/>
+                <w:bCs w:val="0"/>
+                <w:color w:val="1136B9"/>
+                <w:sz w:val="24"/>
+                <w:szCs w:val="24"/>
+              </w:rPr>
+              <w:t>using @ResponseStatus</w:t>
+            </w:r>
+            <w:r>
+              <w:rPr>
+                <w:rFonts w:ascii="Comic Sans MS" w:hAnsi="Comic Sans MS"/>
+                <w:b w:val="0"/>
+                <w:bCs w:val="0"/>
+                <w:color w:val="4D4D4A"/>
+                <w:sz w:val="24"/>
+                <w:szCs w:val="24"/>
+              </w:rPr>
+              <w:t>(</w:t>
+            </w:r>
+            <w:r>
+              <w:rPr>
+                <w:rFonts w:ascii="Comic Sans MS" w:hAnsi="Comic Sans MS"/>
+                <w:b w:val="0"/>
+                <w:bCs w:val="0"/>
+                <w:i/>
+                <w:iCs/>
+                <w:color w:val="79074C"/>
+                <w:sz w:val="24"/>
+                <w:szCs w:val="24"/>
+              </w:rPr>
+              <w:t>HttpStatus</w:t>
+            </w:r>
+            <w:r>
+              <w:rPr>
+                <w:rFonts w:ascii="Comic Sans MS" w:hAnsi="Comic Sans MS"/>
+                <w:b w:val="0"/>
+                <w:bCs w:val="0"/>
+                <w:color w:val="4D4D4A"/>
+                <w:sz w:val="24"/>
+                <w:szCs w:val="24"/>
+              </w:rPr>
+              <w:t>.</w:t>
+            </w:r>
+            <w:r>
+              <w:rPr>
+                <w:rFonts w:ascii="Comic Sans MS" w:hAnsi="Comic Sans MS"/>
+                <w:b w:val="0"/>
+                <w:bCs w:val="0"/>
+                <w:i/>
+                <w:iCs/>
+                <w:color w:val="005CC5"/>
+                <w:sz w:val="24"/>
+                <w:szCs w:val="24"/>
+              </w:rPr>
+              <w:t>BAD_GATEWAY</w:t>
+            </w:r>
+            <w:r>
+              <w:rPr>
+                <w:rFonts w:ascii="Comic Sans MS" w:hAnsi="Comic Sans MS"/>
+                <w:b w:val="0"/>
+                <w:bCs w:val="0"/>
+                <w:color w:val="4D4D4A"/>
+                <w:sz w:val="24"/>
+                <w:szCs w:val="24"/>
+              </w:rPr>
+              <w:t>)</w:t>
+            </w:r>
+          </w:p>
+          <w:p>
+            <w:pPr>
+              <w:pStyle w:val="HTMLPreformatted"/>
+              <w:shd w:val="clear" w:color="auto" w:fill="FFFFFF"/>
+              <w:cnfStyle w:val="100000000000" w:firstRow="1" w:lastRow="0" w:firstColumn="0" w:lastColumn="0" w:oddVBand="0" w:evenVBand="0" w:oddHBand="0" w:evenHBand="0" w:firstRowFirstColumn="0" w:firstRowLastColumn="0" w:lastRowFirstColumn="0" w:lastRowLastColumn="0"/>
+              <w:rPr>
+                <w:rFonts w:ascii="Comic Sans MS" w:hAnsi="Comic Sans MS"/>
+                <w:b w:val="0"/>
+                <w:bCs w:val="0"/>
+                <w:color w:val="1136B9"/>
+                <w:sz w:val="24"/>
+                <w:szCs w:val="24"/>
+              </w:rPr>
+            </w:pPr>
+            <w:r>
+              <w:rPr>
+                <w:rFonts w:ascii="Comic Sans MS" w:hAnsi="Comic Sans MS"/>
+                <w:b w:val="0"/>
+                <w:bCs w:val="0"/>
+                <w:color w:val="4D4D4A"/>
+                <w:sz w:val="24"/>
+                <w:szCs w:val="24"/>
+              </w:rPr>
+              <w:t xml:space="preserve"> without the need of doing like return Response.ok(body).build() </w:t>
+            </w:r>
+          </w:p>
+          <w:p>
+            <w:pPr>
+              <w:pStyle w:val="HTMLPreformatted"/>
+              <w:shd w:val="clear" w:color="auto" w:fill="FFFFFF"/>
+              <w:cnfStyle w:val="100000000000" w:firstRow="1" w:lastRow="0" w:firstColumn="0" w:lastColumn="0" w:oddVBand="0" w:evenVBand="0" w:oddHBand="0" w:evenHBand="0" w:firstRowFirstColumn="0" w:firstRowLastColumn="0" w:lastRowFirstColumn="0" w:lastRowLastColumn="0"/>
+              <w:rPr>
+                <w:rFonts w:ascii="Comic Sans MS" w:hAnsi="Comic Sans MS"/>
+                <w:b w:val="0"/>
+                <w:bCs w:val="0"/>
+                <w:color w:val="1136B9"/>
+                <w:sz w:val="24"/>
+                <w:szCs w:val="24"/>
               </w:rPr>
             </w:pPr>
           </w:p>
@@ -4580,13 +5709,165 @@
                 <w:rFonts w:ascii="Comic Sans MS" w:hAnsi="Comic Sans MS"/>
                 <w:b w:val="0"/>
                 <w:bCs w:val="0"/>
-                <w:color w:val="4D4D4A"/>
+                <w:color w:val="1136B9"/>
                 <w:sz w:val="24"/>
                 <w:szCs w:val="24"/>
               </w:rPr>
             </w:pPr>
-            <w:bookmarkStart w:id="0" w:name="_GoBack"/>
-            <w:bookmarkEnd w:id="0"/>
+          </w:p>
+          <w:p>
+            <w:pPr>
+              <w:pStyle w:val="HTMLPreformatted"/>
+              <w:shd w:val="clear" w:color="auto" w:fill="FFFFFF"/>
+              <w:cnfStyle w:val="100000000000" w:firstRow="1" w:lastRow="0" w:firstColumn="0" w:lastColumn="0" w:oddVBand="0" w:evenVBand="0" w:oddHBand="0" w:evenHBand="0" w:firstRowFirstColumn="0" w:firstRowLastColumn="0" w:lastRowFirstColumn="0" w:lastRowLastColumn="0"/>
+              <w:rPr>
+                <w:rFonts w:ascii="Comic Sans MS" w:hAnsi="Comic Sans MS"/>
+                <w:b w:val="0"/>
+                <w:bCs w:val="0"/>
+                <w:color w:val="1136B9"/>
+                <w:sz w:val="36"/>
+                <w:szCs w:val="36"/>
+              </w:rPr>
+            </w:pPr>
+            <w:r>
+              <w:rPr>
+                <w:rFonts w:ascii="Segoe UI" w:hAnsi="Segoe UI" w:cs="Segoe UI"/>
+                <w:b w:val="0"/>
+                <w:bCs w:val="0"/>
+                <w:color w:val="212121"/>
+                <w:sz w:val="24"/>
+                <w:szCs w:val="24"/>
+                <w:shd w:val="clear" w:color="auto" w:fill="FFFFFF"/>
+              </w:rPr>
+              <w:t>http://localhost:8080/ministers/getByState?statename=Telangana</w:t>
+            </w:r>
+          </w:p>
+          <w:p>
+            <w:pPr>
+              <w:pStyle w:val="HTMLPreformatted"/>
+              <w:shd w:val="clear" w:color="auto" w:fill="FFFFFF"/>
+              <w:cnfStyle w:val="100000000000" w:firstRow="1" w:lastRow="0" w:firstColumn="0" w:lastColumn="0" w:oddVBand="0" w:evenVBand="0" w:oddHBand="0" w:evenHBand="0" w:firstRowFirstColumn="0" w:firstRowLastColumn="0" w:lastRowFirstColumn="0" w:lastRowLastColumn="0"/>
+              <w:rPr>
+                <w:rFonts w:ascii="Comic Sans MS" w:hAnsi="Comic Sans MS"/>
+                <w:b w:val="0"/>
+                <w:bCs w:val="0"/>
+                <w:color w:val="4D4D4A"/>
+                <w:spacing w:val="0"/>
+                <w:sz w:val="24"/>
+                <w:szCs w:val="24"/>
+              </w:rPr>
+            </w:pPr>
+            <w:r>
+              <w:rPr>
+                <w:rFonts w:ascii="Comic Sans MS" w:hAnsi="Comic Sans MS"/>
+                <w:b w:val="0"/>
+                <w:bCs w:val="0"/>
+                <w:color w:val="1136B9"/>
+                <w:sz w:val="24"/>
+                <w:szCs w:val="24"/>
+              </w:rPr>
+              <w:t>@RestController</w:t>
+            </w:r>
+            <w:r>
+              <w:rPr>
+                <w:rFonts w:ascii="Comic Sans MS" w:hAnsi="Comic Sans MS"/>
+                <w:b w:val="0"/>
+                <w:bCs w:val="0"/>
+                <w:color w:val="1136B9"/>
+                <w:sz w:val="24"/>
+                <w:szCs w:val="24"/>
+              </w:rPr>
+              <w:br/>
+              <w:t>@RequestMapping</w:t>
+            </w:r>
+            <w:r>
+              <w:rPr>
+                <w:rFonts w:ascii="Comic Sans MS" w:hAnsi="Comic Sans MS"/>
+                <w:b w:val="0"/>
+                <w:bCs w:val="0"/>
+                <w:color w:val="4D4D4A"/>
+                <w:sz w:val="24"/>
+                <w:szCs w:val="24"/>
+              </w:rPr>
+              <w:t>(</w:t>
+            </w:r>
+            <w:r>
+              <w:rPr>
+                <w:rFonts w:ascii="Comic Sans MS" w:hAnsi="Comic Sans MS"/>
+                <w:b w:val="0"/>
+                <w:bCs w:val="0"/>
+                <w:color w:val="0F92E3"/>
+                <w:sz w:val="24"/>
+                <w:szCs w:val="24"/>
+              </w:rPr>
+              <w:t>"/ministers"</w:t>
+            </w:r>
+            <w:r>
+              <w:rPr>
+                <w:rFonts w:ascii="Comic Sans MS" w:hAnsi="Comic Sans MS"/>
+                <w:b w:val="0"/>
+                <w:bCs w:val="0"/>
+                <w:color w:val="4D4D4A"/>
+                <w:sz w:val="24"/>
+                <w:szCs w:val="24"/>
+              </w:rPr>
+              <w:t>)</w:t>
+            </w:r>
+            <w:r>
+              <w:rPr>
+                <w:rFonts w:ascii="Comic Sans MS" w:hAnsi="Comic Sans MS"/>
+                <w:b w:val="0"/>
+                <w:bCs w:val="0"/>
+                <w:color w:val="4D4D4A"/>
+                <w:sz w:val="24"/>
+                <w:szCs w:val="24"/>
+              </w:rPr>
+              <w:br/>
+            </w:r>
+            <w:r>
+              <w:rPr>
+                <w:rFonts w:ascii="Comic Sans MS" w:hAnsi="Comic Sans MS"/>
+                <w:b w:val="0"/>
+                <w:bCs w:val="0"/>
+                <w:color w:val="13A78C"/>
+                <w:sz w:val="24"/>
+                <w:szCs w:val="24"/>
+              </w:rPr>
+              <w:t xml:space="preserve">public class </w:t>
+            </w:r>
+            <w:r>
+              <w:rPr>
+                <w:rFonts w:ascii="Comic Sans MS" w:hAnsi="Comic Sans MS"/>
+                <w:b w:val="0"/>
+                <w:bCs w:val="0"/>
+                <w:color w:val="79074C"/>
+                <w:sz w:val="24"/>
+                <w:szCs w:val="24"/>
+              </w:rPr>
+              <w:t xml:space="preserve">MinisterController </w:t>
+            </w:r>
+            <w:r>
+              <w:rPr>
+                <w:rFonts w:ascii="Comic Sans MS" w:hAnsi="Comic Sans MS"/>
+                <w:b w:val="0"/>
+                <w:bCs w:val="0"/>
+                <w:color w:val="4D4D4A"/>
+                <w:sz w:val="24"/>
+                <w:szCs w:val="24"/>
+              </w:rPr>
+              <w:t>{</w:t>
+            </w:r>
+            <w:r>
+              <w:rPr>
+                <w:rFonts w:ascii="Comic Sans MS" w:hAnsi="Comic Sans MS"/>
+                <w:b w:val="0"/>
+                <w:bCs w:val="0"/>
+                <w:color w:val="4D4D4A"/>
+                <w:sz w:val="24"/>
+                <w:szCs w:val="24"/>
+              </w:rPr>
+              <w:br/>
+            </w:r>
             <w:r>
               <w:rPr>
                 <w:rFonts w:ascii="Comic Sans MS" w:hAnsi="Comic Sans MS"/>
@@ -4604,10 +5885,190 @@
                 <w:rFonts w:ascii="Comic Sans MS" w:hAnsi="Comic Sans MS"/>
                 <w:b w:val="0"/>
                 <w:bCs w:val="0"/>
+                <w:i/>
+                <w:iCs/>
                 <w:color w:val="1136B9"/>
                 <w:sz w:val="24"/>
                 <w:szCs w:val="24"/>
               </w:rPr>
+              <w:t>List</w:t>
+            </w:r>
+            <w:r>
+              <w:rPr>
+                <w:rFonts w:ascii="Comic Sans MS" w:hAnsi="Comic Sans MS"/>
+                <w:b w:val="0"/>
+                <w:bCs w:val="0"/>
+                <w:color w:val="EE5C09"/>
+                <w:sz w:val="24"/>
+                <w:szCs w:val="24"/>
+              </w:rPr>
+              <w:t>&lt;</w:t>
+            </w:r>
+            <w:r>
+              <w:rPr>
+                <w:rFonts w:ascii="Comic Sans MS" w:hAnsi="Comic Sans MS"/>
+                <w:b w:val="0"/>
+                <w:bCs w:val="0"/>
+                <w:color w:val="79074C"/>
+                <w:sz w:val="24"/>
+                <w:szCs w:val="24"/>
+              </w:rPr>
+              <w:t>Minister</w:t>
+            </w:r>
+            <w:r>
+              <w:rPr>
+                <w:rFonts w:ascii="Comic Sans MS" w:hAnsi="Comic Sans MS"/>
+                <w:b w:val="0"/>
+                <w:bCs w:val="0"/>
+                <w:color w:val="EE5C09"/>
+                <w:sz w:val="24"/>
+                <w:szCs w:val="24"/>
+              </w:rPr>
+              <w:t xml:space="preserve">&gt; </w:t>
+            </w:r>
+            <w:r>
+              <w:rPr>
+                <w:rFonts w:ascii="Comic Sans MS" w:hAnsi="Comic Sans MS"/>
+                <w:b w:val="0"/>
+                <w:bCs w:val="0"/>
+                <w:color w:val="4D4D4A"/>
+                <w:sz w:val="24"/>
+                <w:szCs w:val="24"/>
+              </w:rPr>
+              <w:t>ministerList;</w:t>
+            </w:r>
+            <w:r>
+              <w:rPr>
+                <w:rFonts w:ascii="Comic Sans MS" w:hAnsi="Comic Sans MS"/>
+                <w:b w:val="0"/>
+                <w:bCs w:val="0"/>
+                <w:color w:val="4D4D4A"/>
+                <w:sz w:val="24"/>
+                <w:szCs w:val="24"/>
+              </w:rPr>
+              <w:br/>
+            </w:r>
+            <w:r>
+              <w:rPr>
+                <w:rFonts w:ascii="Comic Sans MS" w:hAnsi="Comic Sans MS"/>
+                <w:b w:val="0"/>
+                <w:bCs w:val="0"/>
+                <w:color w:val="4D4D4A"/>
+                <w:sz w:val="24"/>
+                <w:szCs w:val="24"/>
+              </w:rPr>
+              <w:br/>
+            </w:r>
+            <w:r>
+              <w:rPr>
+                <w:rFonts w:ascii="Comic Sans MS" w:hAnsi="Comic Sans MS"/>
+                <w:b w:val="0"/>
+                <w:bCs w:val="0"/>
+                <w:color w:val="1136B9"/>
+                <w:spacing w:val="0"/>
+                <w:sz w:val="24"/>
+                <w:szCs w:val="24"/>
+              </w:rPr>
+              <w:t>@ResponseStatus</w:t>
+            </w:r>
+            <w:r>
+              <w:rPr>
+                <w:rFonts w:ascii="Comic Sans MS" w:hAnsi="Comic Sans MS"/>
+                <w:b w:val="0"/>
+                <w:bCs w:val="0"/>
+                <w:color w:val="4D4D4A"/>
+                <w:spacing w:val="0"/>
+                <w:sz w:val="24"/>
+                <w:szCs w:val="24"/>
+              </w:rPr>
+              <w:t>(</w:t>
+            </w:r>
+            <w:r>
+              <w:rPr>
+                <w:rFonts w:ascii="Comic Sans MS" w:hAnsi="Comic Sans MS"/>
+                <w:b w:val="0"/>
+                <w:bCs w:val="0"/>
+                <w:i/>
+                <w:iCs/>
+                <w:color w:val="79074C"/>
+                <w:spacing w:val="0"/>
+                <w:sz w:val="24"/>
+                <w:szCs w:val="24"/>
+              </w:rPr>
+              <w:t>HttpStatus</w:t>
+            </w:r>
+            <w:r>
+              <w:rPr>
+                <w:rFonts w:ascii="Comic Sans MS" w:hAnsi="Comic Sans MS"/>
+                <w:b w:val="0"/>
+                <w:bCs w:val="0"/>
+                <w:color w:val="4D4D4A"/>
+                <w:spacing w:val="0"/>
+                <w:sz w:val="24"/>
+                <w:szCs w:val="24"/>
+              </w:rPr>
+              <w:t>.</w:t>
+            </w:r>
+            <w:r>
+              <w:rPr>
+                <w:rFonts w:ascii="Comic Sans MS" w:hAnsi="Comic Sans MS"/>
+                <w:b w:val="0"/>
+                <w:bCs w:val="0"/>
+                <w:i/>
+                <w:iCs/>
+                <w:color w:val="005CC5"/>
+                <w:spacing w:val="0"/>
+                <w:sz w:val="24"/>
+                <w:szCs w:val="24"/>
+              </w:rPr>
+              <w:t>BAD_GATEWAY</w:t>
+            </w:r>
+            <w:r>
+              <w:rPr>
+                <w:rFonts w:ascii="Comic Sans MS" w:hAnsi="Comic Sans MS"/>
+                <w:b w:val="0"/>
+                <w:bCs w:val="0"/>
+                <w:color w:val="4D4D4A"/>
+                <w:spacing w:val="0"/>
+                <w:sz w:val="24"/>
+                <w:szCs w:val="24"/>
+              </w:rPr>
+              <w:t>)</w:t>
+            </w:r>
+            <w:r>
+              <w:rPr>
+                <w:rFonts w:ascii="Comic Sans MS" w:hAnsi="Comic Sans MS"/>
+                <w:b w:val="0"/>
+                <w:bCs w:val="0"/>
+                <w:color w:val="4D4D4A"/>
+                <w:spacing w:val="0"/>
+                <w:sz w:val="24"/>
+                <w:szCs w:val="24"/>
+              </w:rPr>
+              <w:t xml:space="preserve"> // if success by default this response will be returned , we don’t need to build response object </w:t>
+            </w:r>
+            <w:r>
+              <w:rPr>
+                <w:rFonts w:ascii="Comic Sans MS" w:hAnsi="Comic Sans MS"/>
+                <w:b w:val="0"/>
+                <w:bCs w:val="0"/>
+                <w:color w:val="4D4D4A"/>
+                <w:spacing w:val="0"/>
+                <w:sz w:val="24"/>
+                <w:szCs w:val="24"/>
+              </w:rPr>
+              <w:br/>
+            </w:r>
+            <w:r>
+              <w:rPr>
+                <w:rFonts w:ascii="Comic Sans MS" w:hAnsi="Comic Sans MS"/>
+                <w:b w:val="0"/>
+                <w:bCs w:val="0"/>
+                <w:color w:val="1136B9"/>
+                <w:spacing w:val="0"/>
+                <w:sz w:val="24"/>
+                <w:szCs w:val="24"/>
+              </w:rPr>
               <w:t>@GetMapping</w:t>
             </w:r>
             <w:r>
@@ -4616,6 +6077,7 @@
                 <w:b w:val="0"/>
                 <w:bCs w:val="0"/>
                 <w:color w:val="4D4D4A"/>
+                <w:spacing w:val="0"/>
                 <w:sz w:val="24"/>
                 <w:szCs w:val="24"/>
               </w:rPr>
@@ -4627,17 +6089,19 @@
                 <w:b w:val="0"/>
                 <w:bCs w:val="0"/>
                 <w:color w:val="0F92E3"/>
-                <w:sz w:val="24"/>
-                <w:szCs w:val="24"/>
-              </w:rPr>
-              <w:t>"/query"</w:t>
-            </w:r>
-            <w:r>
-              <w:rPr>
-                <w:rFonts w:ascii="Comic Sans MS" w:hAnsi="Comic Sans MS"/>
-                <w:b w:val="0"/>
-                <w:bCs w:val="0"/>
-                <w:color w:val="4D4D4A"/>
+                <w:spacing w:val="0"/>
+                <w:sz w:val="24"/>
+                <w:szCs w:val="24"/>
+              </w:rPr>
+              <w:t>"/getByState"</w:t>
+            </w:r>
+            <w:r>
+              <w:rPr>
+                <w:rFonts w:ascii="Comic Sans MS" w:hAnsi="Comic Sans MS"/>
+                <w:b w:val="0"/>
+                <w:bCs w:val="0"/>
+                <w:color w:val="4D4D4A"/>
+                <w:spacing w:val="0"/>
                 <w:sz w:val="24"/>
                 <w:szCs w:val="24"/>
               </w:rPr>
@@ -4649,11 +6113,11 @@
                 <w:b w:val="0"/>
                 <w:bCs w:val="0"/>
                 <w:color w:val="4D4D4A"/>
+                <w:spacing w:val="0"/>
                 <w:sz w:val="24"/>
                 <w:szCs w:val="24"/>
               </w:rPr>
               <w:br/>
-              <w:t xml:space="preserve">    </w:t>
             </w:r>
             <w:r>
               <w:rPr>
@@ -4661,6 +6125,7 @@
                 <w:b w:val="0"/>
                 <w:bCs w:val="0"/>
                 <w:color w:val="13A78C"/>
+                <w:spacing w:val="0"/>
                 <w:sz w:val="24"/>
                 <w:szCs w:val="24"/>
               </w:rPr>
@@ -4671,11 +6136,50 @@
                 <w:rFonts w:ascii="Comic Sans MS" w:hAnsi="Comic Sans MS"/>
                 <w:b w:val="0"/>
                 <w:bCs w:val="0"/>
+                <w:i/>
+                <w:iCs/>
+                <w:color w:val="1136B9"/>
+                <w:spacing w:val="0"/>
+                <w:sz w:val="24"/>
+                <w:szCs w:val="24"/>
+              </w:rPr>
+              <w:t>List</w:t>
+            </w:r>
+            <w:r>
+              <w:rPr>
+                <w:rFonts w:ascii="Comic Sans MS" w:hAnsi="Comic Sans MS"/>
+                <w:b w:val="0"/>
+                <w:bCs w:val="0"/>
+                <w:color w:val="EE5C09"/>
+                <w:spacing w:val="0"/>
+                <w:sz w:val="24"/>
+                <w:szCs w:val="24"/>
+              </w:rPr>
+              <w:t>&lt;</w:t>
+            </w:r>
+            <w:r>
+              <w:rPr>
+                <w:rFonts w:ascii="Comic Sans MS" w:hAnsi="Comic Sans MS"/>
+                <w:b w:val="0"/>
+                <w:bCs w:val="0"/>
                 <w:color w:val="79074C"/>
-                <w:sz w:val="24"/>
-                <w:szCs w:val="24"/>
-              </w:rPr>
-              <w:t xml:space="preserve">String </w:t>
+                <w:spacing w:val="0"/>
+                <w:sz w:val="24"/>
+                <w:szCs w:val="24"/>
+              </w:rPr>
+              <w:t>Minister</w:t>
+            </w:r>
+            <w:r>
+              <w:rPr>
+                <w:rFonts w:ascii="Comic Sans MS" w:hAnsi="Comic Sans MS"/>
+                <w:b w:val="0"/>
+                <w:bCs w:val="0"/>
+                <w:color w:val="EE5C09"/>
+                <w:spacing w:val="0"/>
+                <w:sz w:val="24"/>
+                <w:szCs w:val="24"/>
+              </w:rPr>
+              <w:t xml:space="preserve">&gt; </w:t>
             </w:r>
             <w:r>
               <w:rPr>
@@ -4683,17 +6187,19 @@
                 <w:b w:val="0"/>
                 <w:bCs w:val="0"/>
                 <w:color w:val="7748B7"/>
-                <w:sz w:val="24"/>
-                <w:szCs w:val="24"/>
-              </w:rPr>
-              <w:t>hitChatGPTLLM</w:t>
-            </w:r>
-            <w:r>
-              <w:rPr>
-                <w:rFonts w:ascii="Comic Sans MS" w:hAnsi="Comic Sans MS"/>
-                <w:b w:val="0"/>
-                <w:bCs w:val="0"/>
-                <w:color w:val="4D4D4A"/>
+                <w:spacing w:val="0"/>
+                <w:sz w:val="24"/>
+                <w:szCs w:val="24"/>
+              </w:rPr>
+              <w:t>getMinisterDetails</w:t>
+            </w:r>
+            <w:r>
+              <w:rPr>
+                <w:rFonts w:ascii="Comic Sans MS" w:hAnsi="Comic Sans MS"/>
+                <w:b w:val="0"/>
+                <w:bCs w:val="0"/>
+                <w:color w:val="4D4D4A"/>
+                <w:spacing w:val="0"/>
                 <w:sz w:val="24"/>
                 <w:szCs w:val="24"/>
               </w:rPr>
@@ -4705,6 +6211,7 @@
                 <w:b w:val="0"/>
                 <w:bCs w:val="0"/>
                 <w:color w:val="1136B9"/>
+                <w:spacing w:val="0"/>
                 <w:sz w:val="24"/>
                 <w:szCs w:val="24"/>
               </w:rPr>
@@ -4716,6 +6223,7 @@
                 <w:b w:val="0"/>
                 <w:bCs w:val="0"/>
                 <w:color w:val="4D4D4A"/>
+                <w:spacing w:val="0"/>
                 <w:sz w:val="24"/>
                 <w:szCs w:val="24"/>
               </w:rPr>
@@ -4727,17 +6235,19 @@
                 <w:b w:val="0"/>
                 <w:bCs w:val="0"/>
                 <w:color w:val="0F92E3"/>
-                <w:sz w:val="24"/>
-                <w:szCs w:val="24"/>
-              </w:rPr>
-              <w:t>"search"</w:t>
-            </w:r>
-            <w:r>
-              <w:rPr>
-                <w:rFonts w:ascii="Comic Sans MS" w:hAnsi="Comic Sans MS"/>
-                <w:b w:val="0"/>
-                <w:bCs w:val="0"/>
-                <w:color w:val="4D4D4A"/>
+                <w:spacing w:val="0"/>
+                <w:sz w:val="24"/>
+                <w:szCs w:val="24"/>
+              </w:rPr>
+              <w:t>"statename"</w:t>
+            </w:r>
+            <w:r>
+              <w:rPr>
+                <w:rFonts w:ascii="Comic Sans MS" w:hAnsi="Comic Sans MS"/>
+                <w:b w:val="0"/>
+                <w:bCs w:val="0"/>
+                <w:color w:val="4D4D4A"/>
+                <w:spacing w:val="0"/>
                 <w:sz w:val="24"/>
                 <w:szCs w:val="24"/>
               </w:rPr>
@@ -4749,6 +6259,7 @@
                 <w:b w:val="0"/>
                 <w:bCs w:val="0"/>
                 <w:color w:val="79074C"/>
+                <w:spacing w:val="0"/>
                 <w:sz w:val="24"/>
                 <w:szCs w:val="24"/>
               </w:rPr>
@@ -4762,33 +6273,36 @@
                 <w:i/>
                 <w:iCs/>
                 <w:color w:val="0F92E3"/>
-                <w:sz w:val="24"/>
-                <w:szCs w:val="24"/>
-              </w:rPr>
-              <w:t>request</w:t>
-            </w:r>
-            <w:r>
-              <w:rPr>
-                <w:rFonts w:ascii="Comic Sans MS" w:hAnsi="Comic Sans MS"/>
-                <w:b w:val="0"/>
-                <w:bCs w:val="0"/>
-                <w:color w:val="4D4D4A"/>
-                <w:sz w:val="24"/>
-                <w:szCs w:val="24"/>
-              </w:rPr>
-              <w:t>) {</w:t>
-            </w:r>
-            <w:r>
-              <w:rPr>
-                <w:rFonts w:ascii="Comic Sans MS" w:hAnsi="Comic Sans MS"/>
-                <w:b w:val="0"/>
-                <w:bCs w:val="0"/>
-                <w:color w:val="4D4D4A"/>
+                <w:spacing w:val="0"/>
+                <w:sz w:val="24"/>
+                <w:szCs w:val="24"/>
+              </w:rPr>
+              <w:t>stateName</w:t>
+            </w:r>
+            <w:r>
+              <w:rPr>
+                <w:rFonts w:ascii="Comic Sans MS" w:hAnsi="Comic Sans MS"/>
+                <w:b w:val="0"/>
+                <w:bCs w:val="0"/>
+                <w:color w:val="4D4D4A"/>
+                <w:spacing w:val="0"/>
+                <w:sz w:val="24"/>
+                <w:szCs w:val="24"/>
+              </w:rPr>
+              <w:t>){</w:t>
+            </w:r>
+            <w:r>
+              <w:rPr>
+                <w:rFonts w:ascii="Comic Sans MS" w:hAnsi="Comic Sans MS"/>
+                <w:b w:val="0"/>
+                <w:bCs w:val="0"/>
+                <w:color w:val="4D4D4A"/>
+                <w:spacing w:val="0"/>
                 <w:sz w:val="24"/>
                 <w:szCs w:val="24"/>
               </w:rPr>
               <w:br/>
-              <w:t xml:space="preserve">        </w:t>
+              <w:t xml:space="preserve">    </w:t>
             </w:r>
             <w:r>
               <w:rPr>
@@ -4796,6 +6310,7 @@
                 <w:b w:val="0"/>
                 <w:bCs w:val="0"/>
                 <w:color w:val="79074C"/>
+                <w:spacing w:val="0"/>
                 <w:sz w:val="24"/>
                 <w:szCs w:val="24"/>
               </w:rPr>
@@ -4807,6 +6322,7 @@
                 <w:b w:val="0"/>
                 <w:bCs w:val="0"/>
                 <w:color w:val="4D4D4A"/>
+                <w:spacing w:val="0"/>
                 <w:sz w:val="24"/>
                 <w:szCs w:val="24"/>
               </w:rPr>
@@ -4820,6 +6336,7 @@
                 <w:i/>
                 <w:iCs/>
                 <w:color w:val="005CC5"/>
+                <w:spacing w:val="0"/>
                 <w:sz w:val="24"/>
                 <w:szCs w:val="24"/>
               </w:rPr>
@@ -4831,6 +6348,7 @@
                 <w:b w:val="0"/>
                 <w:bCs w:val="0"/>
                 <w:color w:val="4D4D4A"/>
+                <w:spacing w:val="0"/>
                 <w:sz w:val="24"/>
                 <w:szCs w:val="24"/>
               </w:rPr>
@@ -4842,6 +6360,7 @@
                 <w:b w:val="0"/>
                 <w:bCs w:val="0"/>
                 <w:color w:val="1136B9"/>
+                <w:spacing w:val="0"/>
                 <w:sz w:val="24"/>
                 <w:szCs w:val="24"/>
               </w:rPr>
@@ -4853,6 +6372,7 @@
                 <w:b w:val="0"/>
                 <w:bCs w:val="0"/>
                 <w:color w:val="4D4D4A"/>
+                <w:spacing w:val="0"/>
                 <w:sz w:val="24"/>
                 <w:szCs w:val="24"/>
               </w:rPr>
@@ -4864,10 +6384,50 @@
                 <w:b w:val="0"/>
                 <w:bCs w:val="0"/>
                 <w:color w:val="0F92E3"/>
-                <w:sz w:val="24"/>
-                <w:szCs w:val="24"/>
-              </w:rPr>
-              <w:t xml:space="preserve">"received query is " </w:t>
+                <w:spacing w:val="0"/>
+                <w:sz w:val="24"/>
+                <w:szCs w:val="24"/>
+              </w:rPr>
+              <w:t>"invoked controller method"</w:t>
+            </w:r>
+            <w:r>
+              <w:rPr>
+                <w:rFonts w:ascii="Comic Sans MS" w:hAnsi="Comic Sans MS"/>
+                <w:b w:val="0"/>
+                <w:bCs w:val="0"/>
+                <w:color w:val="4D4D4A"/>
+                <w:spacing w:val="0"/>
+                <w:sz w:val="24"/>
+                <w:szCs w:val="24"/>
+              </w:rPr>
+              <w:t>);</w:t>
+            </w:r>
+            <w:r>
+              <w:rPr>
+                <w:rFonts w:ascii="Comic Sans MS" w:hAnsi="Comic Sans MS"/>
+                <w:b w:val="0"/>
+                <w:bCs w:val="0"/>
+                <w:color w:val="4D4D4A"/>
+                <w:spacing w:val="0"/>
+                <w:sz w:val="24"/>
+                <w:szCs w:val="24"/>
+              </w:rPr>
+              <w:br/>
+              <w:t xml:space="preserve">    </w:t>
+            </w:r>
+            <w:r>
+              <w:rPr>
+                <w:rFonts w:ascii="Comic Sans MS" w:hAnsi="Comic Sans MS"/>
+                <w:b w:val="0"/>
+                <w:bCs w:val="0"/>
+                <w:i/>
+                <w:iCs/>
+                <w:color w:val="1136B9"/>
+                <w:spacing w:val="0"/>
+                <w:sz w:val="24"/>
+                <w:szCs w:val="24"/>
+              </w:rPr>
+              <w:t>Map</w:t>
             </w:r>
             <w:r>
               <w:rPr>
@@ -4875,10 +6435,219 @@
                 <w:b w:val="0"/>
                 <w:bCs w:val="0"/>
                 <w:color w:val="EE5C09"/>
-                <w:sz w:val="24"/>
-                <w:szCs w:val="24"/>
-              </w:rPr>
-              <w:t xml:space="preserve">+ </w:t>
+                <w:spacing w:val="0"/>
+                <w:sz w:val="24"/>
+                <w:szCs w:val="24"/>
+              </w:rPr>
+              <w:t>&lt;</w:t>
+            </w:r>
+            <w:r>
+              <w:rPr>
+                <w:rFonts w:ascii="Comic Sans MS" w:hAnsi="Comic Sans MS"/>
+                <w:b w:val="0"/>
+                <w:bCs w:val="0"/>
+                <w:color w:val="79074C"/>
+                <w:spacing w:val="0"/>
+                <w:sz w:val="24"/>
+                <w:szCs w:val="24"/>
+              </w:rPr>
+              <w:t>String</w:t>
+            </w:r>
+            <w:r>
+              <w:rPr>
+                <w:rFonts w:ascii="Comic Sans MS" w:hAnsi="Comic Sans MS"/>
+                <w:b w:val="0"/>
+                <w:bCs w:val="0"/>
+                <w:color w:val="EE5C09"/>
+                <w:spacing w:val="0"/>
+                <w:sz w:val="24"/>
+                <w:szCs w:val="24"/>
+              </w:rPr>
+              <w:t xml:space="preserve">, </w:t>
+            </w:r>
+            <w:r>
+              <w:rPr>
+                <w:rFonts w:ascii="Comic Sans MS" w:hAnsi="Comic Sans MS"/>
+                <w:b w:val="0"/>
+                <w:bCs w:val="0"/>
+                <w:i/>
+                <w:iCs/>
+                <w:color w:val="1136B9"/>
+                <w:spacing w:val="0"/>
+                <w:sz w:val="24"/>
+                <w:szCs w:val="24"/>
+              </w:rPr>
+              <w:t>List</w:t>
+            </w:r>
+            <w:r>
+              <w:rPr>
+                <w:rFonts w:ascii="Comic Sans MS" w:hAnsi="Comic Sans MS"/>
+                <w:b w:val="0"/>
+                <w:bCs w:val="0"/>
+                <w:color w:val="EE5C09"/>
+                <w:spacing w:val="0"/>
+                <w:sz w:val="24"/>
+                <w:szCs w:val="24"/>
+              </w:rPr>
+              <w:t>&lt;</w:t>
+            </w:r>
+            <w:r>
+              <w:rPr>
+                <w:rFonts w:ascii="Comic Sans MS" w:hAnsi="Comic Sans MS"/>
+                <w:b w:val="0"/>
+                <w:bCs w:val="0"/>
+                <w:color w:val="79074C"/>
+                <w:spacing w:val="0"/>
+                <w:sz w:val="24"/>
+                <w:szCs w:val="24"/>
+              </w:rPr>
+              <w:t>Minister</w:t>
+            </w:r>
+            <w:r>
+              <w:rPr>
+                <w:rFonts w:ascii="Comic Sans MS" w:hAnsi="Comic Sans MS"/>
+                <w:b w:val="0"/>
+                <w:bCs w:val="0"/>
+                <w:color w:val="EE5C09"/>
+                <w:spacing w:val="0"/>
+                <w:sz w:val="24"/>
+                <w:szCs w:val="24"/>
+              </w:rPr>
+              <w:t xml:space="preserve">&gt;&gt; </w:t>
+            </w:r>
+            <w:r>
+              <w:rPr>
+                <w:rFonts w:ascii="Comic Sans MS" w:hAnsi="Comic Sans MS"/>
+                <w:b w:val="0"/>
+                <w:bCs w:val="0"/>
+                <w:color w:val="4D4D4A"/>
+                <w:spacing w:val="0"/>
+                <w:sz w:val="24"/>
+                <w:szCs w:val="24"/>
+              </w:rPr>
+              <w:t xml:space="preserve">map </w:t>
+            </w:r>
+            <w:r>
+              <w:rPr>
+                <w:rFonts w:ascii="Comic Sans MS" w:hAnsi="Comic Sans MS"/>
+                <w:b w:val="0"/>
+                <w:bCs w:val="0"/>
+                <w:color w:val="EE5C09"/>
+                <w:spacing w:val="0"/>
+                <w:sz w:val="24"/>
+                <w:szCs w:val="24"/>
+              </w:rPr>
+              <w:t xml:space="preserve">= </w:t>
+            </w:r>
+            <w:r>
+              <w:rPr>
+                <w:rFonts w:ascii="Comic Sans MS" w:hAnsi="Comic Sans MS"/>
+                <w:b w:val="0"/>
+                <w:bCs w:val="0"/>
+                <w:color w:val="4D4D4A"/>
+                <w:spacing w:val="0"/>
+                <w:sz w:val="24"/>
+                <w:szCs w:val="24"/>
+              </w:rPr>
+              <w:t>ministerList.</w:t>
+            </w:r>
+            <w:r>
+              <w:rPr>
+                <w:rFonts w:ascii="Comic Sans MS" w:hAnsi="Comic Sans MS"/>
+                <w:b w:val="0"/>
+                <w:bCs w:val="0"/>
+                <w:color w:val="1136B9"/>
+                <w:spacing w:val="0"/>
+                <w:sz w:val="24"/>
+                <w:szCs w:val="24"/>
+              </w:rPr>
+              <w:t>stream</w:t>
+            </w:r>
+            <w:r>
+              <w:rPr>
+                <w:rFonts w:ascii="Comic Sans MS" w:hAnsi="Comic Sans MS"/>
+                <w:b w:val="0"/>
+                <w:bCs w:val="0"/>
+                <w:color w:val="4D4D4A"/>
+                <w:spacing w:val="0"/>
+                <w:sz w:val="24"/>
+                <w:szCs w:val="24"/>
+              </w:rPr>
+              <w:t>().</w:t>
+            </w:r>
+            <w:r>
+              <w:rPr>
+                <w:rFonts w:ascii="Comic Sans MS" w:hAnsi="Comic Sans MS"/>
+                <w:b w:val="0"/>
+                <w:bCs w:val="0"/>
+                <w:color w:val="1136B9"/>
+                <w:spacing w:val="0"/>
+                <w:sz w:val="24"/>
+                <w:szCs w:val="24"/>
+              </w:rPr>
+              <w:t>collect</w:t>
+            </w:r>
+            <w:r>
+              <w:rPr>
+                <w:rFonts w:ascii="Comic Sans MS" w:hAnsi="Comic Sans MS"/>
+                <w:b w:val="0"/>
+                <w:bCs w:val="0"/>
+                <w:color w:val="4D4D4A"/>
+                <w:spacing w:val="0"/>
+                <w:sz w:val="24"/>
+                <w:szCs w:val="24"/>
+              </w:rPr>
+              <w:t>(</w:t>
+            </w:r>
+            <w:r>
+              <w:rPr>
+                <w:rFonts w:ascii="Comic Sans MS" w:hAnsi="Comic Sans MS"/>
+                <w:b w:val="0"/>
+                <w:bCs w:val="0"/>
+                <w:color w:val="79074C"/>
+                <w:spacing w:val="0"/>
+                <w:sz w:val="24"/>
+                <w:szCs w:val="24"/>
+              </w:rPr>
+              <w:t>Collectors</w:t>
+            </w:r>
+            <w:r>
+              <w:rPr>
+                <w:rFonts w:ascii="Comic Sans MS" w:hAnsi="Comic Sans MS"/>
+                <w:b w:val="0"/>
+                <w:bCs w:val="0"/>
+                <w:color w:val="4D4D4A"/>
+                <w:spacing w:val="0"/>
+                <w:sz w:val="24"/>
+                <w:szCs w:val="24"/>
+              </w:rPr>
+              <w:t>.</w:t>
+            </w:r>
+            <w:r>
+              <w:rPr>
+                <w:rFonts w:ascii="Comic Sans MS" w:hAnsi="Comic Sans MS"/>
+                <w:b w:val="0"/>
+                <w:bCs w:val="0"/>
+                <w:i/>
+                <w:iCs/>
+                <w:color w:val="1136B9"/>
+                <w:spacing w:val="0"/>
+                <w:sz w:val="24"/>
+                <w:szCs w:val="24"/>
+              </w:rPr>
+              <w:t>groupingBy</w:t>
+            </w:r>
+            <w:r>
+              <w:rPr>
+                <w:rFonts w:ascii="Comic Sans MS" w:hAnsi="Comic Sans MS"/>
+                <w:b w:val="0"/>
+                <w:bCs w:val="0"/>
+                <w:color w:val="4D4D4A"/>
+                <w:spacing w:val="0"/>
+                <w:sz w:val="24"/>
+                <w:szCs w:val="24"/>
+              </w:rPr>
+              <w:t>(</w:t>
             </w:r>
             <w:r>
               <w:rPr>
@@ -4888,33 +6657,579 @@
                 <w:i/>
                 <w:iCs/>
                 <w:color w:val="0F92E3"/>
-                <w:sz w:val="24"/>
-                <w:szCs w:val="24"/>
-              </w:rPr>
-              <w:t>request</w:t>
-            </w:r>
-            <w:r>
-              <w:rPr>
-                <w:rFonts w:ascii="Comic Sans MS" w:hAnsi="Comic Sans MS"/>
-                <w:b w:val="0"/>
-                <w:bCs w:val="0"/>
-                <w:color w:val="4D4D4A"/>
-                <w:sz w:val="24"/>
-                <w:szCs w:val="24"/>
-              </w:rPr>
-              <w:t>);</w:t>
-            </w:r>
-            <w:r>
-              <w:rPr>
-                <w:rFonts w:ascii="Comic Sans MS" w:hAnsi="Comic Sans MS"/>
-                <w:b w:val="0"/>
-                <w:bCs w:val="0"/>
-                <w:color w:val="4D4D4A"/>
+                <w:spacing w:val="0"/>
+                <w:sz w:val="24"/>
+                <w:szCs w:val="24"/>
+              </w:rPr>
+              <w:t xml:space="preserve">e </w:t>
+            </w:r>
+            <w:r>
+              <w:rPr>
+                <w:rFonts w:ascii="Comic Sans MS" w:hAnsi="Comic Sans MS"/>
+                <w:b w:val="0"/>
+                <w:bCs w:val="0"/>
+                <w:color w:val="4D4D4A"/>
+                <w:spacing w:val="0"/>
+                <w:sz w:val="24"/>
+                <w:szCs w:val="24"/>
+              </w:rPr>
+              <w:t xml:space="preserve">-&gt; </w:t>
+            </w:r>
+            <w:r>
+              <w:rPr>
+                <w:rFonts w:ascii="Comic Sans MS" w:hAnsi="Comic Sans MS"/>
+                <w:b w:val="0"/>
+                <w:bCs w:val="0"/>
+                <w:i/>
+                <w:iCs/>
+                <w:color w:val="0F92E3"/>
+                <w:spacing w:val="0"/>
+                <w:sz w:val="24"/>
+                <w:szCs w:val="24"/>
+              </w:rPr>
+              <w:t>e</w:t>
+            </w:r>
+            <w:r>
+              <w:rPr>
+                <w:rFonts w:ascii="Comic Sans MS" w:hAnsi="Comic Sans MS"/>
+                <w:b w:val="0"/>
+                <w:bCs w:val="0"/>
+                <w:color w:val="4D4D4A"/>
+                <w:spacing w:val="0"/>
+                <w:sz w:val="24"/>
+                <w:szCs w:val="24"/>
+              </w:rPr>
+              <w:t>.</w:t>
+            </w:r>
+            <w:r>
+              <w:rPr>
+                <w:rFonts w:ascii="Comic Sans MS" w:hAnsi="Comic Sans MS"/>
+                <w:b w:val="0"/>
+                <w:bCs w:val="0"/>
+                <w:color w:val="1136B9"/>
+                <w:spacing w:val="0"/>
+                <w:sz w:val="24"/>
+                <w:szCs w:val="24"/>
+              </w:rPr>
+              <w:t>getState</w:t>
+            </w:r>
+            <w:r>
+              <w:rPr>
+                <w:rFonts w:ascii="Comic Sans MS" w:hAnsi="Comic Sans MS"/>
+                <w:b w:val="0"/>
+                <w:bCs w:val="0"/>
+                <w:color w:val="4D4D4A"/>
+                <w:spacing w:val="0"/>
+                <w:sz w:val="24"/>
+                <w:szCs w:val="24"/>
+              </w:rPr>
+              <w:t>()));</w:t>
+            </w:r>
+            <w:r>
+              <w:rPr>
+                <w:rFonts w:ascii="Comic Sans MS" w:hAnsi="Comic Sans MS"/>
+                <w:b w:val="0"/>
+                <w:bCs w:val="0"/>
+                <w:color w:val="4D4D4A"/>
+                <w:spacing w:val="0"/>
+                <w:sz w:val="24"/>
+                <w:szCs w:val="24"/>
+              </w:rPr>
+              <w:br/>
+            </w:r>
+            <w:r>
+              <w:rPr>
+                <w:rFonts w:ascii="Comic Sans MS" w:hAnsi="Comic Sans MS"/>
+                <w:b w:val="0"/>
+                <w:bCs w:val="0"/>
+                <w:color w:val="4D4D4A"/>
+                <w:spacing w:val="0"/>
+                <w:sz w:val="24"/>
+                <w:szCs w:val="24"/>
+              </w:rPr>
+              <w:lastRenderedPageBreak/>
+              <w:t xml:space="preserve">    </w:t>
+            </w:r>
+            <w:r>
+              <w:rPr>
+                <w:rFonts w:ascii="Comic Sans MS" w:hAnsi="Comic Sans MS"/>
+                <w:b w:val="0"/>
+                <w:bCs w:val="0"/>
+                <w:color w:val="13A78C"/>
+                <w:spacing w:val="0"/>
+                <w:sz w:val="24"/>
+                <w:szCs w:val="24"/>
+              </w:rPr>
+              <w:t xml:space="preserve">if </w:t>
+            </w:r>
+            <w:r>
+              <w:rPr>
+                <w:rFonts w:ascii="Comic Sans MS" w:hAnsi="Comic Sans MS"/>
+                <w:b w:val="0"/>
+                <w:bCs w:val="0"/>
+                <w:color w:val="4D4D4A"/>
+                <w:spacing w:val="0"/>
+                <w:sz w:val="24"/>
+                <w:szCs w:val="24"/>
+              </w:rPr>
+              <w:t>(</w:t>
+            </w:r>
+            <w:r>
+              <w:rPr>
+                <w:rFonts w:ascii="Comic Sans MS" w:hAnsi="Comic Sans MS"/>
+                <w:b w:val="0"/>
+                <w:bCs w:val="0"/>
+                <w:color w:val="EE5C09"/>
+                <w:spacing w:val="0"/>
+                <w:sz w:val="24"/>
+                <w:szCs w:val="24"/>
+              </w:rPr>
+              <w:t>!</w:t>
+            </w:r>
+            <w:r>
+              <w:rPr>
+                <w:rFonts w:ascii="Comic Sans MS" w:hAnsi="Comic Sans MS"/>
+                <w:b w:val="0"/>
+                <w:bCs w:val="0"/>
+                <w:color w:val="4D4D4A"/>
+                <w:spacing w:val="0"/>
+                <w:sz w:val="24"/>
+                <w:szCs w:val="24"/>
+              </w:rPr>
+              <w:t>map.</w:t>
+            </w:r>
+            <w:r>
+              <w:rPr>
+                <w:rFonts w:ascii="Comic Sans MS" w:hAnsi="Comic Sans MS"/>
+                <w:b w:val="0"/>
+                <w:bCs w:val="0"/>
+                <w:color w:val="1136B9"/>
+                <w:spacing w:val="0"/>
+                <w:sz w:val="24"/>
+                <w:szCs w:val="24"/>
+              </w:rPr>
+              <w:t>containsKey</w:t>
+            </w:r>
+            <w:r>
+              <w:rPr>
+                <w:rFonts w:ascii="Comic Sans MS" w:hAnsi="Comic Sans MS"/>
+                <w:b w:val="0"/>
+                <w:bCs w:val="0"/>
+                <w:color w:val="4D4D4A"/>
+                <w:spacing w:val="0"/>
+                <w:sz w:val="24"/>
+                <w:szCs w:val="24"/>
+              </w:rPr>
+              <w:t>(</w:t>
+            </w:r>
+            <w:r>
+              <w:rPr>
+                <w:rFonts w:ascii="Comic Sans MS" w:hAnsi="Comic Sans MS"/>
+                <w:b w:val="0"/>
+                <w:bCs w:val="0"/>
+                <w:i/>
+                <w:iCs/>
+                <w:color w:val="0F92E3"/>
+                <w:spacing w:val="0"/>
+                <w:sz w:val="24"/>
+                <w:szCs w:val="24"/>
+              </w:rPr>
+              <w:t>stateName</w:t>
+            </w:r>
+            <w:r>
+              <w:rPr>
+                <w:rFonts w:ascii="Comic Sans MS" w:hAnsi="Comic Sans MS"/>
+                <w:b w:val="0"/>
+                <w:bCs w:val="0"/>
+                <w:color w:val="4D4D4A"/>
+                <w:spacing w:val="0"/>
+                <w:sz w:val="24"/>
+                <w:szCs w:val="24"/>
+              </w:rPr>
+              <w:t>)){</w:t>
+            </w:r>
+            <w:r>
+              <w:rPr>
+                <w:rFonts w:ascii="Comic Sans MS" w:hAnsi="Comic Sans MS"/>
+                <w:b w:val="0"/>
+                <w:bCs w:val="0"/>
+                <w:color w:val="4D4D4A"/>
+                <w:spacing w:val="0"/>
                 <w:sz w:val="24"/>
                 <w:szCs w:val="24"/>
               </w:rPr>
               <w:br/>
               <w:t xml:space="preserve">        </w:t>
+            </w:r>
+            <w:r>
+              <w:rPr>
+                <w:rFonts w:ascii="Comic Sans MS" w:hAnsi="Comic Sans MS"/>
+                <w:b w:val="0"/>
+                <w:bCs w:val="0"/>
+                <w:color w:val="13A78C"/>
+                <w:spacing w:val="0"/>
+                <w:sz w:val="24"/>
+                <w:szCs w:val="24"/>
+              </w:rPr>
+              <w:t xml:space="preserve">throw  new </w:t>
+            </w:r>
+            <w:r>
+              <w:rPr>
+                <w:rFonts w:ascii="Comic Sans MS" w:hAnsi="Comic Sans MS"/>
+                <w:b w:val="0"/>
+                <w:bCs w:val="0"/>
+                <w:color w:val="79074C"/>
+                <w:spacing w:val="0"/>
+                <w:sz w:val="24"/>
+                <w:szCs w:val="24"/>
+              </w:rPr>
+              <w:t>StateNotFoundException</w:t>
+            </w:r>
+            <w:r>
+              <w:rPr>
+                <w:rFonts w:ascii="Comic Sans MS" w:hAnsi="Comic Sans MS"/>
+                <w:b w:val="0"/>
+                <w:bCs w:val="0"/>
+                <w:color w:val="4D4D4A"/>
+                <w:spacing w:val="0"/>
+                <w:sz w:val="24"/>
+                <w:szCs w:val="24"/>
+              </w:rPr>
+              <w:t>();</w:t>
+            </w:r>
+            <w:r>
+              <w:rPr>
+                <w:rFonts w:ascii="Comic Sans MS" w:hAnsi="Comic Sans MS"/>
+                <w:b w:val="0"/>
+                <w:bCs w:val="0"/>
+                <w:color w:val="4D4D4A"/>
+                <w:spacing w:val="0"/>
+                <w:sz w:val="24"/>
+                <w:szCs w:val="24"/>
+              </w:rPr>
+              <w:br/>
+              <w:t xml:space="preserve">    }</w:t>
+            </w:r>
+            <w:r>
+              <w:rPr>
+                <w:rFonts w:ascii="Comic Sans MS" w:hAnsi="Comic Sans MS"/>
+                <w:b w:val="0"/>
+                <w:bCs w:val="0"/>
+                <w:color w:val="4D4D4A"/>
+                <w:spacing w:val="0"/>
+                <w:sz w:val="24"/>
+                <w:szCs w:val="24"/>
+              </w:rPr>
+              <w:br/>
+              <w:t xml:space="preserve">    </w:t>
+            </w:r>
+            <w:r>
+              <w:rPr>
+                <w:rFonts w:ascii="Comic Sans MS" w:hAnsi="Comic Sans MS"/>
+                <w:b w:val="0"/>
+                <w:bCs w:val="0"/>
+                <w:color w:val="13A78C"/>
+                <w:spacing w:val="0"/>
+                <w:sz w:val="24"/>
+                <w:szCs w:val="24"/>
+              </w:rPr>
+              <w:t xml:space="preserve">return </w:t>
+            </w:r>
+            <w:r>
+              <w:rPr>
+                <w:rFonts w:ascii="Comic Sans MS" w:hAnsi="Comic Sans MS"/>
+                <w:b w:val="0"/>
+                <w:bCs w:val="0"/>
+                <w:color w:val="4D4D4A"/>
+                <w:spacing w:val="0"/>
+                <w:sz w:val="24"/>
+                <w:szCs w:val="24"/>
+              </w:rPr>
+              <w:t>map.</w:t>
+            </w:r>
+            <w:r>
+              <w:rPr>
+                <w:rFonts w:ascii="Comic Sans MS" w:hAnsi="Comic Sans MS"/>
+                <w:b w:val="0"/>
+                <w:bCs w:val="0"/>
+                <w:color w:val="1136B9"/>
+                <w:spacing w:val="0"/>
+                <w:sz w:val="24"/>
+                <w:szCs w:val="24"/>
+              </w:rPr>
+              <w:t>get</w:t>
+            </w:r>
+            <w:r>
+              <w:rPr>
+                <w:rFonts w:ascii="Comic Sans MS" w:hAnsi="Comic Sans MS"/>
+                <w:b w:val="0"/>
+                <w:bCs w:val="0"/>
+                <w:color w:val="4D4D4A"/>
+                <w:spacing w:val="0"/>
+                <w:sz w:val="24"/>
+                <w:szCs w:val="24"/>
+              </w:rPr>
+              <w:t>(</w:t>
+            </w:r>
+            <w:r>
+              <w:rPr>
+                <w:rFonts w:ascii="Comic Sans MS" w:hAnsi="Comic Sans MS"/>
+                <w:b w:val="0"/>
+                <w:bCs w:val="0"/>
+                <w:i/>
+                <w:iCs/>
+                <w:color w:val="0F92E3"/>
+                <w:spacing w:val="0"/>
+                <w:sz w:val="24"/>
+                <w:szCs w:val="24"/>
+              </w:rPr>
+              <w:t>stateName</w:t>
+            </w:r>
+            <w:r>
+              <w:rPr>
+                <w:rFonts w:ascii="Comic Sans MS" w:hAnsi="Comic Sans MS"/>
+                <w:b w:val="0"/>
+                <w:bCs w:val="0"/>
+                <w:color w:val="4D4D4A"/>
+                <w:spacing w:val="0"/>
+                <w:sz w:val="24"/>
+                <w:szCs w:val="24"/>
+              </w:rPr>
+              <w:t>);</w:t>
+            </w:r>
+            <w:r>
+              <w:rPr>
+                <w:rFonts w:ascii="Comic Sans MS" w:hAnsi="Comic Sans MS"/>
+                <w:b w:val="0"/>
+                <w:bCs w:val="0"/>
+                <w:color w:val="4D4D4A"/>
+                <w:spacing w:val="0"/>
+                <w:sz w:val="24"/>
+                <w:szCs w:val="24"/>
+              </w:rPr>
+              <w:br/>
+              <w:t>}</w:t>
+            </w:r>
+          </w:p>
+          <w:p>
+            <w:pPr>
+              <w:pStyle w:val="HTMLPreformatted"/>
+              <w:shd w:val="clear" w:color="auto" w:fill="FFFFFF"/>
+              <w:cnfStyle w:val="100000000000" w:firstRow="1" w:lastRow="0" w:firstColumn="0" w:lastColumn="0" w:oddVBand="0" w:evenVBand="0" w:oddHBand="0" w:evenHBand="0" w:firstRowFirstColumn="0" w:firstRowLastColumn="0" w:lastRowFirstColumn="0" w:lastRowLastColumn="0"/>
+              <w:rPr>
+                <w:rFonts w:ascii="Comic Sans MS" w:hAnsi="Comic Sans MS"/>
+                <w:b w:val="0"/>
+                <w:bCs w:val="0"/>
+                <w:color w:val="4D4D4A"/>
+                <w:spacing w:val="0"/>
+                <w:sz w:val="24"/>
+                <w:szCs w:val="24"/>
+              </w:rPr>
+            </w:pPr>
+          </w:p>
+          <w:p>
+            <w:pPr>
+              <w:pStyle w:val="HTMLPreformatted"/>
+              <w:shd w:val="clear" w:color="auto" w:fill="FFFFFF"/>
+              <w:cnfStyle w:val="100000000000" w:firstRow="1" w:lastRow="0" w:firstColumn="0" w:lastColumn="0" w:oddVBand="0" w:evenVBand="0" w:oddHBand="0" w:evenHBand="0" w:firstRowFirstColumn="0" w:firstRowLastColumn="0" w:lastRowFirstColumn="0" w:lastRowLastColumn="0"/>
+              <w:rPr>
+                <w:rFonts w:ascii="Comic Sans MS" w:hAnsi="Comic Sans MS"/>
+                <w:b w:val="0"/>
+                <w:bCs w:val="0"/>
+                <w:color w:val="4D4D4A"/>
+                <w:sz w:val="24"/>
+                <w:szCs w:val="24"/>
+              </w:rPr>
+            </w:pPr>
+            <w:r>
+              <w:rPr>
+                <w:rFonts w:ascii="Comic Sans MS" w:hAnsi="Comic Sans MS"/>
+                <w:b w:val="0"/>
+                <w:bCs w:val="0"/>
+                <w:color w:val="4D4D4A"/>
+                <w:sz w:val="24"/>
+                <w:szCs w:val="24"/>
+              </w:rPr>
+              <w:t xml:space="preserve">    </w:t>
+            </w:r>
+            <w:r>
+              <w:rPr>
+                <w:rFonts w:ascii="Comic Sans MS" w:hAnsi="Comic Sans MS"/>
+                <w:b w:val="0"/>
+                <w:bCs w:val="0"/>
+                <w:color w:val="1136B9"/>
+                <w:sz w:val="24"/>
+                <w:szCs w:val="24"/>
+              </w:rPr>
+              <w:t>@PostConstruct</w:t>
+            </w:r>
+            <w:r>
+              <w:rPr>
+                <w:rFonts w:ascii="Comic Sans MS" w:hAnsi="Comic Sans MS"/>
+                <w:b w:val="0"/>
+                <w:bCs w:val="0"/>
+                <w:color w:val="1136B9"/>
+                <w:sz w:val="24"/>
+                <w:szCs w:val="24"/>
+              </w:rPr>
+              <w:br/>
+              <w:t xml:space="preserve">    </w:t>
+            </w:r>
+            <w:r>
+              <w:rPr>
+                <w:rFonts w:ascii="Comic Sans MS" w:hAnsi="Comic Sans MS"/>
+                <w:b w:val="0"/>
+                <w:bCs w:val="0"/>
+                <w:color w:val="13A78C"/>
+                <w:sz w:val="24"/>
+                <w:szCs w:val="24"/>
+              </w:rPr>
+              <w:t xml:space="preserve">public void </w:t>
+            </w:r>
+            <w:r>
+              <w:rPr>
+                <w:rFonts w:ascii="Comic Sans MS" w:hAnsi="Comic Sans MS"/>
+                <w:b w:val="0"/>
+                <w:bCs w:val="0"/>
+                <w:color w:val="7748B7"/>
+                <w:sz w:val="24"/>
+                <w:szCs w:val="24"/>
+              </w:rPr>
+              <w:t>init</w:t>
+            </w:r>
+            <w:r>
+              <w:rPr>
+                <w:rFonts w:ascii="Comic Sans MS" w:hAnsi="Comic Sans MS"/>
+                <w:b w:val="0"/>
+                <w:bCs w:val="0"/>
+                <w:color w:val="4D4D4A"/>
+                <w:sz w:val="24"/>
+                <w:szCs w:val="24"/>
+              </w:rPr>
+              <w:t>(){</w:t>
+            </w:r>
+            <w:r>
+              <w:rPr>
+                <w:rFonts w:ascii="Comic Sans MS" w:hAnsi="Comic Sans MS"/>
+                <w:b w:val="0"/>
+                <w:bCs w:val="0"/>
+                <w:color w:val="4D4D4A"/>
+                <w:sz w:val="24"/>
+                <w:szCs w:val="24"/>
+              </w:rPr>
+              <w:br/>
+              <w:t xml:space="preserve">        ministerList</w:t>
+            </w:r>
+            <w:r>
+              <w:rPr>
+                <w:rFonts w:ascii="Comic Sans MS" w:hAnsi="Comic Sans MS"/>
+                <w:b w:val="0"/>
+                <w:bCs w:val="0"/>
+                <w:color w:val="EE5C09"/>
+                <w:sz w:val="24"/>
+                <w:szCs w:val="24"/>
+              </w:rPr>
+              <w:t>=</w:t>
+            </w:r>
+            <w:r>
+              <w:rPr>
+                <w:rFonts w:ascii="Comic Sans MS" w:hAnsi="Comic Sans MS"/>
+                <w:b w:val="0"/>
+                <w:bCs w:val="0"/>
+                <w:color w:val="13A78C"/>
+                <w:sz w:val="24"/>
+                <w:szCs w:val="24"/>
+              </w:rPr>
+              <w:t xml:space="preserve">new </w:t>
+            </w:r>
+            <w:r>
+              <w:rPr>
+                <w:rFonts w:ascii="Comic Sans MS" w:hAnsi="Comic Sans MS"/>
+                <w:b w:val="0"/>
+                <w:bCs w:val="0"/>
+                <w:color w:val="79074C"/>
+                <w:sz w:val="24"/>
+                <w:szCs w:val="24"/>
+              </w:rPr>
+              <w:t>ArrayList</w:t>
+            </w:r>
+            <w:r>
+              <w:rPr>
+                <w:rFonts w:ascii="Comic Sans MS" w:hAnsi="Comic Sans MS"/>
+                <w:b w:val="0"/>
+                <w:bCs w:val="0"/>
+                <w:color w:val="EE5C09"/>
+                <w:sz w:val="24"/>
+                <w:szCs w:val="24"/>
+              </w:rPr>
+              <w:t>&lt;&gt;</w:t>
+            </w:r>
+            <w:r>
+              <w:rPr>
+                <w:rFonts w:ascii="Comic Sans MS" w:hAnsi="Comic Sans MS"/>
+                <w:b w:val="0"/>
+                <w:bCs w:val="0"/>
+                <w:color w:val="4D4D4A"/>
+                <w:sz w:val="24"/>
+                <w:szCs w:val="24"/>
+              </w:rPr>
+              <w:t>();</w:t>
+            </w:r>
+            <w:r>
+              <w:rPr>
+                <w:rFonts w:ascii="Comic Sans MS" w:hAnsi="Comic Sans MS"/>
+                <w:b w:val="0"/>
+                <w:bCs w:val="0"/>
+                <w:color w:val="4D4D4A"/>
+                <w:sz w:val="24"/>
+                <w:szCs w:val="24"/>
+              </w:rPr>
+              <w:br/>
+              <w:t xml:space="preserve">    ministerList.</w:t>
+            </w:r>
+            <w:r>
+              <w:rPr>
+                <w:rFonts w:ascii="Comic Sans MS" w:hAnsi="Comic Sans MS"/>
+                <w:b w:val="0"/>
+                <w:bCs w:val="0"/>
+                <w:color w:val="1136B9"/>
+                <w:sz w:val="24"/>
+                <w:szCs w:val="24"/>
+              </w:rPr>
+              <w:t>add</w:t>
+            </w:r>
+            <w:r>
+              <w:rPr>
+                <w:rFonts w:ascii="Comic Sans MS" w:hAnsi="Comic Sans MS"/>
+                <w:b w:val="0"/>
+                <w:bCs w:val="0"/>
+                <w:color w:val="4D4D4A"/>
+                <w:sz w:val="24"/>
+                <w:szCs w:val="24"/>
+              </w:rPr>
+              <w:t>(</w:t>
+            </w:r>
+            <w:r>
+              <w:rPr>
+                <w:rFonts w:ascii="Comic Sans MS" w:hAnsi="Comic Sans MS"/>
+                <w:b w:val="0"/>
+                <w:bCs w:val="0"/>
+                <w:color w:val="79074C"/>
+                <w:sz w:val="24"/>
+                <w:szCs w:val="24"/>
+              </w:rPr>
+              <w:t>Minister</w:t>
+            </w:r>
+            <w:r>
+              <w:rPr>
+                <w:rFonts w:ascii="Comic Sans MS" w:hAnsi="Comic Sans MS"/>
+                <w:b w:val="0"/>
+                <w:bCs w:val="0"/>
+                <w:color w:val="4D4D4A"/>
+                <w:sz w:val="24"/>
+                <w:szCs w:val="24"/>
+              </w:rPr>
+              <w:t>.</w:t>
             </w:r>
             <w:r>
               <w:rPr>
@@ -4927,7 +7242,173 @@
                 <w:sz w:val="24"/>
                 <w:szCs w:val="24"/>
               </w:rPr>
-              <w:t>ChatClient</w:t>
+              <w:t>builder</w:t>
+            </w:r>
+            <w:r>
+              <w:rPr>
+                <w:rFonts w:ascii="Comic Sans MS" w:hAnsi="Comic Sans MS"/>
+                <w:b w:val="0"/>
+                <w:bCs w:val="0"/>
+                <w:color w:val="4D4D4A"/>
+                <w:sz w:val="24"/>
+                <w:szCs w:val="24"/>
+              </w:rPr>
+              <w:t>().</w:t>
+            </w:r>
+            <w:r>
+              <w:rPr>
+                <w:rFonts w:ascii="Comic Sans MS" w:hAnsi="Comic Sans MS"/>
+                <w:b w:val="0"/>
+                <w:bCs w:val="0"/>
+                <w:color w:val="1136B9"/>
+                <w:sz w:val="24"/>
+                <w:szCs w:val="24"/>
+              </w:rPr>
+              <w:t>state</w:t>
+            </w:r>
+            <w:r>
+              <w:rPr>
+                <w:rFonts w:ascii="Comic Sans MS" w:hAnsi="Comic Sans MS"/>
+                <w:b w:val="0"/>
+                <w:bCs w:val="0"/>
+                <w:color w:val="4D4D4A"/>
+                <w:sz w:val="24"/>
+                <w:szCs w:val="24"/>
+              </w:rPr>
+              <w:t>(</w:t>
+            </w:r>
+            <w:r>
+              <w:rPr>
+                <w:rFonts w:ascii="Comic Sans MS" w:hAnsi="Comic Sans MS"/>
+                <w:b w:val="0"/>
+                <w:bCs w:val="0"/>
+                <w:color w:val="0F92E3"/>
+                <w:sz w:val="24"/>
+                <w:szCs w:val="24"/>
+              </w:rPr>
+              <w:t>"Telangana"</w:t>
+            </w:r>
+            <w:r>
+              <w:rPr>
+                <w:rFonts w:ascii="Comic Sans MS" w:hAnsi="Comic Sans MS"/>
+                <w:b w:val="0"/>
+                <w:bCs w:val="0"/>
+                <w:color w:val="4D4D4A"/>
+                <w:sz w:val="24"/>
+                <w:szCs w:val="24"/>
+              </w:rPr>
+              <w:t>).</w:t>
+            </w:r>
+            <w:r>
+              <w:rPr>
+                <w:rFonts w:ascii="Comic Sans MS" w:hAnsi="Comic Sans MS"/>
+                <w:b w:val="0"/>
+                <w:bCs w:val="0"/>
+                <w:color w:val="1136B9"/>
+                <w:sz w:val="24"/>
+                <w:szCs w:val="24"/>
+              </w:rPr>
+              <w:t>name</w:t>
+            </w:r>
+            <w:r>
+              <w:rPr>
+                <w:rFonts w:ascii="Comic Sans MS" w:hAnsi="Comic Sans MS"/>
+                <w:b w:val="0"/>
+                <w:bCs w:val="0"/>
+                <w:color w:val="4D4D4A"/>
+                <w:sz w:val="24"/>
+                <w:szCs w:val="24"/>
+              </w:rPr>
+              <w:t>(</w:t>
+            </w:r>
+            <w:r>
+              <w:rPr>
+                <w:rFonts w:ascii="Comic Sans MS" w:hAnsi="Comic Sans MS"/>
+                <w:b w:val="0"/>
+                <w:bCs w:val="0"/>
+                <w:color w:val="0F92E3"/>
+                <w:sz w:val="24"/>
+                <w:szCs w:val="24"/>
+              </w:rPr>
+              <w:t>"Revanth"</w:t>
+            </w:r>
+            <w:r>
+              <w:rPr>
+                <w:rFonts w:ascii="Comic Sans MS" w:hAnsi="Comic Sans MS"/>
+                <w:b w:val="0"/>
+                <w:bCs w:val="0"/>
+                <w:color w:val="4D4D4A"/>
+                <w:sz w:val="24"/>
+                <w:szCs w:val="24"/>
+              </w:rPr>
+              <w:t>).</w:t>
+            </w:r>
+            <w:r>
+              <w:rPr>
+                <w:rFonts w:ascii="Comic Sans MS" w:hAnsi="Comic Sans MS"/>
+                <w:b w:val="0"/>
+                <w:bCs w:val="0"/>
+                <w:color w:val="1136B9"/>
+                <w:sz w:val="24"/>
+                <w:szCs w:val="24"/>
+              </w:rPr>
+              <w:t>build</w:t>
+            </w:r>
+            <w:r>
+              <w:rPr>
+                <w:rFonts w:ascii="Comic Sans MS" w:hAnsi="Comic Sans MS"/>
+                <w:b w:val="0"/>
+                <w:bCs w:val="0"/>
+                <w:color w:val="4D4D4A"/>
+                <w:sz w:val="24"/>
+                <w:szCs w:val="24"/>
+              </w:rPr>
+              <w:t>());</w:t>
+            </w:r>
+            <w:r>
+              <w:rPr>
+                <w:rFonts w:ascii="Comic Sans MS" w:hAnsi="Comic Sans MS"/>
+                <w:b w:val="0"/>
+                <w:bCs w:val="0"/>
+                <w:color w:val="4D4D4A"/>
+                <w:sz w:val="24"/>
+                <w:szCs w:val="24"/>
+              </w:rPr>
+              <w:br/>
+              <w:t xml:space="preserve">    ministerList.</w:t>
+            </w:r>
+            <w:r>
+              <w:rPr>
+                <w:rFonts w:ascii="Comic Sans MS" w:hAnsi="Comic Sans MS"/>
+                <w:b w:val="0"/>
+                <w:bCs w:val="0"/>
+                <w:color w:val="1136B9"/>
+                <w:sz w:val="24"/>
+                <w:szCs w:val="24"/>
+              </w:rPr>
+              <w:t>add</w:t>
+            </w:r>
+            <w:r>
+              <w:rPr>
+                <w:rFonts w:ascii="Comic Sans MS" w:hAnsi="Comic Sans MS"/>
+                <w:b w:val="0"/>
+                <w:bCs w:val="0"/>
+                <w:color w:val="4D4D4A"/>
+                <w:sz w:val="24"/>
+                <w:szCs w:val="24"/>
+              </w:rPr>
+              <w:t>(</w:t>
+            </w:r>
+            <w:r>
+              <w:rPr>
+                <w:rFonts w:ascii="Comic Sans MS" w:hAnsi="Comic Sans MS"/>
+                <w:b w:val="0"/>
+                <w:bCs w:val="0"/>
+                <w:color w:val="79074C"/>
+                <w:sz w:val="24"/>
+                <w:szCs w:val="24"/>
+              </w:rPr>
+              <w:t>Minister</w:t>
             </w:r>
             <w:r>
               <w:rPr>
@@ -4951,40 +7432,18 @@
                 <w:sz w:val="24"/>
                 <w:szCs w:val="24"/>
               </w:rPr>
-              <w:t xml:space="preserve">CallResponseSpec </w:t>
-            </w:r>
-            <w:r>
-              <w:rPr>
-                <w:rFonts w:ascii="Comic Sans MS" w:hAnsi="Comic Sans MS"/>
-                <w:b w:val="0"/>
-                <w:bCs w:val="0"/>
-                <w:color w:val="4D4D4A"/>
-                <w:sz w:val="24"/>
-                <w:szCs w:val="24"/>
-              </w:rPr>
-              <w:t xml:space="preserve">call </w:t>
-            </w:r>
-            <w:r>
-              <w:rPr>
-                <w:rFonts w:ascii="Comic Sans MS" w:hAnsi="Comic Sans MS"/>
-                <w:b w:val="0"/>
-                <w:bCs w:val="0"/>
-                <w:color w:val="EE5C09"/>
-                <w:sz w:val="24"/>
-                <w:szCs w:val="24"/>
-              </w:rPr>
-              <w:t xml:space="preserve">= </w:t>
-            </w:r>
-            <w:r>
-              <w:rPr>
-                <w:rFonts w:ascii="Comic Sans MS" w:hAnsi="Comic Sans MS"/>
-                <w:b w:val="0"/>
-                <w:bCs w:val="0"/>
-                <w:color w:val="4D4D4A"/>
-                <w:sz w:val="24"/>
-                <w:szCs w:val="24"/>
-              </w:rPr>
-              <w:t>chatClient.</w:t>
+              <w:t>builder</w:t>
+            </w:r>
+            <w:r>
+              <w:rPr>
+                <w:rFonts w:ascii="Comic Sans MS" w:hAnsi="Comic Sans MS"/>
+                <w:b w:val="0"/>
+                <w:bCs w:val="0"/>
+                <w:color w:val="4D4D4A"/>
+                <w:sz w:val="24"/>
+                <w:szCs w:val="24"/>
+              </w:rPr>
+              <w:t>().</w:t>
             </w:r>
             <w:r>
               <w:rPr>
@@ -4995,7 +7454,7 @@
                 <w:sz w:val="24"/>
                 <w:szCs w:val="24"/>
               </w:rPr>
-              <w:t>prompt</w:t>
+              <w:t>state</w:t>
             </w:r>
             <w:r>
               <w:rPr>
@@ -5007,6 +7466,150 @@
                 <w:szCs w:val="24"/>
               </w:rPr>
               <w:t>(</w:t>
+            </w:r>
+            <w:r>
+              <w:rPr>
+                <w:rFonts w:ascii="Comic Sans MS" w:hAnsi="Comic Sans MS"/>
+                <w:b w:val="0"/>
+                <w:bCs w:val="0"/>
+                <w:color w:val="0F92E3"/>
+                <w:sz w:val="24"/>
+                <w:szCs w:val="24"/>
+              </w:rPr>
+              <w:t>"Telangana"</w:t>
+            </w:r>
+            <w:r>
+              <w:rPr>
+                <w:rFonts w:ascii="Comic Sans MS" w:hAnsi="Comic Sans MS"/>
+                <w:b w:val="0"/>
+                <w:bCs w:val="0"/>
+                <w:color w:val="4D4D4A"/>
+                <w:sz w:val="24"/>
+                <w:szCs w:val="24"/>
+              </w:rPr>
+              <w:t>).</w:t>
+            </w:r>
+            <w:r>
+              <w:rPr>
+                <w:rFonts w:ascii="Comic Sans MS" w:hAnsi="Comic Sans MS"/>
+                <w:b w:val="0"/>
+                <w:bCs w:val="0"/>
+                <w:color w:val="1136B9"/>
+                <w:sz w:val="24"/>
+                <w:szCs w:val="24"/>
+              </w:rPr>
+              <w:t>name</w:t>
+            </w:r>
+            <w:r>
+              <w:rPr>
+                <w:rFonts w:ascii="Comic Sans MS" w:hAnsi="Comic Sans MS"/>
+                <w:b w:val="0"/>
+                <w:bCs w:val="0"/>
+                <w:color w:val="4D4D4A"/>
+                <w:sz w:val="24"/>
+                <w:szCs w:val="24"/>
+              </w:rPr>
+              <w:t>(</w:t>
+            </w:r>
+            <w:r>
+              <w:rPr>
+                <w:rFonts w:ascii="Comic Sans MS" w:hAnsi="Comic Sans MS"/>
+                <w:b w:val="0"/>
+                <w:bCs w:val="0"/>
+                <w:color w:val="0F92E3"/>
+                <w:sz w:val="24"/>
+                <w:szCs w:val="24"/>
+              </w:rPr>
+              <w:t>"kishan reddy"</w:t>
+            </w:r>
+            <w:r>
+              <w:rPr>
+                <w:rFonts w:ascii="Comic Sans MS" w:hAnsi="Comic Sans MS"/>
+                <w:b w:val="0"/>
+                <w:bCs w:val="0"/>
+                <w:color w:val="4D4D4A"/>
+                <w:sz w:val="24"/>
+                <w:szCs w:val="24"/>
+              </w:rPr>
+              <w:t>).</w:t>
+            </w:r>
+            <w:r>
+              <w:rPr>
+                <w:rFonts w:ascii="Comic Sans MS" w:hAnsi="Comic Sans MS"/>
+                <w:b w:val="0"/>
+                <w:bCs w:val="0"/>
+                <w:color w:val="1136B9"/>
+                <w:sz w:val="24"/>
+                <w:szCs w:val="24"/>
+              </w:rPr>
+              <w:t>build</w:t>
+            </w:r>
+            <w:r>
+              <w:rPr>
+                <w:rFonts w:ascii="Comic Sans MS" w:hAnsi="Comic Sans MS"/>
+                <w:b w:val="0"/>
+                <w:bCs w:val="0"/>
+                <w:color w:val="4D4D4A"/>
+                <w:sz w:val="24"/>
+                <w:szCs w:val="24"/>
+              </w:rPr>
+              <w:t>());</w:t>
+            </w:r>
+            <w:r>
+              <w:rPr>
+                <w:rFonts w:ascii="Comic Sans MS" w:hAnsi="Comic Sans MS"/>
+                <w:b w:val="0"/>
+                <w:bCs w:val="0"/>
+                <w:color w:val="4D4D4A"/>
+                <w:sz w:val="24"/>
+                <w:szCs w:val="24"/>
+              </w:rPr>
+              <w:br/>
+              <w:t xml:space="preserve">    ministerList.</w:t>
+            </w:r>
+            <w:r>
+              <w:rPr>
+                <w:rFonts w:ascii="Comic Sans MS" w:hAnsi="Comic Sans MS"/>
+                <w:b w:val="0"/>
+                <w:bCs w:val="0"/>
+                <w:color w:val="1136B9"/>
+                <w:sz w:val="24"/>
+                <w:szCs w:val="24"/>
+              </w:rPr>
+              <w:t>add</w:t>
+            </w:r>
+            <w:r>
+              <w:rPr>
+                <w:rFonts w:ascii="Comic Sans MS" w:hAnsi="Comic Sans MS"/>
+                <w:b w:val="0"/>
+                <w:bCs w:val="0"/>
+                <w:color w:val="4D4D4A"/>
+                <w:sz w:val="24"/>
+                <w:szCs w:val="24"/>
+              </w:rPr>
+              <w:t>(</w:t>
+            </w:r>
+            <w:r>
+              <w:rPr>
+                <w:rFonts w:ascii="Comic Sans MS" w:hAnsi="Comic Sans MS"/>
+                <w:b w:val="0"/>
+                <w:bCs w:val="0"/>
+                <w:color w:val="79074C"/>
+                <w:sz w:val="24"/>
+                <w:szCs w:val="24"/>
+              </w:rPr>
+              <w:t>Minister</w:t>
+            </w:r>
+            <w:r>
+              <w:rPr>
+                <w:rFonts w:ascii="Comic Sans MS" w:hAnsi="Comic Sans MS"/>
+                <w:b w:val="0"/>
+                <w:bCs w:val="0"/>
+                <w:color w:val="4D4D4A"/>
+                <w:sz w:val="24"/>
+                <w:szCs w:val="24"/>
+              </w:rPr>
+              <w:t>.</w:t>
             </w:r>
             <w:r>
               <w:rPr>
@@ -5015,11 +7618,55 @@
                 <w:bCs w:val="0"/>
                 <w:i/>
                 <w:iCs/>
+                <w:color w:val="1136B9"/>
+                <w:sz w:val="24"/>
+                <w:szCs w:val="24"/>
+              </w:rPr>
+              <w:t>builder</w:t>
+            </w:r>
+            <w:r>
+              <w:rPr>
+                <w:rFonts w:ascii="Comic Sans MS" w:hAnsi="Comic Sans MS"/>
+                <w:b w:val="0"/>
+                <w:bCs w:val="0"/>
+                <w:color w:val="4D4D4A"/>
+                <w:sz w:val="24"/>
+                <w:szCs w:val="24"/>
+              </w:rPr>
+              <w:t>().</w:t>
+            </w:r>
+            <w:r>
+              <w:rPr>
+                <w:rFonts w:ascii="Comic Sans MS" w:hAnsi="Comic Sans MS"/>
+                <w:b w:val="0"/>
+                <w:bCs w:val="0"/>
+                <w:color w:val="1136B9"/>
+                <w:sz w:val="24"/>
+                <w:szCs w:val="24"/>
+              </w:rPr>
+              <w:t>state</w:t>
+            </w:r>
+            <w:r>
+              <w:rPr>
+                <w:rFonts w:ascii="Comic Sans MS" w:hAnsi="Comic Sans MS"/>
+                <w:b w:val="0"/>
+                <w:bCs w:val="0"/>
+                <w:color w:val="4D4D4A"/>
+                <w:sz w:val="24"/>
+                <w:szCs w:val="24"/>
+              </w:rPr>
+              <w:t>(</w:t>
+            </w:r>
+            <w:r>
+              <w:rPr>
+                <w:rFonts w:ascii="Comic Sans MS" w:hAnsi="Comic Sans MS"/>
+                <w:b w:val="0"/>
+                <w:bCs w:val="0"/>
                 <w:color w:val="0F92E3"/>
                 <w:sz w:val="24"/>
                 <w:szCs w:val="24"/>
               </w:rPr>
-              <w:t>request</w:t>
+              <w:t>"Andhra"</w:t>
             </w:r>
             <w:r>
               <w:rPr>
@@ -5041,18 +7688,62 @@
                 <w:sz w:val="24"/>
                 <w:szCs w:val="24"/>
               </w:rPr>
-              <w:t>call</w:t>
-            </w:r>
-            <w:r>
-              <w:rPr>
-                <w:rFonts w:ascii="Comic Sans MS" w:hAnsi="Comic Sans MS"/>
-                <w:b w:val="0"/>
-                <w:bCs w:val="0"/>
-                <w:color w:val="4D4D4A"/>
-                <w:sz w:val="24"/>
-                <w:szCs w:val="24"/>
-              </w:rPr>
-              <w:t>();</w:t>
+              <w:t>name</w:t>
+            </w:r>
+            <w:r>
+              <w:rPr>
+                <w:rFonts w:ascii="Comic Sans MS" w:hAnsi="Comic Sans MS"/>
+                <w:b w:val="0"/>
+                <w:bCs w:val="0"/>
+                <w:color w:val="4D4D4A"/>
+                <w:sz w:val="24"/>
+                <w:szCs w:val="24"/>
+              </w:rPr>
+              <w:t>(</w:t>
+            </w:r>
+            <w:r>
+              <w:rPr>
+                <w:rFonts w:ascii="Comic Sans MS" w:hAnsi="Comic Sans MS"/>
+                <w:b w:val="0"/>
+                <w:bCs w:val="0"/>
+                <w:color w:val="0F92E3"/>
+                <w:sz w:val="24"/>
+                <w:szCs w:val="24"/>
+              </w:rPr>
+              <w:t>"Lokesh"</w:t>
+            </w:r>
+            <w:r>
+              <w:rPr>
+                <w:rFonts w:ascii="Comic Sans MS" w:hAnsi="Comic Sans MS"/>
+                <w:b w:val="0"/>
+                <w:bCs w:val="0"/>
+                <w:color w:val="4D4D4A"/>
+                <w:sz w:val="24"/>
+                <w:szCs w:val="24"/>
+              </w:rPr>
+              <w:t>).</w:t>
+            </w:r>
+            <w:r>
+              <w:rPr>
+                <w:rFonts w:ascii="Comic Sans MS" w:hAnsi="Comic Sans MS"/>
+                <w:b w:val="0"/>
+                <w:bCs w:val="0"/>
+                <w:color w:val="1136B9"/>
+                <w:sz w:val="24"/>
+                <w:szCs w:val="24"/>
+              </w:rPr>
+              <w:t>build</w:t>
+            </w:r>
+            <w:r>
+              <w:rPr>
+                <w:rFonts w:ascii="Comic Sans MS" w:hAnsi="Comic Sans MS"/>
+                <w:b w:val="0"/>
+                <w:bCs w:val="0"/>
+                <w:color w:val="4D4D4A"/>
+                <w:sz w:val="24"/>
+                <w:szCs w:val="24"/>
+              </w:rPr>
+              <w:t>());</w:t>
             </w:r>
             <w:r>
               <w:rPr>
@@ -5071,22 +7762,46 @@
                 <w:rFonts w:ascii="Comic Sans MS" w:hAnsi="Comic Sans MS"/>
                 <w:b w:val="0"/>
                 <w:bCs w:val="0"/>
-                <w:color w:val="13A78C"/>
-                <w:sz w:val="24"/>
-                <w:szCs w:val="24"/>
-              </w:rPr>
-              <w:t xml:space="preserve">return </w:t>
-            </w:r>
-            <w:r>
-              <w:rPr>
-                <w:rFonts w:ascii="Comic Sans MS" w:hAnsi="Comic Sans MS"/>
-                <w:b w:val="0"/>
-                <w:bCs w:val="0"/>
-                <w:color w:val="4D4D4A"/>
-                <w:sz w:val="24"/>
-                <w:szCs w:val="24"/>
-              </w:rPr>
-              <w:t>call.</w:t>
+                <w:color w:val="79074C"/>
+                <w:sz w:val="24"/>
+                <w:szCs w:val="24"/>
+              </w:rPr>
+              <w:t>System</w:t>
+            </w:r>
+            <w:r>
+              <w:rPr>
+                <w:rFonts w:ascii="Comic Sans MS" w:hAnsi="Comic Sans MS"/>
+                <w:b w:val="0"/>
+                <w:bCs w:val="0"/>
+                <w:color w:val="4D4D4A"/>
+                <w:sz w:val="24"/>
+                <w:szCs w:val="24"/>
+              </w:rPr>
+              <w:t>.</w:t>
+            </w:r>
+            <w:r>
+              <w:rPr>
+                <w:rFonts w:ascii="Comic Sans MS" w:hAnsi="Comic Sans MS"/>
+                <w:b w:val="0"/>
+                <w:bCs w:val="0"/>
+                <w:i/>
+                <w:iCs/>
+                <w:color w:val="005CC5"/>
+                <w:sz w:val="24"/>
+                <w:szCs w:val="24"/>
+              </w:rPr>
+              <w:t>out</w:t>
+            </w:r>
+            <w:r>
+              <w:rPr>
+                <w:rFonts w:ascii="Comic Sans MS" w:hAnsi="Comic Sans MS"/>
+                <w:b w:val="0"/>
+                <w:bCs w:val="0"/>
+                <w:color w:val="4D4D4A"/>
+                <w:sz w:val="24"/>
+                <w:szCs w:val="24"/>
+              </w:rPr>
+              <w:t>.</w:t>
             </w:r>
             <w:r>
               <w:rPr>
@@ -5097,18 +7812,40 @@
                 <w:sz w:val="24"/>
                 <w:szCs w:val="24"/>
               </w:rPr>
-              <w:t>content</w:t>
-            </w:r>
-            <w:r>
-              <w:rPr>
-                <w:rFonts w:ascii="Comic Sans MS" w:hAnsi="Comic Sans MS"/>
-                <w:b w:val="0"/>
-                <w:bCs w:val="0"/>
-                <w:color w:val="4D4D4A"/>
-                <w:sz w:val="24"/>
-                <w:szCs w:val="24"/>
-              </w:rPr>
-              <w:t>();</w:t>
+              <w:t>println</w:t>
+            </w:r>
+            <w:r>
+              <w:rPr>
+                <w:rFonts w:ascii="Comic Sans MS" w:hAnsi="Comic Sans MS"/>
+                <w:b w:val="0"/>
+                <w:bCs w:val="0"/>
+                <w:color w:val="4D4D4A"/>
+                <w:sz w:val="24"/>
+                <w:szCs w:val="24"/>
+              </w:rPr>
+              <w:t>(</w:t>
+            </w:r>
+            <w:r>
+              <w:rPr>
+                <w:rFonts w:ascii="Comic Sans MS" w:hAnsi="Comic Sans MS"/>
+                <w:b w:val="0"/>
+                <w:bCs w:val="0"/>
+                <w:color w:val="0F92E3"/>
+                <w:sz w:val="24"/>
+                <w:szCs w:val="24"/>
+              </w:rPr>
+              <w:t>"controler init method fired "</w:t>
+            </w:r>
+            <w:r>
+              <w:rPr>
+                <w:rFonts w:ascii="Comic Sans MS" w:hAnsi="Comic Sans MS"/>
+                <w:b w:val="0"/>
+                <w:bCs w:val="0"/>
+                <w:color w:val="4D4D4A"/>
+                <w:sz w:val="24"/>
+                <w:szCs w:val="24"/>
+              </w:rPr>
+              <w:t>);</w:t>
             </w:r>
             <w:r>
               <w:rPr>
@@ -5121,39 +7858,23 @@
               </w:rPr>
               <w:br/>
               <w:t xml:space="preserve">    }</w:t>
+            </w:r>
+            <w:r>
+              <w:rPr>
+                <w:rFonts w:ascii="Comic Sans MS" w:hAnsi="Comic Sans MS"/>
+                <w:b w:val="0"/>
+                <w:bCs w:val="0"/>
+                <w:color w:val="4D4D4A"/>
+                <w:sz w:val="24"/>
+                <w:szCs w:val="24"/>
+              </w:rPr>
+              <w:br/>
+              <w:t>}</w:t>
             </w:r>
           </w:p>
           <w:p>
             <w:pPr>
               <w:cnfStyle w:val="100000000000" w:firstRow="1" w:lastRow="0" w:firstColumn="0" w:lastColumn="0" w:oddVBand="0" w:evenVBand="0" w:oddHBand="0" w:evenHBand="0" w:firstRowFirstColumn="0" w:firstRowLastColumn="0" w:lastRowFirstColumn="0" w:lastRowLastColumn="0"/>
-              <w:rPr>
-                <w:lang w:val="en-US"/>
-              </w:rPr>
-            </w:pPr>
-          </w:p>
-        </w:tc>
-      </w:tr>
-      <w:tr>
-        <w:tc>
-          <w:tcPr>
-            <w:cnfStyle w:val="001000000000" w:firstRow="0" w:lastRow="0" w:firstColumn="1" w:lastColumn="0" w:oddVBand="0" w:evenVBand="0" w:oddHBand="0" w:evenHBand="0" w:firstRowFirstColumn="0" w:firstRowLastColumn="0" w:lastRowFirstColumn="0" w:lastRowLastColumn="0"/>
-            <w:tcW w:w="4765" w:type="dxa"/>
-          </w:tcPr>
-          <w:p>
-            <w:pPr>
-              <w:rPr>
-                <w:lang w:val="en-US"/>
-              </w:rPr>
-            </w:pPr>
-          </w:p>
-        </w:tc>
-        <w:tc>
-          <w:tcPr>
-            <w:tcW w:w="18265" w:type="dxa"/>
-          </w:tcPr>
-          <w:p>
-            <w:pPr>
-              <w:cnfStyle w:val="000000000000" w:firstRow="0" w:lastRow="0" w:firstColumn="0" w:lastColumn="0" w:oddVBand="0" w:evenVBand="0" w:oddHBand="0" w:evenHBand="0" w:firstRowFirstColumn="0" w:firstRowLastColumn="0" w:lastRowFirstColumn="0" w:lastRowLastColumn="0"/>
               <w:rPr>
                 <w:lang w:val="en-US"/>
               </w:rPr>
@@ -5164,9 +7885,1364 @@
     </w:tbl>
     <w:p>
       <w:pPr>
-        <w:rPr>
-          <w:lang w:val="en-US"/>
-        </w:rPr>
+        <w:pStyle w:val="h2-whi"/>
+      </w:pPr>
+      <w:r>
+        <w:lastRenderedPageBreak/>
+        <w:t>Throwing exceptions</w:t>
+      </w:r>
+    </w:p>
+    <w:tbl>
+      <w:tblPr>
+        <w:tblStyle w:val="TableGrid"/>
+        <w:tblW w:w="0" w:type="auto"/>
+        <w:tblLook w:val="04A0" w:firstRow="1" w:lastRow="0" w:firstColumn="1" w:lastColumn="0" w:noHBand="0" w:noVBand="1"/>
+      </w:tblPr>
+      <w:tblGrid>
+        <w:gridCol w:w="13045"/>
+        <w:gridCol w:w="9985"/>
+      </w:tblGrid>
+      <w:tr>
+        <w:tc>
+          <w:tcPr>
+            <w:tcW w:w="13045" w:type="dxa"/>
+          </w:tcPr>
+          <w:p>
+            <w:pPr>
+              <w:pStyle w:val="NoSpacing"/>
+            </w:pPr>
+          </w:p>
+          <w:p>
+            <w:pPr>
+              <w:pStyle w:val="NoSpacing"/>
+              <w:rPr>
+                <w:rFonts w:ascii="Comic Sans MS" w:hAnsi="Comic Sans MS"/>
+                <w:color w:val="1136B9"/>
+                <w:sz w:val="24"/>
+              </w:rPr>
+            </w:pPr>
+            <w:r>
+              <w:rPr>
+                <w:rFonts w:ascii="Comic Sans MS" w:hAnsi="Comic Sans MS"/>
+                <w:color w:val="1136B9"/>
+                <w:sz w:val="24"/>
+              </w:rPr>
+              <w:t xml:space="preserve">when u throw exception to handle, </w:t>
+            </w:r>
+            <w:r>
+              <w:rPr>
+                <w:rFonts w:ascii="Comic Sans MS" w:hAnsi="Comic Sans MS"/>
+                <w:color w:val="1136B9"/>
+                <w:sz w:val="24"/>
+              </w:rPr>
+              <w:t>no need to write a</w:t>
+            </w:r>
+            <w:r>
+              <w:rPr>
+                <w:rFonts w:ascii="Comic Sans MS" w:hAnsi="Comic Sans MS"/>
+                <w:color w:val="1136B9"/>
+                <w:sz w:val="24"/>
+              </w:rPr>
+              <w:t xml:space="preserve"> @ControllerAdvice and </w:t>
+            </w:r>
+            <w:r>
+              <w:rPr>
+                <w:rFonts w:ascii="Comic Sans MS" w:hAnsi="Comic Sans MS"/>
+                <w:color w:val="1136B9"/>
+                <w:sz w:val="24"/>
+              </w:rPr>
+              <w:t>@ExceptionHAndler and catch all exceptions, and return a response ..</w:t>
+            </w:r>
+          </w:p>
+          <w:p>
+            <w:pPr>
+              <w:pStyle w:val="NoSpacing"/>
+              <w:rPr>
+                <w:rFonts w:ascii="Comic Sans MS" w:hAnsi="Comic Sans MS"/>
+                <w:color w:val="1136B9"/>
+                <w:sz w:val="24"/>
+              </w:rPr>
+            </w:pPr>
+            <w:r>
+              <w:t>just throw from where ever u want</w:t>
+            </w:r>
+            <w:r>
+              <w:t xml:space="preserve"> – just annotate the class with </w:t>
+            </w:r>
+            <w:r>
+              <w:rPr>
+                <w:rFonts w:ascii="Comic Sans MS" w:hAnsi="Comic Sans MS"/>
+                <w:color w:val="1136B9"/>
+                <w:sz w:val="24"/>
+              </w:rPr>
+              <w:t>@ResponseStatus</w:t>
+            </w:r>
+            <w:r>
+              <w:rPr>
+                <w:rFonts w:ascii="Comic Sans MS" w:hAnsi="Comic Sans MS"/>
+                <w:color w:val="1136B9"/>
+                <w:sz w:val="24"/>
+              </w:rPr>
+              <w:t xml:space="preserve"> when exception is thrown this response will be returned</w:t>
+            </w:r>
+            <w:bookmarkStart w:id="0" w:name="_GoBack"/>
+            <w:bookmarkEnd w:id="0"/>
+          </w:p>
+          <w:p>
+            <w:pPr>
+              <w:pStyle w:val="NoSpacing"/>
+            </w:pPr>
+          </w:p>
+          <w:p>
+            <w:pPr>
+              <w:pStyle w:val="NoSpacing"/>
+              <w:rPr>
+                <w:rFonts w:ascii="Comic Sans MS" w:hAnsi="Comic Sans MS"/>
+                <w:color w:val="4D4D4A"/>
+                <w:spacing w:val="0"/>
+                <w:sz w:val="24"/>
+              </w:rPr>
+            </w:pPr>
+            <w:r>
+              <w:rPr>
+                <w:rFonts w:ascii="Comic Sans MS" w:hAnsi="Comic Sans MS"/>
+                <w:color w:val="1136B9"/>
+                <w:spacing w:val="0"/>
+                <w:sz w:val="24"/>
+              </w:rPr>
+              <w:t>@ResponseStatus</w:t>
+            </w:r>
+            <w:r>
+              <w:rPr>
+                <w:rFonts w:ascii="Comic Sans MS" w:hAnsi="Comic Sans MS"/>
+                <w:color w:val="4D4D4A"/>
+                <w:spacing w:val="0"/>
+                <w:sz w:val="24"/>
+              </w:rPr>
+              <w:t>(</w:t>
+            </w:r>
+            <w:r>
+              <w:rPr>
+                <w:rFonts w:ascii="Comic Sans MS" w:hAnsi="Comic Sans MS"/>
+                <w:i/>
+                <w:iCs/>
+                <w:color w:val="79074C"/>
+                <w:spacing w:val="0"/>
+                <w:sz w:val="24"/>
+              </w:rPr>
+              <w:t>HttpStatus</w:t>
+            </w:r>
+            <w:r>
+              <w:rPr>
+                <w:rFonts w:ascii="Comic Sans MS" w:hAnsi="Comic Sans MS"/>
+                <w:color w:val="4D4D4A"/>
+                <w:spacing w:val="0"/>
+                <w:sz w:val="24"/>
+              </w:rPr>
+              <w:t>.</w:t>
+            </w:r>
+            <w:r>
+              <w:rPr>
+                <w:rFonts w:ascii="Comic Sans MS" w:hAnsi="Comic Sans MS"/>
+                <w:i/>
+                <w:iCs/>
+                <w:color w:val="005CC5"/>
+                <w:spacing w:val="0"/>
+                <w:sz w:val="24"/>
+              </w:rPr>
+              <w:t>BAD_GATEWAY</w:t>
+            </w:r>
+            <w:r>
+              <w:rPr>
+                <w:rFonts w:ascii="Comic Sans MS" w:hAnsi="Comic Sans MS"/>
+                <w:color w:val="4D4D4A"/>
+                <w:spacing w:val="0"/>
+                <w:sz w:val="24"/>
+              </w:rPr>
+              <w:t xml:space="preserve">) </w:t>
+            </w:r>
+          </w:p>
+          <w:p>
+            <w:pPr>
+              <w:pStyle w:val="NoSpacing"/>
+            </w:pPr>
+            <w:r>
+              <w:rPr>
+                <w:rFonts w:ascii="Comic Sans MS" w:hAnsi="Comic Sans MS"/>
+                <w:color w:val="4D4D4A"/>
+                <w:spacing w:val="0"/>
+                <w:sz w:val="24"/>
+              </w:rPr>
+              <w:t xml:space="preserve">// if success by default this response will be returned , we don’t need to build response object </w:t>
+            </w:r>
+            <w:r>
+              <w:rPr>
+                <w:rFonts w:ascii="Comic Sans MS" w:hAnsi="Comic Sans MS"/>
+                <w:color w:val="4D4D4A"/>
+                <w:spacing w:val="0"/>
+                <w:sz w:val="24"/>
+              </w:rPr>
+              <w:br/>
+            </w:r>
+            <w:r>
+              <w:rPr>
+                <w:rFonts w:ascii="Comic Sans MS" w:hAnsi="Comic Sans MS"/>
+                <w:color w:val="1136B9"/>
+                <w:spacing w:val="0"/>
+                <w:sz w:val="24"/>
+              </w:rPr>
+              <w:t>@GetMapping</w:t>
+            </w:r>
+            <w:r>
+              <w:rPr>
+                <w:rFonts w:ascii="Comic Sans MS" w:hAnsi="Comic Sans MS"/>
+                <w:color w:val="4D4D4A"/>
+                <w:spacing w:val="0"/>
+                <w:sz w:val="24"/>
+              </w:rPr>
+              <w:t>(</w:t>
+            </w:r>
+            <w:r>
+              <w:rPr>
+                <w:rFonts w:ascii="Comic Sans MS" w:hAnsi="Comic Sans MS"/>
+                <w:color w:val="0F92E3"/>
+                <w:spacing w:val="0"/>
+                <w:sz w:val="24"/>
+              </w:rPr>
+              <w:t>"/getByState"</w:t>
+            </w:r>
+            <w:r>
+              <w:rPr>
+                <w:rFonts w:ascii="Comic Sans MS" w:hAnsi="Comic Sans MS"/>
+                <w:color w:val="4D4D4A"/>
+                <w:spacing w:val="0"/>
+                <w:sz w:val="24"/>
+              </w:rPr>
+              <w:t>)</w:t>
+            </w:r>
+            <w:r>
+              <w:rPr>
+                <w:rFonts w:ascii="Comic Sans MS" w:hAnsi="Comic Sans MS"/>
+                <w:color w:val="4D4D4A"/>
+                <w:spacing w:val="0"/>
+                <w:sz w:val="24"/>
+              </w:rPr>
+              <w:br/>
+            </w:r>
+            <w:r>
+              <w:rPr>
+                <w:rFonts w:ascii="Comic Sans MS" w:hAnsi="Comic Sans MS"/>
+                <w:color w:val="13A78C"/>
+                <w:spacing w:val="0"/>
+                <w:sz w:val="24"/>
+              </w:rPr>
+              <w:t xml:space="preserve">public </w:t>
+            </w:r>
+            <w:r>
+              <w:rPr>
+                <w:rFonts w:ascii="Comic Sans MS" w:hAnsi="Comic Sans MS"/>
+                <w:i/>
+                <w:iCs/>
+                <w:color w:val="1136B9"/>
+                <w:spacing w:val="0"/>
+                <w:sz w:val="24"/>
+              </w:rPr>
+              <w:t>List</w:t>
+            </w:r>
+            <w:r>
+              <w:rPr>
+                <w:rFonts w:ascii="Comic Sans MS" w:hAnsi="Comic Sans MS"/>
+                <w:color w:val="EE5C09"/>
+                <w:spacing w:val="0"/>
+                <w:sz w:val="24"/>
+              </w:rPr>
+              <w:t>&lt;</w:t>
+            </w:r>
+            <w:r>
+              <w:rPr>
+                <w:rFonts w:ascii="Comic Sans MS" w:hAnsi="Comic Sans MS"/>
+                <w:color w:val="79074C"/>
+                <w:spacing w:val="0"/>
+                <w:sz w:val="24"/>
+              </w:rPr>
+              <w:t>Minister</w:t>
+            </w:r>
+            <w:r>
+              <w:rPr>
+                <w:rFonts w:ascii="Comic Sans MS" w:hAnsi="Comic Sans MS"/>
+                <w:color w:val="EE5C09"/>
+                <w:spacing w:val="0"/>
+                <w:sz w:val="24"/>
+              </w:rPr>
+              <w:t xml:space="preserve">&gt; </w:t>
+            </w:r>
+            <w:r>
+              <w:rPr>
+                <w:rFonts w:ascii="Comic Sans MS" w:hAnsi="Comic Sans MS"/>
+                <w:color w:val="7748B7"/>
+                <w:spacing w:val="0"/>
+                <w:sz w:val="24"/>
+              </w:rPr>
+              <w:t>getMinisterDetails</w:t>
+            </w:r>
+            <w:r>
+              <w:rPr>
+                <w:rFonts w:ascii="Comic Sans MS" w:hAnsi="Comic Sans MS"/>
+                <w:color w:val="4D4D4A"/>
+                <w:spacing w:val="0"/>
+                <w:sz w:val="24"/>
+              </w:rPr>
+              <w:t>(</w:t>
+            </w:r>
+            <w:r>
+              <w:rPr>
+                <w:rFonts w:ascii="Comic Sans MS" w:hAnsi="Comic Sans MS"/>
+                <w:color w:val="1136B9"/>
+                <w:spacing w:val="0"/>
+                <w:sz w:val="24"/>
+              </w:rPr>
+              <w:t>@RequestParam</w:t>
+            </w:r>
+            <w:r>
+              <w:rPr>
+                <w:rFonts w:ascii="Comic Sans MS" w:hAnsi="Comic Sans MS"/>
+                <w:color w:val="4D4D4A"/>
+                <w:spacing w:val="0"/>
+                <w:sz w:val="24"/>
+              </w:rPr>
+              <w:t>(</w:t>
+            </w:r>
+            <w:r>
+              <w:rPr>
+                <w:rFonts w:ascii="Comic Sans MS" w:hAnsi="Comic Sans MS"/>
+                <w:color w:val="0F92E3"/>
+                <w:spacing w:val="0"/>
+                <w:sz w:val="24"/>
+              </w:rPr>
+              <w:t>"statename"</w:t>
+            </w:r>
+            <w:r>
+              <w:rPr>
+                <w:rFonts w:ascii="Comic Sans MS" w:hAnsi="Comic Sans MS"/>
+                <w:color w:val="4D4D4A"/>
+                <w:spacing w:val="0"/>
+                <w:sz w:val="24"/>
+              </w:rPr>
+              <w:t xml:space="preserve">) </w:t>
+            </w:r>
+            <w:r>
+              <w:rPr>
+                <w:rFonts w:ascii="Comic Sans MS" w:hAnsi="Comic Sans MS"/>
+                <w:color w:val="79074C"/>
+                <w:spacing w:val="0"/>
+                <w:sz w:val="24"/>
+              </w:rPr>
+              <w:t xml:space="preserve">String </w:t>
+            </w:r>
+            <w:r>
+              <w:rPr>
+                <w:rFonts w:ascii="Comic Sans MS" w:hAnsi="Comic Sans MS"/>
+                <w:i/>
+                <w:iCs/>
+                <w:color w:val="0F92E3"/>
+                <w:spacing w:val="0"/>
+                <w:sz w:val="24"/>
+              </w:rPr>
+              <w:t>stateName</w:t>
+            </w:r>
+            <w:r>
+              <w:rPr>
+                <w:rFonts w:ascii="Comic Sans MS" w:hAnsi="Comic Sans MS"/>
+                <w:color w:val="4D4D4A"/>
+                <w:spacing w:val="0"/>
+                <w:sz w:val="24"/>
+              </w:rPr>
+              <w:t>){</w:t>
+            </w:r>
+            <w:r>
+              <w:rPr>
+                <w:rFonts w:ascii="Comic Sans MS" w:hAnsi="Comic Sans MS"/>
+                <w:color w:val="4D4D4A"/>
+                <w:spacing w:val="0"/>
+                <w:sz w:val="24"/>
+              </w:rPr>
+              <w:br/>
+              <w:t xml:space="preserve">    </w:t>
+            </w:r>
+            <w:r>
+              <w:rPr>
+                <w:rFonts w:ascii="Comic Sans MS" w:hAnsi="Comic Sans MS"/>
+                <w:color w:val="79074C"/>
+                <w:spacing w:val="0"/>
+                <w:sz w:val="24"/>
+              </w:rPr>
+              <w:t>System</w:t>
+            </w:r>
+            <w:r>
+              <w:rPr>
+                <w:rFonts w:ascii="Comic Sans MS" w:hAnsi="Comic Sans MS"/>
+                <w:color w:val="4D4D4A"/>
+                <w:spacing w:val="0"/>
+                <w:sz w:val="24"/>
+              </w:rPr>
+              <w:t>.</w:t>
+            </w:r>
+            <w:r>
+              <w:rPr>
+                <w:rFonts w:ascii="Comic Sans MS" w:hAnsi="Comic Sans MS"/>
+                <w:i/>
+                <w:iCs/>
+                <w:color w:val="005CC5"/>
+                <w:spacing w:val="0"/>
+                <w:sz w:val="24"/>
+              </w:rPr>
+              <w:t>out</w:t>
+            </w:r>
+            <w:r>
+              <w:rPr>
+                <w:rFonts w:ascii="Comic Sans MS" w:hAnsi="Comic Sans MS"/>
+                <w:color w:val="4D4D4A"/>
+                <w:spacing w:val="0"/>
+                <w:sz w:val="24"/>
+              </w:rPr>
+              <w:t>.</w:t>
+            </w:r>
+            <w:r>
+              <w:rPr>
+                <w:rFonts w:ascii="Comic Sans MS" w:hAnsi="Comic Sans MS"/>
+                <w:color w:val="1136B9"/>
+                <w:spacing w:val="0"/>
+                <w:sz w:val="24"/>
+              </w:rPr>
+              <w:t>println</w:t>
+            </w:r>
+            <w:r>
+              <w:rPr>
+                <w:rFonts w:ascii="Comic Sans MS" w:hAnsi="Comic Sans MS"/>
+                <w:color w:val="4D4D4A"/>
+                <w:spacing w:val="0"/>
+                <w:sz w:val="24"/>
+              </w:rPr>
+              <w:t>(</w:t>
+            </w:r>
+            <w:r>
+              <w:rPr>
+                <w:rFonts w:ascii="Comic Sans MS" w:hAnsi="Comic Sans MS"/>
+                <w:color w:val="0F92E3"/>
+                <w:spacing w:val="0"/>
+                <w:sz w:val="24"/>
+              </w:rPr>
+              <w:t>"invoked controller method"</w:t>
+            </w:r>
+            <w:r>
+              <w:rPr>
+                <w:rFonts w:ascii="Comic Sans MS" w:hAnsi="Comic Sans MS"/>
+                <w:color w:val="4D4D4A"/>
+                <w:spacing w:val="0"/>
+                <w:sz w:val="24"/>
+              </w:rPr>
+              <w:t>);</w:t>
+            </w:r>
+            <w:r>
+              <w:rPr>
+                <w:rFonts w:ascii="Comic Sans MS" w:hAnsi="Comic Sans MS"/>
+                <w:color w:val="4D4D4A"/>
+                <w:spacing w:val="0"/>
+                <w:sz w:val="24"/>
+              </w:rPr>
+              <w:br/>
+              <w:t xml:space="preserve">    </w:t>
+            </w:r>
+            <w:r>
+              <w:rPr>
+                <w:rFonts w:ascii="Comic Sans MS" w:hAnsi="Comic Sans MS"/>
+                <w:i/>
+                <w:iCs/>
+                <w:color w:val="1136B9"/>
+                <w:spacing w:val="0"/>
+                <w:sz w:val="24"/>
+              </w:rPr>
+              <w:t>Map</w:t>
+            </w:r>
+            <w:r>
+              <w:rPr>
+                <w:rFonts w:ascii="Comic Sans MS" w:hAnsi="Comic Sans MS"/>
+                <w:color w:val="EE5C09"/>
+                <w:spacing w:val="0"/>
+                <w:sz w:val="24"/>
+              </w:rPr>
+              <w:t>&lt;</w:t>
+            </w:r>
+            <w:r>
+              <w:rPr>
+                <w:rFonts w:ascii="Comic Sans MS" w:hAnsi="Comic Sans MS"/>
+                <w:color w:val="79074C"/>
+                <w:spacing w:val="0"/>
+                <w:sz w:val="24"/>
+              </w:rPr>
+              <w:t>String</w:t>
+            </w:r>
+            <w:r>
+              <w:rPr>
+                <w:rFonts w:ascii="Comic Sans MS" w:hAnsi="Comic Sans MS"/>
+                <w:color w:val="EE5C09"/>
+                <w:spacing w:val="0"/>
+                <w:sz w:val="24"/>
+              </w:rPr>
+              <w:t xml:space="preserve">, </w:t>
+            </w:r>
+            <w:r>
+              <w:rPr>
+                <w:rFonts w:ascii="Comic Sans MS" w:hAnsi="Comic Sans MS"/>
+                <w:i/>
+                <w:iCs/>
+                <w:color w:val="1136B9"/>
+                <w:spacing w:val="0"/>
+                <w:sz w:val="24"/>
+              </w:rPr>
+              <w:t>List</w:t>
+            </w:r>
+            <w:r>
+              <w:rPr>
+                <w:rFonts w:ascii="Comic Sans MS" w:hAnsi="Comic Sans MS"/>
+                <w:color w:val="EE5C09"/>
+                <w:spacing w:val="0"/>
+                <w:sz w:val="24"/>
+              </w:rPr>
+              <w:t>&lt;</w:t>
+            </w:r>
+            <w:r>
+              <w:rPr>
+                <w:rFonts w:ascii="Comic Sans MS" w:hAnsi="Comic Sans MS"/>
+                <w:color w:val="79074C"/>
+                <w:spacing w:val="0"/>
+                <w:sz w:val="24"/>
+              </w:rPr>
+              <w:t>Minister</w:t>
+            </w:r>
+            <w:r>
+              <w:rPr>
+                <w:rFonts w:ascii="Comic Sans MS" w:hAnsi="Comic Sans MS"/>
+                <w:color w:val="EE5C09"/>
+                <w:spacing w:val="0"/>
+                <w:sz w:val="24"/>
+              </w:rPr>
+              <w:t xml:space="preserve">&gt;&gt; </w:t>
+            </w:r>
+            <w:r>
+              <w:rPr>
+                <w:rFonts w:ascii="Comic Sans MS" w:hAnsi="Comic Sans MS"/>
+                <w:color w:val="4D4D4A"/>
+                <w:spacing w:val="0"/>
+                <w:sz w:val="24"/>
+              </w:rPr>
+              <w:t xml:space="preserve">map </w:t>
+            </w:r>
+            <w:r>
+              <w:rPr>
+                <w:rFonts w:ascii="Comic Sans MS" w:hAnsi="Comic Sans MS"/>
+                <w:color w:val="EE5C09"/>
+                <w:spacing w:val="0"/>
+                <w:sz w:val="24"/>
+              </w:rPr>
+              <w:t xml:space="preserve">= </w:t>
+            </w:r>
+            <w:r>
+              <w:rPr>
+                <w:rFonts w:ascii="Comic Sans MS" w:hAnsi="Comic Sans MS"/>
+                <w:color w:val="4D4D4A"/>
+                <w:spacing w:val="0"/>
+                <w:sz w:val="24"/>
+              </w:rPr>
+              <w:t>ministerList.</w:t>
+            </w:r>
+            <w:r>
+              <w:rPr>
+                <w:rFonts w:ascii="Comic Sans MS" w:hAnsi="Comic Sans MS"/>
+                <w:color w:val="1136B9"/>
+                <w:spacing w:val="0"/>
+                <w:sz w:val="24"/>
+              </w:rPr>
+              <w:t>stream</w:t>
+            </w:r>
+            <w:r>
+              <w:rPr>
+                <w:rFonts w:ascii="Comic Sans MS" w:hAnsi="Comic Sans MS"/>
+                <w:color w:val="4D4D4A"/>
+                <w:spacing w:val="0"/>
+                <w:sz w:val="24"/>
+              </w:rPr>
+              <w:t>().</w:t>
+            </w:r>
+            <w:r>
+              <w:rPr>
+                <w:rFonts w:ascii="Comic Sans MS" w:hAnsi="Comic Sans MS"/>
+                <w:color w:val="1136B9"/>
+                <w:spacing w:val="0"/>
+                <w:sz w:val="24"/>
+              </w:rPr>
+              <w:t>collect</w:t>
+            </w:r>
+            <w:r>
+              <w:rPr>
+                <w:rFonts w:ascii="Comic Sans MS" w:hAnsi="Comic Sans MS"/>
+                <w:color w:val="4D4D4A"/>
+                <w:spacing w:val="0"/>
+                <w:sz w:val="24"/>
+              </w:rPr>
+              <w:t>(</w:t>
+            </w:r>
+            <w:r>
+              <w:rPr>
+                <w:rFonts w:ascii="Comic Sans MS" w:hAnsi="Comic Sans MS"/>
+                <w:color w:val="79074C"/>
+                <w:spacing w:val="0"/>
+                <w:sz w:val="24"/>
+              </w:rPr>
+              <w:t>Collectors</w:t>
+            </w:r>
+            <w:r>
+              <w:rPr>
+                <w:rFonts w:ascii="Comic Sans MS" w:hAnsi="Comic Sans MS"/>
+                <w:color w:val="4D4D4A"/>
+                <w:spacing w:val="0"/>
+                <w:sz w:val="24"/>
+              </w:rPr>
+              <w:t>.</w:t>
+            </w:r>
+            <w:r>
+              <w:rPr>
+                <w:rFonts w:ascii="Comic Sans MS" w:hAnsi="Comic Sans MS"/>
+                <w:i/>
+                <w:iCs/>
+                <w:color w:val="1136B9"/>
+                <w:spacing w:val="0"/>
+                <w:sz w:val="24"/>
+              </w:rPr>
+              <w:t>groupingBy</w:t>
+            </w:r>
+            <w:r>
+              <w:rPr>
+                <w:rFonts w:ascii="Comic Sans MS" w:hAnsi="Comic Sans MS"/>
+                <w:color w:val="4D4D4A"/>
+                <w:spacing w:val="0"/>
+                <w:sz w:val="24"/>
+              </w:rPr>
+              <w:t>(</w:t>
+            </w:r>
+            <w:r>
+              <w:rPr>
+                <w:rFonts w:ascii="Comic Sans MS" w:hAnsi="Comic Sans MS"/>
+                <w:i/>
+                <w:iCs/>
+                <w:color w:val="0F92E3"/>
+                <w:spacing w:val="0"/>
+                <w:sz w:val="24"/>
+              </w:rPr>
+              <w:t xml:space="preserve">e </w:t>
+            </w:r>
+            <w:r>
+              <w:rPr>
+                <w:rFonts w:ascii="Comic Sans MS" w:hAnsi="Comic Sans MS"/>
+                <w:color w:val="4D4D4A"/>
+                <w:spacing w:val="0"/>
+                <w:sz w:val="24"/>
+              </w:rPr>
+              <w:t xml:space="preserve">-&gt; </w:t>
+            </w:r>
+            <w:r>
+              <w:rPr>
+                <w:rFonts w:ascii="Comic Sans MS" w:hAnsi="Comic Sans MS"/>
+                <w:i/>
+                <w:iCs/>
+                <w:color w:val="0F92E3"/>
+                <w:spacing w:val="0"/>
+                <w:sz w:val="24"/>
+              </w:rPr>
+              <w:t>e</w:t>
+            </w:r>
+            <w:r>
+              <w:rPr>
+                <w:rFonts w:ascii="Comic Sans MS" w:hAnsi="Comic Sans MS"/>
+                <w:color w:val="4D4D4A"/>
+                <w:spacing w:val="0"/>
+                <w:sz w:val="24"/>
+              </w:rPr>
+              <w:t>.</w:t>
+            </w:r>
+            <w:r>
+              <w:rPr>
+                <w:rFonts w:ascii="Comic Sans MS" w:hAnsi="Comic Sans MS"/>
+                <w:color w:val="1136B9"/>
+                <w:spacing w:val="0"/>
+                <w:sz w:val="24"/>
+              </w:rPr>
+              <w:t>getState</w:t>
+            </w:r>
+            <w:r>
+              <w:rPr>
+                <w:rFonts w:ascii="Comic Sans MS" w:hAnsi="Comic Sans MS"/>
+                <w:color w:val="4D4D4A"/>
+                <w:spacing w:val="0"/>
+                <w:sz w:val="24"/>
+              </w:rPr>
+              <w:t>()));</w:t>
+            </w:r>
+            <w:r>
+              <w:rPr>
+                <w:rFonts w:ascii="Comic Sans MS" w:hAnsi="Comic Sans MS"/>
+                <w:color w:val="4D4D4A"/>
+                <w:spacing w:val="0"/>
+                <w:sz w:val="24"/>
+              </w:rPr>
+              <w:br/>
+              <w:t xml:space="preserve">    </w:t>
+            </w:r>
+            <w:r>
+              <w:rPr>
+                <w:rFonts w:ascii="Comic Sans MS" w:hAnsi="Comic Sans MS"/>
+                <w:color w:val="13A78C"/>
+                <w:spacing w:val="0"/>
+                <w:sz w:val="24"/>
+              </w:rPr>
+              <w:t xml:space="preserve">if </w:t>
+            </w:r>
+            <w:r>
+              <w:rPr>
+                <w:rFonts w:ascii="Comic Sans MS" w:hAnsi="Comic Sans MS"/>
+                <w:color w:val="4D4D4A"/>
+                <w:spacing w:val="0"/>
+                <w:sz w:val="24"/>
+              </w:rPr>
+              <w:t>(</w:t>
+            </w:r>
+            <w:r>
+              <w:rPr>
+                <w:rFonts w:ascii="Comic Sans MS" w:hAnsi="Comic Sans MS"/>
+                <w:color w:val="EE5C09"/>
+                <w:spacing w:val="0"/>
+                <w:sz w:val="24"/>
+              </w:rPr>
+              <w:t>!</w:t>
+            </w:r>
+            <w:r>
+              <w:rPr>
+                <w:rFonts w:ascii="Comic Sans MS" w:hAnsi="Comic Sans MS"/>
+                <w:color w:val="4D4D4A"/>
+                <w:spacing w:val="0"/>
+                <w:sz w:val="24"/>
+              </w:rPr>
+              <w:t>map.</w:t>
+            </w:r>
+            <w:r>
+              <w:rPr>
+                <w:rFonts w:ascii="Comic Sans MS" w:hAnsi="Comic Sans MS"/>
+                <w:color w:val="1136B9"/>
+                <w:spacing w:val="0"/>
+                <w:sz w:val="24"/>
+              </w:rPr>
+              <w:t>containsKey</w:t>
+            </w:r>
+            <w:r>
+              <w:rPr>
+                <w:rFonts w:ascii="Comic Sans MS" w:hAnsi="Comic Sans MS"/>
+                <w:color w:val="4D4D4A"/>
+                <w:spacing w:val="0"/>
+                <w:sz w:val="24"/>
+              </w:rPr>
+              <w:t>(</w:t>
+            </w:r>
+            <w:r>
+              <w:rPr>
+                <w:rFonts w:ascii="Comic Sans MS" w:hAnsi="Comic Sans MS"/>
+                <w:i/>
+                <w:iCs/>
+                <w:color w:val="0F92E3"/>
+                <w:spacing w:val="0"/>
+                <w:sz w:val="24"/>
+              </w:rPr>
+              <w:t>stateName</w:t>
+            </w:r>
+            <w:r>
+              <w:rPr>
+                <w:rFonts w:ascii="Comic Sans MS" w:hAnsi="Comic Sans MS"/>
+                <w:color w:val="4D4D4A"/>
+                <w:spacing w:val="0"/>
+                <w:sz w:val="24"/>
+              </w:rPr>
+              <w:t>)){</w:t>
+            </w:r>
+            <w:r>
+              <w:rPr>
+                <w:rFonts w:ascii="Comic Sans MS" w:hAnsi="Comic Sans MS"/>
+                <w:color w:val="4D4D4A"/>
+                <w:spacing w:val="0"/>
+                <w:sz w:val="24"/>
+              </w:rPr>
+              <w:br/>
+              <w:t xml:space="preserve">        </w:t>
+            </w:r>
+            <w:r>
+              <w:rPr>
+                <w:rFonts w:ascii="Comic Sans MS" w:hAnsi="Comic Sans MS"/>
+                <w:color w:val="13A78C"/>
+                <w:spacing w:val="0"/>
+                <w:sz w:val="24"/>
+              </w:rPr>
+              <w:t xml:space="preserve">throw  new </w:t>
+            </w:r>
+            <w:r>
+              <w:rPr>
+                <w:rFonts w:ascii="Comic Sans MS" w:hAnsi="Comic Sans MS"/>
+                <w:color w:val="79074C"/>
+                <w:spacing w:val="0"/>
+                <w:sz w:val="24"/>
+              </w:rPr>
+              <w:t>StateNotFoundException</w:t>
+            </w:r>
+            <w:r>
+              <w:rPr>
+                <w:rFonts w:ascii="Comic Sans MS" w:hAnsi="Comic Sans MS"/>
+                <w:color w:val="4D4D4A"/>
+                <w:spacing w:val="0"/>
+                <w:sz w:val="24"/>
+              </w:rPr>
+              <w:t>();</w:t>
+            </w:r>
+            <w:r>
+              <w:rPr>
+                <w:rFonts w:ascii="Comic Sans MS" w:hAnsi="Comic Sans MS"/>
+                <w:color w:val="4D4D4A"/>
+                <w:spacing w:val="0"/>
+                <w:sz w:val="24"/>
+              </w:rPr>
+              <w:br/>
+              <w:t xml:space="preserve">    }</w:t>
+            </w:r>
+            <w:r>
+              <w:rPr>
+                <w:rFonts w:ascii="Comic Sans MS" w:hAnsi="Comic Sans MS"/>
+                <w:color w:val="4D4D4A"/>
+                <w:spacing w:val="0"/>
+                <w:sz w:val="24"/>
+              </w:rPr>
+              <w:br/>
+              <w:t xml:space="preserve">    </w:t>
+            </w:r>
+            <w:r>
+              <w:rPr>
+                <w:rFonts w:ascii="Comic Sans MS" w:hAnsi="Comic Sans MS"/>
+                <w:color w:val="13A78C"/>
+                <w:spacing w:val="0"/>
+                <w:sz w:val="24"/>
+              </w:rPr>
+              <w:t xml:space="preserve">return </w:t>
+            </w:r>
+            <w:r>
+              <w:rPr>
+                <w:rFonts w:ascii="Comic Sans MS" w:hAnsi="Comic Sans MS"/>
+                <w:color w:val="4D4D4A"/>
+                <w:spacing w:val="0"/>
+                <w:sz w:val="24"/>
+              </w:rPr>
+              <w:t>map.</w:t>
+            </w:r>
+            <w:r>
+              <w:rPr>
+                <w:rFonts w:ascii="Comic Sans MS" w:hAnsi="Comic Sans MS"/>
+                <w:color w:val="1136B9"/>
+                <w:spacing w:val="0"/>
+                <w:sz w:val="24"/>
+              </w:rPr>
+              <w:t>get</w:t>
+            </w:r>
+            <w:r>
+              <w:rPr>
+                <w:rFonts w:ascii="Comic Sans MS" w:hAnsi="Comic Sans MS"/>
+                <w:color w:val="4D4D4A"/>
+                <w:spacing w:val="0"/>
+                <w:sz w:val="24"/>
+              </w:rPr>
+              <w:t>(</w:t>
+            </w:r>
+            <w:r>
+              <w:rPr>
+                <w:rFonts w:ascii="Comic Sans MS" w:hAnsi="Comic Sans MS"/>
+                <w:i/>
+                <w:iCs/>
+                <w:color w:val="0F92E3"/>
+                <w:spacing w:val="0"/>
+                <w:sz w:val="24"/>
+              </w:rPr>
+              <w:t>stateName</w:t>
+            </w:r>
+            <w:r>
+              <w:rPr>
+                <w:rFonts w:ascii="Comic Sans MS" w:hAnsi="Comic Sans MS"/>
+                <w:color w:val="4D4D4A"/>
+                <w:spacing w:val="0"/>
+                <w:sz w:val="24"/>
+              </w:rPr>
+              <w:t>);</w:t>
+            </w:r>
+            <w:r>
+              <w:rPr>
+                <w:rFonts w:ascii="Comic Sans MS" w:hAnsi="Comic Sans MS"/>
+                <w:color w:val="4D4D4A"/>
+                <w:spacing w:val="0"/>
+                <w:sz w:val="24"/>
+              </w:rPr>
+              <w:br/>
+              <w:t>}</w:t>
+            </w:r>
+          </w:p>
+        </w:tc>
+        <w:tc>
+          <w:tcPr>
+            <w:tcW w:w="9985" w:type="dxa"/>
+          </w:tcPr>
+          <w:p>
+            <w:pPr>
+              <w:pStyle w:val="HTMLPreformatted"/>
+              <w:shd w:val="clear" w:color="auto" w:fill="FFFFFF"/>
+              <w:rPr>
+                <w:rFonts w:ascii="Comic Sans MS" w:hAnsi="Comic Sans MS"/>
+                <w:color w:val="EE5C09"/>
+                <w:spacing w:val="0"/>
+                <w:sz w:val="24"/>
+                <w:szCs w:val="24"/>
+              </w:rPr>
+            </w:pPr>
+            <w:r>
+              <w:rPr>
+                <w:rFonts w:ascii="Comic Sans MS" w:hAnsi="Comic Sans MS"/>
+                <w:color w:val="13A78C"/>
+                <w:sz w:val="24"/>
+                <w:szCs w:val="24"/>
+              </w:rPr>
+              <w:t xml:space="preserve">import </w:t>
+            </w:r>
+            <w:r>
+              <w:rPr>
+                <w:rFonts w:ascii="Comic Sans MS" w:hAnsi="Comic Sans MS"/>
+                <w:color w:val="79074C"/>
+                <w:sz w:val="24"/>
+                <w:szCs w:val="24"/>
+              </w:rPr>
+              <w:t>org.springframework.web.bind.annotation.</w:t>
+            </w:r>
+            <w:r>
+              <w:rPr>
+                <w:rFonts w:ascii="Comic Sans MS" w:hAnsi="Comic Sans MS"/>
+                <w:color w:val="1136B9"/>
+                <w:sz w:val="24"/>
+                <w:szCs w:val="24"/>
+              </w:rPr>
+              <w:t>ResponseStatus</w:t>
+            </w:r>
+            <w:r>
+              <w:rPr>
+                <w:rFonts w:ascii="Comic Sans MS" w:hAnsi="Comic Sans MS"/>
+                <w:color w:val="4D4D4A"/>
+                <w:sz w:val="24"/>
+                <w:szCs w:val="24"/>
+              </w:rPr>
+              <w:t>;</w:t>
+            </w:r>
+            <w:r>
+              <w:rPr>
+                <w:rFonts w:ascii="Comic Sans MS" w:hAnsi="Comic Sans MS"/>
+                <w:color w:val="4D4D4A"/>
+                <w:sz w:val="24"/>
+                <w:szCs w:val="24"/>
+              </w:rPr>
+              <w:br/>
+            </w:r>
+            <w:r>
+              <w:rPr>
+                <w:rFonts w:ascii="Comic Sans MS" w:hAnsi="Comic Sans MS"/>
+                <w:color w:val="4D4D4A"/>
+                <w:sz w:val="24"/>
+                <w:szCs w:val="24"/>
+              </w:rPr>
+              <w:br/>
+            </w:r>
+            <w:r>
+              <w:rPr>
+                <w:rFonts w:ascii="Comic Sans MS" w:hAnsi="Comic Sans MS"/>
+                <w:color w:val="1136B9"/>
+                <w:spacing w:val="0"/>
+                <w:sz w:val="24"/>
+                <w:szCs w:val="24"/>
+              </w:rPr>
+              <w:t>@ResponseStatus</w:t>
+            </w:r>
+            <w:r>
+              <w:rPr>
+                <w:rFonts w:ascii="Comic Sans MS" w:hAnsi="Comic Sans MS"/>
+                <w:color w:val="4D4D4A"/>
+                <w:spacing w:val="0"/>
+                <w:sz w:val="24"/>
+                <w:szCs w:val="24"/>
+              </w:rPr>
+              <w:t xml:space="preserve">(reason </w:t>
+            </w:r>
+            <w:r>
+              <w:rPr>
+                <w:rFonts w:ascii="Comic Sans MS" w:hAnsi="Comic Sans MS"/>
+                <w:color w:val="EE5C09"/>
+                <w:spacing w:val="0"/>
+                <w:sz w:val="24"/>
+                <w:szCs w:val="24"/>
+              </w:rPr>
+              <w:t xml:space="preserve">= </w:t>
+            </w:r>
+            <w:r>
+              <w:rPr>
+                <w:rFonts w:ascii="Comic Sans MS" w:hAnsi="Comic Sans MS"/>
+                <w:color w:val="0F92E3"/>
+                <w:spacing w:val="0"/>
+                <w:sz w:val="24"/>
+                <w:szCs w:val="24"/>
+              </w:rPr>
+              <w:t>"You have given incorrect state"</w:t>
+            </w:r>
+            <w:r>
+              <w:rPr>
+                <w:rFonts w:ascii="Comic Sans MS" w:hAnsi="Comic Sans MS"/>
+                <w:color w:val="EE5C09"/>
+                <w:spacing w:val="0"/>
+                <w:sz w:val="24"/>
+                <w:szCs w:val="24"/>
+              </w:rPr>
+              <w:t>,</w:t>
+            </w:r>
+          </w:p>
+          <w:p>
+            <w:pPr>
+              <w:pStyle w:val="HTMLPreformatted"/>
+              <w:shd w:val="clear" w:color="auto" w:fill="FFFFFF"/>
+              <w:rPr>
+                <w:rFonts w:ascii="Comic Sans MS" w:hAnsi="Comic Sans MS"/>
+                <w:color w:val="4D4D4A"/>
+                <w:spacing w:val="0"/>
+                <w:sz w:val="24"/>
+                <w:szCs w:val="24"/>
+              </w:rPr>
+            </w:pPr>
+            <w:r>
+              <w:rPr>
+                <w:rFonts w:ascii="Comic Sans MS" w:hAnsi="Comic Sans MS"/>
+                <w:color w:val="4D4D4A"/>
+                <w:spacing w:val="0"/>
+                <w:sz w:val="24"/>
+                <w:szCs w:val="24"/>
+              </w:rPr>
+              <w:t xml:space="preserve">value </w:t>
+            </w:r>
+            <w:r>
+              <w:rPr>
+                <w:rFonts w:ascii="Comic Sans MS" w:hAnsi="Comic Sans MS"/>
+                <w:color w:val="EE5C09"/>
+                <w:spacing w:val="0"/>
+                <w:sz w:val="24"/>
+                <w:szCs w:val="24"/>
+              </w:rPr>
+              <w:t xml:space="preserve">= </w:t>
+            </w:r>
+            <w:r>
+              <w:rPr>
+                <w:rFonts w:ascii="Comic Sans MS" w:hAnsi="Comic Sans MS"/>
+                <w:i/>
+                <w:iCs/>
+                <w:color w:val="79074C"/>
+                <w:spacing w:val="0"/>
+                <w:sz w:val="24"/>
+                <w:szCs w:val="24"/>
+              </w:rPr>
+              <w:t>HttpStatus</w:t>
+            </w:r>
+            <w:r>
+              <w:rPr>
+                <w:rFonts w:ascii="Comic Sans MS" w:hAnsi="Comic Sans MS"/>
+                <w:color w:val="4D4D4A"/>
+                <w:spacing w:val="0"/>
+                <w:sz w:val="24"/>
+                <w:szCs w:val="24"/>
+              </w:rPr>
+              <w:t xml:space="preserve">. </w:t>
+            </w:r>
+            <w:r>
+              <w:rPr>
+                <w:rFonts w:ascii="Comic Sans MS" w:hAnsi="Comic Sans MS"/>
+                <w:b/>
+                <w:bCs/>
+                <w:i/>
+                <w:iCs/>
+                <w:color w:val="005CC5"/>
+                <w:spacing w:val="0"/>
+                <w:sz w:val="24"/>
+                <w:szCs w:val="24"/>
+              </w:rPr>
+              <w:t>ALREADY_REPORTED</w:t>
+            </w:r>
+            <w:r>
+              <w:rPr>
+                <w:rFonts w:ascii="Comic Sans MS" w:hAnsi="Comic Sans MS"/>
+                <w:color w:val="4D4D4A"/>
+                <w:spacing w:val="0"/>
+                <w:sz w:val="24"/>
+                <w:szCs w:val="24"/>
+              </w:rPr>
+              <w:t>)</w:t>
+            </w:r>
+            <w:r>
+              <w:rPr>
+                <w:rFonts w:ascii="Comic Sans MS" w:hAnsi="Comic Sans MS"/>
+                <w:color w:val="4D4D4A"/>
+                <w:spacing w:val="0"/>
+                <w:sz w:val="24"/>
+                <w:szCs w:val="24"/>
+              </w:rPr>
+              <w:br/>
+            </w:r>
+            <w:r>
+              <w:rPr>
+                <w:rFonts w:ascii="Comic Sans MS" w:hAnsi="Comic Sans MS"/>
+                <w:color w:val="13A78C"/>
+                <w:spacing w:val="0"/>
+                <w:sz w:val="24"/>
+                <w:szCs w:val="24"/>
+              </w:rPr>
+              <w:t xml:space="preserve">public class </w:t>
+            </w:r>
+            <w:r>
+              <w:rPr>
+                <w:rFonts w:ascii="Comic Sans MS" w:hAnsi="Comic Sans MS"/>
+                <w:color w:val="79074C"/>
+                <w:spacing w:val="0"/>
+                <w:sz w:val="24"/>
+                <w:szCs w:val="24"/>
+              </w:rPr>
+              <w:t xml:space="preserve">StateNotFoundException </w:t>
+            </w:r>
+            <w:r>
+              <w:rPr>
+                <w:rFonts w:ascii="Comic Sans MS" w:hAnsi="Comic Sans MS"/>
+                <w:color w:val="13A78C"/>
+                <w:spacing w:val="0"/>
+                <w:sz w:val="24"/>
+                <w:szCs w:val="24"/>
+              </w:rPr>
+              <w:t xml:space="preserve">extends </w:t>
+            </w:r>
+            <w:r>
+              <w:rPr>
+                <w:rFonts w:ascii="Comic Sans MS" w:hAnsi="Comic Sans MS"/>
+                <w:color w:val="79074C"/>
+                <w:spacing w:val="0"/>
+                <w:sz w:val="24"/>
+                <w:szCs w:val="24"/>
+              </w:rPr>
+              <w:t>RuntimeException</w:t>
+            </w:r>
+            <w:r>
+              <w:rPr>
+                <w:rFonts w:ascii="Comic Sans MS" w:hAnsi="Comic Sans MS"/>
+                <w:color w:val="4D4D4A"/>
+                <w:spacing w:val="0"/>
+                <w:sz w:val="24"/>
+                <w:szCs w:val="24"/>
+              </w:rPr>
+              <w:t>{</w:t>
+            </w:r>
+            <w:r>
+              <w:rPr>
+                <w:rFonts w:ascii="Comic Sans MS" w:hAnsi="Comic Sans MS"/>
+                <w:color w:val="4D4D4A"/>
+                <w:spacing w:val="0"/>
+                <w:sz w:val="24"/>
+                <w:szCs w:val="24"/>
+              </w:rPr>
+              <w:br/>
+              <w:t xml:space="preserve">    </w:t>
+            </w:r>
+            <w:r>
+              <w:rPr>
+                <w:rFonts w:ascii="Comic Sans MS" w:hAnsi="Comic Sans MS"/>
+                <w:color w:val="13A78C"/>
+                <w:spacing w:val="0"/>
+                <w:sz w:val="24"/>
+                <w:szCs w:val="24"/>
+              </w:rPr>
+              <w:t xml:space="preserve">public </w:t>
+            </w:r>
+            <w:r>
+              <w:rPr>
+                <w:rFonts w:ascii="Comic Sans MS" w:hAnsi="Comic Sans MS"/>
+                <w:color w:val="7748B7"/>
+                <w:spacing w:val="0"/>
+                <w:sz w:val="24"/>
+                <w:szCs w:val="24"/>
+              </w:rPr>
+              <w:t>StateNotFoundException</w:t>
+            </w:r>
+            <w:r>
+              <w:rPr>
+                <w:rFonts w:ascii="Comic Sans MS" w:hAnsi="Comic Sans MS"/>
+                <w:color w:val="4D4D4A"/>
+                <w:spacing w:val="0"/>
+                <w:sz w:val="24"/>
+                <w:szCs w:val="24"/>
+              </w:rPr>
+              <w:t>(){</w:t>
+            </w:r>
+            <w:r>
+              <w:rPr>
+                <w:rFonts w:ascii="Comic Sans MS" w:hAnsi="Comic Sans MS"/>
+                <w:color w:val="4D4D4A"/>
+                <w:spacing w:val="0"/>
+                <w:sz w:val="24"/>
+                <w:szCs w:val="24"/>
+              </w:rPr>
+              <w:br/>
+              <w:t xml:space="preserve">        </w:t>
+            </w:r>
+            <w:r>
+              <w:rPr>
+                <w:rFonts w:ascii="Comic Sans MS" w:hAnsi="Comic Sans MS"/>
+                <w:color w:val="13A78C"/>
+                <w:spacing w:val="0"/>
+                <w:sz w:val="24"/>
+                <w:szCs w:val="24"/>
+              </w:rPr>
+              <w:t>super</w:t>
+            </w:r>
+            <w:r>
+              <w:rPr>
+                <w:rFonts w:ascii="Comic Sans MS" w:hAnsi="Comic Sans MS"/>
+                <w:color w:val="4D4D4A"/>
+                <w:spacing w:val="0"/>
+                <w:sz w:val="24"/>
+                <w:szCs w:val="24"/>
+              </w:rPr>
+              <w:t>();</w:t>
+            </w:r>
+            <w:r>
+              <w:rPr>
+                <w:rFonts w:ascii="Comic Sans MS" w:hAnsi="Comic Sans MS"/>
+                <w:color w:val="4D4D4A"/>
+                <w:spacing w:val="0"/>
+                <w:sz w:val="24"/>
+                <w:szCs w:val="24"/>
+              </w:rPr>
+              <w:br/>
+              <w:t xml:space="preserve">    }</w:t>
+            </w:r>
+            <w:r>
+              <w:rPr>
+                <w:rFonts w:ascii="Comic Sans MS" w:hAnsi="Comic Sans MS"/>
+                <w:color w:val="4D4D4A"/>
+                <w:spacing w:val="0"/>
+                <w:sz w:val="24"/>
+                <w:szCs w:val="24"/>
+              </w:rPr>
+              <w:br/>
+              <w:t>}</w:t>
+            </w:r>
+          </w:p>
+          <w:p>
+            <w:pPr>
+              <w:pStyle w:val="NoSpacing"/>
+            </w:pPr>
+            <w:r>
+              <w:rPr>
+                <w:noProof/>
+                <w:lang w:eastAsia="en-IN" w:bidi="te-IN"/>
+              </w:rPr>
+              <w:drawing>
+                <wp:inline distT="0" distB="0" distL="0" distR="0" wp14:anchorId="3AC4B977" wp14:editId="6468B6EF">
+                  <wp:extent cx="4162425" cy="1943100"/>
+                  <wp:effectExtent l="0" t="0" r="9525" b="0"/>
+                  <wp:docPr id="3" name="Picture 3"/>
+                  <wp:cNvGraphicFramePr>
+                    <a:graphicFrameLocks xmlns:a="http://schemas.openxmlformats.org/drawingml/2006/main" noChangeAspect="1"/>
+                  </wp:cNvGraphicFramePr>
+                  <a:graphic xmlns:a="http://schemas.openxmlformats.org/drawingml/2006/main">
+                    <a:graphicData uri="http://schemas.openxmlformats.org/drawingml/2006/picture">
+                      <pic:pic xmlns:pic="http://schemas.openxmlformats.org/drawingml/2006/picture">
+                        <pic:nvPicPr>
+                          <pic:cNvPr id="1" name=""/>
+                          <pic:cNvPicPr/>
+                        </pic:nvPicPr>
+                        <pic:blipFill>
+                          <a:blip r:embed="rId10"/>
+                          <a:stretch>
+                            <a:fillRect/>
+                          </a:stretch>
+                        </pic:blipFill>
+                        <pic:spPr>
+                          <a:xfrm>
+                            <a:off x="0" y="0"/>
+                            <a:ext cx="4162425" cy="1943100"/>
+                          </a:xfrm>
+                          <a:prstGeom prst="rect">
+                            <a:avLst/>
+                          </a:prstGeom>
+                        </pic:spPr>
+                      </pic:pic>
+                    </a:graphicData>
+                  </a:graphic>
+                </wp:inline>
+              </w:drawing>
+            </w:r>
+          </w:p>
+          <w:p>
+            <w:pPr>
+              <w:pStyle w:val="NoSpacing"/>
+            </w:pPr>
+            <w:r>
+              <w:t>so when exception is thrown we will get this resopnse automatically</w:t>
+            </w:r>
+          </w:p>
+        </w:tc>
+      </w:tr>
+      <w:tr>
+        <w:tc>
+          <w:tcPr>
+            <w:tcW w:w="13045" w:type="dxa"/>
+          </w:tcPr>
+          <w:p>
+            <w:pPr>
+              <w:pStyle w:val="NoSpacing"/>
+              <w:rPr>
+                <w:rFonts w:ascii="Segoe UI" w:hAnsi="Segoe UI" w:cs="Segoe UI"/>
+              </w:rPr>
+            </w:pPr>
+          </w:p>
+        </w:tc>
+        <w:tc>
+          <w:tcPr>
+            <w:tcW w:w="9985" w:type="dxa"/>
+          </w:tcPr>
+          <w:p>
+            <w:pPr>
+              <w:pStyle w:val="HTMLPreformatted"/>
+              <w:shd w:val="clear" w:color="auto" w:fill="FFFFFF"/>
+              <w:rPr>
+                <w:rFonts w:ascii="Comic Sans MS" w:hAnsi="Comic Sans MS"/>
+                <w:color w:val="13A78C"/>
+                <w:sz w:val="24"/>
+                <w:szCs w:val="24"/>
+              </w:rPr>
+            </w:pPr>
+          </w:p>
+        </w:tc>
+      </w:tr>
+    </w:tbl>
+    <w:p>
+      <w:pPr>
+        <w:pStyle w:val="NoSpacing"/>
       </w:pPr>
     </w:p>
     <w:sectPr>
@@ -5645,9 +9721,11 @@
   <w:docDefaults>
     <w:rPrDefault>
       <w:rPr>
-        <w:rFonts w:asciiTheme="minorHAnsi" w:eastAsiaTheme="minorHAnsi" w:hAnsiTheme="minorHAnsi" w:cstheme="minorBidi"/>
-        <w:sz w:val="22"/>
-        <w:szCs w:val="22"/>
+        <w:rFonts w:ascii="Comic Sans MS" w:eastAsiaTheme="minorHAnsi" w:hAnsi="Comic Sans MS" w:cs="Calibri"/>
+        <w:color w:val="ED7D31" w:themeColor="accent2"/>
+        <w:spacing w:val="1"/>
+        <w:sz w:val="28"/>
+        <w:szCs w:val="24"/>
         <w:lang w:val="en-IN" w:eastAsia="en-US" w:bidi="ar-SA"/>
       </w:rPr>
     </w:rPrDefault>
@@ -6034,11 +10112,6 @@
     <w:name w:val="Normal"/>
     <w:qFormat/>
     <w:rsid w:val="006F17B2"/>
-    <w:rPr>
-      <w:rFonts w:ascii="Bahnschrift SemiBold" w:hAnsi="Bahnschrift SemiBold"/>
-      <w:color w:val="ED7D31" w:themeColor="accent2"/>
-      <w:sz w:val="28"/>
-    </w:rPr>
   </w:style>
   <w:style w:type="paragraph" w:styleId="Heading1">
     <w:name w:val="heading 1"/>
@@ -6102,7 +10175,6 @@
       <w:rFonts w:asciiTheme="majorHAnsi" w:eastAsiaTheme="majorEastAsia" w:hAnsiTheme="majorHAnsi" w:cstheme="majorBidi"/>
       <w:color w:val="1F4D78" w:themeColor="accent1" w:themeShade="7F"/>
       <w:sz w:val="24"/>
-      <w:szCs w:val="24"/>
     </w:rPr>
   </w:style>
   <w:style w:type="character" w:default="1" w:styleId="DefaultParagraphFont">
@@ -6230,7 +10302,6 @@
       <w:rFonts w:ascii="Times New Roman" w:eastAsia="Times New Roman" w:hAnsi="Times New Roman" w:cs="Times New Roman"/>
       <w:color w:val="auto"/>
       <w:sz w:val="24"/>
-      <w:szCs w:val="24"/>
       <w:lang w:eastAsia="en-IN"/>
     </w:rPr>
   </w:style>
@@ -6530,6 +10601,18 @@
       <w:lang w:eastAsia="en-IN" w:bidi="te-IN"/>
     </w:rPr>
   </w:style>
+  <w:style w:type="paragraph" w:styleId="NoSpacing">
+    <w:name w:val="No Spacing"/>
+    <w:uiPriority w:val="1"/>
+    <w:qFormat/>
+    <w:rsid w:val="00D15AA8"/>
+    <w:pPr>
+      <w:spacing w:after="0" w:line="240" w:lineRule="auto"/>
+    </w:pPr>
+    <w:rPr>
+      <w:rFonts w:ascii="Bahnschrift SemiBold" w:hAnsi="Bahnschrift SemiBold"/>
+    </w:rPr>
+  </w:style>
 </w:styles>
 </file>
 

--- a/11.spring/5.Spring Rest.docx
+++ b/11.spring/5.Spring Rest.docx
@@ -34,10 +34,106 @@
     </w:p>
     <w:p>
       <w:pPr>
-        <w:rPr>
+        <w:pStyle w:val="Heading3"/>
+        <w:rPr>
+          <w:rFonts w:ascii="Bauhaus 93" w:hAnsi="Bauhaus 93"/>
+          <w:b/>
+          <w:color w:val="70AD47"/>
+          <w:spacing w:val="10"/>
+          <w:sz w:val="56"/>
+          <w:szCs w:val="56"/>
           <w:lang w:val="en-US"/>
+          <w14:glow w14:rad="38100">
+            <w14:schemeClr w14:val="accent1">
+              <w14:alpha w14:val="60000"/>
+            </w14:schemeClr>
+          </w14:glow>
+          <w14:textOutline w14:w="9525" w14:cap="flat" w14:cmpd="sng" w14:algn="ctr">
+            <w14:solidFill>
+              <w14:srgbClr w14:val="7030A0"/>
+            </w14:solidFill>
+            <w14:prstDash w14:val="solid"/>
+            <w14:round/>
+          </w14:textOutline>
+          <w14:textFill>
+            <w14:solidFill>
+              <w14:srgbClr w14:val="70AD47">
+                <w14:tint w14:val="1000"/>
+              </w14:srgbClr>
+            </w14:solidFill>
+          </w14:textFill>
         </w:rPr>
       </w:pPr>
+      <w:r>
+        <w:rPr>
+          <w:rFonts w:ascii="Bauhaus 93" w:hAnsi="Bauhaus 93"/>
+          <w:b/>
+          <w:color w:val="70AD47"/>
+          <w:spacing w:val="10"/>
+          <w:sz w:val="56"/>
+          <w:szCs w:val="56"/>
+          <w:lang w:val="en-US"/>
+          <w14:glow w14:rad="38100">
+            <w14:schemeClr w14:val="accent1">
+              <w14:alpha w14:val="60000"/>
+            </w14:schemeClr>
+          </w14:glow>
+          <w14:textOutline w14:w="9525" w14:cap="flat" w14:cmpd="sng" w14:algn="ctr">
+            <w14:solidFill>
+              <w14:srgbClr w14:val="7030A0"/>
+            </w14:solidFill>
+            <w14:prstDash w14:val="solid"/>
+            <w14:round/>
+          </w14:textOutline>
+          <w14:textFill>
+            <w14:solidFill>
+              <w14:srgbClr w14:val="70AD47">
+                <w14:tint w14:val="1000"/>
+              </w14:srgbClr>
+            </w14:solidFill>
+          </w14:textFill>
+        </w:rPr>
+        <w:t>Important points while using REST</w:t>
+      </w:r>
+    </w:p>
+    <w:p>
+      <w:pPr>
+        <w:rPr>
+          <w:lang w:val="en-US"/>
+        </w:rPr>
+      </w:pPr>
+      <w:r>
+        <w:rPr>
+          <w:lang w:val="en-US"/>
+        </w:rPr>
+        <w:t xml:space="preserve">1) postman can allows url with spaces, but in real time code wont allow url with spaces , </w:t>
+      </w:r>
+    </w:p>
+    <w:p>
+      <w:pPr>
+        <w:rPr>
+          <w:lang w:val="en-US"/>
+        </w:rPr>
+      </w:pPr>
+      <w:r>
+        <w:rPr>
+          <w:lang w:val="en-US"/>
+        </w:rPr>
+        <w:t>all spaces must be encoded with %20</w:t>
+      </w:r>
+    </w:p>
+    <w:p>
+      <w:pPr>
+        <w:rPr>
+          <w:lang w:val="en-US"/>
+        </w:rPr>
+      </w:pPr>
+      <w:r>
+        <w:rPr>
+          <w:lang w:val="en-US"/>
+        </w:rPr>
+        <w:t>https://example.com/api/items?search=eq%20Dell%20Monitor</w:t>
+      </w:r>
     </w:p>
     <w:p>
       <w:pPr>
@@ -397,7 +493,198 @@
           <w:lang w:val="en-US"/>
         </w:rPr>
       </w:pPr>
+      <w:r>
+        <w:rPr>
+          <w:lang w:val="en-US"/>
+        </w:rPr>
+        <w:t xml:space="preserve">2) Tomcat is blocking server, if u want </w:t>
+      </w:r>
+      <w:r>
+        <w:rPr>
+          <w:lang w:val="en-US"/>
+        </w:rPr>
+        <w:t>a reactive server u should use n</w:t>
+      </w:r>
+      <w:r>
+        <w:rPr>
+          <w:lang w:val="en-US"/>
+        </w:rPr>
+        <w:t>etty server</w:t>
+      </w:r>
     </w:p>
+    <w:p>
+      <w:pPr>
+        <w:pStyle w:val="Heading3"/>
+        <w:rPr>
+          <w:lang w:val="en-US"/>
+        </w:rPr>
+      </w:pPr>
+      <w:r>
+        <w:rPr>
+          <w:lang w:val="en-US"/>
+        </w:rPr>
+        <w:t>HTTP statuses</w:t>
+      </w:r>
+    </w:p>
+    <w:p>
+      <w:pPr>
+        <w:rPr>
+          <w:lang w:val="en-US"/>
+        </w:rPr>
+      </w:pPr>
+      <w:r>
+        <w:rPr>
+          <w:lang w:val="en-US"/>
+        </w:rPr>
+        <w:t>Codes in the 100 range are considered informational. Codes in the 200 range are considered successful. Codes in the</w:t>
+      </w:r>
+    </w:p>
+    <w:p>
+      <w:pPr>
+        <w:rPr>
+          <w:lang w:val="en-US"/>
+        </w:rPr>
+      </w:pPr>
+      <w:r>
+        <w:rPr>
+          <w:lang w:val="en-US"/>
+        </w:rPr>
+        <w:t>300 range are success codes, but fall under the redirection category. Error codes are in the 400 to 500 ranges. The</w:t>
+      </w:r>
+    </w:p>
+    <w:p>
+      <w:pPr>
+        <w:rPr>
+          <w:lang w:val="en-US"/>
+        </w:rPr>
+      </w:pPr>
+      <w:r>
+        <w:rPr>
+          <w:lang w:val="en-US"/>
+        </w:rPr>
+        <w:t>400s are client errors and 500s are server errors.</w:t>
+      </w:r>
+    </w:p>
+    <w:p>
+      <w:pPr>
+        <w:rPr>
+          <w:lang w:val="en-US"/>
+        </w:rPr>
+      </w:pPr>
+      <w:r>
+        <w:rPr>
+          <w:lang w:val="en-US"/>
+        </w:rPr>
+        <w:t>400 – means client errors (400 bad request, 4</w:t>
+      </w:r>
+      <w:r>
+        <w:rPr>
+          <w:lang w:val="en-US"/>
+        </w:rPr>
+        <w:t>0</w:t>
+      </w:r>
+      <w:r>
+        <w:rPr>
+          <w:lang w:val="en-US"/>
+        </w:rPr>
+        <w:t xml:space="preserve">5 method not </w:t>
+      </w:r>
+      <w:r>
+        <w:rPr>
+          <w:lang w:val="en-US"/>
+        </w:rPr>
+        <w:t>allowed- in code post means in we should send @POST only</w:t>
+      </w:r>
+      <w:r>
+        <w:rPr>
+          <w:lang w:val="en-US"/>
+        </w:rPr>
+        <w:t>, 406 not acceptable)</w:t>
+      </w:r>
+    </w:p>
+    <w:tbl>
+      <w:tblPr>
+        <w:tblStyle w:val="TableGrid"/>
+        <w:tblW w:w="0" w:type="auto"/>
+        <w:tblLook w:val="04A0" w:firstRow="1" w:lastRow="0" w:firstColumn="1" w:lastColumn="0" w:noHBand="0" w:noVBand="1"/>
+      </w:tblPr>
+      <w:tblGrid>
+        <w:gridCol w:w="1435"/>
+        <w:gridCol w:w="21595"/>
+      </w:tblGrid>
+      <w:tr>
+        <w:tc>
+          <w:tcPr>
+            <w:tcW w:w="1435" w:type="dxa"/>
+          </w:tcPr>
+          <w:p>
+            <w:pPr>
+              <w:rPr>
+                <w:lang w:val="en-US"/>
+              </w:rPr>
+            </w:pPr>
+            <w:r>
+              <w:rPr>
+                <w:lang w:val="en-US"/>
+              </w:rPr>
+              <w:t>504</w:t>
+            </w:r>
+          </w:p>
+        </w:tc>
+        <w:tc>
+          <w:tcPr>
+            <w:tcW w:w="21595" w:type="dxa"/>
+          </w:tcPr>
+          <w:p>
+            <w:pPr>
+              <w:rPr>
+                <w:lang w:val="en-US"/>
+              </w:rPr>
+            </w:pPr>
+            <w:r>
+              <w:rPr>
+                <w:lang w:val="en-US"/>
+              </w:rPr>
+              <w:t xml:space="preserve">504 – means gateway timeout </w:t>
+            </w:r>
+            <w:bookmarkStart w:id="0" w:name="_GoBack"/>
+            <w:bookmarkEnd w:id="0"/>
+          </w:p>
+          <w:p>
+            <w:pPr>
+              <w:rPr>
+                <w:lang w:val="en-US"/>
+              </w:rPr>
+            </w:pPr>
+            <w:r>
+              <w:rPr>
+                <w:lang w:val="en-US"/>
+              </w:rPr>
+              <w:t>if ur app is like gateway – means if ur app is consuming other services, if those apps are down , then ur app should return 504</w:t>
+            </w:r>
+          </w:p>
+          <w:p>
+            <w:pPr>
+              <w:rPr>
+                <w:lang w:val="en-US"/>
+              </w:rPr>
+            </w:pPr>
+            <w:r>
+              <w:rPr>
+                <w:lang w:val="en-US"/>
+              </w:rPr>
+              <w:t xml:space="preserve">ex:- if aipac is consuming DS services, if ds service is down , then aipac </w:t>
+            </w:r>
+            <w:r>
+              <w:rPr>
+                <w:lang w:val="en-US"/>
+              </w:rPr>
+              <w:t xml:space="preserve">SHOULD THROW 504- since </w:t>
+            </w:r>
+          </w:p>
+        </w:tc>
+      </w:tr>
+    </w:tbl>
     <w:p>
       <w:pPr>
         <w:rPr>
@@ -415,6 +702,7 @@
         <w:rPr>
           <w:lang w:val="en-US"/>
         </w:rPr>
+        <w:lastRenderedPageBreak/>
         <w:t>In controller to return ResponseEntity use below</w:t>
       </w:r>
     </w:p>
@@ -431,6 +719,615 @@
         <w:t>ResponseEntity.status(HttpStatus.OK).body(“);</w:t>
       </w:r>
     </w:p>
+    <w:p>
+      <w:pPr>
+        <w:pStyle w:val="Heading3"/>
+        <w:rPr>
+          <w:lang w:val="en-US"/>
+        </w:rPr>
+      </w:pPr>
+      <w:r>
+        <w:rPr>
+          <w:lang w:val="en-US"/>
+        </w:rPr>
+        <w:t>Building url</w:t>
+      </w:r>
+      <w:r>
+        <w:rPr>
+          <w:lang w:val="en-US"/>
+        </w:rPr>
+        <w:t xml:space="preserve"> and webclient</w:t>
+      </w:r>
+    </w:p>
+    <w:p>
+      <w:pPr>
+        <w:pStyle w:val="HTMLPreformatted"/>
+        <w:shd w:val="clear" w:color="auto" w:fill="FFFFFF"/>
+        <w:rPr>
+          <w:color w:val="79074C"/>
+          <w:sz w:val="24"/>
+          <w:szCs w:val="24"/>
+        </w:rPr>
+      </w:pPr>
+    </w:p>
+    <w:tbl>
+      <w:tblPr>
+        <w:tblStyle w:val="TableGrid"/>
+        <w:tblW w:w="0" w:type="auto"/>
+        <w:tblLook w:val="04A0" w:firstRow="1" w:lastRow="0" w:firstColumn="1" w:lastColumn="0" w:noHBand="0" w:noVBand="1"/>
+      </w:tblPr>
+      <w:tblGrid>
+        <w:gridCol w:w="11515"/>
+        <w:gridCol w:w="11515"/>
+      </w:tblGrid>
+      <w:tr>
+        <w:tc>
+          <w:tcPr>
+            <w:tcW w:w="11515" w:type="dxa"/>
+          </w:tcPr>
+          <w:p>
+            <w:pPr>
+              <w:shd w:val="clear" w:color="auto" w:fill="FFFFFF"/>
+              <w:tabs>
+                <w:tab w:val="left" w:pos="916"/>
+                <w:tab w:val="left" w:pos="1832"/>
+                <w:tab w:val="left" w:pos="2748"/>
+                <w:tab w:val="left" w:pos="3664"/>
+                <w:tab w:val="left" w:pos="4580"/>
+                <w:tab w:val="left" w:pos="5496"/>
+                <w:tab w:val="left" w:pos="6412"/>
+                <w:tab w:val="left" w:pos="7328"/>
+                <w:tab w:val="left" w:pos="8244"/>
+                <w:tab w:val="left" w:pos="9160"/>
+                <w:tab w:val="left" w:pos="10076"/>
+                <w:tab w:val="left" w:pos="10992"/>
+                <w:tab w:val="left" w:pos="11908"/>
+                <w:tab w:val="left" w:pos="12824"/>
+                <w:tab w:val="left" w:pos="13740"/>
+                <w:tab w:val="left" w:pos="14656"/>
+              </w:tabs>
+              <w:rPr>
+                <w:rFonts w:ascii="Courier New" w:eastAsia="Times New Roman" w:hAnsi="Courier New" w:cs="Courier New"/>
+                <w:color w:val="4D4D4A"/>
+                <w:spacing w:val="0"/>
+                <w:sz w:val="24"/>
+                <w:lang w:eastAsia="en-IN" w:bidi="te-IN"/>
+              </w:rPr>
+            </w:pPr>
+            <w:r>
+              <w:rPr>
+                <w:rFonts w:ascii="Courier New" w:eastAsia="Times New Roman" w:hAnsi="Courier New" w:cs="Courier New"/>
+                <w:i/>
+                <w:iCs/>
+                <w:color w:val="1136B9"/>
+                <w:spacing w:val="0"/>
+                <w:sz w:val="24"/>
+                <w:lang w:eastAsia="en-IN" w:bidi="te-IN"/>
+              </w:rPr>
+              <w:t xml:space="preserve">WebClient </w:t>
+            </w:r>
+            <w:r>
+              <w:rPr>
+                <w:rFonts w:ascii="Courier New" w:eastAsia="Times New Roman" w:hAnsi="Courier New" w:cs="Courier New"/>
+                <w:b/>
+                <w:bCs/>
+                <w:color w:val="4D4D4A"/>
+                <w:spacing w:val="0"/>
+                <w:sz w:val="24"/>
+                <w:lang w:eastAsia="en-IN" w:bidi="te-IN"/>
+              </w:rPr>
+              <w:t xml:space="preserve">webClient </w:t>
+            </w:r>
+            <w:r>
+              <w:rPr>
+                <w:rFonts w:ascii="Courier New" w:eastAsia="Times New Roman" w:hAnsi="Courier New" w:cs="Courier New"/>
+                <w:color w:val="EE5C09"/>
+                <w:spacing w:val="0"/>
+                <w:sz w:val="24"/>
+                <w:lang w:eastAsia="en-IN" w:bidi="te-IN"/>
+              </w:rPr>
+              <w:t xml:space="preserve">= </w:t>
+            </w:r>
+            <w:r>
+              <w:rPr>
+                <w:rFonts w:ascii="Courier New" w:eastAsia="Times New Roman" w:hAnsi="Courier New" w:cs="Courier New"/>
+                <w:i/>
+                <w:iCs/>
+                <w:color w:val="1136B9"/>
+                <w:spacing w:val="0"/>
+                <w:sz w:val="24"/>
+                <w:lang w:eastAsia="en-IN" w:bidi="te-IN"/>
+              </w:rPr>
+              <w:t>WebClient</w:t>
+            </w:r>
+            <w:r>
+              <w:rPr>
+                <w:rFonts w:ascii="Courier New" w:eastAsia="Times New Roman" w:hAnsi="Courier New" w:cs="Courier New"/>
+                <w:color w:val="4D4D4A"/>
+                <w:spacing w:val="0"/>
+                <w:sz w:val="24"/>
+                <w:lang w:eastAsia="en-IN" w:bidi="te-IN"/>
+              </w:rPr>
+              <w:t>.</w:t>
+            </w:r>
+            <w:r>
+              <w:rPr>
+                <w:rFonts w:ascii="Courier New" w:eastAsia="Times New Roman" w:hAnsi="Courier New" w:cs="Courier New"/>
+                <w:i/>
+                <w:iCs/>
+                <w:color w:val="1136B9"/>
+                <w:spacing w:val="0"/>
+                <w:sz w:val="24"/>
+                <w:lang w:eastAsia="en-IN" w:bidi="te-IN"/>
+              </w:rPr>
+              <w:t>builder</w:t>
+            </w:r>
+            <w:r>
+              <w:rPr>
+                <w:rFonts w:ascii="Courier New" w:eastAsia="Times New Roman" w:hAnsi="Courier New" w:cs="Courier New"/>
+                <w:color w:val="4D4D4A"/>
+                <w:spacing w:val="0"/>
+                <w:sz w:val="24"/>
+                <w:lang w:eastAsia="en-IN" w:bidi="te-IN"/>
+              </w:rPr>
+              <w:t>()</w:t>
+            </w:r>
+            <w:r>
+              <w:rPr>
+                <w:rFonts w:ascii="Courier New" w:eastAsia="Times New Roman" w:hAnsi="Courier New" w:cs="Courier New"/>
+                <w:color w:val="4D4D4A"/>
+                <w:spacing w:val="0"/>
+                <w:sz w:val="24"/>
+                <w:lang w:eastAsia="en-IN" w:bidi="te-IN"/>
+              </w:rPr>
+              <w:br/>
+              <w:t xml:space="preserve">        .</w:t>
+            </w:r>
+            <w:r>
+              <w:rPr>
+                <w:rFonts w:ascii="Courier New" w:eastAsia="Times New Roman" w:hAnsi="Courier New" w:cs="Courier New"/>
+                <w:color w:val="1136B9"/>
+                <w:spacing w:val="0"/>
+                <w:sz w:val="24"/>
+                <w:lang w:eastAsia="en-IN" w:bidi="te-IN"/>
+              </w:rPr>
+              <w:t>baseUrl</w:t>
+            </w:r>
+            <w:r>
+              <w:rPr>
+                <w:rFonts w:ascii="Courier New" w:eastAsia="Times New Roman" w:hAnsi="Courier New" w:cs="Courier New"/>
+                <w:color w:val="4D4D4A"/>
+                <w:spacing w:val="0"/>
+                <w:sz w:val="24"/>
+                <w:lang w:eastAsia="en-IN" w:bidi="te-IN"/>
+              </w:rPr>
+              <w:t>(</w:t>
+            </w:r>
+            <w:r>
+              <w:rPr>
+                <w:rFonts w:ascii="Courier New" w:eastAsia="Times New Roman" w:hAnsi="Courier New" w:cs="Courier New"/>
+                <w:color w:val="0F92E3"/>
+                <w:spacing w:val="0"/>
+                <w:sz w:val="24"/>
+                <w:lang w:eastAsia="en-IN" w:bidi="te-IN"/>
+              </w:rPr>
+              <w:t>"</w:t>
+            </w:r>
+            <w:r>
+              <w:rPr>
+                <w:rFonts w:ascii="Courier New" w:eastAsia="Times New Roman" w:hAnsi="Courier New" w:cs="Courier New"/>
+                <w:color w:val="1136B9"/>
+                <w:spacing w:val="0"/>
+                <w:sz w:val="24"/>
+                <w:lang w:eastAsia="en-IN" w:bidi="te-IN"/>
+              </w:rPr>
+              <w:t>http://localhost:8080/movies</w:t>
+            </w:r>
+            <w:r>
+              <w:rPr>
+                <w:rFonts w:ascii="Courier New" w:eastAsia="Times New Roman" w:hAnsi="Courier New" w:cs="Courier New"/>
+                <w:color w:val="0F92E3"/>
+                <w:spacing w:val="0"/>
+                <w:sz w:val="24"/>
+                <w:lang w:eastAsia="en-IN" w:bidi="te-IN"/>
+              </w:rPr>
+              <w:t>"</w:t>
+            </w:r>
+            <w:r>
+              <w:rPr>
+                <w:rFonts w:ascii="Courier New" w:eastAsia="Times New Roman" w:hAnsi="Courier New" w:cs="Courier New"/>
+                <w:color w:val="4D4D4A"/>
+                <w:spacing w:val="0"/>
+                <w:sz w:val="24"/>
+                <w:lang w:eastAsia="en-IN" w:bidi="te-IN"/>
+              </w:rPr>
+              <w:t>)</w:t>
+            </w:r>
+            <w:r>
+              <w:rPr>
+                <w:rFonts w:ascii="Courier New" w:eastAsia="Times New Roman" w:hAnsi="Courier New" w:cs="Courier New"/>
+                <w:color w:val="4D4D4A"/>
+                <w:spacing w:val="0"/>
+                <w:sz w:val="24"/>
+                <w:lang w:eastAsia="en-IN" w:bidi="te-IN"/>
+              </w:rPr>
+              <w:br/>
+              <w:t xml:space="preserve">        .</w:t>
+            </w:r>
+            <w:r>
+              <w:rPr>
+                <w:rFonts w:ascii="Courier New" w:eastAsia="Times New Roman" w:hAnsi="Courier New" w:cs="Courier New"/>
+                <w:color w:val="1136B9"/>
+                <w:spacing w:val="0"/>
+                <w:sz w:val="24"/>
+                <w:lang w:eastAsia="en-IN" w:bidi="te-IN"/>
+              </w:rPr>
+              <w:t>build</w:t>
+            </w:r>
+            <w:r>
+              <w:rPr>
+                <w:rFonts w:ascii="Courier New" w:eastAsia="Times New Roman" w:hAnsi="Courier New" w:cs="Courier New"/>
+                <w:color w:val="4D4D4A"/>
+                <w:spacing w:val="0"/>
+                <w:sz w:val="24"/>
+                <w:lang w:eastAsia="en-IN" w:bidi="te-IN"/>
+              </w:rPr>
+              <w:t>();</w:t>
+            </w:r>
+          </w:p>
+          <w:p>
+            <w:pPr>
+              <w:pStyle w:val="HTMLPreformatted"/>
+              <w:rPr>
+                <w:color w:val="79074C"/>
+                <w:sz w:val="24"/>
+                <w:szCs w:val="24"/>
+              </w:rPr>
+            </w:pPr>
+          </w:p>
+        </w:tc>
+        <w:tc>
+          <w:tcPr>
+            <w:tcW w:w="11515" w:type="dxa"/>
+          </w:tcPr>
+          <w:p>
+            <w:pPr>
+              <w:pStyle w:val="HTMLPreformatted"/>
+              <w:shd w:val="clear" w:color="auto" w:fill="FFFFFF"/>
+              <w:rPr>
+                <w:color w:val="4D4D4A"/>
+                <w:sz w:val="24"/>
+                <w:szCs w:val="24"/>
+              </w:rPr>
+            </w:pPr>
+            <w:r>
+              <w:rPr>
+                <w:color w:val="79074C"/>
+                <w:sz w:val="24"/>
+                <w:szCs w:val="24"/>
+              </w:rPr>
+              <w:t xml:space="preserve">String </w:t>
+            </w:r>
+            <w:r>
+              <w:rPr>
+                <w:color w:val="4D4D4A"/>
+                <w:sz w:val="24"/>
+                <w:szCs w:val="24"/>
+              </w:rPr>
+              <w:t xml:space="preserve">url </w:t>
+            </w:r>
+            <w:r>
+              <w:rPr>
+                <w:color w:val="EE5C09"/>
+                <w:sz w:val="24"/>
+                <w:szCs w:val="24"/>
+              </w:rPr>
+              <w:t xml:space="preserve">= </w:t>
+            </w:r>
+            <w:r>
+              <w:rPr>
+                <w:color w:val="79074C"/>
+                <w:sz w:val="24"/>
+                <w:szCs w:val="24"/>
+              </w:rPr>
+              <w:t>UriComponentsBuilder</w:t>
+            </w:r>
+            <w:r>
+              <w:rPr>
+                <w:color w:val="4D4D4A"/>
+                <w:sz w:val="24"/>
+                <w:szCs w:val="24"/>
+              </w:rPr>
+              <w:t>.</w:t>
+            </w:r>
+            <w:r>
+              <w:rPr>
+                <w:i/>
+                <w:iCs/>
+                <w:color w:val="1136B9"/>
+                <w:sz w:val="24"/>
+                <w:szCs w:val="24"/>
+              </w:rPr>
+              <w:t>fromUriString</w:t>
+            </w:r>
+            <w:r>
+              <w:rPr>
+                <w:color w:val="4D4D4A"/>
+                <w:sz w:val="24"/>
+                <w:szCs w:val="24"/>
+              </w:rPr>
+              <w:t>(</w:t>
+            </w:r>
+            <w:r>
+              <w:rPr>
+                <w:color w:val="0F92E3"/>
+                <w:sz w:val="24"/>
+                <w:szCs w:val="24"/>
+              </w:rPr>
+              <w:t>"/carSvc/getCar"</w:t>
+            </w:r>
+            <w:r>
+              <w:rPr>
+                <w:color w:val="4D4D4A"/>
+                <w:sz w:val="24"/>
+                <w:szCs w:val="24"/>
+              </w:rPr>
+              <w:t>)</w:t>
+            </w:r>
+            <w:r>
+              <w:rPr>
+                <w:color w:val="4D4D4A"/>
+                <w:sz w:val="24"/>
+                <w:szCs w:val="24"/>
+              </w:rPr>
+              <w:br/>
+              <w:t xml:space="preserve">        .</w:t>
+            </w:r>
+            <w:r>
+              <w:rPr>
+                <w:color w:val="1136B9"/>
+                <w:sz w:val="24"/>
+                <w:szCs w:val="24"/>
+              </w:rPr>
+              <w:t>queryParam</w:t>
+            </w:r>
+            <w:r>
+              <w:rPr>
+                <w:color w:val="4D4D4A"/>
+                <w:sz w:val="24"/>
+                <w:szCs w:val="24"/>
+              </w:rPr>
+              <w:t>(</w:t>
+            </w:r>
+            <w:r>
+              <w:rPr>
+                <w:color w:val="0F92E3"/>
+                <w:sz w:val="24"/>
+                <w:szCs w:val="24"/>
+              </w:rPr>
+              <w:t>"name"</w:t>
+            </w:r>
+            <w:r>
+              <w:rPr>
+                <w:color w:val="EE5C09"/>
+                <w:sz w:val="24"/>
+                <w:szCs w:val="24"/>
+              </w:rPr>
+              <w:t xml:space="preserve">, </w:t>
+            </w:r>
+            <w:r>
+              <w:rPr>
+                <w:color w:val="0F92E3"/>
+                <w:sz w:val="24"/>
+                <w:szCs w:val="24"/>
+              </w:rPr>
+              <w:t>"BMW"</w:t>
+            </w:r>
+            <w:r>
+              <w:rPr>
+                <w:color w:val="4D4D4A"/>
+                <w:sz w:val="24"/>
+                <w:szCs w:val="24"/>
+              </w:rPr>
+              <w:t>)</w:t>
+            </w:r>
+            <w:r>
+              <w:rPr>
+                <w:color w:val="4D4D4A"/>
+                <w:sz w:val="24"/>
+                <w:szCs w:val="24"/>
+              </w:rPr>
+              <w:br/>
+              <w:t xml:space="preserve">        .</w:t>
+            </w:r>
+            <w:r>
+              <w:rPr>
+                <w:color w:val="1136B9"/>
+                <w:sz w:val="24"/>
+                <w:szCs w:val="24"/>
+              </w:rPr>
+              <w:t>buildAndExpand</w:t>
+            </w:r>
+            <w:r>
+              <w:rPr>
+                <w:color w:val="4D4D4A"/>
+                <w:sz w:val="24"/>
+                <w:szCs w:val="24"/>
+              </w:rPr>
+              <w:t>()</w:t>
+            </w:r>
+            <w:r>
+              <w:rPr>
+                <w:color w:val="4D4D4A"/>
+                <w:sz w:val="24"/>
+                <w:szCs w:val="24"/>
+              </w:rPr>
+              <w:br/>
+              <w:t xml:space="preserve">        .</w:t>
+            </w:r>
+            <w:r>
+              <w:rPr>
+                <w:color w:val="1136B9"/>
+                <w:sz w:val="24"/>
+                <w:szCs w:val="24"/>
+              </w:rPr>
+              <w:t>toString</w:t>
+            </w:r>
+            <w:r>
+              <w:rPr>
+                <w:color w:val="4D4D4A"/>
+                <w:sz w:val="24"/>
+                <w:szCs w:val="24"/>
+              </w:rPr>
+              <w:t>();</w:t>
+            </w:r>
+          </w:p>
+          <w:p>
+            <w:pPr>
+              <w:shd w:val="clear" w:color="auto" w:fill="FFFFFF"/>
+              <w:tabs>
+                <w:tab w:val="left" w:pos="916"/>
+                <w:tab w:val="left" w:pos="1832"/>
+                <w:tab w:val="left" w:pos="2748"/>
+                <w:tab w:val="left" w:pos="3664"/>
+                <w:tab w:val="left" w:pos="4580"/>
+                <w:tab w:val="left" w:pos="5496"/>
+                <w:tab w:val="left" w:pos="6412"/>
+                <w:tab w:val="left" w:pos="7328"/>
+                <w:tab w:val="left" w:pos="8244"/>
+                <w:tab w:val="left" w:pos="9160"/>
+                <w:tab w:val="left" w:pos="10076"/>
+                <w:tab w:val="left" w:pos="10992"/>
+                <w:tab w:val="left" w:pos="11908"/>
+                <w:tab w:val="left" w:pos="12824"/>
+                <w:tab w:val="left" w:pos="13740"/>
+                <w:tab w:val="left" w:pos="14656"/>
+              </w:tabs>
+              <w:rPr>
+                <w:rFonts w:ascii="Courier New" w:eastAsia="Times New Roman" w:hAnsi="Courier New" w:cs="Courier New"/>
+                <w:i/>
+                <w:iCs/>
+                <w:color w:val="505D64"/>
+                <w:spacing w:val="0"/>
+                <w:sz w:val="24"/>
+                <w:lang w:eastAsia="en-IN" w:bidi="te-IN"/>
+              </w:rPr>
+            </w:pPr>
+            <w:r>
+              <w:rPr>
+                <w:rFonts w:ascii="Courier New" w:eastAsia="Times New Roman" w:hAnsi="Courier New" w:cs="Courier New"/>
+                <w:i/>
+                <w:iCs/>
+                <w:color w:val="505D64"/>
+                <w:spacing w:val="0"/>
+                <w:sz w:val="24"/>
+                <w:lang w:eastAsia="en-IN" w:bidi="te-IN"/>
+              </w:rPr>
+              <w:t xml:space="preserve">Result:-- </w:t>
+            </w:r>
+            <w:r>
+              <w:rPr>
+                <w:rFonts w:ascii="Courier New" w:eastAsia="Times New Roman" w:hAnsi="Courier New" w:cs="Courier New"/>
+                <w:i/>
+                <w:iCs/>
+                <w:color w:val="505D64"/>
+                <w:spacing w:val="0"/>
+                <w:sz w:val="24"/>
+                <w:lang w:eastAsia="en-IN" w:bidi="te-IN"/>
+              </w:rPr>
+              <w:t xml:space="preserve"> </w:t>
+            </w:r>
+            <w:r>
+              <w:rPr>
+                <w:rFonts w:ascii="Courier New" w:eastAsia="Times New Roman" w:hAnsi="Courier New" w:cs="Courier New"/>
+                <w:i/>
+                <w:iCs/>
+                <w:color w:val="505D64"/>
+                <w:spacing w:val="0"/>
+                <w:sz w:val="24"/>
+                <w:lang w:eastAsia="en-IN" w:bidi="te-IN"/>
+              </w:rPr>
+              <w:t>/carSvc/getCar?name=BMW</w:t>
+            </w:r>
+          </w:p>
+          <w:p>
+            <w:pPr>
+              <w:shd w:val="clear" w:color="auto" w:fill="FFFFFF"/>
+              <w:tabs>
+                <w:tab w:val="left" w:pos="916"/>
+                <w:tab w:val="left" w:pos="1832"/>
+                <w:tab w:val="left" w:pos="2748"/>
+                <w:tab w:val="left" w:pos="3664"/>
+                <w:tab w:val="left" w:pos="4580"/>
+                <w:tab w:val="left" w:pos="5496"/>
+                <w:tab w:val="left" w:pos="6412"/>
+                <w:tab w:val="left" w:pos="7328"/>
+                <w:tab w:val="left" w:pos="8244"/>
+                <w:tab w:val="left" w:pos="9160"/>
+                <w:tab w:val="left" w:pos="10076"/>
+                <w:tab w:val="left" w:pos="10992"/>
+                <w:tab w:val="left" w:pos="11908"/>
+                <w:tab w:val="left" w:pos="12824"/>
+                <w:tab w:val="left" w:pos="13740"/>
+                <w:tab w:val="left" w:pos="14656"/>
+              </w:tabs>
+              <w:rPr>
+                <w:rFonts w:ascii="Courier New" w:eastAsia="Times New Roman" w:hAnsi="Courier New" w:cs="Courier New"/>
+                <w:color w:val="4D4D4A"/>
+                <w:spacing w:val="0"/>
+                <w:sz w:val="24"/>
+                <w:lang w:eastAsia="en-IN" w:bidi="te-IN"/>
+              </w:rPr>
+            </w:pPr>
+            <w:r>
+              <w:rPr>
+                <w:rFonts w:ascii="Courier New" w:eastAsia="Times New Roman" w:hAnsi="Courier New" w:cs="Courier New"/>
+                <w:i/>
+                <w:iCs/>
+                <w:color w:val="505D64"/>
+                <w:spacing w:val="0"/>
+                <w:sz w:val="24"/>
+                <w:lang w:eastAsia="en-IN" w:bidi="te-IN"/>
+              </w:rPr>
+              <w:t>http://localhost:8080/services/carSvc/getCar?name=BMW</w:t>
+            </w:r>
+          </w:p>
+          <w:p>
+            <w:pPr>
+              <w:rPr>
+                <w:lang w:val="en-US"/>
+              </w:rPr>
+            </w:pPr>
+            <w:r>
+              <w:rPr>
+                <w:lang w:val="en-US"/>
+              </w:rPr>
+              <w:t xml:space="preserve">if above is real url, instead of we framing url manually, we should build the url using </w:t>
+            </w:r>
+            <w:r>
+              <w:rPr>
+                <w:rFonts w:ascii="Courier New" w:eastAsia="Times New Roman" w:hAnsi="Courier New" w:cs="Courier New"/>
+                <w:color w:val="79074C"/>
+                <w:spacing w:val="0"/>
+                <w:sz w:val="24"/>
+                <w:lang w:eastAsia="en-IN" w:bidi="te-IN"/>
+              </w:rPr>
+              <w:t>UriComponentsBuilder</w:t>
+            </w:r>
+          </w:p>
+          <w:p>
+            <w:pPr>
+              <w:pStyle w:val="HTMLPreformatted"/>
+              <w:rPr>
+                <w:color w:val="79074C"/>
+                <w:sz w:val="24"/>
+                <w:szCs w:val="24"/>
+              </w:rPr>
+            </w:pPr>
+          </w:p>
+        </w:tc>
+      </w:tr>
+    </w:tbl>
     <w:p>
       <w:pPr>
         <w:rPr>
@@ -811,7 +1708,6 @@
                 <w:szCs w:val="23"/>
                 <w:lang w:eastAsia="en-IN"/>
               </w:rPr>
-              <w:lastRenderedPageBreak/>
               <w:t>@GetMapping</w:t>
             </w:r>
             <w:r>
@@ -1103,7 +1999,6 @@
         <w:spacing w:after="100" w:afterAutospacing="1" w:line="240" w:lineRule="auto"/>
       </w:pPr>
       <w:r>
-        <w:lastRenderedPageBreak/>
         <w:t>RestTemplate provides several groups of overloaded methods based on the Spring template pattern:</w:t>
       </w:r>
     </w:p>
@@ -1198,6 +2093,7 @@
         </w:numPr>
       </w:pPr>
       <w:r>
+        <w:lastRenderedPageBreak/>
         <w:t>Supports declarative HTTP interface</w:t>
       </w:r>
     </w:p>
@@ -1419,6 +2315,1451 @@
         <w:t>The WebClient API is much clearer than the RestTemplate, and they are equivalent to HTTP methods.</w:t>
       </w:r>
     </w:p>
+    <w:tbl>
+      <w:tblPr>
+        <w:tblStyle w:val="TableGrid"/>
+        <w:tblW w:w="0" w:type="auto"/>
+        <w:tblLook w:val="04A0" w:firstRow="1" w:lastRow="0" w:firstColumn="1" w:lastColumn="0" w:noHBand="0" w:noVBand="1"/>
+      </w:tblPr>
+      <w:tblGrid>
+        <w:gridCol w:w="11515"/>
+        <w:gridCol w:w="11515"/>
+      </w:tblGrid>
+      <w:tr>
+        <w:tc>
+          <w:tcPr>
+            <w:tcW w:w="11515" w:type="dxa"/>
+          </w:tcPr>
+          <w:p>
+            <w:pPr>
+              <w:shd w:val="clear" w:color="auto" w:fill="FFFFFF"/>
+              <w:tabs>
+                <w:tab w:val="left" w:pos="916"/>
+                <w:tab w:val="left" w:pos="1832"/>
+                <w:tab w:val="left" w:pos="2748"/>
+                <w:tab w:val="left" w:pos="3664"/>
+                <w:tab w:val="left" w:pos="4580"/>
+                <w:tab w:val="left" w:pos="5496"/>
+                <w:tab w:val="left" w:pos="6412"/>
+                <w:tab w:val="left" w:pos="7328"/>
+                <w:tab w:val="left" w:pos="8244"/>
+                <w:tab w:val="left" w:pos="9160"/>
+                <w:tab w:val="left" w:pos="10076"/>
+                <w:tab w:val="left" w:pos="10992"/>
+                <w:tab w:val="left" w:pos="11908"/>
+                <w:tab w:val="left" w:pos="12824"/>
+                <w:tab w:val="left" w:pos="13740"/>
+                <w:tab w:val="left" w:pos="14656"/>
+              </w:tabs>
+              <w:rPr>
+                <w:rFonts w:eastAsia="Times New Roman" w:cs="Courier New"/>
+                <w:color w:val="4D4D4A"/>
+                <w:sz w:val="24"/>
+                <w:lang w:eastAsia="en-IN" w:bidi="te-IN"/>
+              </w:rPr>
+            </w:pPr>
+            <w:r>
+              <w:rPr>
+                <w:rFonts w:eastAsia="Times New Roman" w:cs="Courier New"/>
+                <w:color w:val="13A78C"/>
+                <w:sz w:val="24"/>
+                <w:lang w:eastAsia="en-IN" w:bidi="te-IN"/>
+              </w:rPr>
+              <w:t xml:space="preserve">public </w:t>
+            </w:r>
+            <w:r>
+              <w:rPr>
+                <w:rFonts w:eastAsia="Times New Roman" w:cs="Courier New"/>
+                <w:color w:val="79074C"/>
+                <w:sz w:val="24"/>
+                <w:lang w:eastAsia="en-IN" w:bidi="te-IN"/>
+              </w:rPr>
+              <w:t xml:space="preserve">Car </w:t>
+            </w:r>
+            <w:r>
+              <w:rPr>
+                <w:rFonts w:eastAsia="Times New Roman" w:cs="Courier New"/>
+                <w:color w:val="7748B7"/>
+                <w:sz w:val="24"/>
+                <w:lang w:eastAsia="en-IN" w:bidi="te-IN"/>
+              </w:rPr>
+              <w:t>invokeCarSvcRESTFul</w:t>
+            </w:r>
+            <w:r>
+              <w:rPr>
+                <w:rFonts w:eastAsia="Times New Roman" w:cs="Courier New"/>
+                <w:color w:val="4D4D4A"/>
+                <w:sz w:val="24"/>
+                <w:lang w:eastAsia="en-IN" w:bidi="te-IN"/>
+              </w:rPr>
+              <w:t>() {</w:t>
+            </w:r>
+            <w:r>
+              <w:rPr>
+                <w:rFonts w:eastAsia="Times New Roman" w:cs="Courier New"/>
+                <w:color w:val="4D4D4A"/>
+                <w:sz w:val="24"/>
+                <w:lang w:eastAsia="en-IN" w:bidi="te-IN"/>
+              </w:rPr>
+              <w:br/>
+              <w:t xml:space="preserve">    </w:t>
+            </w:r>
+            <w:r>
+              <w:rPr>
+                <w:rFonts w:eastAsia="Times New Roman" w:cs="Courier New"/>
+                <w:color w:val="79074C"/>
+                <w:sz w:val="24"/>
+                <w:lang w:eastAsia="en-IN" w:bidi="te-IN"/>
+              </w:rPr>
+              <w:t xml:space="preserve">String </w:t>
+            </w:r>
+            <w:r>
+              <w:rPr>
+                <w:rFonts w:eastAsia="Times New Roman" w:cs="Courier New"/>
+                <w:color w:val="4D4D4A"/>
+                <w:sz w:val="24"/>
+                <w:lang w:eastAsia="en-IN" w:bidi="te-IN"/>
+              </w:rPr>
+              <w:t xml:space="preserve">url </w:t>
+            </w:r>
+            <w:r>
+              <w:rPr>
+                <w:rFonts w:eastAsia="Times New Roman" w:cs="Courier New"/>
+                <w:color w:val="EE5C09"/>
+                <w:sz w:val="24"/>
+                <w:lang w:eastAsia="en-IN" w:bidi="te-IN"/>
+              </w:rPr>
+              <w:t xml:space="preserve">= </w:t>
+            </w:r>
+            <w:r>
+              <w:rPr>
+                <w:rFonts w:eastAsia="Times New Roman" w:cs="Courier New"/>
+                <w:color w:val="79074C"/>
+                <w:sz w:val="24"/>
+                <w:lang w:eastAsia="en-IN" w:bidi="te-IN"/>
+              </w:rPr>
+              <w:t>UriComponentsBuilder</w:t>
+            </w:r>
+            <w:r>
+              <w:rPr>
+                <w:rFonts w:eastAsia="Times New Roman" w:cs="Courier New"/>
+                <w:color w:val="4D4D4A"/>
+                <w:sz w:val="24"/>
+                <w:lang w:eastAsia="en-IN" w:bidi="te-IN"/>
+              </w:rPr>
+              <w:t>.</w:t>
+            </w:r>
+            <w:r>
+              <w:rPr>
+                <w:rFonts w:eastAsia="Times New Roman" w:cs="Courier New"/>
+                <w:i/>
+                <w:iCs/>
+                <w:color w:val="1136B9"/>
+                <w:sz w:val="24"/>
+                <w:lang w:eastAsia="en-IN" w:bidi="te-IN"/>
+              </w:rPr>
+              <w:t>fromUriString</w:t>
+            </w:r>
+            <w:r>
+              <w:rPr>
+                <w:rFonts w:eastAsia="Times New Roman" w:cs="Courier New"/>
+                <w:color w:val="4D4D4A"/>
+                <w:sz w:val="24"/>
+                <w:lang w:eastAsia="en-IN" w:bidi="te-IN"/>
+              </w:rPr>
+              <w:t>(</w:t>
+            </w:r>
+            <w:r>
+              <w:rPr>
+                <w:rFonts w:eastAsia="Times New Roman" w:cs="Courier New"/>
+                <w:color w:val="0F92E3"/>
+                <w:sz w:val="24"/>
+                <w:lang w:eastAsia="en-IN" w:bidi="te-IN"/>
+              </w:rPr>
+              <w:t>"/carSvc/getCar"</w:t>
+            </w:r>
+            <w:r>
+              <w:rPr>
+                <w:rFonts w:eastAsia="Times New Roman" w:cs="Courier New"/>
+                <w:color w:val="4D4D4A"/>
+                <w:sz w:val="24"/>
+                <w:lang w:eastAsia="en-IN" w:bidi="te-IN"/>
+              </w:rPr>
+              <w:t>)</w:t>
+            </w:r>
+            <w:r>
+              <w:rPr>
+                <w:rFonts w:eastAsia="Times New Roman" w:cs="Courier New"/>
+                <w:color w:val="4D4D4A"/>
+                <w:sz w:val="24"/>
+                <w:lang w:eastAsia="en-IN" w:bidi="te-IN"/>
+              </w:rPr>
+              <w:br/>
+              <w:t xml:space="preserve">            .</w:t>
+            </w:r>
+            <w:r>
+              <w:rPr>
+                <w:rFonts w:eastAsia="Times New Roman" w:cs="Courier New"/>
+                <w:color w:val="1136B9"/>
+                <w:sz w:val="24"/>
+                <w:lang w:eastAsia="en-IN" w:bidi="te-IN"/>
+              </w:rPr>
+              <w:t>queryParam</w:t>
+            </w:r>
+            <w:r>
+              <w:rPr>
+                <w:rFonts w:eastAsia="Times New Roman" w:cs="Courier New"/>
+                <w:color w:val="4D4D4A"/>
+                <w:sz w:val="24"/>
+                <w:lang w:eastAsia="en-IN" w:bidi="te-IN"/>
+              </w:rPr>
+              <w:t>(</w:t>
+            </w:r>
+            <w:r>
+              <w:rPr>
+                <w:rFonts w:eastAsia="Times New Roman" w:cs="Courier New"/>
+                <w:color w:val="0F92E3"/>
+                <w:sz w:val="24"/>
+                <w:lang w:eastAsia="en-IN" w:bidi="te-IN"/>
+              </w:rPr>
+              <w:t>"name"</w:t>
+            </w:r>
+            <w:r>
+              <w:rPr>
+                <w:rFonts w:eastAsia="Times New Roman" w:cs="Courier New"/>
+                <w:color w:val="EE5C09"/>
+                <w:sz w:val="24"/>
+                <w:lang w:eastAsia="en-IN" w:bidi="te-IN"/>
+              </w:rPr>
+              <w:t xml:space="preserve">, </w:t>
+            </w:r>
+            <w:r>
+              <w:rPr>
+                <w:rFonts w:eastAsia="Times New Roman" w:cs="Courier New"/>
+                <w:color w:val="0F92E3"/>
+                <w:sz w:val="24"/>
+                <w:lang w:eastAsia="en-IN" w:bidi="te-IN"/>
+              </w:rPr>
+              <w:t>"BMW"</w:t>
+            </w:r>
+            <w:r>
+              <w:rPr>
+                <w:rFonts w:eastAsia="Times New Roman" w:cs="Courier New"/>
+                <w:color w:val="4D4D4A"/>
+                <w:sz w:val="24"/>
+                <w:lang w:eastAsia="en-IN" w:bidi="te-IN"/>
+              </w:rPr>
+              <w:t>)</w:t>
+            </w:r>
+            <w:r>
+              <w:rPr>
+                <w:rFonts w:eastAsia="Times New Roman" w:cs="Courier New"/>
+                <w:color w:val="4D4D4A"/>
+                <w:sz w:val="24"/>
+                <w:lang w:eastAsia="en-IN" w:bidi="te-IN"/>
+              </w:rPr>
+              <w:br/>
+            </w:r>
+            <w:r>
+              <w:rPr>
+                <w:rFonts w:eastAsia="Times New Roman" w:cs="Courier New"/>
+                <w:color w:val="4D4D4A"/>
+                <w:sz w:val="24"/>
+                <w:lang w:eastAsia="en-IN" w:bidi="te-IN"/>
+              </w:rPr>
+              <w:br/>
+              <w:t xml:space="preserve">            .</w:t>
+            </w:r>
+            <w:r>
+              <w:rPr>
+                <w:rFonts w:eastAsia="Times New Roman" w:cs="Courier New"/>
+                <w:color w:val="1136B9"/>
+                <w:sz w:val="24"/>
+                <w:lang w:eastAsia="en-IN" w:bidi="te-IN"/>
+              </w:rPr>
+              <w:t>buildAndExpand</w:t>
+            </w:r>
+            <w:r>
+              <w:rPr>
+                <w:rFonts w:eastAsia="Times New Roman" w:cs="Courier New"/>
+                <w:color w:val="4D4D4A"/>
+                <w:sz w:val="24"/>
+                <w:lang w:eastAsia="en-IN" w:bidi="te-IN"/>
+              </w:rPr>
+              <w:t>()</w:t>
+            </w:r>
+            <w:r>
+              <w:rPr>
+                <w:rFonts w:eastAsia="Times New Roman" w:cs="Courier New"/>
+                <w:color w:val="4D4D4A"/>
+                <w:sz w:val="24"/>
+                <w:lang w:eastAsia="en-IN" w:bidi="te-IN"/>
+              </w:rPr>
+              <w:br/>
+              <w:t xml:space="preserve">            .</w:t>
+            </w:r>
+            <w:r>
+              <w:rPr>
+                <w:rFonts w:eastAsia="Times New Roman" w:cs="Courier New"/>
+                <w:color w:val="1136B9"/>
+                <w:sz w:val="24"/>
+                <w:lang w:eastAsia="en-IN" w:bidi="te-IN"/>
+              </w:rPr>
+              <w:t>toString</w:t>
+            </w:r>
+            <w:r>
+              <w:rPr>
+                <w:rFonts w:eastAsia="Times New Roman" w:cs="Courier New"/>
+                <w:color w:val="4D4D4A"/>
+                <w:sz w:val="24"/>
+                <w:lang w:eastAsia="en-IN" w:bidi="te-IN"/>
+              </w:rPr>
+              <w:t>();</w:t>
+            </w:r>
+            <w:r>
+              <w:rPr>
+                <w:rFonts w:eastAsia="Times New Roman" w:cs="Courier New"/>
+                <w:color w:val="4D4D4A"/>
+                <w:sz w:val="24"/>
+                <w:lang w:eastAsia="en-IN" w:bidi="te-IN"/>
+              </w:rPr>
+              <w:br/>
+              <w:t xml:space="preserve">    </w:t>
+            </w:r>
+            <w:r>
+              <w:rPr>
+                <w:rFonts w:eastAsia="Times New Roman" w:cs="Courier New"/>
+                <w:color w:val="79074C"/>
+                <w:sz w:val="24"/>
+                <w:lang w:eastAsia="en-IN" w:bidi="te-IN"/>
+              </w:rPr>
+              <w:t>System</w:t>
+            </w:r>
+            <w:r>
+              <w:rPr>
+                <w:rFonts w:eastAsia="Times New Roman" w:cs="Courier New"/>
+                <w:color w:val="4D4D4A"/>
+                <w:sz w:val="24"/>
+                <w:lang w:eastAsia="en-IN" w:bidi="te-IN"/>
+              </w:rPr>
+              <w:t>.</w:t>
+            </w:r>
+            <w:r>
+              <w:rPr>
+                <w:rFonts w:eastAsia="Times New Roman" w:cs="Courier New"/>
+                <w:b/>
+                <w:bCs/>
+                <w:i/>
+                <w:iCs/>
+                <w:color w:val="005CC5"/>
+                <w:sz w:val="24"/>
+                <w:lang w:eastAsia="en-IN" w:bidi="te-IN"/>
+              </w:rPr>
+              <w:t>out</w:t>
+            </w:r>
+            <w:r>
+              <w:rPr>
+                <w:rFonts w:eastAsia="Times New Roman" w:cs="Courier New"/>
+                <w:color w:val="4D4D4A"/>
+                <w:sz w:val="24"/>
+                <w:lang w:eastAsia="en-IN" w:bidi="te-IN"/>
+              </w:rPr>
+              <w:t>.</w:t>
+            </w:r>
+            <w:r>
+              <w:rPr>
+                <w:rFonts w:eastAsia="Times New Roman" w:cs="Courier New"/>
+                <w:color w:val="1136B9"/>
+                <w:sz w:val="24"/>
+                <w:lang w:eastAsia="en-IN" w:bidi="te-IN"/>
+              </w:rPr>
+              <w:t>println</w:t>
+            </w:r>
+            <w:r>
+              <w:rPr>
+                <w:rFonts w:eastAsia="Times New Roman" w:cs="Courier New"/>
+                <w:color w:val="4D4D4A"/>
+                <w:sz w:val="24"/>
+                <w:lang w:eastAsia="en-IN" w:bidi="te-IN"/>
+              </w:rPr>
+              <w:t>(url);</w:t>
+            </w:r>
+            <w:r>
+              <w:rPr>
+                <w:rFonts w:eastAsia="Times New Roman" w:cs="Courier New"/>
+                <w:color w:val="4D4D4A"/>
+                <w:sz w:val="24"/>
+                <w:lang w:eastAsia="en-IN" w:bidi="te-IN"/>
+              </w:rPr>
+              <w:br/>
+              <w:t xml:space="preserve">    </w:t>
+            </w:r>
+            <w:r>
+              <w:rPr>
+                <w:rFonts w:eastAsia="Times New Roman" w:cs="Courier New"/>
+                <w:color w:val="79074C"/>
+                <w:sz w:val="24"/>
+                <w:lang w:eastAsia="en-IN" w:bidi="te-IN"/>
+              </w:rPr>
+              <w:t xml:space="preserve">Car </w:t>
+            </w:r>
+            <w:r>
+              <w:rPr>
+                <w:rFonts w:eastAsia="Times New Roman" w:cs="Courier New"/>
+                <w:color w:val="4D4D4A"/>
+                <w:sz w:val="24"/>
+                <w:lang w:eastAsia="en-IN" w:bidi="te-IN"/>
+              </w:rPr>
+              <w:t xml:space="preserve">car </w:t>
+            </w:r>
+            <w:r>
+              <w:rPr>
+                <w:rFonts w:eastAsia="Times New Roman" w:cs="Courier New"/>
+                <w:color w:val="EE5C09"/>
+                <w:sz w:val="24"/>
+                <w:lang w:eastAsia="en-IN" w:bidi="te-IN"/>
+              </w:rPr>
+              <w:t xml:space="preserve">= </w:t>
+            </w:r>
+            <w:r>
+              <w:rPr>
+                <w:rFonts w:eastAsia="Times New Roman" w:cs="Courier New"/>
+                <w:b/>
+                <w:bCs/>
+                <w:color w:val="4D4D4A"/>
+                <w:sz w:val="24"/>
+                <w:lang w:eastAsia="en-IN" w:bidi="te-IN"/>
+              </w:rPr>
+              <w:t>webClient</w:t>
+            </w:r>
+            <w:r>
+              <w:rPr>
+                <w:rFonts w:eastAsia="Times New Roman" w:cs="Courier New"/>
+                <w:color w:val="4D4D4A"/>
+                <w:sz w:val="24"/>
+                <w:lang w:eastAsia="en-IN" w:bidi="te-IN"/>
+              </w:rPr>
+              <w:t>.</w:t>
+            </w:r>
+            <w:r>
+              <w:rPr>
+                <w:rFonts w:eastAsia="Times New Roman" w:cs="Courier New"/>
+                <w:color w:val="1136B9"/>
+                <w:sz w:val="24"/>
+                <w:lang w:eastAsia="en-IN" w:bidi="te-IN"/>
+              </w:rPr>
+              <w:t>get</w:t>
+            </w:r>
+            <w:r>
+              <w:rPr>
+                <w:rFonts w:eastAsia="Times New Roman" w:cs="Courier New"/>
+                <w:color w:val="4D4D4A"/>
+                <w:sz w:val="24"/>
+                <w:lang w:eastAsia="en-IN" w:bidi="te-IN"/>
+              </w:rPr>
+              <w:t>().</w:t>
+            </w:r>
+            <w:r>
+              <w:rPr>
+                <w:rFonts w:eastAsia="Times New Roman" w:cs="Courier New"/>
+                <w:color w:val="1136B9"/>
+                <w:sz w:val="24"/>
+                <w:lang w:eastAsia="en-IN" w:bidi="te-IN"/>
+              </w:rPr>
+              <w:t>uri</w:t>
+            </w:r>
+            <w:r>
+              <w:rPr>
+                <w:rFonts w:eastAsia="Times New Roman" w:cs="Courier New"/>
+                <w:color w:val="4D4D4A"/>
+                <w:sz w:val="24"/>
+                <w:lang w:eastAsia="en-IN" w:bidi="te-IN"/>
+              </w:rPr>
+              <w:t>(url)</w:t>
+            </w:r>
+            <w:r>
+              <w:rPr>
+                <w:rFonts w:eastAsia="Times New Roman" w:cs="Courier New"/>
+                <w:color w:val="4D4D4A"/>
+                <w:sz w:val="24"/>
+                <w:lang w:eastAsia="en-IN" w:bidi="te-IN"/>
+              </w:rPr>
+              <w:br/>
+              <w:t xml:space="preserve">            .</w:t>
+            </w:r>
+            <w:r>
+              <w:rPr>
+                <w:rFonts w:eastAsia="Times New Roman" w:cs="Courier New"/>
+                <w:color w:val="1136B9"/>
+                <w:sz w:val="24"/>
+                <w:lang w:eastAsia="en-IN" w:bidi="te-IN"/>
+              </w:rPr>
+              <w:t>accept</w:t>
+            </w:r>
+            <w:r>
+              <w:rPr>
+                <w:rFonts w:eastAsia="Times New Roman" w:cs="Courier New"/>
+                <w:color w:val="4D4D4A"/>
+                <w:sz w:val="24"/>
+                <w:lang w:eastAsia="en-IN" w:bidi="te-IN"/>
+              </w:rPr>
+              <w:t>(</w:t>
+            </w:r>
+            <w:r>
+              <w:rPr>
+                <w:rFonts w:eastAsia="Times New Roman" w:cs="Courier New"/>
+                <w:color w:val="79074C"/>
+                <w:sz w:val="24"/>
+                <w:lang w:eastAsia="en-IN" w:bidi="te-IN"/>
+              </w:rPr>
+              <w:t>MediaType</w:t>
+            </w:r>
+            <w:r>
+              <w:rPr>
+                <w:rFonts w:eastAsia="Times New Roman" w:cs="Courier New"/>
+                <w:color w:val="4D4D4A"/>
+                <w:sz w:val="24"/>
+                <w:lang w:eastAsia="en-IN" w:bidi="te-IN"/>
+              </w:rPr>
+              <w:t>.</w:t>
+            </w:r>
+            <w:r>
+              <w:rPr>
+                <w:rFonts w:eastAsia="Times New Roman" w:cs="Courier New"/>
+                <w:b/>
+                <w:bCs/>
+                <w:i/>
+                <w:iCs/>
+                <w:color w:val="005CC5"/>
+                <w:sz w:val="24"/>
+                <w:lang w:eastAsia="en-IN" w:bidi="te-IN"/>
+              </w:rPr>
+              <w:t>APPLICATION_JSON</w:t>
+            </w:r>
+            <w:r>
+              <w:rPr>
+                <w:rFonts w:eastAsia="Times New Roman" w:cs="Courier New"/>
+                <w:color w:val="4D4D4A"/>
+                <w:sz w:val="24"/>
+                <w:lang w:eastAsia="en-IN" w:bidi="te-IN"/>
+              </w:rPr>
+              <w:t>)</w:t>
+            </w:r>
+            <w:r>
+              <w:rPr>
+                <w:rFonts w:eastAsia="Times New Roman" w:cs="Courier New"/>
+                <w:color w:val="4D4D4A"/>
+                <w:sz w:val="24"/>
+                <w:lang w:eastAsia="en-IN" w:bidi="te-IN"/>
+              </w:rPr>
+              <w:br/>
+              <w:t xml:space="preserve">            .</w:t>
+            </w:r>
+            <w:r>
+              <w:rPr>
+                <w:rFonts w:eastAsia="Times New Roman" w:cs="Courier New"/>
+                <w:color w:val="1136B9"/>
+                <w:sz w:val="24"/>
+                <w:lang w:eastAsia="en-IN" w:bidi="te-IN"/>
+              </w:rPr>
+              <w:t>retrieve</w:t>
+            </w:r>
+            <w:r>
+              <w:rPr>
+                <w:rFonts w:eastAsia="Times New Roman" w:cs="Courier New"/>
+                <w:color w:val="4D4D4A"/>
+                <w:sz w:val="24"/>
+                <w:lang w:eastAsia="en-IN" w:bidi="te-IN"/>
+              </w:rPr>
+              <w:t>()</w:t>
+            </w:r>
+            <w:r>
+              <w:rPr>
+                <w:rFonts w:eastAsia="Times New Roman" w:cs="Courier New"/>
+                <w:color w:val="4D4D4A"/>
+                <w:sz w:val="24"/>
+                <w:lang w:eastAsia="en-IN" w:bidi="te-IN"/>
+              </w:rPr>
+              <w:br/>
+              <w:t xml:space="preserve">            .</w:t>
+            </w:r>
+            <w:r>
+              <w:rPr>
+                <w:rFonts w:eastAsia="Times New Roman" w:cs="Courier New"/>
+                <w:color w:val="1136B9"/>
+                <w:sz w:val="24"/>
+                <w:lang w:eastAsia="en-IN" w:bidi="te-IN"/>
+              </w:rPr>
+              <w:t>bodyToMono</w:t>
+            </w:r>
+            <w:r>
+              <w:rPr>
+                <w:rFonts w:eastAsia="Times New Roman" w:cs="Courier New"/>
+                <w:color w:val="4D4D4A"/>
+                <w:sz w:val="24"/>
+                <w:lang w:eastAsia="en-IN" w:bidi="te-IN"/>
+              </w:rPr>
+              <w:t>(</w:t>
+            </w:r>
+            <w:r>
+              <w:rPr>
+                <w:rFonts w:eastAsia="Times New Roman" w:cs="Courier New"/>
+                <w:color w:val="79074C"/>
+                <w:sz w:val="24"/>
+                <w:lang w:eastAsia="en-IN" w:bidi="te-IN"/>
+              </w:rPr>
+              <w:t>Car</w:t>
+            </w:r>
+            <w:r>
+              <w:rPr>
+                <w:rFonts w:eastAsia="Times New Roman" w:cs="Courier New"/>
+                <w:color w:val="4D4D4A"/>
+                <w:sz w:val="24"/>
+                <w:lang w:eastAsia="en-IN" w:bidi="te-IN"/>
+              </w:rPr>
+              <w:t>.</w:t>
+            </w:r>
+            <w:r>
+              <w:rPr>
+                <w:rFonts w:eastAsia="Times New Roman" w:cs="Courier New"/>
+                <w:color w:val="13A78C"/>
+                <w:sz w:val="24"/>
+                <w:lang w:eastAsia="en-IN" w:bidi="te-IN"/>
+              </w:rPr>
+              <w:t>class</w:t>
+            </w:r>
+            <w:r>
+              <w:rPr>
+                <w:rFonts w:eastAsia="Times New Roman" w:cs="Courier New"/>
+                <w:color w:val="4D4D4A"/>
+                <w:sz w:val="24"/>
+                <w:lang w:eastAsia="en-IN" w:bidi="te-IN"/>
+              </w:rPr>
+              <w:t>)</w:t>
+            </w:r>
+            <w:r>
+              <w:rPr>
+                <w:rFonts w:eastAsia="Times New Roman" w:cs="Courier New"/>
+                <w:color w:val="4D4D4A"/>
+                <w:sz w:val="24"/>
+                <w:lang w:eastAsia="en-IN" w:bidi="te-IN"/>
+              </w:rPr>
+              <w:br/>
+              <w:t xml:space="preserve">            .</w:t>
+            </w:r>
+            <w:r>
+              <w:rPr>
+                <w:rFonts w:eastAsia="Times New Roman" w:cs="Courier New"/>
+                <w:color w:val="1136B9"/>
+                <w:sz w:val="24"/>
+                <w:lang w:eastAsia="en-IN" w:bidi="te-IN"/>
+              </w:rPr>
+              <w:t>block</w:t>
+            </w:r>
+            <w:r>
+              <w:rPr>
+                <w:rFonts w:eastAsia="Times New Roman" w:cs="Courier New"/>
+                <w:color w:val="4D4D4A"/>
+                <w:sz w:val="24"/>
+                <w:lang w:eastAsia="en-IN" w:bidi="te-IN"/>
+              </w:rPr>
+              <w:t>();</w:t>
+            </w:r>
+            <w:r>
+              <w:rPr>
+                <w:rFonts w:eastAsia="Times New Roman" w:cs="Courier New"/>
+                <w:color w:val="4D4D4A"/>
+                <w:sz w:val="24"/>
+                <w:lang w:eastAsia="en-IN" w:bidi="te-IN"/>
+              </w:rPr>
+              <w:br/>
+              <w:t xml:space="preserve">    </w:t>
+            </w:r>
+            <w:r>
+              <w:rPr>
+                <w:rFonts w:eastAsia="Times New Roman" w:cs="Courier New"/>
+                <w:color w:val="79074C"/>
+                <w:sz w:val="24"/>
+                <w:lang w:eastAsia="en-IN" w:bidi="te-IN"/>
+              </w:rPr>
+              <w:t>System</w:t>
+            </w:r>
+            <w:r>
+              <w:rPr>
+                <w:rFonts w:eastAsia="Times New Roman" w:cs="Courier New"/>
+                <w:color w:val="4D4D4A"/>
+                <w:sz w:val="24"/>
+                <w:lang w:eastAsia="en-IN" w:bidi="te-IN"/>
+              </w:rPr>
+              <w:t>.</w:t>
+            </w:r>
+            <w:r>
+              <w:rPr>
+                <w:rFonts w:eastAsia="Times New Roman" w:cs="Courier New"/>
+                <w:b/>
+                <w:bCs/>
+                <w:i/>
+                <w:iCs/>
+                <w:color w:val="005CC5"/>
+                <w:sz w:val="24"/>
+                <w:lang w:eastAsia="en-IN" w:bidi="te-IN"/>
+              </w:rPr>
+              <w:t>out</w:t>
+            </w:r>
+            <w:r>
+              <w:rPr>
+                <w:rFonts w:eastAsia="Times New Roman" w:cs="Courier New"/>
+                <w:color w:val="4D4D4A"/>
+                <w:sz w:val="24"/>
+                <w:lang w:eastAsia="en-IN" w:bidi="te-IN"/>
+              </w:rPr>
+              <w:t>.</w:t>
+            </w:r>
+            <w:r>
+              <w:rPr>
+                <w:rFonts w:eastAsia="Times New Roman" w:cs="Courier New"/>
+                <w:color w:val="1136B9"/>
+                <w:sz w:val="24"/>
+                <w:lang w:eastAsia="en-IN" w:bidi="te-IN"/>
+              </w:rPr>
+              <w:t>println</w:t>
+            </w:r>
+            <w:r>
+              <w:rPr>
+                <w:rFonts w:eastAsia="Times New Roman" w:cs="Courier New"/>
+                <w:color w:val="4D4D4A"/>
+                <w:sz w:val="24"/>
+                <w:lang w:eastAsia="en-IN" w:bidi="te-IN"/>
+              </w:rPr>
+              <w:t>(car);</w:t>
+            </w:r>
+            <w:r>
+              <w:rPr>
+                <w:rFonts w:eastAsia="Times New Roman" w:cs="Courier New"/>
+                <w:color w:val="4D4D4A"/>
+                <w:sz w:val="24"/>
+                <w:lang w:eastAsia="en-IN" w:bidi="te-IN"/>
+              </w:rPr>
+              <w:br/>
+              <w:t xml:space="preserve">    </w:t>
+            </w:r>
+            <w:r>
+              <w:rPr>
+                <w:rFonts w:eastAsia="Times New Roman" w:cs="Courier New"/>
+                <w:color w:val="13A78C"/>
+                <w:sz w:val="24"/>
+                <w:lang w:eastAsia="en-IN" w:bidi="te-IN"/>
+              </w:rPr>
+              <w:t xml:space="preserve">return </w:t>
+            </w:r>
+            <w:r>
+              <w:rPr>
+                <w:rFonts w:eastAsia="Times New Roman" w:cs="Courier New"/>
+                <w:color w:val="4D4D4A"/>
+                <w:sz w:val="24"/>
+                <w:lang w:eastAsia="en-IN" w:bidi="te-IN"/>
+              </w:rPr>
+              <w:t>car;</w:t>
+            </w:r>
+            <w:r>
+              <w:rPr>
+                <w:rFonts w:eastAsia="Times New Roman" w:cs="Courier New"/>
+                <w:color w:val="4D4D4A"/>
+                <w:sz w:val="24"/>
+                <w:lang w:eastAsia="en-IN" w:bidi="te-IN"/>
+              </w:rPr>
+              <w:br/>
+              <w:t>}</w:t>
+            </w:r>
+          </w:p>
+          <w:p>
+            <w:pPr>
+              <w:rPr>
+                <w:sz w:val="24"/>
+              </w:rPr>
+            </w:pPr>
+          </w:p>
+        </w:tc>
+        <w:tc>
+          <w:tcPr>
+            <w:tcW w:w="11515" w:type="dxa"/>
+          </w:tcPr>
+          <w:p>
+            <w:pPr>
+              <w:shd w:val="clear" w:color="auto" w:fill="FFFFFF"/>
+              <w:tabs>
+                <w:tab w:val="left" w:pos="916"/>
+                <w:tab w:val="left" w:pos="1832"/>
+                <w:tab w:val="left" w:pos="2748"/>
+                <w:tab w:val="left" w:pos="3664"/>
+                <w:tab w:val="left" w:pos="4580"/>
+                <w:tab w:val="left" w:pos="5496"/>
+                <w:tab w:val="left" w:pos="6412"/>
+                <w:tab w:val="left" w:pos="7328"/>
+                <w:tab w:val="left" w:pos="8244"/>
+                <w:tab w:val="left" w:pos="9160"/>
+                <w:tab w:val="left" w:pos="10076"/>
+                <w:tab w:val="left" w:pos="10992"/>
+                <w:tab w:val="left" w:pos="11908"/>
+                <w:tab w:val="left" w:pos="12824"/>
+                <w:tab w:val="left" w:pos="13740"/>
+                <w:tab w:val="left" w:pos="14656"/>
+              </w:tabs>
+              <w:rPr>
+                <w:rFonts w:eastAsia="Times New Roman" w:cs="Courier New"/>
+                <w:color w:val="4D4D4A"/>
+                <w:sz w:val="24"/>
+                <w:lang w:eastAsia="en-IN" w:bidi="te-IN"/>
+              </w:rPr>
+            </w:pPr>
+            <w:r>
+              <w:rPr>
+                <w:rFonts w:eastAsia="Times New Roman" w:cs="Courier New"/>
+                <w:color w:val="13A78C"/>
+                <w:sz w:val="24"/>
+                <w:lang w:eastAsia="en-IN" w:bidi="te-IN"/>
+              </w:rPr>
+              <w:t xml:space="preserve">public </w:t>
+            </w:r>
+            <w:r>
+              <w:rPr>
+                <w:rFonts w:eastAsia="Times New Roman" w:cs="Courier New"/>
+                <w:color w:val="79074C"/>
+                <w:sz w:val="24"/>
+                <w:lang w:eastAsia="en-IN" w:bidi="te-IN"/>
+              </w:rPr>
+              <w:t xml:space="preserve">Engine </w:t>
+            </w:r>
+            <w:r>
+              <w:rPr>
+                <w:rFonts w:eastAsia="Times New Roman" w:cs="Courier New"/>
+                <w:color w:val="7748B7"/>
+                <w:sz w:val="24"/>
+                <w:lang w:eastAsia="en-IN" w:bidi="te-IN"/>
+              </w:rPr>
+              <w:t>invokeEngineSvcRestFul</w:t>
+            </w:r>
+            <w:r>
+              <w:rPr>
+                <w:rFonts w:eastAsia="Times New Roman" w:cs="Courier New"/>
+                <w:color w:val="4D4D4A"/>
+                <w:sz w:val="24"/>
+                <w:lang w:eastAsia="en-IN" w:bidi="te-IN"/>
+              </w:rPr>
+              <w:t>(){</w:t>
+            </w:r>
+            <w:r>
+              <w:rPr>
+                <w:rFonts w:eastAsia="Times New Roman" w:cs="Courier New"/>
+                <w:color w:val="4D4D4A"/>
+                <w:sz w:val="24"/>
+                <w:lang w:eastAsia="en-IN" w:bidi="te-IN"/>
+              </w:rPr>
+              <w:br/>
+              <w:t xml:space="preserve">    </w:t>
+            </w:r>
+            <w:r>
+              <w:rPr>
+                <w:rFonts w:eastAsia="Times New Roman" w:cs="Courier New"/>
+                <w:color w:val="79074C"/>
+                <w:sz w:val="24"/>
+                <w:lang w:eastAsia="en-IN" w:bidi="te-IN"/>
+              </w:rPr>
+              <w:t xml:space="preserve">String </w:t>
+            </w:r>
+            <w:r>
+              <w:rPr>
+                <w:rFonts w:eastAsia="Times New Roman" w:cs="Courier New"/>
+                <w:color w:val="4D4D4A"/>
+                <w:sz w:val="24"/>
+                <w:lang w:eastAsia="en-IN" w:bidi="te-IN"/>
+              </w:rPr>
+              <w:t xml:space="preserve">url </w:t>
+            </w:r>
+            <w:r>
+              <w:rPr>
+                <w:rFonts w:eastAsia="Times New Roman" w:cs="Courier New"/>
+                <w:color w:val="EE5C09"/>
+                <w:sz w:val="24"/>
+                <w:lang w:eastAsia="en-IN" w:bidi="te-IN"/>
+              </w:rPr>
+              <w:t xml:space="preserve">= </w:t>
+            </w:r>
+            <w:r>
+              <w:rPr>
+                <w:rFonts w:eastAsia="Times New Roman" w:cs="Courier New"/>
+                <w:color w:val="79074C"/>
+                <w:sz w:val="24"/>
+                <w:lang w:eastAsia="en-IN" w:bidi="te-IN"/>
+              </w:rPr>
+              <w:t>UriComponentsBuilder</w:t>
+            </w:r>
+            <w:r>
+              <w:rPr>
+                <w:rFonts w:eastAsia="Times New Roman" w:cs="Courier New"/>
+                <w:color w:val="4D4D4A"/>
+                <w:sz w:val="24"/>
+                <w:lang w:eastAsia="en-IN" w:bidi="te-IN"/>
+              </w:rPr>
+              <w:t>.</w:t>
+            </w:r>
+            <w:r>
+              <w:rPr>
+                <w:rFonts w:eastAsia="Times New Roman" w:cs="Courier New"/>
+                <w:i/>
+                <w:iCs/>
+                <w:color w:val="1136B9"/>
+                <w:sz w:val="24"/>
+                <w:lang w:eastAsia="en-IN" w:bidi="te-IN"/>
+              </w:rPr>
+              <w:t>fromUriString</w:t>
+            </w:r>
+            <w:r>
+              <w:rPr>
+                <w:rFonts w:eastAsia="Times New Roman" w:cs="Courier New"/>
+                <w:color w:val="4D4D4A"/>
+                <w:sz w:val="24"/>
+                <w:lang w:eastAsia="en-IN" w:bidi="te-IN"/>
+              </w:rPr>
+              <w:t>(</w:t>
+            </w:r>
+            <w:r>
+              <w:rPr>
+                <w:rFonts w:eastAsia="Times New Roman" w:cs="Courier New"/>
+                <w:color w:val="0F92E3"/>
+                <w:sz w:val="24"/>
+                <w:lang w:eastAsia="en-IN" w:bidi="te-IN"/>
+              </w:rPr>
+              <w:t>"/engines/getEngine"</w:t>
+            </w:r>
+            <w:r>
+              <w:rPr>
+                <w:rFonts w:eastAsia="Times New Roman" w:cs="Courier New"/>
+                <w:color w:val="4D4D4A"/>
+                <w:sz w:val="24"/>
+                <w:lang w:eastAsia="en-IN" w:bidi="te-IN"/>
+              </w:rPr>
+              <w:t>)</w:t>
+            </w:r>
+            <w:r>
+              <w:rPr>
+                <w:rFonts w:eastAsia="Times New Roman" w:cs="Courier New"/>
+                <w:color w:val="4D4D4A"/>
+                <w:sz w:val="24"/>
+                <w:lang w:eastAsia="en-IN" w:bidi="te-IN"/>
+              </w:rPr>
+              <w:br/>
+              <w:t xml:space="preserve">            .</w:t>
+            </w:r>
+            <w:r>
+              <w:rPr>
+                <w:rFonts w:eastAsia="Times New Roman" w:cs="Courier New"/>
+                <w:color w:val="1136B9"/>
+                <w:sz w:val="24"/>
+                <w:lang w:eastAsia="en-IN" w:bidi="te-IN"/>
+              </w:rPr>
+              <w:t>queryParam</w:t>
+            </w:r>
+            <w:r>
+              <w:rPr>
+                <w:rFonts w:eastAsia="Times New Roman" w:cs="Courier New"/>
+                <w:color w:val="4D4D4A"/>
+                <w:sz w:val="24"/>
+                <w:lang w:eastAsia="en-IN" w:bidi="te-IN"/>
+              </w:rPr>
+              <w:t>(</w:t>
+            </w:r>
+            <w:r>
+              <w:rPr>
+                <w:rFonts w:eastAsia="Times New Roman" w:cs="Courier New"/>
+                <w:color w:val="0F92E3"/>
+                <w:sz w:val="24"/>
+                <w:lang w:eastAsia="en-IN" w:bidi="te-IN"/>
+              </w:rPr>
+              <w:t>"carName"</w:t>
+            </w:r>
+            <w:r>
+              <w:rPr>
+                <w:rFonts w:eastAsia="Times New Roman" w:cs="Courier New"/>
+                <w:color w:val="EE5C09"/>
+                <w:sz w:val="24"/>
+                <w:lang w:eastAsia="en-IN" w:bidi="te-IN"/>
+              </w:rPr>
+              <w:t xml:space="preserve">, </w:t>
+            </w:r>
+            <w:r>
+              <w:rPr>
+                <w:rFonts w:eastAsia="Times New Roman" w:cs="Courier New"/>
+                <w:color w:val="0F92E3"/>
+                <w:sz w:val="24"/>
+                <w:lang w:eastAsia="en-IN" w:bidi="te-IN"/>
+              </w:rPr>
+              <w:t>"BMW"</w:t>
+            </w:r>
+            <w:r>
+              <w:rPr>
+                <w:rFonts w:eastAsia="Times New Roman" w:cs="Courier New"/>
+                <w:color w:val="4D4D4A"/>
+                <w:sz w:val="24"/>
+                <w:lang w:eastAsia="en-IN" w:bidi="te-IN"/>
+              </w:rPr>
+              <w:t>)</w:t>
+            </w:r>
+            <w:r>
+              <w:rPr>
+                <w:rFonts w:eastAsia="Times New Roman" w:cs="Courier New"/>
+                <w:color w:val="4D4D4A"/>
+                <w:sz w:val="24"/>
+                <w:lang w:eastAsia="en-IN" w:bidi="te-IN"/>
+              </w:rPr>
+              <w:br/>
+              <w:t xml:space="preserve">            .</w:t>
+            </w:r>
+            <w:r>
+              <w:rPr>
+                <w:rFonts w:eastAsia="Times New Roman" w:cs="Courier New"/>
+                <w:color w:val="1136B9"/>
+                <w:sz w:val="24"/>
+                <w:lang w:eastAsia="en-IN" w:bidi="te-IN"/>
+              </w:rPr>
+              <w:t>buildAndExpand</w:t>
+            </w:r>
+            <w:r>
+              <w:rPr>
+                <w:rFonts w:eastAsia="Times New Roman" w:cs="Courier New"/>
+                <w:color w:val="4D4D4A"/>
+                <w:sz w:val="24"/>
+                <w:lang w:eastAsia="en-IN" w:bidi="te-IN"/>
+              </w:rPr>
+              <w:t>()</w:t>
+            </w:r>
+            <w:r>
+              <w:rPr>
+                <w:rFonts w:eastAsia="Times New Roman" w:cs="Courier New"/>
+                <w:color w:val="4D4D4A"/>
+                <w:sz w:val="24"/>
+                <w:lang w:eastAsia="en-IN" w:bidi="te-IN"/>
+              </w:rPr>
+              <w:br/>
+              <w:t xml:space="preserve">            .</w:t>
+            </w:r>
+            <w:r>
+              <w:rPr>
+                <w:rFonts w:eastAsia="Times New Roman" w:cs="Courier New"/>
+                <w:color w:val="1136B9"/>
+                <w:sz w:val="24"/>
+                <w:lang w:eastAsia="en-IN" w:bidi="te-IN"/>
+              </w:rPr>
+              <w:t>toString</w:t>
+            </w:r>
+            <w:r>
+              <w:rPr>
+                <w:rFonts w:eastAsia="Times New Roman" w:cs="Courier New"/>
+                <w:color w:val="4D4D4A"/>
+                <w:sz w:val="24"/>
+                <w:lang w:eastAsia="en-IN" w:bidi="te-IN"/>
+              </w:rPr>
+              <w:t>();</w:t>
+            </w:r>
+            <w:r>
+              <w:rPr>
+                <w:rFonts w:eastAsia="Times New Roman" w:cs="Courier New"/>
+                <w:color w:val="4D4D4A"/>
+                <w:sz w:val="24"/>
+                <w:lang w:eastAsia="en-IN" w:bidi="te-IN"/>
+              </w:rPr>
+              <w:br/>
+              <w:t xml:space="preserve">    </w:t>
+            </w:r>
+            <w:r>
+              <w:rPr>
+                <w:rFonts w:eastAsia="Times New Roman" w:cs="Courier New"/>
+                <w:color w:val="79074C"/>
+                <w:sz w:val="24"/>
+                <w:lang w:eastAsia="en-IN" w:bidi="te-IN"/>
+              </w:rPr>
+              <w:t xml:space="preserve">Engine </w:t>
+            </w:r>
+            <w:r>
+              <w:rPr>
+                <w:rFonts w:eastAsia="Times New Roman" w:cs="Courier New"/>
+                <w:color w:val="4D4D4A"/>
+                <w:sz w:val="24"/>
+                <w:lang w:eastAsia="en-IN" w:bidi="te-IN"/>
+              </w:rPr>
+              <w:t xml:space="preserve">engine </w:t>
+            </w:r>
+            <w:r>
+              <w:rPr>
+                <w:rFonts w:eastAsia="Times New Roman" w:cs="Courier New"/>
+                <w:color w:val="EE5C09"/>
+                <w:sz w:val="24"/>
+                <w:lang w:eastAsia="en-IN" w:bidi="te-IN"/>
+              </w:rPr>
+              <w:t xml:space="preserve">= </w:t>
+            </w:r>
+            <w:r>
+              <w:rPr>
+                <w:rFonts w:eastAsia="Times New Roman" w:cs="Courier New"/>
+                <w:b/>
+                <w:bCs/>
+                <w:color w:val="4D4D4A"/>
+                <w:sz w:val="24"/>
+                <w:lang w:eastAsia="en-IN" w:bidi="te-IN"/>
+              </w:rPr>
+              <w:t>webClient</w:t>
+            </w:r>
+            <w:r>
+              <w:rPr>
+                <w:rFonts w:eastAsia="Times New Roman" w:cs="Courier New"/>
+                <w:color w:val="4D4D4A"/>
+                <w:sz w:val="24"/>
+                <w:lang w:eastAsia="en-IN" w:bidi="te-IN"/>
+              </w:rPr>
+              <w:t>.</w:t>
+            </w:r>
+            <w:r>
+              <w:rPr>
+                <w:rFonts w:eastAsia="Times New Roman" w:cs="Courier New"/>
+                <w:color w:val="1136B9"/>
+                <w:sz w:val="24"/>
+                <w:lang w:eastAsia="en-IN" w:bidi="te-IN"/>
+              </w:rPr>
+              <w:t>get</w:t>
+            </w:r>
+            <w:r>
+              <w:rPr>
+                <w:rFonts w:eastAsia="Times New Roman" w:cs="Courier New"/>
+                <w:color w:val="4D4D4A"/>
+                <w:sz w:val="24"/>
+                <w:lang w:eastAsia="en-IN" w:bidi="te-IN"/>
+              </w:rPr>
+              <w:t>().</w:t>
+            </w:r>
+            <w:r>
+              <w:rPr>
+                <w:rFonts w:eastAsia="Times New Roman" w:cs="Courier New"/>
+                <w:color w:val="1136B9"/>
+                <w:sz w:val="24"/>
+                <w:lang w:eastAsia="en-IN" w:bidi="te-IN"/>
+              </w:rPr>
+              <w:t>uri</w:t>
+            </w:r>
+            <w:r>
+              <w:rPr>
+                <w:rFonts w:eastAsia="Times New Roman" w:cs="Courier New"/>
+                <w:color w:val="4D4D4A"/>
+                <w:sz w:val="24"/>
+                <w:lang w:eastAsia="en-IN" w:bidi="te-IN"/>
+              </w:rPr>
+              <w:t>(url)</w:t>
+            </w:r>
+            <w:r>
+              <w:rPr>
+                <w:rFonts w:eastAsia="Times New Roman" w:cs="Courier New"/>
+                <w:color w:val="4D4D4A"/>
+                <w:sz w:val="24"/>
+                <w:lang w:eastAsia="en-IN" w:bidi="te-IN"/>
+              </w:rPr>
+              <w:br/>
+              <w:t xml:space="preserve">            .</w:t>
+            </w:r>
+            <w:r>
+              <w:rPr>
+                <w:rFonts w:eastAsia="Times New Roman" w:cs="Courier New"/>
+                <w:color w:val="1136B9"/>
+                <w:sz w:val="24"/>
+                <w:lang w:eastAsia="en-IN" w:bidi="te-IN"/>
+              </w:rPr>
+              <w:t>accept</w:t>
+            </w:r>
+            <w:r>
+              <w:rPr>
+                <w:rFonts w:eastAsia="Times New Roman" w:cs="Courier New"/>
+                <w:color w:val="4D4D4A"/>
+                <w:sz w:val="24"/>
+                <w:lang w:eastAsia="en-IN" w:bidi="te-IN"/>
+              </w:rPr>
+              <w:t>(</w:t>
+            </w:r>
+            <w:r>
+              <w:rPr>
+                <w:rFonts w:eastAsia="Times New Roman" w:cs="Courier New"/>
+                <w:color w:val="79074C"/>
+                <w:sz w:val="24"/>
+                <w:lang w:eastAsia="en-IN" w:bidi="te-IN"/>
+              </w:rPr>
+              <w:t>MediaType</w:t>
+            </w:r>
+            <w:r>
+              <w:rPr>
+                <w:rFonts w:eastAsia="Times New Roman" w:cs="Courier New"/>
+                <w:color w:val="4D4D4A"/>
+                <w:sz w:val="24"/>
+                <w:lang w:eastAsia="en-IN" w:bidi="te-IN"/>
+              </w:rPr>
+              <w:t>.</w:t>
+            </w:r>
+            <w:r>
+              <w:rPr>
+                <w:rFonts w:eastAsia="Times New Roman" w:cs="Courier New"/>
+                <w:b/>
+                <w:bCs/>
+                <w:i/>
+                <w:iCs/>
+                <w:color w:val="005CC5"/>
+                <w:sz w:val="24"/>
+                <w:lang w:eastAsia="en-IN" w:bidi="te-IN"/>
+              </w:rPr>
+              <w:t>APPLICATION_JSON</w:t>
+            </w:r>
+            <w:r>
+              <w:rPr>
+                <w:rFonts w:eastAsia="Times New Roman" w:cs="Courier New"/>
+                <w:color w:val="4D4D4A"/>
+                <w:sz w:val="24"/>
+                <w:lang w:eastAsia="en-IN" w:bidi="te-IN"/>
+              </w:rPr>
+              <w:t>)</w:t>
+            </w:r>
+            <w:r>
+              <w:rPr>
+                <w:rFonts w:eastAsia="Times New Roman" w:cs="Courier New"/>
+                <w:color w:val="4D4D4A"/>
+                <w:sz w:val="24"/>
+                <w:lang w:eastAsia="en-IN" w:bidi="te-IN"/>
+              </w:rPr>
+              <w:br/>
+              <w:t xml:space="preserve">            .</w:t>
+            </w:r>
+            <w:r>
+              <w:rPr>
+                <w:rFonts w:eastAsia="Times New Roman" w:cs="Courier New"/>
+                <w:color w:val="1136B9"/>
+                <w:sz w:val="24"/>
+                <w:lang w:eastAsia="en-IN" w:bidi="te-IN"/>
+              </w:rPr>
+              <w:t>retrieve</w:t>
+            </w:r>
+            <w:r>
+              <w:rPr>
+                <w:rFonts w:eastAsia="Times New Roman" w:cs="Courier New"/>
+                <w:color w:val="4D4D4A"/>
+                <w:sz w:val="24"/>
+                <w:lang w:eastAsia="en-IN" w:bidi="te-IN"/>
+              </w:rPr>
+              <w:t>()</w:t>
+            </w:r>
+            <w:r>
+              <w:rPr>
+                <w:rFonts w:eastAsia="Times New Roman" w:cs="Courier New"/>
+                <w:color w:val="4D4D4A"/>
+                <w:sz w:val="24"/>
+                <w:lang w:eastAsia="en-IN" w:bidi="te-IN"/>
+              </w:rPr>
+              <w:br/>
+              <w:t xml:space="preserve">            .</w:t>
+            </w:r>
+            <w:r>
+              <w:rPr>
+                <w:rFonts w:eastAsia="Times New Roman" w:cs="Courier New"/>
+                <w:color w:val="1136B9"/>
+                <w:sz w:val="24"/>
+                <w:lang w:eastAsia="en-IN" w:bidi="te-IN"/>
+              </w:rPr>
+              <w:t>bodyToMono</w:t>
+            </w:r>
+            <w:r>
+              <w:rPr>
+                <w:rFonts w:eastAsia="Times New Roman" w:cs="Courier New"/>
+                <w:color w:val="4D4D4A"/>
+                <w:sz w:val="24"/>
+                <w:lang w:eastAsia="en-IN" w:bidi="te-IN"/>
+              </w:rPr>
+              <w:t>(</w:t>
+            </w:r>
+            <w:r>
+              <w:rPr>
+                <w:rFonts w:eastAsia="Times New Roman" w:cs="Courier New"/>
+                <w:color w:val="79074C"/>
+                <w:sz w:val="24"/>
+                <w:lang w:eastAsia="en-IN" w:bidi="te-IN"/>
+              </w:rPr>
+              <w:t>Engine</w:t>
+            </w:r>
+            <w:r>
+              <w:rPr>
+                <w:rFonts w:eastAsia="Times New Roman" w:cs="Courier New"/>
+                <w:color w:val="4D4D4A"/>
+                <w:sz w:val="24"/>
+                <w:lang w:eastAsia="en-IN" w:bidi="te-IN"/>
+              </w:rPr>
+              <w:t>.</w:t>
+            </w:r>
+            <w:r>
+              <w:rPr>
+                <w:rFonts w:eastAsia="Times New Roman" w:cs="Courier New"/>
+                <w:color w:val="13A78C"/>
+                <w:sz w:val="24"/>
+                <w:lang w:eastAsia="en-IN" w:bidi="te-IN"/>
+              </w:rPr>
+              <w:t>class</w:t>
+            </w:r>
+            <w:r>
+              <w:rPr>
+                <w:rFonts w:eastAsia="Times New Roman" w:cs="Courier New"/>
+                <w:color w:val="4D4D4A"/>
+                <w:sz w:val="24"/>
+                <w:lang w:eastAsia="en-IN" w:bidi="te-IN"/>
+              </w:rPr>
+              <w:t>)</w:t>
+            </w:r>
+            <w:r>
+              <w:rPr>
+                <w:rFonts w:eastAsia="Times New Roman" w:cs="Courier New"/>
+                <w:color w:val="4D4D4A"/>
+                <w:sz w:val="24"/>
+                <w:lang w:eastAsia="en-IN" w:bidi="te-IN"/>
+              </w:rPr>
+              <w:br/>
+              <w:t xml:space="preserve">            .</w:t>
+            </w:r>
+            <w:r>
+              <w:rPr>
+                <w:rFonts w:eastAsia="Times New Roman" w:cs="Courier New"/>
+                <w:color w:val="1136B9"/>
+                <w:sz w:val="24"/>
+                <w:lang w:eastAsia="en-IN" w:bidi="te-IN"/>
+              </w:rPr>
+              <w:t>block</w:t>
+            </w:r>
+            <w:r>
+              <w:rPr>
+                <w:rFonts w:eastAsia="Times New Roman" w:cs="Courier New"/>
+                <w:color w:val="4D4D4A"/>
+                <w:sz w:val="24"/>
+                <w:lang w:eastAsia="en-IN" w:bidi="te-IN"/>
+              </w:rPr>
+              <w:t>();</w:t>
+            </w:r>
+            <w:r>
+              <w:rPr>
+                <w:rFonts w:eastAsia="Times New Roman" w:cs="Courier New"/>
+                <w:color w:val="4D4D4A"/>
+                <w:sz w:val="24"/>
+                <w:lang w:eastAsia="en-IN" w:bidi="te-IN"/>
+              </w:rPr>
+              <w:br/>
+              <w:t xml:space="preserve">    </w:t>
+            </w:r>
+            <w:r>
+              <w:rPr>
+                <w:rFonts w:eastAsia="Times New Roman" w:cs="Courier New"/>
+                <w:color w:val="79074C"/>
+                <w:sz w:val="24"/>
+                <w:lang w:eastAsia="en-IN" w:bidi="te-IN"/>
+              </w:rPr>
+              <w:t>System</w:t>
+            </w:r>
+            <w:r>
+              <w:rPr>
+                <w:rFonts w:eastAsia="Times New Roman" w:cs="Courier New"/>
+                <w:color w:val="4D4D4A"/>
+                <w:sz w:val="24"/>
+                <w:lang w:eastAsia="en-IN" w:bidi="te-IN"/>
+              </w:rPr>
+              <w:t>.</w:t>
+            </w:r>
+            <w:r>
+              <w:rPr>
+                <w:rFonts w:eastAsia="Times New Roman" w:cs="Courier New"/>
+                <w:b/>
+                <w:bCs/>
+                <w:i/>
+                <w:iCs/>
+                <w:color w:val="005CC5"/>
+                <w:sz w:val="24"/>
+                <w:lang w:eastAsia="en-IN" w:bidi="te-IN"/>
+              </w:rPr>
+              <w:t>out</w:t>
+            </w:r>
+            <w:r>
+              <w:rPr>
+                <w:rFonts w:eastAsia="Times New Roman" w:cs="Courier New"/>
+                <w:color w:val="4D4D4A"/>
+                <w:sz w:val="24"/>
+                <w:lang w:eastAsia="en-IN" w:bidi="te-IN"/>
+              </w:rPr>
+              <w:t>.</w:t>
+            </w:r>
+            <w:r>
+              <w:rPr>
+                <w:rFonts w:eastAsia="Times New Roman" w:cs="Courier New"/>
+                <w:color w:val="1136B9"/>
+                <w:sz w:val="24"/>
+                <w:lang w:eastAsia="en-IN" w:bidi="te-IN"/>
+              </w:rPr>
+              <w:t>println</w:t>
+            </w:r>
+            <w:r>
+              <w:rPr>
+                <w:rFonts w:eastAsia="Times New Roman" w:cs="Courier New"/>
+                <w:color w:val="4D4D4A"/>
+                <w:sz w:val="24"/>
+                <w:lang w:eastAsia="en-IN" w:bidi="te-IN"/>
+              </w:rPr>
+              <w:t>(engine);</w:t>
+            </w:r>
+            <w:r>
+              <w:rPr>
+                <w:rFonts w:eastAsia="Times New Roman" w:cs="Courier New"/>
+                <w:color w:val="4D4D4A"/>
+                <w:sz w:val="24"/>
+                <w:lang w:eastAsia="en-IN" w:bidi="te-IN"/>
+              </w:rPr>
+              <w:br/>
+              <w:t xml:space="preserve">    </w:t>
+            </w:r>
+            <w:r>
+              <w:rPr>
+                <w:rFonts w:eastAsia="Times New Roman" w:cs="Courier New"/>
+                <w:color w:val="13A78C"/>
+                <w:sz w:val="24"/>
+                <w:lang w:eastAsia="en-IN" w:bidi="te-IN"/>
+              </w:rPr>
+              <w:t xml:space="preserve">return </w:t>
+            </w:r>
+            <w:r>
+              <w:rPr>
+                <w:rFonts w:eastAsia="Times New Roman" w:cs="Courier New"/>
+                <w:color w:val="4D4D4A"/>
+                <w:sz w:val="24"/>
+                <w:lang w:eastAsia="en-IN" w:bidi="te-IN"/>
+              </w:rPr>
+              <w:t>engine;</w:t>
+            </w:r>
+            <w:r>
+              <w:rPr>
+                <w:rFonts w:eastAsia="Times New Roman" w:cs="Courier New"/>
+                <w:color w:val="4D4D4A"/>
+                <w:sz w:val="24"/>
+                <w:lang w:eastAsia="en-IN" w:bidi="te-IN"/>
+              </w:rPr>
+              <w:br/>
+              <w:t>}</w:t>
+            </w:r>
+          </w:p>
+          <w:p>
+            <w:pPr>
+              <w:rPr>
+                <w:sz w:val="24"/>
+              </w:rPr>
+            </w:pPr>
+          </w:p>
+        </w:tc>
+      </w:tr>
+    </w:tbl>
+    <w:p/>
     <w:tbl>
       <w:tblPr>
         <w:tblStyle w:val="TableGrid"/>
@@ -1454,6 +3795,7 @@
                 <w:szCs w:val="23"/>
                 <w:lang w:eastAsia="en-IN"/>
               </w:rPr>
+              <w:lastRenderedPageBreak/>
               <w:t>@Configuration</w:t>
             </w:r>
           </w:p>
@@ -1546,7 +3888,6 @@
                 <w:szCs w:val="23"/>
                 <w:lang w:eastAsia="en-IN"/>
               </w:rPr>
-              <w:lastRenderedPageBreak/>
               <w:t>@Bean</w:t>
             </w:r>
           </w:p>
@@ -1910,7 +4251,6 @@
                 <w:szCs w:val="23"/>
                 <w:lang w:eastAsia="en-IN"/>
               </w:rPr>
-              <w:lastRenderedPageBreak/>
               <w:t>@GetMapping</w:t>
             </w:r>
             <w:r>
@@ -2145,7 +4485,6 @@
                 <w:szCs w:val="23"/>
                 <w:lang w:eastAsia="en-IN"/>
               </w:rPr>
-              <w:lastRenderedPageBreak/>
               <w:t>return</w:t>
             </w:r>
             <w:r>
@@ -2468,7 +4807,6 @@
           <w:szCs w:val="27"/>
           <w:lang w:eastAsia="en-IN"/>
         </w:rPr>
-        <w:lastRenderedPageBreak/>
         <w:t>As I said before, WebClient was designed for </w:t>
       </w:r>
       <w:r>
@@ -3393,6 +5731,7 @@
           <w:szCs w:val="27"/>
           <w:lang w:eastAsia="en-IN"/>
         </w:rPr>
+        <w:lastRenderedPageBreak/>
         <w:t>if ur requirement is blocking API and if u don’t want rest template then prefer RESTClient</w:t>
       </w:r>
     </w:p>
@@ -4398,6 +6737,7 @@
           </w:p>
           <w:p>
             <w:r>
+              <w:lastRenderedPageBreak/>
               <w:t xml:space="preserve">    @PostMapping("/upload")</w:t>
             </w:r>
           </w:p>
@@ -4408,7 +6748,6 @@
           </w:p>
           <w:p>
             <w:r>
-              <w:lastRenderedPageBreak/>
               <w:t xml:space="preserve">        // You can process the file here</w:t>
             </w:r>
           </w:p>
@@ -6129,6 +8468,7 @@
                 <w:sz w:val="24"/>
                 <w:szCs w:val="24"/>
               </w:rPr>
+              <w:lastRenderedPageBreak/>
               <w:t xml:space="preserve">public </w:t>
             </w:r>
             <w:r>
@@ -6736,18 +9076,6 @@
                 <w:szCs w:val="24"/>
               </w:rPr>
               <w:br/>
-            </w:r>
-            <w:r>
-              <w:rPr>
-                <w:rFonts w:ascii="Comic Sans MS" w:hAnsi="Comic Sans MS"/>
-                <w:b w:val="0"/>
-                <w:bCs w:val="0"/>
-                <w:color w:val="4D4D4A"/>
-                <w:spacing w:val="0"/>
-                <w:sz w:val="24"/>
-                <w:szCs w:val="24"/>
-              </w:rPr>
-              <w:lastRenderedPageBreak/>
               <w:t xml:space="preserve">    </w:t>
             </w:r>
             <w:r>
@@ -7985,8 +10313,6 @@
               </w:rPr>
               <w:t xml:space="preserve"> when exception is thrown this response will be returned</w:t>
             </w:r>
-            <w:bookmarkStart w:id="0" w:name="_GoBack"/>
-            <w:bookmarkEnd w:id="0"/>
           </w:p>
           <w:p>
             <w:pPr>

--- a/11.spring/5.Spring Rest.docx
+++ b/11.spring/5.Spring Rest.docx
@@ -19,6 +19,7 @@
     <w:p>
       <w:pPr>
         <w:rPr>
+          <w:rStyle w:val="Hyperlink"/>
           <w:lang w:val="en-US"/>
         </w:rPr>
       </w:pPr>
@@ -31,6 +32,459 @@
           <w:t>https://digma.ai/restclient-vs-webclient-vs-resttemplate/</w:t>
         </w:r>
       </w:hyperlink>
+    </w:p>
+    <w:p>
+      <w:pPr>
+        <w:rPr>
+          <w:rStyle w:val="Hyperlink"/>
+          <w:lang w:val="en-US"/>
+        </w:rPr>
+      </w:pPr>
+    </w:p>
+    <w:p>
+      <w:pPr>
+        <w:pStyle w:val="Heading2"/>
+        <w:rPr>
+          <w:rStyle w:val="Hyperlink"/>
+          <w:lang w:val="en-US"/>
+        </w:rPr>
+      </w:pPr>
+      <w:r>
+        <w:rPr>
+          <w:rStyle w:val="Hyperlink"/>
+          <w:lang w:val="en-US"/>
+        </w:rPr>
+        <w:t>latest releases</w:t>
+      </w:r>
+    </w:p>
+    <w:p>
+      <w:pPr>
+        <w:rPr>
+          <w:lang w:val="en-US"/>
+        </w:rPr>
+      </w:pPr>
+    </w:p>
+    <w:tbl>
+      <w:tblPr>
+        <w:tblStyle w:val="TableGrid"/>
+        <w:tblW w:w="0" w:type="auto"/>
+        <w:tblLook w:val="04A0" w:firstRow="1" w:lastRow="0" w:firstColumn="1" w:lastColumn="0" w:noHBand="0" w:noVBand="1"/>
+      </w:tblPr>
+      <w:tblGrid>
+        <w:gridCol w:w="11515"/>
+        <w:gridCol w:w="11515"/>
+      </w:tblGrid>
+      <w:tr>
+        <w:tc>
+          <w:tcPr>
+            <w:tcW w:w="11515" w:type="dxa"/>
+          </w:tcPr>
+          <w:p>
+            <w:pPr>
+              <w:rPr>
+                <w:lang w:val="en-US"/>
+              </w:rPr>
+            </w:pPr>
+          </w:p>
+        </w:tc>
+        <w:tc>
+          <w:tcPr>
+            <w:tcW w:w="11515" w:type="dxa"/>
+          </w:tcPr>
+          <w:p>
+            <w:pPr>
+              <w:rPr>
+                <w:lang w:val="en-US"/>
+              </w:rPr>
+            </w:pPr>
+            <w:r>
+              <w:rPr>
+                <w:lang w:val="en-US"/>
+              </w:rPr>
+              <w:t>Spring WebFlux was introduced with version 5 of the Spring Framework</w:t>
+            </w:r>
+          </w:p>
+          <w:p>
+            <w:pPr>
+              <w:rPr>
+                <w:lang w:val="en-US"/>
+              </w:rPr>
+            </w:pPr>
+            <w:r>
+              <w:rPr>
+                <w:lang w:val="en-US"/>
+              </w:rPr>
+              <w:t>•WebFlux uses project Reactor to provide reactive web services</w:t>
+            </w:r>
+          </w:p>
+          <w:p>
+            <w:pPr>
+              <w:rPr>
+                <w:lang w:val="en-US"/>
+              </w:rPr>
+            </w:pPr>
+            <w:r>
+              <w:rPr>
+                <w:lang w:val="en-US"/>
+              </w:rPr>
+              <w:t>• Does not use Java Servlet API, thus is non-blocking</w:t>
+            </w:r>
+          </w:p>
+          <w:p>
+            <w:pPr>
+              <w:rPr>
+                <w:lang w:val="en-US"/>
+              </w:rPr>
+            </w:pPr>
+            <w:r>
+              <w:rPr>
+                <w:lang w:val="en-US"/>
+              </w:rPr>
+              <w:t>•Follows very closely to the configuration model of Spring MVC</w:t>
+            </w:r>
+          </w:p>
+          <w:p>
+            <w:pPr>
+              <w:rPr>
+                <w:lang w:val="en-US"/>
+              </w:rPr>
+            </w:pPr>
+            <w:r>
+              <w:rPr>
+                <w:lang w:val="en-US"/>
+              </w:rPr>
+              <w:t>•Provides an easy transition for developers accustomed to traditional Spring MVC</w:t>
+            </w:r>
+          </w:p>
+        </w:tc>
+      </w:tr>
+    </w:tbl>
+    <w:p>
+      <w:pPr>
+        <w:rPr>
+          <w:lang w:val="en-US"/>
+        </w:rPr>
+      </w:pPr>
+    </w:p>
+    <w:p>
+      <w:pPr>
+        <w:rPr>
+          <w:rStyle w:val="Hyperlink"/>
+          <w:u w:val="none"/>
+          <w:lang w:val="en-US"/>
+        </w:rPr>
+      </w:pPr>
+      <w:r>
+        <w:rPr>
+          <w:rStyle w:val="Hyperlink"/>
+          <w:u w:val="none"/>
+          <w:lang w:val="en-US"/>
+        </w:rPr>
+        <w:t xml:space="preserve">idempotent - </w:t>
+      </w:r>
+      <w:r>
+        <w:rPr>
+          <w:rStyle w:val="Hyperlink"/>
+          <w:u w:val="none"/>
+          <w:lang w:val="en-US"/>
+        </w:rPr>
+        <w:t xml:space="preserve"> means repetition of action have no further effect on outcome</w:t>
+      </w:r>
+    </w:p>
+    <w:p>
+      <w:pPr>
+        <w:rPr>
+          <w:rStyle w:val="Hyperlink"/>
+          <w:u w:val="none"/>
+          <w:lang w:val="en-US"/>
+        </w:rPr>
+      </w:pPr>
+      <w:r>
+        <w:rPr>
+          <w:rStyle w:val="Hyperlink"/>
+          <w:u w:val="none"/>
+          <w:lang w:val="en-US"/>
+        </w:rPr>
+        <w:t>GET, put, delete- how many times u re-try it doesn’t change the state of server</w:t>
+      </w:r>
+      <w:r>
+        <w:rPr>
+          <w:rStyle w:val="Hyperlink"/>
+          <w:u w:val="none"/>
+          <w:lang w:val="en-US"/>
+        </w:rPr>
+        <w:t xml:space="preserve"> (POST_ is not idempotent , if u retry it can create another request on server)</w:t>
+      </w:r>
+    </w:p>
+    <w:p>
+      <w:pPr>
+        <w:rPr>
+          <w:rStyle w:val="Hyperlink"/>
+          <w:u w:val="none"/>
+          <w:lang w:val="en-US"/>
+        </w:rPr>
+      </w:pPr>
+      <w:r>
+        <w:rPr>
+          <w:rStyle w:val="Hyperlink"/>
+          <w:u w:val="none"/>
+          <w:lang w:val="en-US"/>
+        </w:rPr>
+        <w:t>GET wont support request body, for GET u should send data only in url</w:t>
+      </w:r>
+    </w:p>
+    <w:p>
+      <w:pPr>
+        <w:rPr>
+          <w:lang w:val="en-US"/>
+        </w:rPr>
+      </w:pPr>
+      <w:r>
+        <w:rPr>
+          <w:lang w:val="en-US"/>
+        </w:rPr>
+        <w:t>| METHOD   | Request Body | Response Body | Safe | Idempotent | Cachable |</w:t>
+      </w:r>
+    </w:p>
+    <w:p>
+      <w:pPr>
+        <w:rPr>
+          <w:lang w:val="en-US"/>
+        </w:rPr>
+      </w:pPr>
+      <w:r>
+        <w:rPr>
+          <w:lang w:val="en-US"/>
+        </w:rPr>
+        <w:t>|----------|--------------|---------------|------|------------|----------|</w:t>
+      </w:r>
+    </w:p>
+    <w:p>
+      <w:pPr>
+        <w:rPr>
+          <w:lang w:val="en-US"/>
+        </w:rPr>
+      </w:pPr>
+      <w:r>
+        <w:rPr>
+          <w:lang w:val="en-US"/>
+        </w:rPr>
+        <w:t xml:space="preserve">| GET      | </w:t>
+      </w:r>
+      <w:r>
+        <w:rPr>
+          <w:color w:val="FF0000"/>
+          <w:lang w:val="en-US"/>
+        </w:rPr>
+        <w:t xml:space="preserve">No           </w:t>
+      </w:r>
+      <w:r>
+        <w:rPr>
+          <w:lang w:val="en-US"/>
+        </w:rPr>
+        <w:t>| Yes           | Yes  | Yes        | Yes      |</w:t>
+      </w:r>
+    </w:p>
+    <w:p>
+      <w:pPr>
+        <w:rPr>
+          <w:lang w:val="en-US"/>
+        </w:rPr>
+      </w:pPr>
+      <w:r>
+        <w:rPr>
+          <w:lang w:val="en-US"/>
+        </w:rPr>
+        <w:t>| HEAD     | No           | No            | Yes  | Yes        | Yes      |</w:t>
+      </w:r>
+    </w:p>
+    <w:p>
+      <w:pPr>
+        <w:rPr>
+          <w:lang w:val="en-US"/>
+        </w:rPr>
+      </w:pPr>
+      <w:r>
+        <w:rPr>
+          <w:lang w:val="en-US"/>
+        </w:rPr>
+        <w:t>| POST     | Yes          | Yes           | No   | No         | Yes      |</w:t>
+      </w:r>
+    </w:p>
+    <w:p>
+      <w:pPr>
+        <w:rPr>
+          <w:lang w:val="en-US"/>
+        </w:rPr>
+      </w:pPr>
+      <w:r>
+        <w:rPr>
+          <w:lang w:val="en-US"/>
+        </w:rPr>
+        <w:t>| PUT      | Yes          | Yes           | No   | Yes        | Yes      |</w:t>
+      </w:r>
+    </w:p>
+    <w:p>
+      <w:pPr>
+        <w:rPr>
+          <w:lang w:val="en-US"/>
+        </w:rPr>
+      </w:pPr>
+      <w:r>
+        <w:rPr>
+          <w:lang w:val="en-US"/>
+        </w:rPr>
+        <w:t>| DELETE   | No           | Yes           | No   | Yes        | No       |</w:t>
+      </w:r>
+    </w:p>
+    <w:p>
+      <w:pPr>
+        <w:rPr>
+          <w:lang w:val="en-US"/>
+        </w:rPr>
+      </w:pPr>
+      <w:r>
+        <w:rPr>
+          <w:lang w:val="en-US"/>
+        </w:rPr>
+        <w:t>| CONNECT  | Yes          | No            | No   | No         | No       |</w:t>
+      </w:r>
+    </w:p>
+    <w:p>
+      <w:pPr>
+        <w:rPr>
+          <w:lang w:val="en-US"/>
+        </w:rPr>
+      </w:pPr>
+      <w:r>
+        <w:rPr>
+          <w:lang w:val="en-US"/>
+        </w:rPr>
+        <w:t>| OPTIONS  | Optional     | Yes           | Yes  | Yes        | No       |</w:t>
+      </w:r>
+    </w:p>
+    <w:p>
+      <w:pPr>
+        <w:rPr>
+          <w:lang w:val="en-US"/>
+        </w:rPr>
+      </w:pPr>
+      <w:r>
+        <w:rPr>
+          <w:lang w:val="en-US"/>
+        </w:rPr>
+        <w:t>| TRACE    | No           | Yes           | Yes  | Yes        | No       |</w:t>
+      </w:r>
+    </w:p>
+    <w:p>
+      <w:pPr>
+        <w:pStyle w:val="Heading2"/>
+        <w:rPr>
+          <w:lang w:val="en-US"/>
+        </w:rPr>
+      </w:pPr>
+      <w:r>
+        <w:rPr>
+          <w:lang w:val="en-US"/>
+        </w:rPr>
+        <w:t>Spr MVC</w:t>
+      </w:r>
+    </w:p>
+    <w:tbl>
+      <w:tblPr>
+        <w:tblStyle w:val="TableGrid"/>
+        <w:tblW w:w="0" w:type="auto"/>
+        <w:tblLook w:val="04A0" w:firstRow="1" w:lastRow="0" w:firstColumn="1" w:lastColumn="0" w:noHBand="0" w:noVBand="1"/>
+      </w:tblPr>
+      <w:tblGrid>
+        <w:gridCol w:w="11515"/>
+        <w:gridCol w:w="11515"/>
+      </w:tblGrid>
+      <w:tr>
+        <w:tc>
+          <w:tcPr>
+            <w:tcW w:w="11515" w:type="dxa"/>
+          </w:tcPr>
+          <w:p>
+            <w:pPr>
+              <w:rPr>
+                <w:lang w:val="en-US"/>
+              </w:rPr>
+            </w:pPr>
+            <w:r>
+              <w:rPr>
+                <w:lang w:val="en-US"/>
+              </w:rPr>
+              <w:t>MVC - Model View Controller</w:t>
+            </w:r>
+          </w:p>
+          <w:p>
+            <w:pPr>
+              <w:rPr>
+                <w:lang w:val="en-US"/>
+              </w:rPr>
+            </w:pPr>
+            <w:r>
+              <w:rPr>
+                <w:lang w:val="en-US"/>
+              </w:rPr>
+              <w:t>• Has robust support for traditional Web Applications</w:t>
+            </w:r>
+          </w:p>
+          <w:p>
+            <w:pPr>
+              <w:rPr>
+                <w:lang w:val="en-US"/>
+              </w:rPr>
+            </w:pPr>
+            <w:r>
+              <w:rPr>
+                <w:lang w:val="en-US"/>
+              </w:rPr>
+              <w:t>•Based on traditional Java Servlet API</w:t>
+            </w:r>
+          </w:p>
+          <w:p>
+            <w:pPr>
+              <w:rPr>
+                <w:lang w:val="en-US"/>
+              </w:rPr>
+            </w:pPr>
+            <w:r>
+              <w:rPr>
+                <w:lang w:val="en-US"/>
+              </w:rPr>
+              <w:t>•By nature this is blocking, non-reactive</w:t>
+            </w:r>
+          </w:p>
+        </w:tc>
+        <w:tc>
+          <w:tcPr>
+            <w:tcW w:w="11515" w:type="dxa"/>
+          </w:tcPr>
+          <w:p>
+            <w:pPr>
+              <w:rPr>
+                <w:lang w:val="en-US"/>
+              </w:rPr>
+            </w:pPr>
+          </w:p>
+        </w:tc>
+      </w:tr>
+    </w:tbl>
+    <w:p>
+      <w:pPr>
+        <w:rPr>
+          <w:lang w:val="en-US"/>
+        </w:rPr>
+      </w:pPr>
+    </w:p>
+    <w:p>
+      <w:pPr>
+        <w:rPr>
+          <w:lang w:val="en-US"/>
+        </w:rPr>
+      </w:pPr>
     </w:p>
     <w:p>
       <w:pPr>
@@ -96,6 +550,728 @@
         <w:t>Important points while using REST</w:t>
       </w:r>
     </w:p>
+    <w:tbl>
+      <w:tblPr>
+        <w:tblStyle w:val="TableGrid"/>
+        <w:tblW w:w="0" w:type="auto"/>
+        <w:tblLook w:val="04A0" w:firstRow="1" w:lastRow="0" w:firstColumn="1" w:lastColumn="0" w:noHBand="0" w:noVBand="1"/>
+      </w:tblPr>
+      <w:tblGrid>
+        <w:gridCol w:w="11515"/>
+        <w:gridCol w:w="11515"/>
+      </w:tblGrid>
+      <w:tr>
+        <w:tc>
+          <w:tcPr>
+            <w:tcW w:w="11515" w:type="dxa"/>
+          </w:tcPr>
+          <w:p>
+            <w:pPr>
+              <w:rPr>
+                <w:lang w:val="en-US"/>
+              </w:rPr>
+            </w:pPr>
+            <w:r>
+              <w:rPr>
+                <w:lang w:val="en-US"/>
+              </w:rPr>
+              <w:t>post- to create resource</w:t>
+            </w:r>
+          </w:p>
+          <w:tbl>
+            <w:tblPr>
+              <w:tblW w:w="0" w:type="auto"/>
+              <w:tblCellSpacing w:w="15" w:type="dxa"/>
+              <w:tblCellMar>
+                <w:top w:w="15" w:type="dxa"/>
+                <w:left w:w="15" w:type="dxa"/>
+                <w:bottom w:w="15" w:type="dxa"/>
+                <w:right w:w="15" w:type="dxa"/>
+              </w:tblCellMar>
+              <w:tblLook w:val="04A0" w:firstRow="1" w:lastRow="0" w:firstColumn="1" w:lastColumn="0" w:noHBand="0" w:noVBand="1"/>
+            </w:tblPr>
+            <w:tblGrid>
+              <w:gridCol w:w="944"/>
+              <w:gridCol w:w="2941"/>
+            </w:tblGrid>
+            <w:tr>
+              <w:trPr>
+                <w:tblHeader/>
+                <w:tblCellSpacing w:w="15" w:type="dxa"/>
+              </w:trPr>
+              <w:tc>
+                <w:tcPr>
+                  <w:tcW w:w="0" w:type="auto"/>
+                  <w:vAlign w:val="center"/>
+                  <w:hideMark/>
+                </w:tcPr>
+                <w:p>
+                  <w:pPr>
+                    <w:spacing w:after="0" w:line="240" w:lineRule="auto"/>
+                    <w:jc w:val="center"/>
+                    <w:rPr>
+                      <w:lang w:val="en-US"/>
+                    </w:rPr>
+                  </w:pPr>
+                  <w:r>
+                    <w:rPr>
+                      <w:lang w:val="en-US"/>
+                    </w:rPr>
+                    <w:t>Method</w:t>
+                  </w:r>
+                </w:p>
+              </w:tc>
+              <w:tc>
+                <w:tcPr>
+                  <w:tcW w:w="0" w:type="auto"/>
+                  <w:vAlign w:val="center"/>
+                  <w:hideMark/>
+                </w:tcPr>
+                <w:p>
+                  <w:pPr>
+                    <w:spacing w:after="0" w:line="240" w:lineRule="auto"/>
+                    <w:jc w:val="center"/>
+                    <w:rPr>
+                      <w:lang w:val="en-US"/>
+                    </w:rPr>
+                  </w:pPr>
+                  <w:r>
+                    <w:rPr>
+                      <w:lang w:val="en-US"/>
+                    </w:rPr>
+                    <w:t>Meaning</w:t>
+                  </w:r>
+                </w:p>
+              </w:tc>
+            </w:tr>
+            <w:tr>
+              <w:trPr>
+                <w:tblCellSpacing w:w="15" w:type="dxa"/>
+              </w:trPr>
+              <w:tc>
+                <w:tcPr>
+                  <w:tcW w:w="0" w:type="auto"/>
+                  <w:vAlign w:val="center"/>
+                  <w:hideMark/>
+                </w:tcPr>
+                <w:p>
+                  <w:pPr>
+                    <w:spacing w:after="0" w:line="240" w:lineRule="auto"/>
+                    <w:rPr>
+                      <w:lang w:val="en-US"/>
+                    </w:rPr>
+                  </w:pPr>
+                  <w:r>
+                    <w:rPr>
+                      <w:lang w:val="en-US"/>
+                    </w:rPr>
+                    <w:t>PUT</w:t>
+                  </w:r>
+                </w:p>
+              </w:tc>
+              <w:tc>
+                <w:tcPr>
+                  <w:tcW w:w="0" w:type="auto"/>
+                  <w:vAlign w:val="center"/>
+                  <w:hideMark/>
+                </w:tcPr>
+                <w:p>
+                  <w:pPr>
+                    <w:spacing w:after="0" w:line="240" w:lineRule="auto"/>
+                    <w:rPr>
+                      <w:lang w:val="en-US"/>
+                    </w:rPr>
+                  </w:pPr>
+                  <w:r>
+                    <w:rPr>
+                      <w:lang w:val="en-US"/>
+                    </w:rPr>
+                    <w:t>Replace entire resource</w:t>
+                  </w:r>
+                </w:p>
+              </w:tc>
+            </w:tr>
+            <w:tr>
+              <w:trPr>
+                <w:tblCellSpacing w:w="15" w:type="dxa"/>
+              </w:trPr>
+              <w:tc>
+                <w:tcPr>
+                  <w:tcW w:w="0" w:type="auto"/>
+                  <w:vAlign w:val="center"/>
+                  <w:hideMark/>
+                </w:tcPr>
+                <w:p>
+                  <w:pPr>
+                    <w:spacing w:after="0" w:line="240" w:lineRule="auto"/>
+                    <w:rPr>
+                      <w:lang w:val="en-US"/>
+                    </w:rPr>
+                  </w:pPr>
+                  <w:r>
+                    <w:rPr>
+                      <w:lang w:val="en-US"/>
+                    </w:rPr>
+                    <w:t>PATCH</w:t>
+                  </w:r>
+                </w:p>
+              </w:tc>
+              <w:tc>
+                <w:tcPr>
+                  <w:tcW w:w="0" w:type="auto"/>
+                  <w:vAlign w:val="center"/>
+                  <w:hideMark/>
+                </w:tcPr>
+                <w:p>
+                  <w:pPr>
+                    <w:spacing w:after="0" w:line="240" w:lineRule="auto"/>
+                    <w:rPr>
+                      <w:lang w:val="en-US"/>
+                    </w:rPr>
+                  </w:pPr>
+                  <w:r>
+                    <w:rPr>
+                      <w:lang w:val="en-US"/>
+                    </w:rPr>
+                    <w:t>Update part of resource</w:t>
+                  </w:r>
+                  <w:r>
+                    <w:rPr>
+                      <w:lang w:val="en-US"/>
+                    </w:rPr>
+                    <w:t xml:space="preserve">-  </w:t>
+                  </w:r>
+                </w:p>
+              </w:tc>
+            </w:tr>
+          </w:tbl>
+          <w:p>
+            <w:pPr>
+              <w:rPr>
+                <w:lang w:val="en-US"/>
+              </w:rPr>
+            </w:pPr>
+          </w:p>
+        </w:tc>
+        <w:tc>
+          <w:tcPr>
+            <w:tcW w:w="11515" w:type="dxa"/>
+          </w:tcPr>
+          <w:tbl>
+            <w:tblPr>
+              <w:tblW w:w="0" w:type="auto"/>
+              <w:tblCellSpacing w:w="15" w:type="dxa"/>
+              <w:tblCellMar>
+                <w:top w:w="15" w:type="dxa"/>
+                <w:left w:w="15" w:type="dxa"/>
+                <w:bottom w:w="15" w:type="dxa"/>
+                <w:right w:w="15" w:type="dxa"/>
+              </w:tblCellMar>
+              <w:tblLook w:val="04A0" w:firstRow="1" w:lastRow="0" w:firstColumn="1" w:lastColumn="0" w:noHBand="0" w:noVBand="1"/>
+            </w:tblPr>
+            <w:tblGrid>
+              <w:gridCol w:w="983"/>
+              <w:gridCol w:w="535"/>
+              <w:gridCol w:w="884"/>
+            </w:tblGrid>
+            <w:tr>
+              <w:trPr>
+                <w:tblHeader/>
+                <w:tblCellSpacing w:w="15" w:type="dxa"/>
+              </w:trPr>
+              <w:tc>
+                <w:tcPr>
+                  <w:tcW w:w="0" w:type="auto"/>
+                  <w:vAlign w:val="center"/>
+                  <w:hideMark/>
+                </w:tcPr>
+                <w:p>
+                  <w:pPr>
+                    <w:spacing w:after="0" w:line="240" w:lineRule="auto"/>
+                    <w:rPr>
+                      <w:b/>
+                      <w:bCs/>
+                    </w:rPr>
+                  </w:pPr>
+                  <w:r>
+                    <w:rPr>
+                      <w:b/>
+                      <w:bCs/>
+                    </w:rPr>
+                    <w:t>Feature</w:t>
+                  </w:r>
+                </w:p>
+              </w:tc>
+              <w:tc>
+                <w:tcPr>
+                  <w:tcW w:w="0" w:type="auto"/>
+                  <w:vAlign w:val="center"/>
+                  <w:hideMark/>
+                </w:tcPr>
+                <w:p>
+                  <w:pPr>
+                    <w:spacing w:after="0" w:line="240" w:lineRule="auto"/>
+                    <w:rPr>
+                      <w:b/>
+                      <w:bCs/>
+                    </w:rPr>
+                  </w:pPr>
+                  <w:r>
+                    <w:rPr>
+                      <w:b/>
+                      <w:bCs/>
+                    </w:rPr>
+                    <w:t>PUT</w:t>
+                  </w:r>
+                </w:p>
+              </w:tc>
+              <w:tc>
+                <w:tcPr>
+                  <w:tcW w:w="0" w:type="auto"/>
+                  <w:vAlign w:val="center"/>
+                  <w:hideMark/>
+                </w:tcPr>
+                <w:p>
+                  <w:pPr>
+                    <w:spacing w:after="0" w:line="240" w:lineRule="auto"/>
+                    <w:rPr>
+                      <w:b/>
+                      <w:bCs/>
+                    </w:rPr>
+                  </w:pPr>
+                  <w:r>
+                    <w:rPr>
+                      <w:b/>
+                      <w:bCs/>
+                    </w:rPr>
+                    <w:t>PATCH</w:t>
+                  </w:r>
+                </w:p>
+              </w:tc>
+            </w:tr>
+          </w:tbl>
+          <w:p>
+            <w:pPr>
+              <w:rPr>
+                <w:vanish/>
+              </w:rPr>
+            </w:pPr>
+          </w:p>
+          <w:tbl>
+            <w:tblPr>
+              <w:tblW w:w="0" w:type="auto"/>
+              <w:tblCellSpacing w:w="15" w:type="dxa"/>
+              <w:tblCellMar>
+                <w:top w:w="15" w:type="dxa"/>
+                <w:left w:w="15" w:type="dxa"/>
+                <w:bottom w:w="15" w:type="dxa"/>
+                <w:right w:w="15" w:type="dxa"/>
+              </w:tblCellMar>
+              <w:tblLook w:val="04A0" w:firstRow="1" w:lastRow="0" w:firstColumn="1" w:lastColumn="0" w:noHBand="0" w:noVBand="1"/>
+            </w:tblPr>
+            <w:tblGrid>
+              <w:gridCol w:w="1470"/>
+              <w:gridCol w:w="466"/>
+              <w:gridCol w:w="814"/>
+            </w:tblGrid>
+            <w:tr>
+              <w:trPr>
+                <w:tblCellSpacing w:w="15" w:type="dxa"/>
+              </w:trPr>
+              <w:tc>
+                <w:tcPr>
+                  <w:tcW w:w="0" w:type="auto"/>
+                  <w:vAlign w:val="center"/>
+                  <w:hideMark/>
+                </w:tcPr>
+                <w:p>
+                  <w:pPr>
+                    <w:spacing w:after="0" w:line="240" w:lineRule="auto"/>
+                  </w:pPr>
+                  <w:r>
+                    <w:t>Update type</w:t>
+                  </w:r>
+                </w:p>
+              </w:tc>
+              <w:tc>
+                <w:tcPr>
+                  <w:tcW w:w="0" w:type="auto"/>
+                  <w:vAlign w:val="center"/>
+                  <w:hideMark/>
+                </w:tcPr>
+                <w:p>
+                  <w:pPr>
+                    <w:spacing w:after="0" w:line="240" w:lineRule="auto"/>
+                  </w:pPr>
+                  <w:r>
+                    <w:t>Full</w:t>
+                  </w:r>
+                </w:p>
+              </w:tc>
+              <w:tc>
+                <w:tcPr>
+                  <w:tcW w:w="0" w:type="auto"/>
+                  <w:vAlign w:val="center"/>
+                  <w:hideMark/>
+                </w:tcPr>
+                <w:p>
+                  <w:pPr>
+                    <w:spacing w:after="0" w:line="240" w:lineRule="auto"/>
+                  </w:pPr>
+                  <w:r>
+                    <w:t>Partial</w:t>
+                  </w:r>
+                </w:p>
+              </w:tc>
+            </w:tr>
+          </w:tbl>
+          <w:p>
+            <w:pPr>
+              <w:rPr>
+                <w:vanish/>
+              </w:rPr>
+            </w:pPr>
+          </w:p>
+          <w:tbl>
+            <w:tblPr>
+              <w:tblW w:w="0" w:type="auto"/>
+              <w:tblCellSpacing w:w="15" w:type="dxa"/>
+              <w:tblCellMar>
+                <w:top w:w="15" w:type="dxa"/>
+                <w:left w:w="15" w:type="dxa"/>
+                <w:bottom w:w="15" w:type="dxa"/>
+                <w:right w:w="15" w:type="dxa"/>
+              </w:tblCellMar>
+              <w:tblLook w:val="04A0" w:firstRow="1" w:lastRow="0" w:firstColumn="1" w:lastColumn="0" w:noHBand="0" w:noVBand="1"/>
+            </w:tblPr>
+            <w:tblGrid>
+              <w:gridCol w:w="2029"/>
+              <w:gridCol w:w="302"/>
+              <w:gridCol w:w="1028"/>
+            </w:tblGrid>
+            <w:tr>
+              <w:trPr>
+                <w:tblCellSpacing w:w="15" w:type="dxa"/>
+              </w:trPr>
+              <w:tc>
+                <w:tcPr>
+                  <w:tcW w:w="0" w:type="auto"/>
+                  <w:vAlign w:val="center"/>
+                  <w:hideMark/>
+                </w:tcPr>
+                <w:p>
+                  <w:pPr>
+                    <w:spacing w:after="0" w:line="240" w:lineRule="auto"/>
+                  </w:pPr>
+                  <w:r>
+                    <w:t>Sends full object</w:t>
+                  </w:r>
+                </w:p>
+              </w:tc>
+              <w:tc>
+                <w:tcPr>
+                  <w:tcW w:w="0" w:type="auto"/>
+                  <w:vAlign w:val="center"/>
+                  <w:hideMark/>
+                </w:tcPr>
+                <w:p>
+                  <w:pPr>
+                    <w:spacing w:after="0" w:line="240" w:lineRule="auto"/>
+                  </w:pPr>
+                  <w:r>
+                    <w:rPr>
+                      <w:rFonts w:ascii="Segoe UI Symbol" w:hAnsi="Segoe UI Symbol" w:cs="Segoe UI Symbol"/>
+                    </w:rPr>
+                    <w:t>✅</w:t>
+                  </w:r>
+                </w:p>
+              </w:tc>
+              <w:tc>
+                <w:tcPr>
+                  <w:tcW w:w="983" w:type="dxa"/>
+                  <w:vAlign w:val="center"/>
+                  <w:hideMark/>
+                </w:tcPr>
+                <w:p>
+                  <w:pPr>
+                    <w:spacing w:after="0" w:line="240" w:lineRule="auto"/>
+                  </w:pPr>
+                  <w:r>
+                    <w:rPr>
+                      <w:rFonts w:ascii="Segoe UI Symbol" w:hAnsi="Segoe UI Symbol" w:cs="Segoe UI Symbol"/>
+                    </w:rPr>
+                    <w:t>❌</w:t>
+                  </w:r>
+                </w:p>
+              </w:tc>
+            </w:tr>
+          </w:tbl>
+          <w:p>
+            <w:pPr>
+              <w:rPr>
+                <w:vanish/>
+              </w:rPr>
+            </w:pPr>
+          </w:p>
+          <w:tbl>
+            <w:tblPr>
+              <w:tblW w:w="0" w:type="auto"/>
+              <w:tblCellSpacing w:w="15" w:type="dxa"/>
+              <w:tblCellMar>
+                <w:top w:w="15" w:type="dxa"/>
+                <w:left w:w="15" w:type="dxa"/>
+                <w:bottom w:w="15" w:type="dxa"/>
+                <w:right w:w="15" w:type="dxa"/>
+              </w:tblCellMar>
+              <w:tblLook w:val="04A0" w:firstRow="1" w:lastRow="0" w:firstColumn="1" w:lastColumn="0" w:noHBand="0" w:noVBand="1"/>
+            </w:tblPr>
+            <w:tblGrid>
+              <w:gridCol w:w="1946"/>
+              <w:gridCol w:w="932"/>
+              <w:gridCol w:w="709"/>
+            </w:tblGrid>
+            <w:tr>
+              <w:trPr>
+                <w:tblCellSpacing w:w="15" w:type="dxa"/>
+              </w:trPr>
+              <w:tc>
+                <w:tcPr>
+                  <w:tcW w:w="0" w:type="auto"/>
+                  <w:vAlign w:val="center"/>
+                  <w:hideMark/>
+                </w:tcPr>
+                <w:p>
+                  <w:pPr>
+                    <w:spacing w:after="0" w:line="240" w:lineRule="auto"/>
+                  </w:pPr>
+                  <w:r>
+                    <w:t>Risk of data loss</w:t>
+                  </w:r>
+                </w:p>
+              </w:tc>
+              <w:tc>
+                <w:tcPr>
+                  <w:tcW w:w="0" w:type="auto"/>
+                  <w:vAlign w:val="center"/>
+                  <w:hideMark/>
+                </w:tcPr>
+                <w:p>
+                  <w:pPr>
+                    <w:spacing w:after="0" w:line="240" w:lineRule="auto"/>
+                  </w:pPr>
+                  <w:r>
+                    <w:rPr>
+                      <w:rFonts w:ascii="Segoe UI Symbol" w:hAnsi="Segoe UI Symbol" w:cs="Segoe UI Symbol"/>
+                    </w:rPr>
+                    <w:t>⚠</w:t>
+                  </w:r>
+                  <w:r>
+                    <w:t>️ Yes</w:t>
+                  </w:r>
+                </w:p>
+              </w:tc>
+              <w:tc>
+                <w:tcPr>
+                  <w:tcW w:w="0" w:type="auto"/>
+                  <w:vAlign w:val="center"/>
+                  <w:hideMark/>
+                </w:tcPr>
+                <w:p>
+                  <w:pPr>
+                    <w:spacing w:after="0" w:line="240" w:lineRule="auto"/>
+                  </w:pPr>
+                  <w:r>
+                    <w:rPr>
+                      <w:rFonts w:ascii="Segoe UI Symbol" w:hAnsi="Segoe UI Symbol" w:cs="Segoe UI Symbol"/>
+                    </w:rPr>
+                    <w:t>❌</w:t>
+                  </w:r>
+                  <w:r>
+                    <w:t xml:space="preserve"> No</w:t>
+                  </w:r>
+                </w:p>
+              </w:tc>
+            </w:tr>
+          </w:tbl>
+          <w:p>
+            <w:pPr>
+              <w:rPr>
+                <w:vanish/>
+              </w:rPr>
+            </w:pPr>
+          </w:p>
+          <w:tbl>
+            <w:tblPr>
+              <w:tblW w:w="0" w:type="auto"/>
+              <w:tblCellSpacing w:w="15" w:type="dxa"/>
+              <w:tblCellMar>
+                <w:top w:w="15" w:type="dxa"/>
+                <w:left w:w="15" w:type="dxa"/>
+                <w:bottom w:w="15" w:type="dxa"/>
+                <w:right w:w="15" w:type="dxa"/>
+              </w:tblCellMar>
+              <w:tblLook w:val="04A0" w:firstRow="1" w:lastRow="0" w:firstColumn="1" w:lastColumn="0" w:noHBand="0" w:noVBand="1"/>
+            </w:tblPr>
+            <w:tblGrid>
+              <w:gridCol w:w="1413"/>
+              <w:gridCol w:w="778"/>
+              <w:gridCol w:w="1348"/>
+            </w:tblGrid>
+            <w:tr>
+              <w:trPr>
+                <w:tblCellSpacing w:w="15" w:type="dxa"/>
+              </w:trPr>
+              <w:tc>
+                <w:tcPr>
+                  <w:tcW w:w="0" w:type="auto"/>
+                  <w:vAlign w:val="center"/>
+                  <w:hideMark/>
+                </w:tcPr>
+                <w:p>
+                  <w:pPr>
+                    <w:spacing w:after="0" w:line="240" w:lineRule="auto"/>
+                  </w:pPr>
+                  <w:r>
+                    <w:t>Idempotent</w:t>
+                  </w:r>
+                </w:p>
+              </w:tc>
+              <w:tc>
+                <w:tcPr>
+                  <w:tcW w:w="0" w:type="auto"/>
+                  <w:vAlign w:val="center"/>
+                  <w:hideMark/>
+                </w:tcPr>
+                <w:p>
+                  <w:pPr>
+                    <w:spacing w:after="0" w:line="240" w:lineRule="auto"/>
+                  </w:pPr>
+                  <w:r>
+                    <w:rPr>
+                      <w:rFonts w:ascii="Segoe UI Symbol" w:hAnsi="Segoe UI Symbol" w:cs="Segoe UI Symbol"/>
+                    </w:rPr>
+                    <w:t>✅</w:t>
+                  </w:r>
+                  <w:r>
+                    <w:t xml:space="preserve"> Yes</w:t>
+                  </w:r>
+                </w:p>
+              </w:tc>
+              <w:tc>
+                <w:tcPr>
+                  <w:tcW w:w="0" w:type="auto"/>
+                  <w:vAlign w:val="center"/>
+                  <w:hideMark/>
+                </w:tcPr>
+                <w:p>
+                  <w:pPr>
+                    <w:spacing w:after="0" w:line="240" w:lineRule="auto"/>
+                  </w:pPr>
+                  <w:r>
+                    <w:rPr>
+                      <w:rFonts w:ascii="Segoe UI Symbol" w:hAnsi="Segoe UI Symbol" w:cs="Segoe UI Symbol"/>
+                    </w:rPr>
+                    <w:t>⚠</w:t>
+                  </w:r>
+                  <w:r>
+                    <w:t>️ Usually</w:t>
+                  </w:r>
+                </w:p>
+              </w:tc>
+            </w:tr>
+          </w:tbl>
+          <w:p>
+            <w:pPr>
+              <w:rPr>
+                <w:vanish/>
+              </w:rPr>
+            </w:pPr>
+          </w:p>
+          <w:tbl>
+            <w:tblPr>
+              <w:tblW w:w="0" w:type="auto"/>
+              <w:tblCellSpacing w:w="15" w:type="dxa"/>
+              <w:tblCellMar>
+                <w:top w:w="15" w:type="dxa"/>
+                <w:left w:w="15" w:type="dxa"/>
+                <w:bottom w:w="15" w:type="dxa"/>
+                <w:right w:w="15" w:type="dxa"/>
+              </w:tblCellMar>
+              <w:tblLook w:val="04A0" w:firstRow="1" w:lastRow="0" w:firstColumn="1" w:lastColumn="0" w:noHBand="0" w:noVBand="1"/>
+            </w:tblPr>
+            <w:tblGrid>
+              <w:gridCol w:w="1315"/>
+              <w:gridCol w:w="812"/>
+              <w:gridCol w:w="1936"/>
+            </w:tblGrid>
+            <w:tr>
+              <w:trPr>
+                <w:tblCellSpacing w:w="15" w:type="dxa"/>
+              </w:trPr>
+              <w:tc>
+                <w:tcPr>
+                  <w:tcW w:w="0" w:type="auto"/>
+                  <w:vAlign w:val="center"/>
+                  <w:hideMark/>
+                </w:tcPr>
+                <w:p>
+                  <w:pPr>
+                    <w:spacing w:after="0" w:line="240" w:lineRule="auto"/>
+                  </w:pPr>
+                  <w:r>
+                    <w:t>Complexity</w:t>
+                  </w:r>
+                </w:p>
+              </w:tc>
+              <w:tc>
+                <w:tcPr>
+                  <w:tcW w:w="0" w:type="auto"/>
+                  <w:vAlign w:val="center"/>
+                  <w:hideMark/>
+                </w:tcPr>
+                <w:p>
+                  <w:pPr>
+                    <w:spacing w:after="0" w:line="240" w:lineRule="auto"/>
+                  </w:pPr>
+                  <w:r>
+                    <w:t>Simple</w:t>
+                  </w:r>
+                </w:p>
+              </w:tc>
+              <w:tc>
+                <w:tcPr>
+                  <w:tcW w:w="0" w:type="auto"/>
+                  <w:vAlign w:val="center"/>
+                  <w:hideMark/>
+                </w:tcPr>
+                <w:p>
+                  <w:pPr>
+                    <w:spacing w:after="0" w:line="240" w:lineRule="auto"/>
+                  </w:pPr>
+                  <w:r>
+                    <w:t>Slightly complex</w:t>
+                  </w:r>
+                </w:p>
+              </w:tc>
+            </w:tr>
+          </w:tbl>
+          <w:p>
+            <w:pPr>
+              <w:rPr>
+                <w:lang w:val="en-US"/>
+              </w:rPr>
+            </w:pPr>
+          </w:p>
+        </w:tc>
+      </w:tr>
+    </w:tbl>
+    <w:p>
+      <w:pPr>
+        <w:rPr>
+          <w:lang w:val="en-US"/>
+        </w:rPr>
+      </w:pPr>
+    </w:p>
     <w:p>
       <w:pPr>
         <w:rPr>
@@ -601,6 +1777,20 @@
         </w:rPr>
         <w:t>, 406 not acceptable)</w:t>
       </w:r>
+    </w:p>
+    <w:p>
+      <w:pPr>
+        <w:rPr>
+          <w:lang w:val="en-US"/>
+        </w:rPr>
+      </w:pPr>
+    </w:p>
+    <w:p>
+      <w:pPr>
+        <w:rPr>
+          <w:lang w:val="en-US"/>
+        </w:rPr>
+      </w:pPr>
     </w:p>
     <w:tbl>
       <w:tblPr>
@@ -627,7 +1817,7 @@
               <w:rPr>
                 <w:lang w:val="en-US"/>
               </w:rPr>
-              <w:t>504</w:t>
+              <w:t>500</w:t>
             </w:r>
           </w:p>
         </w:tc>
@@ -645,10 +1835,71 @@
               <w:rPr>
                 <w:lang w:val="en-US"/>
               </w:rPr>
+              <w:t xml:space="preserve">any runtime errors , null  pointer errs, parse err, db conn err, </w:t>
+            </w:r>
+          </w:p>
+          <w:p>
+            <w:pPr>
+              <w:rPr>
+                <w:lang w:val="en-US"/>
+              </w:rPr>
+            </w:pPr>
+            <w:r>
+              <w:rPr>
+                <w:lang w:val="en-US"/>
+              </w:rPr>
+              <w:t>never return stack trace to clien</w:t>
+            </w:r>
+            <w:r>
+              <w:rPr>
+                <w:lang w:val="en-US"/>
+              </w:rPr>
+              <w:t xml:space="preserve"> </w:t>
+            </w:r>
+            <w:r>
+              <w:rPr>
+                <w:lang w:val="en-US"/>
+              </w:rPr>
+              <w:t>t</w:t>
+            </w:r>
+          </w:p>
+        </w:tc>
+      </w:tr>
+      <w:tr>
+        <w:tc>
+          <w:tcPr>
+            <w:tcW w:w="1435" w:type="dxa"/>
+          </w:tcPr>
+          <w:p>
+            <w:pPr>
+              <w:rPr>
+                <w:lang w:val="en-US"/>
+              </w:rPr>
+            </w:pPr>
+            <w:r>
+              <w:rPr>
+                <w:lang w:val="en-US"/>
+              </w:rPr>
+              <w:t>504</w:t>
+            </w:r>
+          </w:p>
+        </w:tc>
+        <w:tc>
+          <w:tcPr>
+            <w:tcW w:w="21595" w:type="dxa"/>
+          </w:tcPr>
+          <w:p>
+            <w:pPr>
+              <w:rPr>
+                <w:lang w:val="en-US"/>
+              </w:rPr>
+            </w:pPr>
+            <w:r>
+              <w:rPr>
+                <w:lang w:val="en-US"/>
+              </w:rPr>
               <w:t xml:space="preserve">504 – means gateway timeout </w:t>
             </w:r>
-            <w:bookmarkStart w:id="0" w:name="_GoBack"/>
-            <w:bookmarkEnd w:id="0"/>
           </w:p>
           <w:p>
             <w:pPr>
@@ -702,7 +1953,6 @@
         <w:rPr>
           <w:lang w:val="en-US"/>
         </w:rPr>
-        <w:lastRenderedPageBreak/>
         <w:t>In controller to return ResponseEntity use below</w:t>
       </w:r>
     </w:p>
@@ -790,7 +2040,6 @@
                 <w:rFonts w:ascii="Courier New" w:eastAsia="Times New Roman" w:hAnsi="Courier New" w:cs="Courier New"/>
                 <w:color w:val="4D4D4A"/>
                 <w:spacing w:val="0"/>
-                <w:sz w:val="24"/>
                 <w:lang w:eastAsia="en-IN" w:bidi="te-IN"/>
               </w:rPr>
             </w:pPr>
@@ -801,7 +2050,6 @@
                 <w:iCs/>
                 <w:color w:val="1136B9"/>
                 <w:spacing w:val="0"/>
-                <w:sz w:val="24"/>
                 <w:lang w:eastAsia="en-IN" w:bidi="te-IN"/>
               </w:rPr>
               <w:t xml:space="preserve">WebClient </w:t>
@@ -813,7 +2061,6 @@
                 <w:bCs/>
                 <w:color w:val="4D4D4A"/>
                 <w:spacing w:val="0"/>
-                <w:sz w:val="24"/>
                 <w:lang w:eastAsia="en-IN" w:bidi="te-IN"/>
               </w:rPr>
               <w:t xml:space="preserve">webClient </w:t>
@@ -823,7 +2070,6 @@
                 <w:rFonts w:ascii="Courier New" w:eastAsia="Times New Roman" w:hAnsi="Courier New" w:cs="Courier New"/>
                 <w:color w:val="EE5C09"/>
                 <w:spacing w:val="0"/>
-                <w:sz w:val="24"/>
                 <w:lang w:eastAsia="en-IN" w:bidi="te-IN"/>
               </w:rPr>
               <w:t xml:space="preserve">= </w:t>
@@ -835,7 +2081,6 @@
                 <w:iCs/>
                 <w:color w:val="1136B9"/>
                 <w:spacing w:val="0"/>
-                <w:sz w:val="24"/>
                 <w:lang w:eastAsia="en-IN" w:bidi="te-IN"/>
               </w:rPr>
               <w:t>WebClient</w:t>
@@ -845,7 +2090,6 @@
                 <w:rFonts w:ascii="Courier New" w:eastAsia="Times New Roman" w:hAnsi="Courier New" w:cs="Courier New"/>
                 <w:color w:val="4D4D4A"/>
                 <w:spacing w:val="0"/>
-                <w:sz w:val="24"/>
                 <w:lang w:eastAsia="en-IN" w:bidi="te-IN"/>
               </w:rPr>
               <w:t>.</w:t>
@@ -857,7 +2101,6 @@
                 <w:iCs/>
                 <w:color w:val="1136B9"/>
                 <w:spacing w:val="0"/>
-                <w:sz w:val="24"/>
                 <w:lang w:eastAsia="en-IN" w:bidi="te-IN"/>
               </w:rPr>
               <w:t>builder</w:t>
@@ -867,7 +2110,6 @@
                 <w:rFonts w:ascii="Courier New" w:eastAsia="Times New Roman" w:hAnsi="Courier New" w:cs="Courier New"/>
                 <w:color w:val="4D4D4A"/>
                 <w:spacing w:val="0"/>
-                <w:sz w:val="24"/>
                 <w:lang w:eastAsia="en-IN" w:bidi="te-IN"/>
               </w:rPr>
               <w:t>()</w:t>
@@ -877,7 +2119,6 @@
                 <w:rFonts w:ascii="Courier New" w:eastAsia="Times New Roman" w:hAnsi="Courier New" w:cs="Courier New"/>
                 <w:color w:val="4D4D4A"/>
                 <w:spacing w:val="0"/>
-                <w:sz w:val="24"/>
                 <w:lang w:eastAsia="en-IN" w:bidi="te-IN"/>
               </w:rPr>
               <w:br/>
@@ -888,7 +2129,6 @@
                 <w:rFonts w:ascii="Courier New" w:eastAsia="Times New Roman" w:hAnsi="Courier New" w:cs="Courier New"/>
                 <w:color w:val="1136B9"/>
                 <w:spacing w:val="0"/>
-                <w:sz w:val="24"/>
                 <w:lang w:eastAsia="en-IN" w:bidi="te-IN"/>
               </w:rPr>
               <w:t>baseUrl</w:t>
@@ -898,7 +2138,6 @@
                 <w:rFonts w:ascii="Courier New" w:eastAsia="Times New Roman" w:hAnsi="Courier New" w:cs="Courier New"/>
                 <w:color w:val="4D4D4A"/>
                 <w:spacing w:val="0"/>
-                <w:sz w:val="24"/>
                 <w:lang w:eastAsia="en-IN" w:bidi="te-IN"/>
               </w:rPr>
               <w:t>(</w:t>
@@ -908,7 +2147,6 @@
                 <w:rFonts w:ascii="Courier New" w:eastAsia="Times New Roman" w:hAnsi="Courier New" w:cs="Courier New"/>
                 <w:color w:val="0F92E3"/>
                 <w:spacing w:val="0"/>
-                <w:sz w:val="24"/>
                 <w:lang w:eastAsia="en-IN" w:bidi="te-IN"/>
               </w:rPr>
               <w:t>"</w:t>
@@ -918,7 +2156,6 @@
                 <w:rFonts w:ascii="Courier New" w:eastAsia="Times New Roman" w:hAnsi="Courier New" w:cs="Courier New"/>
                 <w:color w:val="1136B9"/>
                 <w:spacing w:val="0"/>
-                <w:sz w:val="24"/>
                 <w:lang w:eastAsia="en-IN" w:bidi="te-IN"/>
               </w:rPr>
               <w:t>http://localhost:8080/movies</w:t>
@@ -928,7 +2165,6 @@
                 <w:rFonts w:ascii="Courier New" w:eastAsia="Times New Roman" w:hAnsi="Courier New" w:cs="Courier New"/>
                 <w:color w:val="0F92E3"/>
                 <w:spacing w:val="0"/>
-                <w:sz w:val="24"/>
                 <w:lang w:eastAsia="en-IN" w:bidi="te-IN"/>
               </w:rPr>
               <w:t>"</w:t>
@@ -938,7 +2174,6 @@
                 <w:rFonts w:ascii="Courier New" w:eastAsia="Times New Roman" w:hAnsi="Courier New" w:cs="Courier New"/>
                 <w:color w:val="4D4D4A"/>
                 <w:spacing w:val="0"/>
-                <w:sz w:val="24"/>
                 <w:lang w:eastAsia="en-IN" w:bidi="te-IN"/>
               </w:rPr>
               <w:t>)</w:t>
@@ -948,7 +2183,6 @@
                 <w:rFonts w:ascii="Courier New" w:eastAsia="Times New Roman" w:hAnsi="Courier New" w:cs="Courier New"/>
                 <w:color w:val="4D4D4A"/>
                 <w:spacing w:val="0"/>
-                <w:sz w:val="24"/>
                 <w:lang w:eastAsia="en-IN" w:bidi="te-IN"/>
               </w:rPr>
               <w:br/>
@@ -959,7 +2193,6 @@
                 <w:rFonts w:ascii="Courier New" w:eastAsia="Times New Roman" w:hAnsi="Courier New" w:cs="Courier New"/>
                 <w:color w:val="1136B9"/>
                 <w:spacing w:val="0"/>
-                <w:sz w:val="24"/>
                 <w:lang w:eastAsia="en-IN" w:bidi="te-IN"/>
               </w:rPr>
               <w:t>build</w:t>
@@ -969,7 +2202,6 @@
                 <w:rFonts w:ascii="Courier New" w:eastAsia="Times New Roman" w:hAnsi="Courier New" w:cs="Courier New"/>
                 <w:color w:val="4D4D4A"/>
                 <w:spacing w:val="0"/>
-                <w:sz w:val="24"/>
                 <w:lang w:eastAsia="en-IN" w:bidi="te-IN"/>
               </w:rPr>
               <w:t>();</w:t>
@@ -1209,7 +2441,6 @@
                 <w:iCs/>
                 <w:color w:val="505D64"/>
                 <w:spacing w:val="0"/>
-                <w:sz w:val="24"/>
                 <w:lang w:eastAsia="en-IN" w:bidi="te-IN"/>
               </w:rPr>
             </w:pPr>
@@ -1220,7 +2451,6 @@
                 <w:iCs/>
                 <w:color w:val="505D64"/>
                 <w:spacing w:val="0"/>
-                <w:sz w:val="24"/>
                 <w:lang w:eastAsia="en-IN" w:bidi="te-IN"/>
               </w:rPr>
               <w:t xml:space="preserve">Result:-- </w:t>
@@ -1232,7 +2462,6 @@
                 <w:iCs/>
                 <w:color w:val="505D64"/>
                 <w:spacing w:val="0"/>
-                <w:sz w:val="24"/>
                 <w:lang w:eastAsia="en-IN" w:bidi="te-IN"/>
               </w:rPr>
               <w:t xml:space="preserve"> </w:t>
@@ -1244,7 +2473,6 @@
                 <w:iCs/>
                 <w:color w:val="505D64"/>
                 <w:spacing w:val="0"/>
-                <w:sz w:val="24"/>
                 <w:lang w:eastAsia="en-IN" w:bidi="te-IN"/>
               </w:rPr>
               <w:t>/carSvc/getCar?name=BMW</w:t>
@@ -1275,7 +2503,6 @@
                 <w:rFonts w:ascii="Courier New" w:eastAsia="Times New Roman" w:hAnsi="Courier New" w:cs="Courier New"/>
                 <w:color w:val="4D4D4A"/>
                 <w:spacing w:val="0"/>
-                <w:sz w:val="24"/>
                 <w:lang w:eastAsia="en-IN" w:bidi="te-IN"/>
               </w:rPr>
             </w:pPr>
@@ -1286,7 +2513,6 @@
                 <w:iCs/>
                 <w:color w:val="505D64"/>
                 <w:spacing w:val="0"/>
-                <w:sz w:val="24"/>
                 <w:lang w:eastAsia="en-IN" w:bidi="te-IN"/>
               </w:rPr>
               <w:t>http://localhost:8080/services/carSvc/getCar?name=BMW</w:t>
@@ -1309,7 +2535,6 @@
                 <w:rFonts w:ascii="Courier New" w:eastAsia="Times New Roman" w:hAnsi="Courier New" w:cs="Courier New"/>
                 <w:color w:val="79074C"/>
                 <w:spacing w:val="0"/>
-                <w:sz w:val="24"/>
                 <w:lang w:eastAsia="en-IN" w:bidi="te-IN"/>
               </w:rPr>
               <w:t>UriComponentsBuilder</w:t>
@@ -1344,6 +2569,114 @@
     </w:p>
     <w:p>
       <w:pPr>
+        <w:pStyle w:val="Heading1"/>
+        <w:rPr>
+          <w:rFonts w:ascii="Broadway" w:hAnsi="Broadway"/>
+          <w:color w:val="00B050"/>
+          <w:spacing w:val="0"/>
+          <w:sz w:val="56"/>
+          <w:szCs w:val="56"/>
+          <w:lang w:val="en-US"/>
+          <w14:glow w14:rad="101600">
+            <w14:schemeClr w14:val="accent3">
+              <w14:alpha w14:val="60000"/>
+              <w14:satMod w14:val="175000"/>
+            </w14:schemeClr>
+          </w14:glow>
+          <w14:shadow w14:blurRad="50800" w14:dist="38100" w14:dir="13500000" w14:sx="100000" w14:sy="100000" w14:kx="0" w14:ky="0" w14:algn="br">
+            <w14:srgbClr w14:val="000000">
+              <w14:alpha w14:val="60000"/>
+            </w14:srgbClr>
+          </w14:shadow>
+          <w14:reflection w14:blurRad="6350" w14:stA="53000" w14:stPos="0" w14:endA="300" w14:endPos="35500" w14:dist="0" w14:dir="5400000" w14:fadeDir="5400000" w14:sx="100000" w14:sy="-90000" w14:kx="0" w14:ky="0" w14:algn="bl"/>
+          <w14:textOutline w14:w="0" w14:cap="flat" w14:cmpd="sng" w14:algn="ctr">
+            <w14:noFill/>
+            <w14:prstDash w14:val="solid"/>
+            <w14:round/>
+          </w14:textOutline>
+          <w14:textFill>
+            <w14:gradFill>
+              <w14:gsLst>
+                <w14:gs w14:pos="0">
+                  <w14:srgbClr w14:val="00B050">
+                    <w14:shade w14:val="30000"/>
+                    <w14:satMod w14:val="115000"/>
+                  </w14:srgbClr>
+                </w14:gs>
+                <w14:gs w14:pos="50000">
+                  <w14:srgbClr w14:val="00B050">
+                    <w14:shade w14:val="67500"/>
+                    <w14:satMod w14:val="115000"/>
+                  </w14:srgbClr>
+                </w14:gs>
+                <w14:gs w14:pos="100000">
+                  <w14:srgbClr w14:val="00B050">
+                    <w14:shade w14:val="100000"/>
+                    <w14:satMod w14:val="115000"/>
+                  </w14:srgbClr>
+                </w14:gs>
+              </w14:gsLst>
+              <w14:lin w14:ang="2700000" w14:scaled="0"/>
+            </w14:gradFill>
+          </w14:textFill>
+        </w:rPr>
+      </w:pPr>
+      <w:r>
+        <w:rPr>
+          <w:rFonts w:ascii="Broadway" w:hAnsi="Broadway"/>
+          <w:color w:val="00B050"/>
+          <w:spacing w:val="0"/>
+          <w:sz w:val="56"/>
+          <w:szCs w:val="56"/>
+          <w:lang w:val="en-US"/>
+          <w14:glow w14:rad="101600">
+            <w14:schemeClr w14:val="accent3">
+              <w14:alpha w14:val="60000"/>
+              <w14:satMod w14:val="175000"/>
+            </w14:schemeClr>
+          </w14:glow>
+          <w14:shadow w14:blurRad="50800" w14:dist="38100" w14:dir="13500000" w14:sx="100000" w14:sy="100000" w14:kx="0" w14:ky="0" w14:algn="br">
+            <w14:srgbClr w14:val="000000">
+              <w14:alpha w14:val="60000"/>
+            </w14:srgbClr>
+          </w14:shadow>
+          <w14:reflection w14:blurRad="6350" w14:stA="53000" w14:stPos="0" w14:endA="300" w14:endPos="35500" w14:dist="0" w14:dir="5400000" w14:fadeDir="5400000" w14:sx="100000" w14:sy="-90000" w14:kx="0" w14:ky="0" w14:algn="bl"/>
+          <w14:textOutline w14:w="0" w14:cap="flat" w14:cmpd="sng" w14:algn="ctr">
+            <w14:noFill/>
+            <w14:prstDash w14:val="solid"/>
+            <w14:round/>
+          </w14:textOutline>
+          <w14:textFill>
+            <w14:gradFill>
+              <w14:gsLst>
+                <w14:gs w14:pos="0">
+                  <w14:srgbClr w14:val="00B050">
+                    <w14:shade w14:val="30000"/>
+                    <w14:satMod w14:val="115000"/>
+                  </w14:srgbClr>
+                </w14:gs>
+                <w14:gs w14:pos="50000">
+                  <w14:srgbClr w14:val="00B050">
+                    <w14:shade w14:val="67500"/>
+                    <w14:satMod w14:val="115000"/>
+                  </w14:srgbClr>
+                </w14:gs>
+                <w14:gs w14:pos="100000">
+                  <w14:srgbClr w14:val="00B050">
+                    <w14:shade w14:val="100000"/>
+                    <w14:satMod w14:val="115000"/>
+                  </w14:srgbClr>
+                </w14:gs>
+              </w14:gsLst>
+              <w14:lin w14:ang="2700000" w14:scaled="0"/>
+            </w14:gradFill>
+          </w14:textFill>
+        </w:rPr>
+        <w:t>Consuming RESTful web services</w:t>
+      </w:r>
+    </w:p>
+    <w:p>
+      <w:pPr>
         <w:pStyle w:val="Heading2"/>
         <w:rPr>
           <w:lang w:val="en-US"/>
@@ -1360,6 +2693,25 @@
           <w:lang w:val="en-US"/>
         </w:rPr>
         <w:t xml:space="preserve"> </w:t>
+      </w:r>
+    </w:p>
+    <w:p>
+      <w:pPr>
+        <w:rPr>
+          <w:lang w:val="en-US"/>
+        </w:rPr>
+      </w:pPr>
+      <w:r>
+        <w:rPr>
+          <w:lang w:val="en-US"/>
+        </w:rPr>
+        <w:t>This is currently in maintainence mode, no new features are planned</w:t>
+      </w:r>
+      <w:r>
+        <w:rPr>
+          <w:lang w:val="en-US"/>
+        </w:rPr>
+        <w:t>, spring recommends webclient or RestClient</w:t>
       </w:r>
     </w:p>
     <w:p>
@@ -2025,6 +3377,7 @@
         <w:spacing w:before="100" w:beforeAutospacing="1" w:after="100" w:afterAutospacing="1" w:line="240" w:lineRule="auto"/>
       </w:pPr>
       <w:r>
+        <w:lastRenderedPageBreak/>
         <w:t>XXXForEntity (represent more information)</w:t>
       </w:r>
     </w:p>
@@ -2093,7 +3446,6 @@
         </w:numPr>
       </w:pPr>
       <w:r>
-        <w:lastRenderedPageBreak/>
         <w:t>Supports declarative HTTP interface</w:t>
       </w:r>
     </w:p>
@@ -2354,7 +3706,6 @@
               <w:rPr>
                 <w:rFonts w:eastAsia="Times New Roman" w:cs="Courier New"/>
                 <w:color w:val="4D4D4A"/>
-                <w:sz w:val="24"/>
                 <w:lang w:eastAsia="en-IN" w:bidi="te-IN"/>
               </w:rPr>
             </w:pPr>
@@ -2362,7 +3713,6 @@
               <w:rPr>
                 <w:rFonts w:eastAsia="Times New Roman" w:cs="Courier New"/>
                 <w:color w:val="13A78C"/>
-                <w:sz w:val="24"/>
                 <w:lang w:eastAsia="en-IN" w:bidi="te-IN"/>
               </w:rPr>
               <w:t xml:space="preserve">public </w:t>
@@ -2371,7 +3721,6 @@
               <w:rPr>
                 <w:rFonts w:eastAsia="Times New Roman" w:cs="Courier New"/>
                 <w:color w:val="79074C"/>
-                <w:sz w:val="24"/>
                 <w:lang w:eastAsia="en-IN" w:bidi="te-IN"/>
               </w:rPr>
               <w:t xml:space="preserve">Car </w:t>
@@ -2380,7 +3729,6 @@
               <w:rPr>
                 <w:rFonts w:eastAsia="Times New Roman" w:cs="Courier New"/>
                 <w:color w:val="7748B7"/>
-                <w:sz w:val="24"/>
                 <w:lang w:eastAsia="en-IN" w:bidi="te-IN"/>
               </w:rPr>
               <w:t>invokeCarSvcRESTFul</w:t>
@@ -2389,7 +3737,6 @@
               <w:rPr>
                 <w:rFonts w:eastAsia="Times New Roman" w:cs="Courier New"/>
                 <w:color w:val="4D4D4A"/>
-                <w:sz w:val="24"/>
                 <w:lang w:eastAsia="en-IN" w:bidi="te-IN"/>
               </w:rPr>
               <w:t>() {</w:t>
@@ -2398,7 +3745,6 @@
               <w:rPr>
                 <w:rFonts w:eastAsia="Times New Roman" w:cs="Courier New"/>
                 <w:color w:val="4D4D4A"/>
-                <w:sz w:val="24"/>
                 <w:lang w:eastAsia="en-IN" w:bidi="te-IN"/>
               </w:rPr>
               <w:br/>
@@ -2408,7 +3754,6 @@
               <w:rPr>
                 <w:rFonts w:eastAsia="Times New Roman" w:cs="Courier New"/>
                 <w:color w:val="79074C"/>
-                <w:sz w:val="24"/>
                 <w:lang w:eastAsia="en-IN" w:bidi="te-IN"/>
               </w:rPr>
               <w:t xml:space="preserve">String </w:t>
@@ -2417,7 +3762,6 @@
               <w:rPr>
                 <w:rFonts w:eastAsia="Times New Roman" w:cs="Courier New"/>
                 <w:color w:val="4D4D4A"/>
-                <w:sz w:val="24"/>
                 <w:lang w:eastAsia="en-IN" w:bidi="te-IN"/>
               </w:rPr>
               <w:t xml:space="preserve">url </w:t>
@@ -2426,7 +3770,6 @@
               <w:rPr>
                 <w:rFonts w:eastAsia="Times New Roman" w:cs="Courier New"/>
                 <w:color w:val="EE5C09"/>
-                <w:sz w:val="24"/>
                 <w:lang w:eastAsia="en-IN" w:bidi="te-IN"/>
               </w:rPr>
               <w:t xml:space="preserve">= </w:t>
@@ -2435,7 +3778,6 @@
               <w:rPr>
                 <w:rFonts w:eastAsia="Times New Roman" w:cs="Courier New"/>
                 <w:color w:val="79074C"/>
-                <w:sz w:val="24"/>
                 <w:lang w:eastAsia="en-IN" w:bidi="te-IN"/>
               </w:rPr>
               <w:t>UriComponentsBuilder</w:t>
@@ -2444,7 +3786,6 @@
               <w:rPr>
                 <w:rFonts w:eastAsia="Times New Roman" w:cs="Courier New"/>
                 <w:color w:val="4D4D4A"/>
-                <w:sz w:val="24"/>
                 <w:lang w:eastAsia="en-IN" w:bidi="te-IN"/>
               </w:rPr>
               <w:t>.</w:t>
@@ -2455,7 +3796,6 @@
                 <w:i/>
                 <w:iCs/>
                 <w:color w:val="1136B9"/>
-                <w:sz w:val="24"/>
                 <w:lang w:eastAsia="en-IN" w:bidi="te-IN"/>
               </w:rPr>
               <w:t>fromUriString</w:t>
@@ -2464,7 +3804,6 @@
               <w:rPr>
                 <w:rFonts w:eastAsia="Times New Roman" w:cs="Courier New"/>
                 <w:color w:val="4D4D4A"/>
-                <w:sz w:val="24"/>
                 <w:lang w:eastAsia="en-IN" w:bidi="te-IN"/>
               </w:rPr>
               <w:t>(</w:t>
@@ -2473,7 +3812,6 @@
               <w:rPr>
                 <w:rFonts w:eastAsia="Times New Roman" w:cs="Courier New"/>
                 <w:color w:val="0F92E3"/>
-                <w:sz w:val="24"/>
                 <w:lang w:eastAsia="en-IN" w:bidi="te-IN"/>
               </w:rPr>
               <w:t>"/carSvc/getCar"</w:t>
@@ -2482,7 +3820,6 @@
               <w:rPr>
                 <w:rFonts w:eastAsia="Times New Roman" w:cs="Courier New"/>
                 <w:color w:val="4D4D4A"/>
-                <w:sz w:val="24"/>
                 <w:lang w:eastAsia="en-IN" w:bidi="te-IN"/>
               </w:rPr>
               <w:t>)</w:t>
@@ -2491,7 +3828,6 @@
               <w:rPr>
                 <w:rFonts w:eastAsia="Times New Roman" w:cs="Courier New"/>
                 <w:color w:val="4D4D4A"/>
-                <w:sz w:val="24"/>
                 <w:lang w:eastAsia="en-IN" w:bidi="te-IN"/>
               </w:rPr>
               <w:br/>
@@ -2501,7 +3837,6 @@
               <w:rPr>
                 <w:rFonts w:eastAsia="Times New Roman" w:cs="Courier New"/>
                 <w:color w:val="1136B9"/>
-                <w:sz w:val="24"/>
                 <w:lang w:eastAsia="en-IN" w:bidi="te-IN"/>
               </w:rPr>
               <w:t>queryParam</w:t>
@@ -2510,7 +3845,6 @@
               <w:rPr>
                 <w:rFonts w:eastAsia="Times New Roman" w:cs="Courier New"/>
                 <w:color w:val="4D4D4A"/>
-                <w:sz w:val="24"/>
                 <w:lang w:eastAsia="en-IN" w:bidi="te-IN"/>
               </w:rPr>
               <w:t>(</w:t>
@@ -2519,7 +3853,6 @@
               <w:rPr>
                 <w:rFonts w:eastAsia="Times New Roman" w:cs="Courier New"/>
                 <w:color w:val="0F92E3"/>
-                <w:sz w:val="24"/>
                 <w:lang w:eastAsia="en-IN" w:bidi="te-IN"/>
               </w:rPr>
               <w:t>"name"</w:t>
@@ -2528,7 +3861,6 @@
               <w:rPr>
                 <w:rFonts w:eastAsia="Times New Roman" w:cs="Courier New"/>
                 <w:color w:val="EE5C09"/>
-                <w:sz w:val="24"/>
                 <w:lang w:eastAsia="en-IN" w:bidi="te-IN"/>
               </w:rPr>
               <w:t xml:space="preserve">, </w:t>
@@ -2537,7 +3869,6 @@
               <w:rPr>
                 <w:rFonts w:eastAsia="Times New Roman" w:cs="Courier New"/>
                 <w:color w:val="0F92E3"/>
-                <w:sz w:val="24"/>
                 <w:lang w:eastAsia="en-IN" w:bidi="te-IN"/>
               </w:rPr>
               <w:t>"BMW"</w:t>
@@ -2546,7 +3877,6 @@
               <w:rPr>
                 <w:rFonts w:eastAsia="Times New Roman" w:cs="Courier New"/>
                 <w:color w:val="4D4D4A"/>
-                <w:sz w:val="24"/>
                 <w:lang w:eastAsia="en-IN" w:bidi="te-IN"/>
               </w:rPr>
               <w:t>)</w:t>
@@ -2555,7 +3885,6 @@
               <w:rPr>
                 <w:rFonts w:eastAsia="Times New Roman" w:cs="Courier New"/>
                 <w:color w:val="4D4D4A"/>
-                <w:sz w:val="24"/>
                 <w:lang w:eastAsia="en-IN" w:bidi="te-IN"/>
               </w:rPr>
               <w:br/>
@@ -2564,7 +3893,6 @@
               <w:rPr>
                 <w:rFonts w:eastAsia="Times New Roman" w:cs="Courier New"/>
                 <w:color w:val="4D4D4A"/>
-                <w:sz w:val="24"/>
                 <w:lang w:eastAsia="en-IN" w:bidi="te-IN"/>
               </w:rPr>
               <w:br/>
@@ -2574,7 +3902,6 @@
               <w:rPr>
                 <w:rFonts w:eastAsia="Times New Roman" w:cs="Courier New"/>
                 <w:color w:val="1136B9"/>
-                <w:sz w:val="24"/>
                 <w:lang w:eastAsia="en-IN" w:bidi="te-IN"/>
               </w:rPr>
               <w:t>buildAndExpand</w:t>
@@ -2583,7 +3910,6 @@
               <w:rPr>
                 <w:rFonts w:eastAsia="Times New Roman" w:cs="Courier New"/>
                 <w:color w:val="4D4D4A"/>
-                <w:sz w:val="24"/>
                 <w:lang w:eastAsia="en-IN" w:bidi="te-IN"/>
               </w:rPr>
               <w:t>()</w:t>
@@ -2592,7 +3918,6 @@
               <w:rPr>
                 <w:rFonts w:eastAsia="Times New Roman" w:cs="Courier New"/>
                 <w:color w:val="4D4D4A"/>
-                <w:sz w:val="24"/>
                 <w:lang w:eastAsia="en-IN" w:bidi="te-IN"/>
               </w:rPr>
               <w:br/>
@@ -2602,7 +3927,6 @@
               <w:rPr>
                 <w:rFonts w:eastAsia="Times New Roman" w:cs="Courier New"/>
                 <w:color w:val="1136B9"/>
-                <w:sz w:val="24"/>
                 <w:lang w:eastAsia="en-IN" w:bidi="te-IN"/>
               </w:rPr>
               <w:t>toString</w:t>
@@ -2611,7 +3935,6 @@
               <w:rPr>
                 <w:rFonts w:eastAsia="Times New Roman" w:cs="Courier New"/>
                 <w:color w:val="4D4D4A"/>
-                <w:sz w:val="24"/>
                 <w:lang w:eastAsia="en-IN" w:bidi="te-IN"/>
               </w:rPr>
               <w:t>();</w:t>
@@ -2620,7 +3943,6 @@
               <w:rPr>
                 <w:rFonts w:eastAsia="Times New Roman" w:cs="Courier New"/>
                 <w:color w:val="4D4D4A"/>
-                <w:sz w:val="24"/>
                 <w:lang w:eastAsia="en-IN" w:bidi="te-IN"/>
               </w:rPr>
               <w:br/>
@@ -2630,7 +3952,6 @@
               <w:rPr>
                 <w:rFonts w:eastAsia="Times New Roman" w:cs="Courier New"/>
                 <w:color w:val="79074C"/>
-                <w:sz w:val="24"/>
                 <w:lang w:eastAsia="en-IN" w:bidi="te-IN"/>
               </w:rPr>
               <w:t>System</w:t>
@@ -2639,7 +3960,6 @@
               <w:rPr>
                 <w:rFonts w:eastAsia="Times New Roman" w:cs="Courier New"/>
                 <w:color w:val="4D4D4A"/>
-                <w:sz w:val="24"/>
                 <w:lang w:eastAsia="en-IN" w:bidi="te-IN"/>
               </w:rPr>
               <w:t>.</w:t>
@@ -2652,7 +3972,6 @@
                 <w:i/>
                 <w:iCs/>
                 <w:color w:val="005CC5"/>
-                <w:sz w:val="24"/>
                 <w:lang w:eastAsia="en-IN" w:bidi="te-IN"/>
               </w:rPr>
               <w:t>out</w:t>
@@ -2661,7 +3980,6 @@
               <w:rPr>
                 <w:rFonts w:eastAsia="Times New Roman" w:cs="Courier New"/>
                 <w:color w:val="4D4D4A"/>
-                <w:sz w:val="24"/>
                 <w:lang w:eastAsia="en-IN" w:bidi="te-IN"/>
               </w:rPr>
               <w:t>.</w:t>
@@ -2670,7 +3988,6 @@
               <w:rPr>
                 <w:rFonts w:eastAsia="Times New Roman" w:cs="Courier New"/>
                 <w:color w:val="1136B9"/>
-                <w:sz w:val="24"/>
                 <w:lang w:eastAsia="en-IN" w:bidi="te-IN"/>
               </w:rPr>
               <w:t>println</w:t>
@@ -2679,7 +3996,6 @@
               <w:rPr>
                 <w:rFonts w:eastAsia="Times New Roman" w:cs="Courier New"/>
                 <w:color w:val="4D4D4A"/>
-                <w:sz w:val="24"/>
                 <w:lang w:eastAsia="en-IN" w:bidi="te-IN"/>
               </w:rPr>
               <w:t>(url);</w:t>
@@ -2688,7 +4004,6 @@
               <w:rPr>
                 <w:rFonts w:eastAsia="Times New Roman" w:cs="Courier New"/>
                 <w:color w:val="4D4D4A"/>
-                <w:sz w:val="24"/>
                 <w:lang w:eastAsia="en-IN" w:bidi="te-IN"/>
               </w:rPr>
               <w:br/>
@@ -2698,7 +4013,6 @@
               <w:rPr>
                 <w:rFonts w:eastAsia="Times New Roman" w:cs="Courier New"/>
                 <w:color w:val="79074C"/>
-                <w:sz w:val="24"/>
                 <w:lang w:eastAsia="en-IN" w:bidi="te-IN"/>
               </w:rPr>
               <w:t xml:space="preserve">Car </w:t>
@@ -2707,7 +4021,6 @@
               <w:rPr>
                 <w:rFonts w:eastAsia="Times New Roman" w:cs="Courier New"/>
                 <w:color w:val="4D4D4A"/>
-                <w:sz w:val="24"/>
                 <w:lang w:eastAsia="en-IN" w:bidi="te-IN"/>
               </w:rPr>
               <w:t xml:space="preserve">car </w:t>
@@ -2716,7 +4029,6 @@
               <w:rPr>
                 <w:rFonts w:eastAsia="Times New Roman" w:cs="Courier New"/>
                 <w:color w:val="EE5C09"/>
-                <w:sz w:val="24"/>
                 <w:lang w:eastAsia="en-IN" w:bidi="te-IN"/>
               </w:rPr>
               <w:t xml:space="preserve">= </w:t>
@@ -2727,7 +4039,6 @@
                 <w:b/>
                 <w:bCs/>
                 <w:color w:val="4D4D4A"/>
-                <w:sz w:val="24"/>
                 <w:lang w:eastAsia="en-IN" w:bidi="te-IN"/>
               </w:rPr>
               <w:t>webClient</w:t>
@@ -2736,7 +4047,6 @@
               <w:rPr>
                 <w:rFonts w:eastAsia="Times New Roman" w:cs="Courier New"/>
                 <w:color w:val="4D4D4A"/>
-                <w:sz w:val="24"/>
                 <w:lang w:eastAsia="en-IN" w:bidi="te-IN"/>
               </w:rPr>
               <w:t>.</w:t>
@@ -2745,7 +4055,6 @@
               <w:rPr>
                 <w:rFonts w:eastAsia="Times New Roman" w:cs="Courier New"/>
                 <w:color w:val="1136B9"/>
-                <w:sz w:val="24"/>
                 <w:lang w:eastAsia="en-IN" w:bidi="te-IN"/>
               </w:rPr>
               <w:t>get</w:t>
@@ -2754,7 +4063,6 @@
               <w:rPr>
                 <w:rFonts w:eastAsia="Times New Roman" w:cs="Courier New"/>
                 <w:color w:val="4D4D4A"/>
-                <w:sz w:val="24"/>
                 <w:lang w:eastAsia="en-IN" w:bidi="te-IN"/>
               </w:rPr>
               <w:t>().</w:t>
@@ -2763,7 +4071,6 @@
               <w:rPr>
                 <w:rFonts w:eastAsia="Times New Roman" w:cs="Courier New"/>
                 <w:color w:val="1136B9"/>
-                <w:sz w:val="24"/>
                 <w:lang w:eastAsia="en-IN" w:bidi="te-IN"/>
               </w:rPr>
               <w:t>uri</w:t>
@@ -2772,7 +4079,6 @@
               <w:rPr>
                 <w:rFonts w:eastAsia="Times New Roman" w:cs="Courier New"/>
                 <w:color w:val="4D4D4A"/>
-                <w:sz w:val="24"/>
                 <w:lang w:eastAsia="en-IN" w:bidi="te-IN"/>
               </w:rPr>
               <w:t>(url)</w:t>
@@ -2781,7 +4087,6 @@
               <w:rPr>
                 <w:rFonts w:eastAsia="Times New Roman" w:cs="Courier New"/>
                 <w:color w:val="4D4D4A"/>
-                <w:sz w:val="24"/>
                 <w:lang w:eastAsia="en-IN" w:bidi="te-IN"/>
               </w:rPr>
               <w:br/>
@@ -2791,7 +4096,6 @@
               <w:rPr>
                 <w:rFonts w:eastAsia="Times New Roman" w:cs="Courier New"/>
                 <w:color w:val="1136B9"/>
-                <w:sz w:val="24"/>
                 <w:lang w:eastAsia="en-IN" w:bidi="te-IN"/>
               </w:rPr>
               <w:t>accept</w:t>
@@ -2800,7 +4104,6 @@
               <w:rPr>
                 <w:rFonts w:eastAsia="Times New Roman" w:cs="Courier New"/>
                 <w:color w:val="4D4D4A"/>
-                <w:sz w:val="24"/>
                 <w:lang w:eastAsia="en-IN" w:bidi="te-IN"/>
               </w:rPr>
               <w:t>(</w:t>
@@ -2809,7 +4112,6 @@
               <w:rPr>
                 <w:rFonts w:eastAsia="Times New Roman" w:cs="Courier New"/>
                 <w:color w:val="79074C"/>
-                <w:sz w:val="24"/>
                 <w:lang w:eastAsia="en-IN" w:bidi="te-IN"/>
               </w:rPr>
               <w:t>MediaType</w:t>
@@ -2818,7 +4120,6 @@
               <w:rPr>
                 <w:rFonts w:eastAsia="Times New Roman" w:cs="Courier New"/>
                 <w:color w:val="4D4D4A"/>
-                <w:sz w:val="24"/>
                 <w:lang w:eastAsia="en-IN" w:bidi="te-IN"/>
               </w:rPr>
               <w:t>.</w:t>
@@ -2831,7 +4132,6 @@
                 <w:i/>
                 <w:iCs/>
                 <w:color w:val="005CC5"/>
-                <w:sz w:val="24"/>
                 <w:lang w:eastAsia="en-IN" w:bidi="te-IN"/>
               </w:rPr>
               <w:t>APPLICATION_JSON</w:t>
@@ -2840,7 +4140,6 @@
               <w:rPr>
                 <w:rFonts w:eastAsia="Times New Roman" w:cs="Courier New"/>
                 <w:color w:val="4D4D4A"/>
-                <w:sz w:val="24"/>
                 <w:lang w:eastAsia="en-IN" w:bidi="te-IN"/>
               </w:rPr>
               <w:t>)</w:t>
@@ -2849,7 +4148,6 @@
               <w:rPr>
                 <w:rFonts w:eastAsia="Times New Roman" w:cs="Courier New"/>
                 <w:color w:val="4D4D4A"/>
-                <w:sz w:val="24"/>
                 <w:lang w:eastAsia="en-IN" w:bidi="te-IN"/>
               </w:rPr>
               <w:br/>
@@ -2859,7 +4157,6 @@
               <w:rPr>
                 <w:rFonts w:eastAsia="Times New Roman" w:cs="Courier New"/>
                 <w:color w:val="1136B9"/>
-                <w:sz w:val="24"/>
                 <w:lang w:eastAsia="en-IN" w:bidi="te-IN"/>
               </w:rPr>
               <w:t>retrieve</w:t>
@@ -2868,7 +4165,6 @@
               <w:rPr>
                 <w:rFonts w:eastAsia="Times New Roman" w:cs="Courier New"/>
                 <w:color w:val="4D4D4A"/>
-                <w:sz w:val="24"/>
                 <w:lang w:eastAsia="en-IN" w:bidi="te-IN"/>
               </w:rPr>
               <w:t>()</w:t>
@@ -2877,7 +4173,6 @@
               <w:rPr>
                 <w:rFonts w:eastAsia="Times New Roman" w:cs="Courier New"/>
                 <w:color w:val="4D4D4A"/>
-                <w:sz w:val="24"/>
                 <w:lang w:eastAsia="en-IN" w:bidi="te-IN"/>
               </w:rPr>
               <w:br/>
@@ -2887,7 +4182,6 @@
               <w:rPr>
                 <w:rFonts w:eastAsia="Times New Roman" w:cs="Courier New"/>
                 <w:color w:val="1136B9"/>
-                <w:sz w:val="24"/>
                 <w:lang w:eastAsia="en-IN" w:bidi="te-IN"/>
               </w:rPr>
               <w:t>bodyToMono</w:t>
@@ -2896,7 +4190,6 @@
               <w:rPr>
                 <w:rFonts w:eastAsia="Times New Roman" w:cs="Courier New"/>
                 <w:color w:val="4D4D4A"/>
-                <w:sz w:val="24"/>
                 <w:lang w:eastAsia="en-IN" w:bidi="te-IN"/>
               </w:rPr>
               <w:t>(</w:t>
@@ -2905,7 +4198,6 @@
               <w:rPr>
                 <w:rFonts w:eastAsia="Times New Roman" w:cs="Courier New"/>
                 <w:color w:val="79074C"/>
-                <w:sz w:val="24"/>
                 <w:lang w:eastAsia="en-IN" w:bidi="te-IN"/>
               </w:rPr>
               <w:t>Car</w:t>
@@ -2914,7 +4206,6 @@
               <w:rPr>
                 <w:rFonts w:eastAsia="Times New Roman" w:cs="Courier New"/>
                 <w:color w:val="4D4D4A"/>
-                <w:sz w:val="24"/>
                 <w:lang w:eastAsia="en-IN" w:bidi="te-IN"/>
               </w:rPr>
               <w:t>.</w:t>
@@ -2923,7 +4214,6 @@
               <w:rPr>
                 <w:rFonts w:eastAsia="Times New Roman" w:cs="Courier New"/>
                 <w:color w:val="13A78C"/>
-                <w:sz w:val="24"/>
                 <w:lang w:eastAsia="en-IN" w:bidi="te-IN"/>
               </w:rPr>
               <w:t>class</w:t>
@@ -2932,7 +4222,6 @@
               <w:rPr>
                 <w:rFonts w:eastAsia="Times New Roman" w:cs="Courier New"/>
                 <w:color w:val="4D4D4A"/>
-                <w:sz w:val="24"/>
                 <w:lang w:eastAsia="en-IN" w:bidi="te-IN"/>
               </w:rPr>
               <w:t>)</w:t>
@@ -2941,7 +4230,6 @@
               <w:rPr>
                 <w:rFonts w:eastAsia="Times New Roman" w:cs="Courier New"/>
                 <w:color w:val="4D4D4A"/>
-                <w:sz w:val="24"/>
                 <w:lang w:eastAsia="en-IN" w:bidi="te-IN"/>
               </w:rPr>
               <w:br/>
@@ -2951,7 +4239,6 @@
               <w:rPr>
                 <w:rFonts w:eastAsia="Times New Roman" w:cs="Courier New"/>
                 <w:color w:val="1136B9"/>
-                <w:sz w:val="24"/>
                 <w:lang w:eastAsia="en-IN" w:bidi="te-IN"/>
               </w:rPr>
               <w:t>block</w:t>
@@ -2960,7 +4247,6 @@
               <w:rPr>
                 <w:rFonts w:eastAsia="Times New Roman" w:cs="Courier New"/>
                 <w:color w:val="4D4D4A"/>
-                <w:sz w:val="24"/>
                 <w:lang w:eastAsia="en-IN" w:bidi="te-IN"/>
               </w:rPr>
               <w:t>();</w:t>
@@ -2969,17 +4255,23 @@
               <w:rPr>
                 <w:rFonts w:eastAsia="Times New Roman" w:cs="Courier New"/>
                 <w:color w:val="4D4D4A"/>
-                <w:sz w:val="24"/>
                 <w:lang w:eastAsia="en-IN" w:bidi="te-IN"/>
               </w:rPr>
               <w:br/>
+            </w:r>
+            <w:r>
+              <w:rPr>
+                <w:rFonts w:eastAsia="Times New Roman" w:cs="Courier New"/>
+                <w:color w:val="4D4D4A"/>
+                <w:lang w:eastAsia="en-IN" w:bidi="te-IN"/>
+              </w:rPr>
+              <w:lastRenderedPageBreak/>
               <w:t xml:space="preserve">    </w:t>
             </w:r>
             <w:r>
               <w:rPr>
                 <w:rFonts w:eastAsia="Times New Roman" w:cs="Courier New"/>
                 <w:color w:val="79074C"/>
-                <w:sz w:val="24"/>
                 <w:lang w:eastAsia="en-IN" w:bidi="te-IN"/>
               </w:rPr>
               <w:t>System</w:t>
@@ -2988,7 +4280,6 @@
               <w:rPr>
                 <w:rFonts w:eastAsia="Times New Roman" w:cs="Courier New"/>
                 <w:color w:val="4D4D4A"/>
-                <w:sz w:val="24"/>
                 <w:lang w:eastAsia="en-IN" w:bidi="te-IN"/>
               </w:rPr>
               <w:t>.</w:t>
@@ -3001,7 +4292,6 @@
                 <w:i/>
                 <w:iCs/>
                 <w:color w:val="005CC5"/>
-                <w:sz w:val="24"/>
                 <w:lang w:eastAsia="en-IN" w:bidi="te-IN"/>
               </w:rPr>
               <w:t>out</w:t>
@@ -3010,7 +4300,6 @@
               <w:rPr>
                 <w:rFonts w:eastAsia="Times New Roman" w:cs="Courier New"/>
                 <w:color w:val="4D4D4A"/>
-                <w:sz w:val="24"/>
                 <w:lang w:eastAsia="en-IN" w:bidi="te-IN"/>
               </w:rPr>
               <w:t>.</w:t>
@@ -3019,7 +4308,6 @@
               <w:rPr>
                 <w:rFonts w:eastAsia="Times New Roman" w:cs="Courier New"/>
                 <w:color w:val="1136B9"/>
-                <w:sz w:val="24"/>
                 <w:lang w:eastAsia="en-IN" w:bidi="te-IN"/>
               </w:rPr>
               <w:t>println</w:t>
@@ -3028,7 +4316,6 @@
               <w:rPr>
                 <w:rFonts w:eastAsia="Times New Roman" w:cs="Courier New"/>
                 <w:color w:val="4D4D4A"/>
-                <w:sz w:val="24"/>
                 <w:lang w:eastAsia="en-IN" w:bidi="te-IN"/>
               </w:rPr>
               <w:t>(car);</w:t>
@@ -3037,7 +4324,6 @@
               <w:rPr>
                 <w:rFonts w:eastAsia="Times New Roman" w:cs="Courier New"/>
                 <w:color w:val="4D4D4A"/>
-                <w:sz w:val="24"/>
                 <w:lang w:eastAsia="en-IN" w:bidi="te-IN"/>
               </w:rPr>
               <w:br/>
@@ -3047,7 +4333,6 @@
               <w:rPr>
                 <w:rFonts w:eastAsia="Times New Roman" w:cs="Courier New"/>
                 <w:color w:val="13A78C"/>
-                <w:sz w:val="24"/>
                 <w:lang w:eastAsia="en-IN" w:bidi="te-IN"/>
               </w:rPr>
               <w:t xml:space="preserve">return </w:t>
@@ -3056,7 +4341,6 @@
               <w:rPr>
                 <w:rFonts w:eastAsia="Times New Roman" w:cs="Courier New"/>
                 <w:color w:val="4D4D4A"/>
-                <w:sz w:val="24"/>
                 <w:lang w:eastAsia="en-IN" w:bidi="te-IN"/>
               </w:rPr>
               <w:t>car;</w:t>
@@ -3065,20 +4349,13 @@
               <w:rPr>
                 <w:rFonts w:eastAsia="Times New Roman" w:cs="Courier New"/>
                 <w:color w:val="4D4D4A"/>
-                <w:sz w:val="24"/>
                 <w:lang w:eastAsia="en-IN" w:bidi="te-IN"/>
               </w:rPr>
               <w:br/>
               <w:t>}</w:t>
             </w:r>
           </w:p>
-          <w:p>
-            <w:pPr>
-              <w:rPr>
-                <w:sz w:val="24"/>
-              </w:rPr>
-            </w:pPr>
-          </w:p>
+          <w:p/>
         </w:tc>
         <w:tc>
           <w:tcPr>
@@ -3108,7 +4385,6 @@
               <w:rPr>
                 <w:rFonts w:eastAsia="Times New Roman" w:cs="Courier New"/>
                 <w:color w:val="4D4D4A"/>
-                <w:sz w:val="24"/>
                 <w:lang w:eastAsia="en-IN" w:bidi="te-IN"/>
               </w:rPr>
             </w:pPr>
@@ -3116,16 +4392,15 @@
               <w:rPr>
                 <w:rFonts w:eastAsia="Times New Roman" w:cs="Courier New"/>
                 <w:color w:val="13A78C"/>
-                <w:sz w:val="24"/>
-                <w:lang w:eastAsia="en-IN" w:bidi="te-IN"/>
-              </w:rPr>
+                <w:lang w:eastAsia="en-IN" w:bidi="te-IN"/>
+              </w:rPr>
+              <w:lastRenderedPageBreak/>
               <w:t xml:space="preserve">public </w:t>
             </w:r>
             <w:r>
               <w:rPr>
                 <w:rFonts w:eastAsia="Times New Roman" w:cs="Courier New"/>
                 <w:color w:val="79074C"/>
-                <w:sz w:val="24"/>
                 <w:lang w:eastAsia="en-IN" w:bidi="te-IN"/>
               </w:rPr>
               <w:t xml:space="preserve">Engine </w:t>
@@ -3134,7 +4409,6 @@
               <w:rPr>
                 <w:rFonts w:eastAsia="Times New Roman" w:cs="Courier New"/>
                 <w:color w:val="7748B7"/>
-                <w:sz w:val="24"/>
                 <w:lang w:eastAsia="en-IN" w:bidi="te-IN"/>
               </w:rPr>
               <w:t>invokeEngineSvcRestFul</w:t>
@@ -3143,7 +4417,6 @@
               <w:rPr>
                 <w:rFonts w:eastAsia="Times New Roman" w:cs="Courier New"/>
                 <w:color w:val="4D4D4A"/>
-                <w:sz w:val="24"/>
                 <w:lang w:eastAsia="en-IN" w:bidi="te-IN"/>
               </w:rPr>
               <w:t>(){</w:t>
@@ -3152,7 +4425,6 @@
               <w:rPr>
                 <w:rFonts w:eastAsia="Times New Roman" w:cs="Courier New"/>
                 <w:color w:val="4D4D4A"/>
-                <w:sz w:val="24"/>
                 <w:lang w:eastAsia="en-IN" w:bidi="te-IN"/>
               </w:rPr>
               <w:br/>
@@ -3162,7 +4434,6 @@
               <w:rPr>
                 <w:rFonts w:eastAsia="Times New Roman" w:cs="Courier New"/>
                 <w:color w:val="79074C"/>
-                <w:sz w:val="24"/>
                 <w:lang w:eastAsia="en-IN" w:bidi="te-IN"/>
               </w:rPr>
               <w:t xml:space="preserve">String </w:t>
@@ -3171,7 +4442,6 @@
               <w:rPr>
                 <w:rFonts w:eastAsia="Times New Roman" w:cs="Courier New"/>
                 <w:color w:val="4D4D4A"/>
-                <w:sz w:val="24"/>
                 <w:lang w:eastAsia="en-IN" w:bidi="te-IN"/>
               </w:rPr>
               <w:t xml:space="preserve">url </w:t>
@@ -3180,7 +4450,6 @@
               <w:rPr>
                 <w:rFonts w:eastAsia="Times New Roman" w:cs="Courier New"/>
                 <w:color w:val="EE5C09"/>
-                <w:sz w:val="24"/>
                 <w:lang w:eastAsia="en-IN" w:bidi="te-IN"/>
               </w:rPr>
               <w:t xml:space="preserve">= </w:t>
@@ -3189,7 +4458,6 @@
               <w:rPr>
                 <w:rFonts w:eastAsia="Times New Roman" w:cs="Courier New"/>
                 <w:color w:val="79074C"/>
-                <w:sz w:val="24"/>
                 <w:lang w:eastAsia="en-IN" w:bidi="te-IN"/>
               </w:rPr>
               <w:t>UriComponentsBuilder</w:t>
@@ -3198,7 +4466,6 @@
               <w:rPr>
                 <w:rFonts w:eastAsia="Times New Roman" w:cs="Courier New"/>
                 <w:color w:val="4D4D4A"/>
-                <w:sz w:val="24"/>
                 <w:lang w:eastAsia="en-IN" w:bidi="te-IN"/>
               </w:rPr>
               <w:t>.</w:t>
@@ -3209,7 +4476,6 @@
                 <w:i/>
                 <w:iCs/>
                 <w:color w:val="1136B9"/>
-                <w:sz w:val="24"/>
                 <w:lang w:eastAsia="en-IN" w:bidi="te-IN"/>
               </w:rPr>
               <w:t>fromUriString</w:t>
@@ -3218,7 +4484,6 @@
               <w:rPr>
                 <w:rFonts w:eastAsia="Times New Roman" w:cs="Courier New"/>
                 <w:color w:val="4D4D4A"/>
-                <w:sz w:val="24"/>
                 <w:lang w:eastAsia="en-IN" w:bidi="te-IN"/>
               </w:rPr>
               <w:t>(</w:t>
@@ -3227,7 +4492,6 @@
               <w:rPr>
                 <w:rFonts w:eastAsia="Times New Roman" w:cs="Courier New"/>
                 <w:color w:val="0F92E3"/>
-                <w:sz w:val="24"/>
                 <w:lang w:eastAsia="en-IN" w:bidi="te-IN"/>
               </w:rPr>
               <w:t>"/engines/getEngine"</w:t>
@@ -3236,7 +4500,6 @@
               <w:rPr>
                 <w:rFonts w:eastAsia="Times New Roman" w:cs="Courier New"/>
                 <w:color w:val="4D4D4A"/>
-                <w:sz w:val="24"/>
                 <w:lang w:eastAsia="en-IN" w:bidi="te-IN"/>
               </w:rPr>
               <w:t>)</w:t>
@@ -3245,7 +4508,6 @@
               <w:rPr>
                 <w:rFonts w:eastAsia="Times New Roman" w:cs="Courier New"/>
                 <w:color w:val="4D4D4A"/>
-                <w:sz w:val="24"/>
                 <w:lang w:eastAsia="en-IN" w:bidi="te-IN"/>
               </w:rPr>
               <w:br/>
@@ -3255,7 +4517,6 @@
               <w:rPr>
                 <w:rFonts w:eastAsia="Times New Roman" w:cs="Courier New"/>
                 <w:color w:val="1136B9"/>
-                <w:sz w:val="24"/>
                 <w:lang w:eastAsia="en-IN" w:bidi="te-IN"/>
               </w:rPr>
               <w:t>queryParam</w:t>
@@ -3264,7 +4525,6 @@
               <w:rPr>
                 <w:rFonts w:eastAsia="Times New Roman" w:cs="Courier New"/>
                 <w:color w:val="4D4D4A"/>
-                <w:sz w:val="24"/>
                 <w:lang w:eastAsia="en-IN" w:bidi="te-IN"/>
               </w:rPr>
               <w:t>(</w:t>
@@ -3273,7 +4533,6 @@
               <w:rPr>
                 <w:rFonts w:eastAsia="Times New Roman" w:cs="Courier New"/>
                 <w:color w:val="0F92E3"/>
-                <w:sz w:val="24"/>
                 <w:lang w:eastAsia="en-IN" w:bidi="te-IN"/>
               </w:rPr>
               <w:t>"carName"</w:t>
@@ -3282,7 +4541,6 @@
               <w:rPr>
                 <w:rFonts w:eastAsia="Times New Roman" w:cs="Courier New"/>
                 <w:color w:val="EE5C09"/>
-                <w:sz w:val="24"/>
                 <w:lang w:eastAsia="en-IN" w:bidi="te-IN"/>
               </w:rPr>
               <w:t xml:space="preserve">, </w:t>
@@ -3291,7 +4549,6 @@
               <w:rPr>
                 <w:rFonts w:eastAsia="Times New Roman" w:cs="Courier New"/>
                 <w:color w:val="0F92E3"/>
-                <w:sz w:val="24"/>
                 <w:lang w:eastAsia="en-IN" w:bidi="te-IN"/>
               </w:rPr>
               <w:t>"BMW"</w:t>
@@ -3300,7 +4557,6 @@
               <w:rPr>
                 <w:rFonts w:eastAsia="Times New Roman" w:cs="Courier New"/>
                 <w:color w:val="4D4D4A"/>
-                <w:sz w:val="24"/>
                 <w:lang w:eastAsia="en-IN" w:bidi="te-IN"/>
               </w:rPr>
               <w:t>)</w:t>
@@ -3309,7 +4565,6 @@
               <w:rPr>
                 <w:rFonts w:eastAsia="Times New Roman" w:cs="Courier New"/>
                 <w:color w:val="4D4D4A"/>
-                <w:sz w:val="24"/>
                 <w:lang w:eastAsia="en-IN" w:bidi="te-IN"/>
               </w:rPr>
               <w:br/>
@@ -3319,7 +4574,6 @@
               <w:rPr>
                 <w:rFonts w:eastAsia="Times New Roman" w:cs="Courier New"/>
                 <w:color w:val="1136B9"/>
-                <w:sz w:val="24"/>
                 <w:lang w:eastAsia="en-IN" w:bidi="te-IN"/>
               </w:rPr>
               <w:t>buildAndExpand</w:t>
@@ -3328,7 +4582,6 @@
               <w:rPr>
                 <w:rFonts w:eastAsia="Times New Roman" w:cs="Courier New"/>
                 <w:color w:val="4D4D4A"/>
-                <w:sz w:val="24"/>
                 <w:lang w:eastAsia="en-IN" w:bidi="te-IN"/>
               </w:rPr>
               <w:t>()</w:t>
@@ -3337,7 +4590,6 @@
               <w:rPr>
                 <w:rFonts w:eastAsia="Times New Roman" w:cs="Courier New"/>
                 <w:color w:val="4D4D4A"/>
-                <w:sz w:val="24"/>
                 <w:lang w:eastAsia="en-IN" w:bidi="te-IN"/>
               </w:rPr>
               <w:br/>
@@ -3347,7 +4599,6 @@
               <w:rPr>
                 <w:rFonts w:eastAsia="Times New Roman" w:cs="Courier New"/>
                 <w:color w:val="1136B9"/>
-                <w:sz w:val="24"/>
                 <w:lang w:eastAsia="en-IN" w:bidi="te-IN"/>
               </w:rPr>
               <w:t>toString</w:t>
@@ -3356,7 +4607,6 @@
               <w:rPr>
                 <w:rFonts w:eastAsia="Times New Roman" w:cs="Courier New"/>
                 <w:color w:val="4D4D4A"/>
-                <w:sz w:val="24"/>
                 <w:lang w:eastAsia="en-IN" w:bidi="te-IN"/>
               </w:rPr>
               <w:t>();</w:t>
@@ -3365,7 +4615,6 @@
               <w:rPr>
                 <w:rFonts w:eastAsia="Times New Roman" w:cs="Courier New"/>
                 <w:color w:val="4D4D4A"/>
-                <w:sz w:val="24"/>
                 <w:lang w:eastAsia="en-IN" w:bidi="te-IN"/>
               </w:rPr>
               <w:br/>
@@ -3375,7 +4624,6 @@
               <w:rPr>
                 <w:rFonts w:eastAsia="Times New Roman" w:cs="Courier New"/>
                 <w:color w:val="79074C"/>
-                <w:sz w:val="24"/>
                 <w:lang w:eastAsia="en-IN" w:bidi="te-IN"/>
               </w:rPr>
               <w:t xml:space="preserve">Engine </w:t>
@@ -3384,7 +4632,6 @@
               <w:rPr>
                 <w:rFonts w:eastAsia="Times New Roman" w:cs="Courier New"/>
                 <w:color w:val="4D4D4A"/>
-                <w:sz w:val="24"/>
                 <w:lang w:eastAsia="en-IN" w:bidi="te-IN"/>
               </w:rPr>
               <w:t xml:space="preserve">engine </w:t>
@@ -3393,7 +4640,6 @@
               <w:rPr>
                 <w:rFonts w:eastAsia="Times New Roman" w:cs="Courier New"/>
                 <w:color w:val="EE5C09"/>
-                <w:sz w:val="24"/>
                 <w:lang w:eastAsia="en-IN" w:bidi="te-IN"/>
               </w:rPr>
               <w:t xml:space="preserve">= </w:t>
@@ -3404,7 +4650,6 @@
                 <w:b/>
                 <w:bCs/>
                 <w:color w:val="4D4D4A"/>
-                <w:sz w:val="24"/>
                 <w:lang w:eastAsia="en-IN" w:bidi="te-IN"/>
               </w:rPr>
               <w:t>webClient</w:t>
@@ -3413,7 +4658,6 @@
               <w:rPr>
                 <w:rFonts w:eastAsia="Times New Roman" w:cs="Courier New"/>
                 <w:color w:val="4D4D4A"/>
-                <w:sz w:val="24"/>
                 <w:lang w:eastAsia="en-IN" w:bidi="te-IN"/>
               </w:rPr>
               <w:t>.</w:t>
@@ -3422,7 +4666,6 @@
               <w:rPr>
                 <w:rFonts w:eastAsia="Times New Roman" w:cs="Courier New"/>
                 <w:color w:val="1136B9"/>
-                <w:sz w:val="24"/>
                 <w:lang w:eastAsia="en-IN" w:bidi="te-IN"/>
               </w:rPr>
               <w:t>get</w:t>
@@ -3431,7 +4674,6 @@
               <w:rPr>
                 <w:rFonts w:eastAsia="Times New Roman" w:cs="Courier New"/>
                 <w:color w:val="4D4D4A"/>
-                <w:sz w:val="24"/>
                 <w:lang w:eastAsia="en-IN" w:bidi="te-IN"/>
               </w:rPr>
               <w:t>().</w:t>
@@ -3440,7 +4682,6 @@
               <w:rPr>
                 <w:rFonts w:eastAsia="Times New Roman" w:cs="Courier New"/>
                 <w:color w:val="1136B9"/>
-                <w:sz w:val="24"/>
                 <w:lang w:eastAsia="en-IN" w:bidi="te-IN"/>
               </w:rPr>
               <w:t>uri</w:t>
@@ -3449,7 +4690,6 @@
               <w:rPr>
                 <w:rFonts w:eastAsia="Times New Roman" w:cs="Courier New"/>
                 <w:color w:val="4D4D4A"/>
-                <w:sz w:val="24"/>
                 <w:lang w:eastAsia="en-IN" w:bidi="te-IN"/>
               </w:rPr>
               <w:t>(url)</w:t>
@@ -3458,7 +4698,6 @@
               <w:rPr>
                 <w:rFonts w:eastAsia="Times New Roman" w:cs="Courier New"/>
                 <w:color w:val="4D4D4A"/>
-                <w:sz w:val="24"/>
                 <w:lang w:eastAsia="en-IN" w:bidi="te-IN"/>
               </w:rPr>
               <w:br/>
@@ -3468,7 +4707,6 @@
               <w:rPr>
                 <w:rFonts w:eastAsia="Times New Roman" w:cs="Courier New"/>
                 <w:color w:val="1136B9"/>
-                <w:sz w:val="24"/>
                 <w:lang w:eastAsia="en-IN" w:bidi="te-IN"/>
               </w:rPr>
               <w:t>accept</w:t>
@@ -3477,7 +4715,6 @@
               <w:rPr>
                 <w:rFonts w:eastAsia="Times New Roman" w:cs="Courier New"/>
                 <w:color w:val="4D4D4A"/>
-                <w:sz w:val="24"/>
                 <w:lang w:eastAsia="en-IN" w:bidi="te-IN"/>
               </w:rPr>
               <w:t>(</w:t>
@@ -3486,7 +4723,6 @@
               <w:rPr>
                 <w:rFonts w:eastAsia="Times New Roman" w:cs="Courier New"/>
                 <w:color w:val="79074C"/>
-                <w:sz w:val="24"/>
                 <w:lang w:eastAsia="en-IN" w:bidi="te-IN"/>
               </w:rPr>
               <w:t>MediaType</w:t>
@@ -3495,7 +4731,6 @@
               <w:rPr>
                 <w:rFonts w:eastAsia="Times New Roman" w:cs="Courier New"/>
                 <w:color w:val="4D4D4A"/>
-                <w:sz w:val="24"/>
                 <w:lang w:eastAsia="en-IN" w:bidi="te-IN"/>
               </w:rPr>
               <w:t>.</w:t>
@@ -3508,7 +4743,6 @@
                 <w:i/>
                 <w:iCs/>
                 <w:color w:val="005CC5"/>
-                <w:sz w:val="24"/>
                 <w:lang w:eastAsia="en-IN" w:bidi="te-IN"/>
               </w:rPr>
               <w:t>APPLICATION_JSON</w:t>
@@ -3517,7 +4751,6 @@
               <w:rPr>
                 <w:rFonts w:eastAsia="Times New Roman" w:cs="Courier New"/>
                 <w:color w:val="4D4D4A"/>
-                <w:sz w:val="24"/>
                 <w:lang w:eastAsia="en-IN" w:bidi="te-IN"/>
               </w:rPr>
               <w:t>)</w:t>
@@ -3526,7 +4759,6 @@
               <w:rPr>
                 <w:rFonts w:eastAsia="Times New Roman" w:cs="Courier New"/>
                 <w:color w:val="4D4D4A"/>
-                <w:sz w:val="24"/>
                 <w:lang w:eastAsia="en-IN" w:bidi="te-IN"/>
               </w:rPr>
               <w:br/>
@@ -3536,7 +4768,6 @@
               <w:rPr>
                 <w:rFonts w:eastAsia="Times New Roman" w:cs="Courier New"/>
                 <w:color w:val="1136B9"/>
-                <w:sz w:val="24"/>
                 <w:lang w:eastAsia="en-IN" w:bidi="te-IN"/>
               </w:rPr>
               <w:t>retrieve</w:t>
@@ -3545,7 +4776,6 @@
               <w:rPr>
                 <w:rFonts w:eastAsia="Times New Roman" w:cs="Courier New"/>
                 <w:color w:val="4D4D4A"/>
-                <w:sz w:val="24"/>
                 <w:lang w:eastAsia="en-IN" w:bidi="te-IN"/>
               </w:rPr>
               <w:t>()</w:t>
@@ -3554,7 +4784,6 @@
               <w:rPr>
                 <w:rFonts w:eastAsia="Times New Roman" w:cs="Courier New"/>
                 <w:color w:val="4D4D4A"/>
-                <w:sz w:val="24"/>
                 <w:lang w:eastAsia="en-IN" w:bidi="te-IN"/>
               </w:rPr>
               <w:br/>
@@ -3564,7 +4793,6 @@
               <w:rPr>
                 <w:rFonts w:eastAsia="Times New Roman" w:cs="Courier New"/>
                 <w:color w:val="1136B9"/>
-                <w:sz w:val="24"/>
                 <w:lang w:eastAsia="en-IN" w:bidi="te-IN"/>
               </w:rPr>
               <w:t>bodyToMono</w:t>
@@ -3573,7 +4801,6 @@
               <w:rPr>
                 <w:rFonts w:eastAsia="Times New Roman" w:cs="Courier New"/>
                 <w:color w:val="4D4D4A"/>
-                <w:sz w:val="24"/>
                 <w:lang w:eastAsia="en-IN" w:bidi="te-IN"/>
               </w:rPr>
               <w:t>(</w:t>
@@ -3582,7 +4809,6 @@
               <w:rPr>
                 <w:rFonts w:eastAsia="Times New Roman" w:cs="Courier New"/>
                 <w:color w:val="79074C"/>
-                <w:sz w:val="24"/>
                 <w:lang w:eastAsia="en-IN" w:bidi="te-IN"/>
               </w:rPr>
               <w:t>Engine</w:t>
@@ -3591,7 +4817,6 @@
               <w:rPr>
                 <w:rFonts w:eastAsia="Times New Roman" w:cs="Courier New"/>
                 <w:color w:val="4D4D4A"/>
-                <w:sz w:val="24"/>
                 <w:lang w:eastAsia="en-IN" w:bidi="te-IN"/>
               </w:rPr>
               <w:t>.</w:t>
@@ -3600,7 +4825,6 @@
               <w:rPr>
                 <w:rFonts w:eastAsia="Times New Roman" w:cs="Courier New"/>
                 <w:color w:val="13A78C"/>
-                <w:sz w:val="24"/>
                 <w:lang w:eastAsia="en-IN" w:bidi="te-IN"/>
               </w:rPr>
               <w:t>class</w:t>
@@ -3609,7 +4833,6 @@
               <w:rPr>
                 <w:rFonts w:eastAsia="Times New Roman" w:cs="Courier New"/>
                 <w:color w:val="4D4D4A"/>
-                <w:sz w:val="24"/>
                 <w:lang w:eastAsia="en-IN" w:bidi="te-IN"/>
               </w:rPr>
               <w:t>)</w:t>
@@ -3618,7 +4841,6 @@
               <w:rPr>
                 <w:rFonts w:eastAsia="Times New Roman" w:cs="Courier New"/>
                 <w:color w:val="4D4D4A"/>
-                <w:sz w:val="24"/>
                 <w:lang w:eastAsia="en-IN" w:bidi="te-IN"/>
               </w:rPr>
               <w:br/>
@@ -3628,7 +4850,6 @@
               <w:rPr>
                 <w:rFonts w:eastAsia="Times New Roman" w:cs="Courier New"/>
                 <w:color w:val="1136B9"/>
-                <w:sz w:val="24"/>
                 <w:lang w:eastAsia="en-IN" w:bidi="te-IN"/>
               </w:rPr>
               <w:t>block</w:t>
@@ -3637,7 +4858,6 @@
               <w:rPr>
                 <w:rFonts w:eastAsia="Times New Roman" w:cs="Courier New"/>
                 <w:color w:val="4D4D4A"/>
-                <w:sz w:val="24"/>
                 <w:lang w:eastAsia="en-IN" w:bidi="te-IN"/>
               </w:rPr>
               <w:t>();</w:t>
@@ -3646,7 +4866,6 @@
               <w:rPr>
                 <w:rFonts w:eastAsia="Times New Roman" w:cs="Courier New"/>
                 <w:color w:val="4D4D4A"/>
-                <w:sz w:val="24"/>
                 <w:lang w:eastAsia="en-IN" w:bidi="te-IN"/>
               </w:rPr>
               <w:br/>
@@ -3656,7 +4875,6 @@
               <w:rPr>
                 <w:rFonts w:eastAsia="Times New Roman" w:cs="Courier New"/>
                 <w:color w:val="79074C"/>
-                <w:sz w:val="24"/>
                 <w:lang w:eastAsia="en-IN" w:bidi="te-IN"/>
               </w:rPr>
               <w:t>System</w:t>
@@ -3665,7 +4883,6 @@
               <w:rPr>
                 <w:rFonts w:eastAsia="Times New Roman" w:cs="Courier New"/>
                 <w:color w:val="4D4D4A"/>
-                <w:sz w:val="24"/>
                 <w:lang w:eastAsia="en-IN" w:bidi="te-IN"/>
               </w:rPr>
               <w:t>.</w:t>
@@ -3678,7 +4895,6 @@
                 <w:i/>
                 <w:iCs/>
                 <w:color w:val="005CC5"/>
-                <w:sz w:val="24"/>
                 <w:lang w:eastAsia="en-IN" w:bidi="te-IN"/>
               </w:rPr>
               <w:t>out</w:t>
@@ -3687,7 +4903,6 @@
               <w:rPr>
                 <w:rFonts w:eastAsia="Times New Roman" w:cs="Courier New"/>
                 <w:color w:val="4D4D4A"/>
-                <w:sz w:val="24"/>
                 <w:lang w:eastAsia="en-IN" w:bidi="te-IN"/>
               </w:rPr>
               <w:t>.</w:t>
@@ -3696,7 +4911,6 @@
               <w:rPr>
                 <w:rFonts w:eastAsia="Times New Roman" w:cs="Courier New"/>
                 <w:color w:val="1136B9"/>
-                <w:sz w:val="24"/>
                 <w:lang w:eastAsia="en-IN" w:bidi="te-IN"/>
               </w:rPr>
               <w:t>println</w:t>
@@ -3705,7 +4919,6 @@
               <w:rPr>
                 <w:rFonts w:eastAsia="Times New Roman" w:cs="Courier New"/>
                 <w:color w:val="4D4D4A"/>
-                <w:sz w:val="24"/>
                 <w:lang w:eastAsia="en-IN" w:bidi="te-IN"/>
               </w:rPr>
               <w:t>(engine);</w:t>
@@ -3714,17 +4927,23 @@
               <w:rPr>
                 <w:rFonts w:eastAsia="Times New Roman" w:cs="Courier New"/>
                 <w:color w:val="4D4D4A"/>
-                <w:sz w:val="24"/>
                 <w:lang w:eastAsia="en-IN" w:bidi="te-IN"/>
               </w:rPr>
               <w:br/>
+            </w:r>
+            <w:r>
+              <w:rPr>
+                <w:rFonts w:eastAsia="Times New Roman" w:cs="Courier New"/>
+                <w:color w:val="4D4D4A"/>
+                <w:lang w:eastAsia="en-IN" w:bidi="te-IN"/>
+              </w:rPr>
+              <w:lastRenderedPageBreak/>
               <w:t xml:space="preserve">    </w:t>
             </w:r>
             <w:r>
               <w:rPr>
                 <w:rFonts w:eastAsia="Times New Roman" w:cs="Courier New"/>
                 <w:color w:val="13A78C"/>
-                <w:sz w:val="24"/>
                 <w:lang w:eastAsia="en-IN" w:bidi="te-IN"/>
               </w:rPr>
               <w:t xml:space="preserve">return </w:t>
@@ -3733,7 +4952,6 @@
               <w:rPr>
                 <w:rFonts w:eastAsia="Times New Roman" w:cs="Courier New"/>
                 <w:color w:val="4D4D4A"/>
-                <w:sz w:val="24"/>
                 <w:lang w:eastAsia="en-IN" w:bidi="te-IN"/>
               </w:rPr>
               <w:t>engine;</w:t>
@@ -3742,20 +4960,13 @@
               <w:rPr>
                 <w:rFonts w:eastAsia="Times New Roman" w:cs="Courier New"/>
                 <w:color w:val="4D4D4A"/>
-                <w:sz w:val="24"/>
                 <w:lang w:eastAsia="en-IN" w:bidi="te-IN"/>
               </w:rPr>
               <w:br/>
               <w:t>}</w:t>
             </w:r>
           </w:p>
-          <w:p>
-            <w:pPr>
-              <w:rPr>
-                <w:sz w:val="24"/>
-              </w:rPr>
-            </w:pPr>
-          </w:p>
+          <w:p/>
         </w:tc>
       </w:tr>
     </w:tbl>
@@ -3795,7 +5006,6 @@
                 <w:szCs w:val="23"/>
                 <w:lang w:eastAsia="en-IN"/>
               </w:rPr>
-              <w:lastRenderedPageBreak/>
               <w:t>@Configuration</w:t>
             </w:r>
           </w:p>
@@ -5630,6 +6840,7 @@
           <w:szCs w:val="27"/>
           <w:lang w:eastAsia="en-IN"/>
         </w:rPr>
+        <w:lastRenderedPageBreak/>
         <w:t xml:space="preserve">In this way, you can have all the benefits of the WebClient API and its infrastructure (like non-blocking, performance and streaming support, and more), </w:t>
       </w:r>
     </w:p>
@@ -5731,7 +6942,6 @@
           <w:szCs w:val="27"/>
           <w:lang w:eastAsia="en-IN"/>
         </w:rPr>
-        <w:lastRenderedPageBreak/>
         <w:t>if ur requirement is blocking API and if u don’t want rest template then prefer RESTClient</w:t>
       </w:r>
     </w:p>
@@ -6697,6 +7907,7 @@
         <w:pStyle w:val="Heading1"/>
       </w:pPr>
       <w:r>
+        <w:lastRenderedPageBreak/>
         <w:t>Creating RESTful apis</w:t>
       </w:r>
     </w:p>
@@ -6737,7 +7948,6 @@
           </w:p>
           <w:p>
             <w:r>
-              <w:lastRenderedPageBreak/>
               <w:t xml:space="preserve">    @PostMapping("/upload")</w:t>
             </w:r>
           </w:p>
@@ -6813,40 +8023,31 @@
           <w:p>
             <w:pPr>
               <w:rPr>
+                <w:b w:val="0"/>
                 <w:lang w:val="en-US"/>
               </w:rPr>
             </w:pPr>
             <w:r>
               <w:rPr>
+                <w:b w:val="0"/>
                 <w:lang w:val="en-US"/>
               </w:rPr>
-              <w:t>@RequestParam</w:t>
+              <w:t>common path</w:t>
             </w:r>
           </w:p>
           <w:p>
             <w:pPr>
               <w:rPr>
+                <w:b w:val="0"/>
                 <w:lang w:val="en-US"/>
               </w:rPr>
             </w:pPr>
             <w:r>
               <w:rPr>
+                <w:b w:val="0"/>
                 <w:lang w:val="en-US"/>
               </w:rPr>
-              <w:t xml:space="preserve">its like </w:t>
-            </w:r>
-          </w:p>
-          <w:p>
-            <w:pPr>
-              <w:rPr>
-                <w:lang w:val="en-US"/>
-              </w:rPr>
-            </w:pPr>
-            <w:r>
-              <w:rPr>
-                <w:lang w:val="en-US"/>
-              </w:rPr>
-              <w:t>@QueryParam in apache cxf</w:t>
+              <w:t>@RequestMapping at class level</w:t>
             </w:r>
           </w:p>
         </w:tc>
@@ -6862,20 +8063,135 @@
                 <w:b w:val="0"/>
                 <w:bCs w:val="0"/>
                 <w:color w:val="13A78C"/>
-                <w:sz w:val="24"/>
                 <w:lang w:eastAsia="en-IN" w:bidi="te-IN"/>
               </w:rPr>
             </w:pPr>
+            <w:r>
+              <w:rPr>
+                <w:rFonts w:ascii="Courier New" w:eastAsia="Times New Roman" w:hAnsi="Courier New" w:cs="Courier New"/>
+                <w:b w:val="0"/>
+                <w:bCs w:val="0"/>
+                <w:color w:val="13A78C"/>
+                <w:lang w:eastAsia="en-IN" w:bidi="te-IN"/>
+              </w:rPr>
+              <w:t xml:space="preserve">only top of class also we can assign </w:t>
+            </w:r>
           </w:p>
           <w:p>
             <w:pPr>
               <w:cnfStyle w:val="100000000000" w:firstRow="1" w:lastRow="0" w:firstColumn="0" w:lastColumn="0" w:oddVBand="0" w:evenVBand="0" w:oddHBand="0" w:evenHBand="0" w:firstRowFirstColumn="0" w:firstRowLastColumn="0" w:lastRowFirstColumn="0" w:lastRowLastColumn="0"/>
               <w:rPr>
-                <w:rFonts w:eastAsia="Times New Roman" w:cs="Courier New"/>
+                <w:rFonts w:ascii="Courier New" w:eastAsia="Times New Roman" w:hAnsi="Courier New" w:cs="Courier New"/>
                 <w:b w:val="0"/>
                 <w:bCs w:val="0"/>
                 <w:color w:val="13A78C"/>
-                <w:sz w:val="24"/>
+                <w:lang w:eastAsia="en-IN" w:bidi="te-IN"/>
+              </w:rPr>
+            </w:pPr>
+            <w:r>
+              <w:rPr>
+                <w:rFonts w:ascii="Courier New" w:eastAsia="Times New Roman" w:hAnsi="Courier New" w:cs="Courier New"/>
+                <w:b w:val="0"/>
+                <w:bCs w:val="0"/>
+                <w:color w:val="13A78C"/>
+                <w:lang w:eastAsia="en-IN" w:bidi="te-IN"/>
+              </w:rPr>
+              <w:t>@RequestMapping(“/openai”)</w:t>
+            </w:r>
+          </w:p>
+        </w:tc>
+      </w:tr>
+      <w:tr>
+        <w:tc>
+          <w:tcPr>
+            <w:cnfStyle w:val="001000000000" w:firstRow="0" w:lastRow="0" w:firstColumn="1" w:lastColumn="0" w:oddVBand="0" w:evenVBand="0" w:oddHBand="0" w:evenHBand="0" w:firstRowFirstColumn="0" w:firstRowLastColumn="0" w:lastRowFirstColumn="0" w:lastRowLastColumn="0"/>
+            <w:tcW w:w="5675" w:type="dxa"/>
+          </w:tcPr>
+          <w:p>
+            <w:pPr>
+              <w:rPr>
+                <w:b w:val="0"/>
+                <w:lang w:val="en-US"/>
+              </w:rPr>
+            </w:pPr>
+            <w:r>
+              <w:rPr>
+                <w:b w:val="0"/>
+                <w:lang w:val="en-US"/>
+              </w:rPr>
+              <w:t>@RequestParam</w:t>
+            </w:r>
+          </w:p>
+          <w:p>
+            <w:pPr>
+              <w:rPr>
+                <w:b w:val="0"/>
+                <w:lang w:val="en-US"/>
+              </w:rPr>
+            </w:pPr>
+            <w:r>
+              <w:rPr>
+                <w:b w:val="0"/>
+                <w:lang w:val="en-US"/>
+              </w:rPr>
+              <w:t xml:space="preserve">its like </w:t>
+            </w:r>
+          </w:p>
+          <w:p>
+            <w:pPr>
+              <w:rPr>
+                <w:b w:val="0"/>
+                <w:lang w:val="en-US"/>
+              </w:rPr>
+            </w:pPr>
+            <w:r>
+              <w:rPr>
+                <w:b w:val="0"/>
+                <w:lang w:val="en-US"/>
+              </w:rPr>
+              <w:t>@QueryParam in apache cxf</w:t>
+            </w:r>
+          </w:p>
+          <w:p>
+            <w:pPr>
+              <w:rPr>
+                <w:b w:val="0"/>
+                <w:lang w:val="en-US"/>
+              </w:rPr>
+            </w:pPr>
+            <w:r>
+              <w:rPr>
+                <w:b w:val="0"/>
+                <w:lang w:val="en-US"/>
+              </w:rPr>
+              <w:t>taking data from question marks</w:t>
+            </w:r>
+          </w:p>
+        </w:tc>
+        <w:tc>
+          <w:tcPr>
+            <w:tcW w:w="17355" w:type="dxa"/>
+          </w:tcPr>
+          <w:p>
+            <w:pPr>
+              <w:cnfStyle w:val="000000000000" w:firstRow="0" w:lastRow="0" w:firstColumn="0" w:lastColumn="0" w:oddVBand="0" w:evenVBand="0" w:oddHBand="0" w:evenHBand="0" w:firstRowFirstColumn="0" w:firstRowLastColumn="0" w:lastRowFirstColumn="0" w:lastRowLastColumn="0"/>
+              <w:rPr>
+                <w:rFonts w:ascii="Courier New" w:eastAsia="Times New Roman" w:hAnsi="Courier New" w:cs="Courier New"/>
+                <w:b/>
+                <w:bCs/>
+                <w:color w:val="13A78C"/>
+                <w:lang w:eastAsia="en-IN" w:bidi="te-IN"/>
+              </w:rPr>
+            </w:pPr>
+          </w:p>
+          <w:p>
+            <w:pPr>
+              <w:cnfStyle w:val="000000000000" w:firstRow="0" w:lastRow="0" w:firstColumn="0" w:lastColumn="0" w:oddVBand="0" w:evenVBand="0" w:oddHBand="0" w:evenHBand="0" w:firstRowFirstColumn="0" w:firstRowLastColumn="0" w:lastRowFirstColumn="0" w:lastRowLastColumn="0"/>
+              <w:rPr>
+                <w:rFonts w:eastAsia="Times New Roman" w:cs="Courier New"/>
+                <w:b/>
+                <w:bCs/>
+                <w:color w:val="13A78C"/>
                 <w:lang w:eastAsia="en-IN" w:bidi="te-IN"/>
               </w:rPr>
             </w:pPr>
@@ -6884,9 +8200,6 @@
                 <w:rPr>
                   <w:rStyle w:val="Hyperlink"/>
                   <w:rFonts w:eastAsia="Times New Roman" w:cs="Courier New"/>
-                  <w:b w:val="0"/>
-                  <w:bCs w:val="0"/>
-                  <w:sz w:val="24"/>
                   <w:lang w:eastAsia="en-IN" w:bidi="te-IN"/>
                 </w:rPr>
                 <w:t>http://localhost:8080/openai/query?search=isgodexists</w:t>
@@ -6895,23 +8208,19 @@
           </w:p>
           <w:p>
             <w:pPr>
-              <w:cnfStyle w:val="100000000000" w:firstRow="1" w:lastRow="0" w:firstColumn="0" w:lastColumn="0" w:oddVBand="0" w:evenVBand="0" w:oddHBand="0" w:evenHBand="0" w:firstRowFirstColumn="0" w:firstRowLastColumn="0" w:lastRowFirstColumn="0" w:lastRowLastColumn="0"/>
-              <w:rPr>
-                <w:rFonts w:eastAsia="Times New Roman" w:cs="Courier New"/>
-                <w:b w:val="0"/>
-                <w:bCs w:val="0"/>
+              <w:cnfStyle w:val="000000000000" w:firstRow="0" w:lastRow="0" w:firstColumn="0" w:lastColumn="0" w:oddVBand="0" w:evenVBand="0" w:oddHBand="0" w:evenHBand="0" w:firstRowFirstColumn="0" w:firstRowLastColumn="0" w:lastRowFirstColumn="0" w:lastRowLastColumn="0"/>
+              <w:rPr>
+                <w:rFonts w:eastAsia="Times New Roman" w:cs="Courier New"/>
+                <w:b/>
+                <w:bCs/>
                 <w:color w:val="13A78C"/>
-                <w:sz w:val="24"/>
                 <w:lang w:eastAsia="en-IN" w:bidi="te-IN"/>
               </w:rPr>
             </w:pPr>
             <w:r>
               <w:rPr>
                 <w:rFonts w:eastAsia="Times New Roman" w:cs="Courier New"/>
-                <w:b w:val="0"/>
-                <w:bCs w:val="0"/>
                 <w:color w:val="13A78C"/>
-                <w:sz w:val="24"/>
                 <w:lang w:eastAsia="en-IN" w:bidi="te-IN"/>
               </w:rPr>
               <w:t xml:space="preserve">note – for request param value  </w:t>
@@ -6919,10 +8228,7 @@
             <w:r>
               <w:rPr>
                 <w:rFonts w:eastAsia="Times New Roman" w:cs="Courier New"/>
-                <w:b w:val="0"/>
-                <w:bCs w:val="0"/>
                 <w:color w:val="13A78C"/>
-                <w:sz w:val="24"/>
                 <w:lang w:eastAsia="en-IN" w:bidi="te-IN"/>
               </w:rPr>
               <w:t>, u should not keep value in double quotes</w:t>
@@ -6930,10 +8236,7 @@
             <w:r>
               <w:rPr>
                 <w:rFonts w:eastAsia="Times New Roman" w:cs="Courier New"/>
-                <w:b w:val="0"/>
-                <w:bCs w:val="0"/>
                 <w:color w:val="13A78C"/>
-                <w:sz w:val="24"/>
                 <w:lang w:eastAsia="en-IN" w:bidi="te-IN"/>
               </w:rPr>
               <w:t xml:space="preserve"> ex:- </w:t>
@@ -6941,11 +8244,8 @@
             <w:r>
               <w:rPr>
                 <w:rFonts w:eastAsia="Times New Roman" w:cs="Courier New"/>
-                <w:b w:val="0"/>
-                <w:bCs w:val="0"/>
                 <w:strike/>
                 <w:color w:val="13A78C"/>
-                <w:sz w:val="24"/>
                 <w:lang w:eastAsia="en-IN" w:bidi="te-IN"/>
               </w:rPr>
               <w:t>query?search=”isgodexists”</w:t>
@@ -6955,11 +8255,9 @@
             <w:pPr>
               <w:pStyle w:val="HTMLPreformatted"/>
               <w:shd w:val="clear" w:color="auto" w:fill="FFFFFF"/>
-              <w:cnfStyle w:val="100000000000" w:firstRow="1" w:lastRow="0" w:firstColumn="0" w:lastColumn="0" w:oddVBand="0" w:evenVBand="0" w:oddHBand="0" w:evenHBand="0" w:firstRowFirstColumn="0" w:firstRowLastColumn="0" w:lastRowFirstColumn="0" w:lastRowLastColumn="0"/>
-              <w:rPr>
-                <w:rFonts w:ascii="Comic Sans MS" w:hAnsi="Comic Sans MS"/>
-                <w:b w:val="0"/>
-                <w:bCs w:val="0"/>
+              <w:cnfStyle w:val="000000000000" w:firstRow="0" w:lastRow="0" w:firstColumn="0" w:lastColumn="0" w:oddVBand="0" w:evenVBand="0" w:oddHBand="0" w:evenHBand="0" w:firstRowFirstColumn="0" w:firstRowLastColumn="0" w:lastRowFirstColumn="0" w:lastRowLastColumn="0"/>
+              <w:rPr>
+                <w:rFonts w:ascii="Comic Sans MS" w:hAnsi="Comic Sans MS"/>
                 <w:color w:val="4D4D4A"/>
                 <w:sz w:val="24"/>
                 <w:szCs w:val="24"/>
@@ -6968,8 +8266,6 @@
             <w:r>
               <w:rPr>
                 <w:rFonts w:ascii="Comic Sans MS" w:hAnsi="Comic Sans MS"/>
-                <w:b w:val="0"/>
-                <w:bCs w:val="0"/>
                 <w:color w:val="4D4D4A"/>
                 <w:sz w:val="24"/>
                 <w:szCs w:val="24"/>
@@ -6980,8 +8276,6 @@
             <w:r>
               <w:rPr>
                 <w:rFonts w:ascii="Comic Sans MS" w:hAnsi="Comic Sans MS"/>
-                <w:b w:val="0"/>
-                <w:bCs w:val="0"/>
                 <w:color w:val="1136B9"/>
                 <w:sz w:val="24"/>
                 <w:szCs w:val="24"/>
@@ -6991,8 +8285,6 @@
             <w:r>
               <w:rPr>
                 <w:rFonts w:ascii="Comic Sans MS" w:hAnsi="Comic Sans MS"/>
-                <w:b w:val="0"/>
-                <w:bCs w:val="0"/>
                 <w:color w:val="4D4D4A"/>
                 <w:sz w:val="24"/>
                 <w:szCs w:val="24"/>
@@ -7002,8 +8294,6 @@
             <w:r>
               <w:rPr>
                 <w:rFonts w:ascii="Comic Sans MS" w:hAnsi="Comic Sans MS"/>
-                <w:b w:val="0"/>
-                <w:bCs w:val="0"/>
                 <w:color w:val="0F92E3"/>
                 <w:sz w:val="24"/>
                 <w:szCs w:val="24"/>
@@ -7013,8 +8303,6 @@
             <w:r>
               <w:rPr>
                 <w:rFonts w:ascii="Comic Sans MS" w:hAnsi="Comic Sans MS"/>
-                <w:b w:val="0"/>
-                <w:bCs w:val="0"/>
                 <w:color w:val="4D4D4A"/>
                 <w:sz w:val="24"/>
                 <w:szCs w:val="24"/>
@@ -7024,8 +8312,6 @@
             <w:r>
               <w:rPr>
                 <w:rFonts w:ascii="Comic Sans MS" w:hAnsi="Comic Sans MS"/>
-                <w:b w:val="0"/>
-                <w:bCs w:val="0"/>
                 <w:color w:val="4D4D4A"/>
                 <w:sz w:val="24"/>
                 <w:szCs w:val="24"/>
@@ -7036,8 +8322,6 @@
             <w:r>
               <w:rPr>
                 <w:rFonts w:ascii="Comic Sans MS" w:hAnsi="Comic Sans MS"/>
-                <w:b w:val="0"/>
-                <w:bCs w:val="0"/>
                 <w:color w:val="13A78C"/>
                 <w:sz w:val="24"/>
                 <w:szCs w:val="24"/>
@@ -7047,8 +8331,6 @@
             <w:r>
               <w:rPr>
                 <w:rFonts w:ascii="Comic Sans MS" w:hAnsi="Comic Sans MS"/>
-                <w:b w:val="0"/>
-                <w:bCs w:val="0"/>
                 <w:color w:val="79074C"/>
                 <w:sz w:val="24"/>
                 <w:szCs w:val="24"/>
@@ -7058,8 +8340,6 @@
             <w:r>
               <w:rPr>
                 <w:rFonts w:ascii="Comic Sans MS" w:hAnsi="Comic Sans MS"/>
-                <w:b w:val="0"/>
-                <w:bCs w:val="0"/>
                 <w:color w:val="7748B7"/>
                 <w:sz w:val="24"/>
                 <w:szCs w:val="24"/>
@@ -7069,8 +8349,6 @@
             <w:r>
               <w:rPr>
                 <w:rFonts w:ascii="Comic Sans MS" w:hAnsi="Comic Sans MS"/>
-                <w:b w:val="0"/>
-                <w:bCs w:val="0"/>
                 <w:color w:val="4D4D4A"/>
                 <w:sz w:val="24"/>
                 <w:szCs w:val="24"/>
@@ -7080,8 +8358,6 @@
             <w:r>
               <w:rPr>
                 <w:rFonts w:ascii="Comic Sans MS" w:hAnsi="Comic Sans MS"/>
-                <w:b w:val="0"/>
-                <w:bCs w:val="0"/>
                 <w:color w:val="1136B9"/>
                 <w:sz w:val="24"/>
                 <w:szCs w:val="24"/>
@@ -7091,8 +8367,6 @@
             <w:r>
               <w:rPr>
                 <w:rFonts w:ascii="Comic Sans MS" w:hAnsi="Comic Sans MS"/>
-                <w:b w:val="0"/>
-                <w:bCs w:val="0"/>
                 <w:color w:val="4D4D4A"/>
                 <w:sz w:val="24"/>
                 <w:szCs w:val="24"/>
@@ -7102,8 +8376,6 @@
             <w:r>
               <w:rPr>
                 <w:rFonts w:ascii="Comic Sans MS" w:hAnsi="Comic Sans MS"/>
-                <w:b w:val="0"/>
-                <w:bCs w:val="0"/>
                 <w:color w:val="0F92E3"/>
                 <w:sz w:val="24"/>
                 <w:szCs w:val="24"/>
@@ -7113,8 +8385,6 @@
             <w:r>
               <w:rPr>
                 <w:rFonts w:ascii="Comic Sans MS" w:hAnsi="Comic Sans MS"/>
-                <w:b w:val="0"/>
-                <w:bCs w:val="0"/>
                 <w:color w:val="4D4D4A"/>
                 <w:sz w:val="24"/>
                 <w:szCs w:val="24"/>
@@ -7124,8 +8394,6 @@
             <w:r>
               <w:rPr>
                 <w:rFonts w:ascii="Comic Sans MS" w:hAnsi="Comic Sans MS"/>
-                <w:b w:val="0"/>
-                <w:bCs w:val="0"/>
                 <w:color w:val="79074C"/>
                 <w:sz w:val="24"/>
                 <w:szCs w:val="24"/>
@@ -7135,8 +8403,6 @@
             <w:r>
               <w:rPr>
                 <w:rFonts w:ascii="Comic Sans MS" w:hAnsi="Comic Sans MS"/>
-                <w:b w:val="0"/>
-                <w:bCs w:val="0"/>
                 <w:i/>
                 <w:iCs/>
                 <w:color w:val="0F92E3"/>
@@ -7148,8 +8414,6 @@
             <w:r>
               <w:rPr>
                 <w:rFonts w:ascii="Comic Sans MS" w:hAnsi="Comic Sans MS"/>
-                <w:b w:val="0"/>
-                <w:bCs w:val="0"/>
                 <w:color w:val="4D4D4A"/>
                 <w:sz w:val="24"/>
                 <w:szCs w:val="24"/>
@@ -7159,8 +8423,6 @@
             <w:r>
               <w:rPr>
                 <w:rFonts w:ascii="Comic Sans MS" w:hAnsi="Comic Sans MS"/>
-                <w:b w:val="0"/>
-                <w:bCs w:val="0"/>
                 <w:color w:val="4D4D4A"/>
                 <w:sz w:val="24"/>
                 <w:szCs w:val="24"/>
@@ -7171,8 +8433,6 @@
             <w:r>
               <w:rPr>
                 <w:rFonts w:ascii="Comic Sans MS" w:hAnsi="Comic Sans MS"/>
-                <w:b w:val="0"/>
-                <w:bCs w:val="0"/>
                 <w:color w:val="79074C"/>
                 <w:sz w:val="24"/>
                 <w:szCs w:val="24"/>
@@ -7182,8 +8442,6 @@
             <w:r>
               <w:rPr>
                 <w:rFonts w:ascii="Comic Sans MS" w:hAnsi="Comic Sans MS"/>
-                <w:b w:val="0"/>
-                <w:bCs w:val="0"/>
                 <w:color w:val="4D4D4A"/>
                 <w:sz w:val="24"/>
                 <w:szCs w:val="24"/>
@@ -7193,8 +8451,6 @@
             <w:r>
               <w:rPr>
                 <w:rFonts w:ascii="Comic Sans MS" w:hAnsi="Comic Sans MS"/>
-                <w:b w:val="0"/>
-                <w:bCs w:val="0"/>
                 <w:i/>
                 <w:iCs/>
                 <w:color w:val="005CC5"/>
@@ -7206,8 +8462,6 @@
             <w:r>
               <w:rPr>
                 <w:rFonts w:ascii="Comic Sans MS" w:hAnsi="Comic Sans MS"/>
-                <w:b w:val="0"/>
-                <w:bCs w:val="0"/>
                 <w:color w:val="4D4D4A"/>
                 <w:sz w:val="24"/>
                 <w:szCs w:val="24"/>
@@ -7217,8 +8471,6 @@
             <w:r>
               <w:rPr>
                 <w:rFonts w:ascii="Comic Sans MS" w:hAnsi="Comic Sans MS"/>
-                <w:b w:val="0"/>
-                <w:bCs w:val="0"/>
                 <w:color w:val="1136B9"/>
                 <w:sz w:val="24"/>
                 <w:szCs w:val="24"/>
@@ -7228,8 +8480,6 @@
             <w:r>
               <w:rPr>
                 <w:rFonts w:ascii="Comic Sans MS" w:hAnsi="Comic Sans MS"/>
-                <w:b w:val="0"/>
-                <w:bCs w:val="0"/>
                 <w:color w:val="4D4D4A"/>
                 <w:sz w:val="24"/>
                 <w:szCs w:val="24"/>
@@ -7239,8 +8489,6 @@
             <w:r>
               <w:rPr>
                 <w:rFonts w:ascii="Comic Sans MS" w:hAnsi="Comic Sans MS"/>
-                <w:b w:val="0"/>
-                <w:bCs w:val="0"/>
                 <w:color w:val="0F92E3"/>
                 <w:sz w:val="24"/>
                 <w:szCs w:val="24"/>
@@ -7250,8 +8498,6 @@
             <w:r>
               <w:rPr>
                 <w:rFonts w:ascii="Comic Sans MS" w:hAnsi="Comic Sans MS"/>
-                <w:b w:val="0"/>
-                <w:bCs w:val="0"/>
                 <w:color w:val="EE5C09"/>
                 <w:sz w:val="24"/>
                 <w:szCs w:val="24"/>
@@ -7261,8 +8507,6 @@
             <w:r>
               <w:rPr>
                 <w:rFonts w:ascii="Comic Sans MS" w:hAnsi="Comic Sans MS"/>
-                <w:b w:val="0"/>
-                <w:bCs w:val="0"/>
                 <w:i/>
                 <w:iCs/>
                 <w:color w:val="0F92E3"/>
@@ -7274,8 +8518,6 @@
             <w:r>
               <w:rPr>
                 <w:rFonts w:ascii="Comic Sans MS" w:hAnsi="Comic Sans MS"/>
-                <w:b w:val="0"/>
-                <w:bCs w:val="0"/>
                 <w:color w:val="4D4D4A"/>
                 <w:sz w:val="24"/>
                 <w:szCs w:val="24"/>
@@ -7285,8 +8527,6 @@
             <w:r>
               <w:rPr>
                 <w:rFonts w:ascii="Comic Sans MS" w:hAnsi="Comic Sans MS"/>
-                <w:b w:val="0"/>
-                <w:bCs w:val="0"/>
                 <w:color w:val="4D4D4A"/>
                 <w:sz w:val="24"/>
                 <w:szCs w:val="24"/>
@@ -7297,8 +8537,6 @@
             <w:r>
               <w:rPr>
                 <w:rFonts w:ascii="Comic Sans MS" w:hAnsi="Comic Sans MS"/>
-                <w:b w:val="0"/>
-                <w:bCs w:val="0"/>
                 <w:i/>
                 <w:iCs/>
                 <w:color w:val="1136B9"/>
@@ -7310,8 +8548,6 @@
             <w:r>
               <w:rPr>
                 <w:rFonts w:ascii="Comic Sans MS" w:hAnsi="Comic Sans MS"/>
-                <w:b w:val="0"/>
-                <w:bCs w:val="0"/>
                 <w:color w:val="4D4D4A"/>
                 <w:sz w:val="24"/>
                 <w:szCs w:val="24"/>
@@ -7321,8 +8557,6 @@
             <w:r>
               <w:rPr>
                 <w:rFonts w:ascii="Comic Sans MS" w:hAnsi="Comic Sans MS"/>
-                <w:b w:val="0"/>
-                <w:bCs w:val="0"/>
                 <w:i/>
                 <w:iCs/>
                 <w:color w:val="1136B9"/>
@@ -7334,8 +8568,6 @@
             <w:r>
               <w:rPr>
                 <w:rFonts w:ascii="Comic Sans MS" w:hAnsi="Comic Sans MS"/>
-                <w:b w:val="0"/>
-                <w:bCs w:val="0"/>
                 <w:color w:val="4D4D4A"/>
                 <w:sz w:val="24"/>
                 <w:szCs w:val="24"/>
@@ -7345,8 +8577,6 @@
             <w:r>
               <w:rPr>
                 <w:rFonts w:ascii="Comic Sans MS" w:hAnsi="Comic Sans MS"/>
-                <w:b w:val="0"/>
-                <w:bCs w:val="0"/>
                 <w:color w:val="EE5C09"/>
                 <w:sz w:val="24"/>
                 <w:szCs w:val="24"/>
@@ -7356,8 +8586,6 @@
             <w:r>
               <w:rPr>
                 <w:rFonts w:ascii="Comic Sans MS" w:hAnsi="Comic Sans MS"/>
-                <w:b w:val="0"/>
-                <w:bCs w:val="0"/>
                 <w:color w:val="4D4D4A"/>
                 <w:sz w:val="24"/>
                 <w:szCs w:val="24"/>
@@ -7367,8 +8595,6 @@
             <w:r>
               <w:rPr>
                 <w:rFonts w:ascii="Comic Sans MS" w:hAnsi="Comic Sans MS"/>
-                <w:b w:val="0"/>
-                <w:bCs w:val="0"/>
                 <w:color w:val="1136B9"/>
                 <w:sz w:val="24"/>
                 <w:szCs w:val="24"/>
@@ -7378,8 +8604,6 @@
             <w:r>
               <w:rPr>
                 <w:rFonts w:ascii="Comic Sans MS" w:hAnsi="Comic Sans MS"/>
-                <w:b w:val="0"/>
-                <w:bCs w:val="0"/>
                 <w:color w:val="4D4D4A"/>
                 <w:sz w:val="24"/>
                 <w:szCs w:val="24"/>
@@ -7389,8 +8613,6 @@
             <w:r>
               <w:rPr>
                 <w:rFonts w:ascii="Comic Sans MS" w:hAnsi="Comic Sans MS"/>
-                <w:b w:val="0"/>
-                <w:bCs w:val="0"/>
                 <w:i/>
                 <w:iCs/>
                 <w:color w:val="0F92E3"/>
@@ -7402,8 +8624,6 @@
             <w:r>
               <w:rPr>
                 <w:rFonts w:ascii="Comic Sans MS" w:hAnsi="Comic Sans MS"/>
-                <w:b w:val="0"/>
-                <w:bCs w:val="0"/>
                 <w:color w:val="4D4D4A"/>
                 <w:sz w:val="24"/>
                 <w:szCs w:val="24"/>
@@ -7413,8 +8633,6 @@
             <w:r>
               <w:rPr>
                 <w:rFonts w:ascii="Comic Sans MS" w:hAnsi="Comic Sans MS"/>
-                <w:b w:val="0"/>
-                <w:bCs w:val="0"/>
                 <w:color w:val="1136B9"/>
                 <w:sz w:val="24"/>
                 <w:szCs w:val="24"/>
@@ -7424,8 +8642,6 @@
             <w:r>
               <w:rPr>
                 <w:rFonts w:ascii="Comic Sans MS" w:hAnsi="Comic Sans MS"/>
-                <w:b w:val="0"/>
-                <w:bCs w:val="0"/>
                 <w:color w:val="4D4D4A"/>
                 <w:sz w:val="24"/>
                 <w:szCs w:val="24"/>
@@ -7435,8 +8651,6 @@
             <w:r>
               <w:rPr>
                 <w:rFonts w:ascii="Comic Sans MS" w:hAnsi="Comic Sans MS"/>
-                <w:b w:val="0"/>
-                <w:bCs w:val="0"/>
                 <w:color w:val="4D4D4A"/>
                 <w:sz w:val="24"/>
                 <w:szCs w:val="24"/>
@@ -7447,8 +8661,6 @@
             <w:r>
               <w:rPr>
                 <w:rFonts w:ascii="Comic Sans MS" w:hAnsi="Comic Sans MS"/>
-                <w:b w:val="0"/>
-                <w:bCs w:val="0"/>
                 <w:color w:val="13A78C"/>
                 <w:sz w:val="24"/>
                 <w:szCs w:val="24"/>
@@ -7458,8 +8670,6 @@
             <w:r>
               <w:rPr>
                 <w:rFonts w:ascii="Comic Sans MS" w:hAnsi="Comic Sans MS"/>
-                <w:b w:val="0"/>
-                <w:bCs w:val="0"/>
                 <w:color w:val="4D4D4A"/>
                 <w:sz w:val="24"/>
                 <w:szCs w:val="24"/>
@@ -7469,8 +8679,6 @@
             <w:r>
               <w:rPr>
                 <w:rFonts w:ascii="Comic Sans MS" w:hAnsi="Comic Sans MS"/>
-                <w:b w:val="0"/>
-                <w:bCs w:val="0"/>
                 <w:color w:val="1136B9"/>
                 <w:sz w:val="24"/>
                 <w:szCs w:val="24"/>
@@ -7480,8 +8688,6 @@
             <w:r>
               <w:rPr>
                 <w:rFonts w:ascii="Comic Sans MS" w:hAnsi="Comic Sans MS"/>
-                <w:b w:val="0"/>
-                <w:bCs w:val="0"/>
                 <w:color w:val="4D4D4A"/>
                 <w:sz w:val="24"/>
                 <w:szCs w:val="24"/>
@@ -7491,19 +8697,51 @@
             <w:r>
               <w:rPr>
                 <w:rFonts w:ascii="Comic Sans MS" w:hAnsi="Comic Sans MS"/>
-                <w:b w:val="0"/>
-                <w:bCs w:val="0"/>
-                <w:color w:val="4D4D4A"/>
-                <w:sz w:val="24"/>
-                <w:szCs w:val="24"/>
-              </w:rPr>
-              <w:br/>
+                <w:color w:val="4D4D4A"/>
+                <w:sz w:val="24"/>
+                <w:szCs w:val="24"/>
+              </w:rPr>
+              <w:t>// or use ResponseEntity.status(OK).body(any Object</w:t>
+            </w:r>
+            <w:bookmarkStart w:id="0" w:name="_GoBack"/>
+            <w:bookmarkEnd w:id="0"/>
+            <w:r>
+              <w:rPr>
+                <w:rFonts w:ascii="Comic Sans MS" w:hAnsi="Comic Sans MS"/>
+                <w:color w:val="4D4D4A"/>
+                <w:sz w:val="24"/>
+                <w:szCs w:val="24"/>
+              </w:rPr>
+              <w:t>)</w:t>
+            </w:r>
+          </w:p>
+          <w:p>
+            <w:pPr>
+              <w:pStyle w:val="HTMLPreformatted"/>
+              <w:shd w:val="clear" w:color="auto" w:fill="FFFFFF"/>
+              <w:cnfStyle w:val="000000000000" w:firstRow="0" w:lastRow="0" w:firstColumn="0" w:lastColumn="0" w:oddVBand="0" w:evenVBand="0" w:oddHBand="0" w:evenHBand="0" w:firstRowFirstColumn="0" w:firstRowLastColumn="0" w:lastRowFirstColumn="0" w:lastRowLastColumn="0"/>
+              <w:rPr>
+                <w:rFonts w:ascii="Comic Sans MS" w:hAnsi="Comic Sans MS"/>
+                <w:b/>
+                <w:bCs/>
+                <w:color w:val="4D4D4A"/>
+                <w:sz w:val="24"/>
+                <w:szCs w:val="24"/>
+              </w:rPr>
+            </w:pPr>
+            <w:r>
+              <w:rPr>
+                <w:rFonts w:ascii="Comic Sans MS" w:hAnsi="Comic Sans MS"/>
+                <w:color w:val="4D4D4A"/>
+                <w:sz w:val="24"/>
+                <w:szCs w:val="24"/>
+              </w:rPr>
               <w:t xml:space="preserve">    }</w:t>
             </w:r>
           </w:p>
           <w:p>
             <w:pPr>
-              <w:cnfStyle w:val="100000000000" w:firstRow="1" w:lastRow="0" w:firstColumn="0" w:lastColumn="0" w:oddVBand="0" w:evenVBand="0" w:oddHBand="0" w:evenHBand="0" w:firstRowFirstColumn="0" w:firstRowLastColumn="0" w:lastRowFirstColumn="0" w:lastRowLastColumn="0"/>
+              <w:cnfStyle w:val="000000000000" w:firstRow="0" w:lastRow="0" w:firstColumn="0" w:lastColumn="0" w:oddVBand="0" w:evenVBand="0" w:oddHBand="0" w:evenHBand="0" w:firstRowFirstColumn="0" w:firstRowLastColumn="0" w:lastRowFirstColumn="0" w:lastRowLastColumn="0"/>
               <w:rPr>
                 <w:lang w:val="en-US"/>
               </w:rPr>
@@ -7513,6 +8751,1742 @@
       </w:tr>
     </w:tbl>
     <w:p/>
+    <w:p/>
+    <w:tbl>
+      <w:tblPr>
+        <w:tblStyle w:val="GridTable1Light-Accent6"/>
+        <w:tblW w:w="0" w:type="auto"/>
+        <w:tblLook w:val="04A0" w:firstRow="1" w:lastRow="0" w:firstColumn="1" w:lastColumn="0" w:noHBand="0" w:noVBand="1"/>
+      </w:tblPr>
+      <w:tblGrid>
+        <w:gridCol w:w="5675"/>
+        <w:gridCol w:w="17355"/>
+      </w:tblGrid>
+      <w:tr>
+        <w:trPr>
+          <w:cnfStyle w:val="100000000000" w:firstRow="1" w:lastRow="0" w:firstColumn="0" w:lastColumn="0" w:oddVBand="0" w:evenVBand="0" w:oddHBand="0" w:evenHBand="0" w:firstRowFirstColumn="0" w:firstRowLastColumn="0" w:lastRowFirstColumn="0" w:lastRowLastColumn="0"/>
+        </w:trPr>
+        <w:tc>
+          <w:tcPr>
+            <w:cnfStyle w:val="001000000000" w:firstRow="0" w:lastRow="0" w:firstColumn="1" w:lastColumn="0" w:oddVBand="0" w:evenVBand="0" w:oddHBand="0" w:evenHBand="0" w:firstRowFirstColumn="0" w:firstRowLastColumn="0" w:lastRowFirstColumn="0" w:lastRowLastColumn="0"/>
+            <w:tcW w:w="5675" w:type="dxa"/>
+          </w:tcPr>
+          <w:p>
+            <w:pPr>
+              <w:rPr>
+                <w:b w:val="0"/>
+                <w:lang w:val="en-US"/>
+              </w:rPr>
+            </w:pPr>
+            <w:r>
+              <w:rPr>
+                <w:b w:val="0"/>
+                <w:lang w:val="en-US"/>
+              </w:rPr>
+              <w:t>@PathVariable</w:t>
+            </w:r>
+            <w:r>
+              <w:rPr>
+                <w:b w:val="0"/>
+                <w:lang w:val="en-US"/>
+              </w:rPr>
+              <w:t>(“varName”)</w:t>
+            </w:r>
+          </w:p>
+          <w:p>
+            <w:pPr>
+              <w:rPr>
+                <w:lang w:val="en-US"/>
+              </w:rPr>
+            </w:pPr>
+            <w:r>
+              <w:rPr>
+                <w:b w:val="0"/>
+                <w:lang w:val="en-US"/>
+              </w:rPr>
+              <w:t xml:space="preserve">if u want to take </w:t>
+            </w:r>
+            <w:r>
+              <w:rPr>
+                <w:b w:val="0"/>
+                <w:lang w:val="en-US"/>
+              </w:rPr>
+              <w:t xml:space="preserve"> data from path</w:t>
+            </w:r>
+          </w:p>
+        </w:tc>
+        <w:tc>
+          <w:tcPr>
+            <w:tcW w:w="17355" w:type="dxa"/>
+          </w:tcPr>
+          <w:p>
+            <w:pPr>
+              <w:cnfStyle w:val="100000000000" w:firstRow="1" w:lastRow="0" w:firstColumn="0" w:lastColumn="0" w:oddVBand="0" w:evenVBand="0" w:oddHBand="0" w:evenHBand="0" w:firstRowFirstColumn="0" w:firstRowLastColumn="0" w:lastRowFirstColumn="0" w:lastRowLastColumn="0"/>
+              <w:rPr>
+                <w:rFonts w:eastAsia="Times New Roman" w:cs="Courier New"/>
+                <w:color w:val="13A78C"/>
+                <w:lang w:eastAsia="en-IN" w:bidi="te-IN"/>
+              </w:rPr>
+            </w:pPr>
+            <w:r>
+              <w:rPr>
+                <w:rFonts w:eastAsia="Times New Roman" w:cs="Courier New"/>
+                <w:color w:val="13A78C"/>
+                <w:lang w:eastAsia="en-IN" w:bidi="te-IN"/>
+              </w:rPr>
+              <w:t>@GetMapping(“/apr/../beer/{beerId}”)</w:t>
+            </w:r>
+          </w:p>
+          <w:p>
+            <w:pPr>
+              <w:cnfStyle w:val="100000000000" w:firstRow="1" w:lastRow="0" w:firstColumn="0" w:lastColumn="0" w:oddVBand="0" w:evenVBand="0" w:oddHBand="0" w:evenHBand="0" w:firstRowFirstColumn="0" w:firstRowLastColumn="0" w:lastRowFirstColumn="0" w:lastRowLastColumn="0"/>
+              <w:rPr>
+                <w:rFonts w:eastAsia="Times New Roman" w:cs="Courier New"/>
+                <w:b w:val="0"/>
+                <w:color w:val="13A78C"/>
+                <w:lang w:eastAsia="en-IN" w:bidi="te-IN"/>
+              </w:rPr>
+            </w:pPr>
+            <w:r>
+              <w:rPr>
+                <w:rFonts w:eastAsia="Times New Roman" w:cs="Courier New"/>
+                <w:b w:val="0"/>
+                <w:color w:val="13A78C"/>
+                <w:lang w:eastAsia="en-IN" w:bidi="te-IN"/>
+              </w:rPr>
+              <w:t>http://localhost:8080/api/v1/beer/1236</w:t>
+            </w:r>
+          </w:p>
+          <w:p>
+            <w:pPr>
+              <w:cnfStyle w:val="100000000000" w:firstRow="1" w:lastRow="0" w:firstColumn="0" w:lastColumn="0" w:oddVBand="0" w:evenVBand="0" w:oddHBand="0" w:evenHBand="0" w:firstRowFirstColumn="0" w:firstRowLastColumn="0" w:lastRowFirstColumn="0" w:lastRowLastColumn="0"/>
+              <w:rPr>
+                <w:rFonts w:eastAsia="Times New Roman" w:cs="Courier New"/>
+                <w:color w:val="13A78C"/>
+                <w:lang w:eastAsia="en-IN" w:bidi="te-IN"/>
+              </w:rPr>
+            </w:pPr>
+            <w:r>
+              <w:rPr>
+                <w:rFonts w:eastAsia="Times New Roman" w:cs="Courier New"/>
+                <w:color w:val="13A78C"/>
+                <w:lang w:eastAsia="en-IN" w:bidi="te-IN"/>
+              </w:rPr>
+              <w:t>this means</w:t>
+            </w:r>
+            <w:r>
+              <w:rPr>
+                <w:rFonts w:eastAsia="Times New Roman" w:cs="Courier New"/>
+                <w:color w:val="13A78C"/>
+                <w:lang w:eastAsia="en-IN" w:bidi="te-IN"/>
+              </w:rPr>
+              <w:t xml:space="preserve"> in path /beer/abcd this abcd data will be assigned to variable beerId</w:t>
+            </w:r>
+          </w:p>
+          <w:p>
+            <w:pPr>
+              <w:shd w:val="clear" w:color="auto" w:fill="FFFFFF"/>
+              <w:tabs>
+                <w:tab w:val="left" w:pos="916"/>
+                <w:tab w:val="left" w:pos="1832"/>
+                <w:tab w:val="left" w:pos="2748"/>
+                <w:tab w:val="left" w:pos="3664"/>
+                <w:tab w:val="left" w:pos="4580"/>
+                <w:tab w:val="left" w:pos="5496"/>
+                <w:tab w:val="left" w:pos="6412"/>
+                <w:tab w:val="left" w:pos="7328"/>
+                <w:tab w:val="left" w:pos="8244"/>
+                <w:tab w:val="left" w:pos="9160"/>
+                <w:tab w:val="left" w:pos="10076"/>
+                <w:tab w:val="left" w:pos="10992"/>
+                <w:tab w:val="left" w:pos="11908"/>
+                <w:tab w:val="left" w:pos="12824"/>
+                <w:tab w:val="left" w:pos="13740"/>
+                <w:tab w:val="left" w:pos="14656"/>
+              </w:tabs>
+              <w:cnfStyle w:val="100000000000" w:firstRow="1" w:lastRow="0" w:firstColumn="0" w:lastColumn="0" w:oddVBand="0" w:evenVBand="0" w:oddHBand="0" w:evenHBand="0" w:firstRowFirstColumn="0" w:firstRowLastColumn="0" w:lastRowFirstColumn="0" w:lastRowLastColumn="0"/>
+              <w:rPr>
+                <w:rFonts w:ascii="Courier New" w:eastAsia="Times New Roman" w:hAnsi="Courier New" w:cs="Courier New"/>
+                <w:color w:val="4D4D4A"/>
+                <w:spacing w:val="0"/>
+                <w:lang w:eastAsia="en-IN"/>
+              </w:rPr>
+            </w:pPr>
+            <w:r>
+              <w:rPr>
+                <w:rFonts w:eastAsia="Times New Roman" w:cs="Courier New"/>
+                <w:b w:val="0"/>
+                <w:color w:val="1136B9"/>
+                <w:spacing w:val="0"/>
+                <w:lang w:eastAsia="en-IN"/>
+              </w:rPr>
+              <w:t>@AllArgsConstructor</w:t>
+            </w:r>
+            <w:r>
+              <w:rPr>
+                <w:rFonts w:eastAsia="Times New Roman" w:cs="Courier New"/>
+                <w:b w:val="0"/>
+                <w:color w:val="1136B9"/>
+                <w:spacing w:val="0"/>
+                <w:lang w:eastAsia="en-IN"/>
+              </w:rPr>
+              <w:br/>
+              <w:t>@RestController</w:t>
+            </w:r>
+            <w:r>
+              <w:rPr>
+                <w:rFonts w:eastAsia="Times New Roman" w:cs="Courier New"/>
+                <w:b w:val="0"/>
+                <w:color w:val="1136B9"/>
+                <w:spacing w:val="0"/>
+                <w:lang w:eastAsia="en-IN"/>
+              </w:rPr>
+              <w:br/>
+              <w:t>@RequestMapping</w:t>
+            </w:r>
+            <w:r>
+              <w:rPr>
+                <w:rFonts w:eastAsia="Times New Roman" w:cs="Courier New"/>
+                <w:b w:val="0"/>
+                <w:color w:val="4D4D4A"/>
+                <w:spacing w:val="0"/>
+                <w:lang w:eastAsia="en-IN"/>
+              </w:rPr>
+              <w:t>(</w:t>
+            </w:r>
+            <w:r>
+              <w:rPr>
+                <w:rFonts w:eastAsia="Times New Roman" w:cs="Courier New"/>
+                <w:b w:val="0"/>
+                <w:color w:val="0F92E3"/>
+                <w:spacing w:val="0"/>
+                <w:lang w:eastAsia="en-IN"/>
+              </w:rPr>
+              <w:t>"/api/v1"</w:t>
+            </w:r>
+            <w:r>
+              <w:rPr>
+                <w:rFonts w:eastAsia="Times New Roman" w:cs="Courier New"/>
+                <w:b w:val="0"/>
+                <w:color w:val="4D4D4A"/>
+                <w:spacing w:val="0"/>
+                <w:lang w:eastAsia="en-IN"/>
+              </w:rPr>
+              <w:t>)</w:t>
+            </w:r>
+            <w:r>
+              <w:rPr>
+                <w:rFonts w:eastAsia="Times New Roman" w:cs="Courier New"/>
+                <w:b w:val="0"/>
+                <w:color w:val="4D4D4A"/>
+                <w:spacing w:val="0"/>
+                <w:lang w:eastAsia="en-IN"/>
+              </w:rPr>
+              <w:br/>
+            </w:r>
+            <w:r>
+              <w:rPr>
+                <w:rFonts w:eastAsia="Times New Roman" w:cs="Courier New"/>
+                <w:b w:val="0"/>
+                <w:color w:val="1136B9"/>
+                <w:spacing w:val="0"/>
+                <w:lang w:eastAsia="en-IN"/>
+              </w:rPr>
+              <w:t>@Slf4j</w:t>
+            </w:r>
+            <w:r>
+              <w:rPr>
+                <w:rFonts w:eastAsia="Times New Roman" w:cs="Courier New"/>
+                <w:b w:val="0"/>
+                <w:color w:val="1136B9"/>
+                <w:spacing w:val="0"/>
+                <w:lang w:eastAsia="en-IN"/>
+              </w:rPr>
+              <w:br/>
+            </w:r>
+            <w:r>
+              <w:rPr>
+                <w:rFonts w:eastAsia="Times New Roman" w:cs="Courier New"/>
+                <w:b w:val="0"/>
+                <w:color w:val="13A78C"/>
+                <w:spacing w:val="0"/>
+                <w:lang w:eastAsia="en-IN"/>
+              </w:rPr>
+              <w:t xml:space="preserve">public class </w:t>
+            </w:r>
+            <w:r>
+              <w:rPr>
+                <w:rFonts w:eastAsia="Times New Roman" w:cs="Courier New"/>
+                <w:b w:val="0"/>
+                <w:color w:val="79074C"/>
+                <w:spacing w:val="0"/>
+                <w:lang w:eastAsia="en-IN"/>
+              </w:rPr>
+              <w:t xml:space="preserve">BeerController </w:t>
+            </w:r>
+            <w:r>
+              <w:rPr>
+                <w:rFonts w:eastAsia="Times New Roman" w:cs="Courier New"/>
+                <w:b w:val="0"/>
+                <w:color w:val="4D4D4A"/>
+                <w:spacing w:val="0"/>
+                <w:lang w:eastAsia="en-IN"/>
+              </w:rPr>
+              <w:t>{</w:t>
+            </w:r>
+            <w:r>
+              <w:rPr>
+                <w:rFonts w:eastAsia="Times New Roman" w:cs="Courier New"/>
+                <w:b w:val="0"/>
+                <w:color w:val="4D4D4A"/>
+                <w:spacing w:val="0"/>
+                <w:lang w:eastAsia="en-IN"/>
+              </w:rPr>
+              <w:br/>
+              <w:t xml:space="preserve">    </w:t>
+            </w:r>
+            <w:r>
+              <w:rPr>
+                <w:rFonts w:eastAsia="Times New Roman" w:cs="Courier New"/>
+                <w:b w:val="0"/>
+                <w:i/>
+                <w:iCs/>
+                <w:color w:val="1136B9"/>
+                <w:spacing w:val="0"/>
+                <w:lang w:eastAsia="en-IN"/>
+              </w:rPr>
+              <w:t xml:space="preserve">BeerService </w:t>
+            </w:r>
+            <w:r>
+              <w:rPr>
+                <w:rFonts w:eastAsia="Times New Roman" w:cs="Courier New"/>
+                <w:b w:val="0"/>
+                <w:color w:val="4D4D4A"/>
+                <w:spacing w:val="0"/>
+                <w:lang w:eastAsia="en-IN"/>
+              </w:rPr>
+              <w:t>beerService;</w:t>
+            </w:r>
+            <w:r>
+              <w:rPr>
+                <w:rFonts w:eastAsia="Times New Roman" w:cs="Courier New"/>
+                <w:b w:val="0"/>
+                <w:color w:val="4D4D4A"/>
+                <w:spacing w:val="0"/>
+                <w:lang w:eastAsia="en-IN"/>
+              </w:rPr>
+              <w:br/>
+            </w:r>
+            <w:r>
+              <w:rPr>
+                <w:rFonts w:eastAsia="Times New Roman" w:cs="Courier New"/>
+                <w:b w:val="0"/>
+                <w:color w:val="4D4D4A"/>
+                <w:spacing w:val="0"/>
+                <w:lang w:eastAsia="en-IN"/>
+              </w:rPr>
+              <w:br/>
+            </w:r>
+            <w:r>
+              <w:rPr>
+                <w:rFonts w:eastAsia="Times New Roman" w:cs="Courier New"/>
+                <w:b w:val="0"/>
+                <w:color w:val="4D4D4A"/>
+                <w:spacing w:val="0"/>
+                <w:lang w:eastAsia="en-IN"/>
+              </w:rPr>
+              <w:lastRenderedPageBreak/>
+              <w:t xml:space="preserve">    </w:t>
+            </w:r>
+            <w:r>
+              <w:rPr>
+                <w:rFonts w:eastAsia="Times New Roman" w:cs="Courier New"/>
+                <w:b w:val="0"/>
+                <w:color w:val="1136B9"/>
+                <w:spacing w:val="0"/>
+                <w:lang w:eastAsia="en-IN"/>
+              </w:rPr>
+              <w:t>@GetMapping</w:t>
+            </w:r>
+            <w:r>
+              <w:rPr>
+                <w:rFonts w:eastAsia="Times New Roman" w:cs="Courier New"/>
+                <w:b w:val="0"/>
+                <w:color w:val="4D4D4A"/>
+                <w:spacing w:val="0"/>
+                <w:lang w:eastAsia="en-IN"/>
+              </w:rPr>
+              <w:t>(</w:t>
+            </w:r>
+            <w:r>
+              <w:rPr>
+                <w:rFonts w:eastAsia="Times New Roman" w:cs="Courier New"/>
+                <w:b w:val="0"/>
+                <w:color w:val="0F92E3"/>
+                <w:spacing w:val="0"/>
+                <w:lang w:eastAsia="en-IN"/>
+              </w:rPr>
+              <w:t>"/beer/{id}"</w:t>
+            </w:r>
+            <w:r>
+              <w:rPr>
+                <w:rFonts w:eastAsia="Times New Roman" w:cs="Courier New"/>
+                <w:b w:val="0"/>
+                <w:color w:val="4D4D4A"/>
+                <w:spacing w:val="0"/>
+                <w:lang w:eastAsia="en-IN"/>
+              </w:rPr>
+              <w:t>)</w:t>
+            </w:r>
+            <w:r>
+              <w:rPr>
+                <w:rFonts w:eastAsia="Times New Roman" w:cs="Courier New"/>
+                <w:b w:val="0"/>
+                <w:color w:val="4D4D4A"/>
+                <w:spacing w:val="0"/>
+                <w:lang w:eastAsia="en-IN"/>
+              </w:rPr>
+              <w:br/>
+              <w:t xml:space="preserve">    </w:t>
+            </w:r>
+            <w:r>
+              <w:rPr>
+                <w:rFonts w:eastAsia="Times New Roman" w:cs="Courier New"/>
+                <w:b w:val="0"/>
+                <w:color w:val="13A78C"/>
+                <w:spacing w:val="0"/>
+                <w:lang w:eastAsia="en-IN"/>
+              </w:rPr>
+              <w:t xml:space="preserve">public </w:t>
+            </w:r>
+            <w:r>
+              <w:rPr>
+                <w:rFonts w:eastAsia="Times New Roman" w:cs="Courier New"/>
+                <w:b w:val="0"/>
+                <w:color w:val="79074C"/>
+                <w:spacing w:val="0"/>
+                <w:lang w:eastAsia="en-IN"/>
+              </w:rPr>
+              <w:t xml:space="preserve">Beer </w:t>
+            </w:r>
+            <w:r>
+              <w:rPr>
+                <w:rFonts w:eastAsia="Times New Roman" w:cs="Courier New"/>
+                <w:b w:val="0"/>
+                <w:color w:val="7748B7"/>
+                <w:spacing w:val="0"/>
+                <w:lang w:eastAsia="en-IN"/>
+              </w:rPr>
+              <w:t>getBeerById</w:t>
+            </w:r>
+            <w:r>
+              <w:rPr>
+                <w:rFonts w:eastAsia="Times New Roman" w:cs="Courier New"/>
+                <w:b w:val="0"/>
+                <w:color w:val="4D4D4A"/>
+                <w:spacing w:val="0"/>
+                <w:lang w:eastAsia="en-IN"/>
+              </w:rPr>
+              <w:t>(</w:t>
+            </w:r>
+            <w:r>
+              <w:rPr>
+                <w:rFonts w:eastAsia="Times New Roman" w:cs="Courier New"/>
+                <w:b w:val="0"/>
+                <w:color w:val="1136B9"/>
+                <w:spacing w:val="0"/>
+                <w:lang w:eastAsia="en-IN"/>
+              </w:rPr>
+              <w:t>@PathVariable</w:t>
+            </w:r>
+            <w:r>
+              <w:rPr>
+                <w:rFonts w:eastAsia="Times New Roman" w:cs="Courier New"/>
+                <w:b w:val="0"/>
+                <w:color w:val="4D4D4A"/>
+                <w:spacing w:val="0"/>
+                <w:lang w:eastAsia="en-IN"/>
+              </w:rPr>
+              <w:t>(</w:t>
+            </w:r>
+            <w:r>
+              <w:rPr>
+                <w:rFonts w:eastAsia="Times New Roman" w:cs="Courier New"/>
+                <w:b w:val="0"/>
+                <w:color w:val="0F92E3"/>
+                <w:spacing w:val="0"/>
+                <w:lang w:eastAsia="en-IN"/>
+              </w:rPr>
+              <w:t>"id"</w:t>
+            </w:r>
+            <w:r>
+              <w:rPr>
+                <w:rFonts w:eastAsia="Times New Roman" w:cs="Courier New"/>
+                <w:b w:val="0"/>
+                <w:color w:val="4D4D4A"/>
+                <w:spacing w:val="0"/>
+                <w:lang w:eastAsia="en-IN"/>
+              </w:rPr>
+              <w:t xml:space="preserve">) </w:t>
+            </w:r>
+            <w:r>
+              <w:rPr>
+                <w:rFonts w:eastAsia="Times New Roman" w:cs="Courier New"/>
+                <w:b w:val="0"/>
+                <w:color w:val="79074C"/>
+                <w:spacing w:val="0"/>
+                <w:lang w:eastAsia="en-IN"/>
+              </w:rPr>
+              <w:t xml:space="preserve">String </w:t>
+            </w:r>
+            <w:r>
+              <w:rPr>
+                <w:rFonts w:eastAsia="Times New Roman" w:cs="Courier New"/>
+                <w:b w:val="0"/>
+                <w:i/>
+                <w:iCs/>
+                <w:color w:val="0F92E3"/>
+                <w:spacing w:val="0"/>
+                <w:lang w:eastAsia="en-IN"/>
+              </w:rPr>
+              <w:t xml:space="preserve">beerId </w:t>
+            </w:r>
+            <w:r>
+              <w:rPr>
+                <w:rFonts w:eastAsia="Times New Roman" w:cs="Courier New"/>
+                <w:b w:val="0"/>
+                <w:color w:val="4D4D4A"/>
+                <w:spacing w:val="0"/>
+                <w:lang w:eastAsia="en-IN"/>
+              </w:rPr>
+              <w:t>){</w:t>
+            </w:r>
+            <w:r>
+              <w:rPr>
+                <w:rFonts w:eastAsia="Times New Roman" w:cs="Courier New"/>
+                <w:b w:val="0"/>
+                <w:color w:val="4D4D4A"/>
+                <w:spacing w:val="0"/>
+                <w:lang w:eastAsia="en-IN"/>
+              </w:rPr>
+              <w:br/>
+              <w:t xml:space="preserve">      </w:t>
+            </w:r>
+            <w:r>
+              <w:rPr>
+                <w:rFonts w:eastAsia="Times New Roman" w:cs="Courier New"/>
+                <w:b w:val="0"/>
+                <w:i/>
+                <w:iCs/>
+                <w:color w:val="005CC5"/>
+                <w:spacing w:val="0"/>
+                <w:lang w:eastAsia="en-IN"/>
+              </w:rPr>
+              <w:t>log</w:t>
+            </w:r>
+            <w:r>
+              <w:rPr>
+                <w:rFonts w:eastAsia="Times New Roman" w:cs="Courier New"/>
+                <w:b w:val="0"/>
+                <w:color w:val="4D4D4A"/>
+                <w:spacing w:val="0"/>
+                <w:lang w:eastAsia="en-IN"/>
+              </w:rPr>
+              <w:t>.</w:t>
+            </w:r>
+            <w:r>
+              <w:rPr>
+                <w:rFonts w:eastAsia="Times New Roman" w:cs="Courier New"/>
+                <w:b w:val="0"/>
+                <w:color w:val="1136B9"/>
+                <w:spacing w:val="0"/>
+                <w:lang w:eastAsia="en-IN"/>
+              </w:rPr>
+              <w:t>info</w:t>
+            </w:r>
+            <w:r>
+              <w:rPr>
+                <w:rFonts w:eastAsia="Times New Roman" w:cs="Courier New"/>
+                <w:b w:val="0"/>
+                <w:color w:val="4D4D4A"/>
+                <w:spacing w:val="0"/>
+                <w:lang w:eastAsia="en-IN"/>
+              </w:rPr>
+              <w:t>(</w:t>
+            </w:r>
+            <w:r>
+              <w:rPr>
+                <w:rFonts w:eastAsia="Times New Roman" w:cs="Courier New"/>
+                <w:b w:val="0"/>
+                <w:color w:val="0F92E3"/>
+                <w:spacing w:val="0"/>
+                <w:lang w:eastAsia="en-IN"/>
+              </w:rPr>
+              <w:t>"got beer id aas {}"</w:t>
+            </w:r>
+            <w:r>
+              <w:rPr>
+                <w:rFonts w:eastAsia="Times New Roman" w:cs="Courier New"/>
+                <w:b w:val="0"/>
+                <w:color w:val="EE5C09"/>
+                <w:spacing w:val="0"/>
+                <w:lang w:eastAsia="en-IN"/>
+              </w:rPr>
+              <w:t>,</w:t>
+            </w:r>
+            <w:r>
+              <w:rPr>
+                <w:rFonts w:eastAsia="Times New Roman" w:cs="Courier New"/>
+                <w:b w:val="0"/>
+                <w:i/>
+                <w:iCs/>
+                <w:color w:val="0F92E3"/>
+                <w:spacing w:val="0"/>
+                <w:lang w:eastAsia="en-IN"/>
+              </w:rPr>
+              <w:t>beerId</w:t>
+            </w:r>
+            <w:r>
+              <w:rPr>
+                <w:rFonts w:eastAsia="Times New Roman" w:cs="Courier New"/>
+                <w:b w:val="0"/>
+                <w:color w:val="4D4D4A"/>
+                <w:spacing w:val="0"/>
+                <w:lang w:eastAsia="en-IN"/>
+              </w:rPr>
+              <w:t>);</w:t>
+            </w:r>
+            <w:r>
+              <w:rPr>
+                <w:rFonts w:eastAsia="Times New Roman" w:cs="Courier New"/>
+                <w:b w:val="0"/>
+                <w:color w:val="4D4D4A"/>
+                <w:spacing w:val="0"/>
+                <w:lang w:eastAsia="en-IN"/>
+              </w:rPr>
+              <w:br/>
+              <w:t xml:space="preserve">      </w:t>
+            </w:r>
+            <w:r>
+              <w:rPr>
+                <w:rFonts w:eastAsia="Times New Roman" w:cs="Courier New"/>
+                <w:b w:val="0"/>
+                <w:color w:val="13A78C"/>
+                <w:spacing w:val="0"/>
+                <w:lang w:eastAsia="en-IN"/>
+              </w:rPr>
+              <w:t xml:space="preserve">return </w:t>
+            </w:r>
+            <w:r>
+              <w:rPr>
+                <w:rFonts w:eastAsia="Times New Roman" w:cs="Courier New"/>
+                <w:b w:val="0"/>
+                <w:color w:val="4D4D4A"/>
+                <w:spacing w:val="0"/>
+                <w:lang w:eastAsia="en-IN"/>
+              </w:rPr>
+              <w:t>beerService.</w:t>
+            </w:r>
+            <w:r>
+              <w:rPr>
+                <w:rFonts w:eastAsia="Times New Roman" w:cs="Courier New"/>
+                <w:b w:val="0"/>
+                <w:color w:val="1136B9"/>
+                <w:spacing w:val="0"/>
+                <w:lang w:eastAsia="en-IN"/>
+              </w:rPr>
+              <w:t>getBeerById</w:t>
+            </w:r>
+            <w:r>
+              <w:rPr>
+                <w:rFonts w:eastAsia="Times New Roman" w:cs="Courier New"/>
+                <w:b w:val="0"/>
+                <w:color w:val="4D4D4A"/>
+                <w:spacing w:val="0"/>
+                <w:lang w:eastAsia="en-IN"/>
+              </w:rPr>
+              <w:t>(</w:t>
+            </w:r>
+            <w:r>
+              <w:rPr>
+                <w:rFonts w:eastAsia="Times New Roman" w:cs="Courier New"/>
+                <w:b w:val="0"/>
+                <w:i/>
+                <w:iCs/>
+                <w:color w:val="0F92E3"/>
+                <w:spacing w:val="0"/>
+                <w:lang w:eastAsia="en-IN"/>
+              </w:rPr>
+              <w:t>beerId</w:t>
+            </w:r>
+            <w:r>
+              <w:rPr>
+                <w:rFonts w:eastAsia="Times New Roman" w:cs="Courier New"/>
+                <w:b w:val="0"/>
+                <w:color w:val="4D4D4A"/>
+                <w:spacing w:val="0"/>
+                <w:lang w:eastAsia="en-IN"/>
+              </w:rPr>
+              <w:t>);</w:t>
+            </w:r>
+            <w:r>
+              <w:rPr>
+                <w:rFonts w:eastAsia="Times New Roman" w:cs="Courier New"/>
+                <w:b w:val="0"/>
+                <w:color w:val="4D4D4A"/>
+                <w:spacing w:val="0"/>
+                <w:lang w:eastAsia="en-IN"/>
+              </w:rPr>
+              <w:br/>
+            </w:r>
+            <w:r>
+              <w:rPr>
+                <w:rFonts w:ascii="Courier New" w:eastAsia="Times New Roman" w:hAnsi="Courier New" w:cs="Courier New"/>
+                <w:color w:val="4D4D4A"/>
+                <w:spacing w:val="0"/>
+                <w:lang w:eastAsia="en-IN"/>
+              </w:rPr>
+              <w:t xml:space="preserve">    }</w:t>
+            </w:r>
+            <w:r>
+              <w:rPr>
+                <w:rFonts w:ascii="Courier New" w:eastAsia="Times New Roman" w:hAnsi="Courier New" w:cs="Courier New"/>
+                <w:color w:val="4D4D4A"/>
+                <w:spacing w:val="0"/>
+                <w:lang w:eastAsia="en-IN"/>
+              </w:rPr>
+              <w:br/>
+            </w:r>
+            <w:r>
+              <w:rPr>
+                <w:rFonts w:ascii="Courier New" w:eastAsia="Times New Roman" w:hAnsi="Courier New" w:cs="Courier New"/>
+                <w:color w:val="4D4D4A"/>
+                <w:spacing w:val="0"/>
+                <w:lang w:eastAsia="en-IN"/>
+              </w:rPr>
+              <w:br/>
+              <w:t>}</w:t>
+            </w:r>
+          </w:p>
+          <w:p>
+            <w:pPr>
+              <w:cnfStyle w:val="100000000000" w:firstRow="1" w:lastRow="0" w:firstColumn="0" w:lastColumn="0" w:oddVBand="0" w:evenVBand="0" w:oddHBand="0" w:evenHBand="0" w:firstRowFirstColumn="0" w:firstRowLastColumn="0" w:lastRowFirstColumn="0" w:lastRowLastColumn="0"/>
+              <w:rPr>
+                <w:rFonts w:ascii="Courier New" w:eastAsia="Times New Roman" w:hAnsi="Courier New" w:cs="Courier New"/>
+                <w:b w:val="0"/>
+                <w:bCs w:val="0"/>
+                <w:color w:val="13A78C"/>
+                <w:lang w:eastAsia="en-IN" w:bidi="te-IN"/>
+              </w:rPr>
+            </w:pPr>
+          </w:p>
+        </w:tc>
+      </w:tr>
+      <w:tr>
+        <w:tc>
+          <w:tcPr>
+            <w:cnfStyle w:val="001000000000" w:firstRow="0" w:lastRow="0" w:firstColumn="1" w:lastColumn="0" w:oddVBand="0" w:evenVBand="0" w:oddHBand="0" w:evenHBand="0" w:firstRowFirstColumn="0" w:firstRowLastColumn="0" w:lastRowFirstColumn="0" w:lastRowLastColumn="0"/>
+            <w:tcW w:w="5675" w:type="dxa"/>
+          </w:tcPr>
+          <w:p>
+            <w:pPr>
+              <w:rPr>
+                <w:b w:val="0"/>
+                <w:lang w:val="en-US"/>
+              </w:rPr>
+            </w:pPr>
+            <w:r>
+              <w:rPr>
+                <w:b w:val="0"/>
+                <w:lang w:val="en-US"/>
+              </w:rPr>
+              <w:lastRenderedPageBreak/>
+              <w:t>binding data with @R</w:t>
+            </w:r>
+            <w:r>
+              <w:rPr>
+                <w:b w:val="0"/>
+                <w:lang w:val="en-US"/>
+              </w:rPr>
+              <w:t>equestBody</w:t>
+            </w:r>
+          </w:p>
+          <w:p>
+            <w:pPr>
+              <w:rPr>
+                <w:b w:val="0"/>
+                <w:lang w:val="en-US"/>
+              </w:rPr>
+            </w:pPr>
+            <w:r>
+              <w:rPr>
+                <w:b w:val="0"/>
+                <w:lang w:val="en-US"/>
+              </w:rPr>
+              <w:t xml:space="preserve">returning responses with header </w:t>
+            </w:r>
+          </w:p>
+          <w:p>
+            <w:pPr>
+              <w:rPr>
+                <w:b w:val="0"/>
+                <w:lang w:val="en-US"/>
+              </w:rPr>
+            </w:pPr>
+          </w:p>
+          <w:p>
+            <w:pPr>
+              <w:pStyle w:val="Heading3"/>
+              <w:outlineLvl w:val="2"/>
+            </w:pPr>
+            <w:r>
+              <w:rPr>
+                <w:rFonts w:ascii="Segoe UI Symbol" w:hAnsi="Segoe UI Symbol" w:cs="Segoe UI Symbol"/>
+              </w:rPr>
+              <w:t>✔</w:t>
+            </w:r>
+            <w:r>
+              <w:t xml:space="preserve"> Standard headers</w:t>
+            </w:r>
+          </w:p>
+          <w:p>
+            <w:pPr>
+              <w:numPr>
+                <w:ilvl w:val="0"/>
+                <w:numId w:val="4"/>
+              </w:numPr>
+              <w:spacing w:before="100" w:beforeAutospacing="1" w:after="100" w:afterAutospacing="1"/>
+            </w:pPr>
+            <w:r>
+              <w:rPr>
+                <w:rStyle w:val="HTMLCode"/>
+                <w:rFonts w:eastAsiaTheme="minorHAnsi"/>
+              </w:rPr>
+              <w:t>Location</w:t>
+            </w:r>
+            <w:r>
+              <w:t xml:space="preserve"> </w:t>
+            </w:r>
+          </w:p>
+          <w:p>
+            <w:pPr>
+              <w:numPr>
+                <w:ilvl w:val="0"/>
+                <w:numId w:val="4"/>
+              </w:numPr>
+              <w:spacing w:before="100" w:beforeAutospacing="1" w:after="100" w:afterAutospacing="1"/>
+            </w:pPr>
+            <w:r>
+              <w:rPr>
+                <w:rStyle w:val="HTMLCode"/>
+                <w:rFonts w:eastAsiaTheme="minorHAnsi"/>
+              </w:rPr>
+              <w:t>Authorization</w:t>
+            </w:r>
+            <w:r>
+              <w:t xml:space="preserve"> </w:t>
+            </w:r>
+          </w:p>
+          <w:p>
+            <w:pPr>
+              <w:numPr>
+                <w:ilvl w:val="0"/>
+                <w:numId w:val="4"/>
+              </w:numPr>
+              <w:spacing w:before="100" w:beforeAutospacing="1" w:after="100" w:afterAutospacing="1"/>
+            </w:pPr>
+            <w:r>
+              <w:rPr>
+                <w:rStyle w:val="HTMLCode"/>
+                <w:rFonts w:eastAsiaTheme="minorHAnsi"/>
+              </w:rPr>
+              <w:t>Content-Type</w:t>
+            </w:r>
+          </w:p>
+          <w:p>
+            <w:pPr>
+              <w:rPr>
+                <w:b w:val="0"/>
+                <w:lang w:val="en-US"/>
+              </w:rPr>
+            </w:pPr>
+            <w:r>
+              <w:rPr>
+                <w:b w:val="0"/>
+                <w:lang w:val="en-US"/>
+              </w:rPr>
+              <w:t xml:space="preserve">we can even add any custom header also </w:t>
+            </w:r>
+          </w:p>
+          <w:p>
+            <w:pPr>
+              <w:pStyle w:val="Heading1"/>
+              <w:outlineLvl w:val="0"/>
+            </w:pPr>
+            <w:r>
+              <w:t>Important conventions</w:t>
+            </w:r>
+          </w:p>
+          <w:p>
+            <w:pPr>
+              <w:pStyle w:val="Heading3"/>
+              <w:outlineLvl w:val="2"/>
+            </w:pPr>
+            <w:r>
+              <w:rPr>
+                <w:rFonts w:ascii="Segoe UI Symbol" w:hAnsi="Segoe UI Symbol" w:cs="Segoe UI Symbol"/>
+              </w:rPr>
+              <w:t>🔹</w:t>
+            </w:r>
+            <w:r>
+              <w:t xml:space="preserve"> 1. Case-insensitive</w:t>
+            </w:r>
+          </w:p>
+          <w:p>
+            <w:pPr>
+              <w:pStyle w:val="HTMLPreformatted"/>
+            </w:pPr>
+            <w:r>
+              <w:t>X-App-Name == x-app-name</w:t>
+            </w:r>
+          </w:p>
+          <w:p>
+            <w:r>
+              <w:rPr>
+                <w:b w:val="0"/>
+                <w:bCs w:val="0"/>
+              </w:rPr>
+              <w:pict>
+                <v:rect id="_x0000_i1025" style="width:0;height:1.5pt" o:hralign="center" o:hrstd="t" o:hr="t" fillcolor="#a0a0a0" stroked="f"/>
+              </w:pict>
+            </w:r>
+          </w:p>
+          <w:p>
+            <w:pPr>
+              <w:pStyle w:val="Heading3"/>
+              <w:outlineLvl w:val="2"/>
+            </w:pPr>
+            <w:r>
+              <w:rPr>
+                <w:rFonts w:ascii="Segoe UI Symbol" w:hAnsi="Segoe UI Symbol" w:cs="Segoe UI Symbol"/>
+              </w:rPr>
+              <w:t>🔹</w:t>
+            </w:r>
+            <w:r>
+              <w:t xml:space="preserve"> 2. Avoid spaces &amp; special chars</w:t>
+            </w:r>
+          </w:p>
+          <w:p>
+            <w:pPr>
+              <w:pStyle w:val="HTMLPreformatted"/>
+            </w:pPr>
+            <w:r>
+              <w:rPr>
+                <w:rFonts w:ascii="Segoe UI Symbol" w:hAnsi="Segoe UI Symbol" w:cs="Segoe UI Symbol"/>
+              </w:rPr>
+              <w:t>❌</w:t>
+            </w:r>
+            <w:r>
+              <w:t xml:space="preserve"> "My Header"</w:t>
+            </w:r>
+            <w:r>
+              <w:br/>
+            </w:r>
+            <w:r>
+              <w:rPr>
+                <w:rFonts w:ascii="Segoe UI Symbol" w:hAnsi="Segoe UI Symbol" w:cs="Segoe UI Symbol"/>
+              </w:rPr>
+              <w:t>✅</w:t>
+            </w:r>
+            <w:r>
+              <w:t xml:space="preserve"> "X-My-Header"</w:t>
+            </w:r>
+          </w:p>
+          <w:p>
+            <w:pPr>
+              <w:rPr>
+                <w:b w:val="0"/>
+                <w:lang w:val="en-US"/>
+              </w:rPr>
+            </w:pPr>
+          </w:p>
+        </w:tc>
+        <w:tc>
+          <w:tcPr>
+            <w:tcW w:w="17355" w:type="dxa"/>
+          </w:tcPr>
+          <w:p>
+            <w:pPr>
+              <w:cnfStyle w:val="000000000000" w:firstRow="0" w:lastRow="0" w:firstColumn="0" w:lastColumn="0" w:oddVBand="0" w:evenVBand="0" w:oddHBand="0" w:evenHBand="0" w:firstRowFirstColumn="0" w:firstRowLastColumn="0" w:lastRowFirstColumn="0" w:lastRowLastColumn="0"/>
+              <w:rPr>
+                <w:rFonts w:eastAsia="Times New Roman" w:cs="Courier New"/>
+                <w:color w:val="13A78C"/>
+                <w:lang w:eastAsia="en-IN" w:bidi="te-IN"/>
+              </w:rPr>
+            </w:pPr>
+            <w:r>
+              <w:rPr>
+                <w:rFonts w:eastAsia="Times New Roman" w:cs="Courier New"/>
+                <w:color w:val="13A78C"/>
+                <w:lang w:eastAsia="en-IN" w:bidi="te-IN"/>
+              </w:rPr>
+              <w:t xml:space="preserve">to create headers use class </w:t>
+            </w:r>
+            <w:r>
+              <w:rPr>
+                <w:rFonts w:eastAsia="Times New Roman" w:cs="Courier New"/>
+                <w:color w:val="13A78C"/>
+                <w:lang w:eastAsia="en-IN" w:bidi="te-IN"/>
+              </w:rPr>
+              <w:t>–</w:t>
+            </w:r>
+            <w:r>
+              <w:rPr>
+                <w:rFonts w:eastAsia="Times New Roman" w:cs="Courier New"/>
+                <w:color w:val="13A78C"/>
+                <w:lang w:eastAsia="en-IN" w:bidi="te-IN"/>
+              </w:rPr>
+              <w:t xml:space="preserve"> HttpHeaders</w:t>
+            </w:r>
+            <w:r>
+              <w:rPr>
+                <w:rFonts w:eastAsia="Times New Roman" w:cs="Courier New"/>
+                <w:color w:val="13A78C"/>
+                <w:lang w:eastAsia="en-IN" w:bidi="te-IN"/>
+              </w:rPr>
+              <w:t xml:space="preserve"> &amp; map these headers to ResponseEntity</w:t>
+            </w:r>
+          </w:p>
+          <w:p>
+            <w:pPr>
+              <w:cnfStyle w:val="000000000000" w:firstRow="0" w:lastRow="0" w:firstColumn="0" w:lastColumn="0" w:oddVBand="0" w:evenVBand="0" w:oddHBand="0" w:evenHBand="0" w:firstRowFirstColumn="0" w:firstRowLastColumn="0" w:lastRowFirstColumn="0" w:lastRowLastColumn="0"/>
+              <w:rPr>
+                <w:rFonts w:eastAsia="Times New Roman" w:cs="Courier New"/>
+                <w:color w:val="13A78C"/>
+                <w:lang w:eastAsia="en-IN" w:bidi="te-IN"/>
+              </w:rPr>
+            </w:pPr>
+          </w:p>
+          <w:p>
+            <w:pPr>
+              <w:shd w:val="clear" w:color="auto" w:fill="FFFFFF"/>
+              <w:tabs>
+                <w:tab w:val="left" w:pos="916"/>
+                <w:tab w:val="left" w:pos="1832"/>
+                <w:tab w:val="left" w:pos="2748"/>
+                <w:tab w:val="left" w:pos="3664"/>
+                <w:tab w:val="left" w:pos="4580"/>
+                <w:tab w:val="left" w:pos="5496"/>
+                <w:tab w:val="left" w:pos="6412"/>
+                <w:tab w:val="left" w:pos="7328"/>
+                <w:tab w:val="left" w:pos="8244"/>
+                <w:tab w:val="left" w:pos="9160"/>
+                <w:tab w:val="left" w:pos="10076"/>
+                <w:tab w:val="left" w:pos="10992"/>
+                <w:tab w:val="left" w:pos="11908"/>
+                <w:tab w:val="left" w:pos="12824"/>
+                <w:tab w:val="left" w:pos="13740"/>
+                <w:tab w:val="left" w:pos="14656"/>
+              </w:tabs>
+              <w:cnfStyle w:val="000000000000" w:firstRow="0" w:lastRow="0" w:firstColumn="0" w:lastColumn="0" w:oddVBand="0" w:evenVBand="0" w:oddHBand="0" w:evenHBand="0" w:firstRowFirstColumn="0" w:firstRowLastColumn="0" w:lastRowFirstColumn="0" w:lastRowLastColumn="0"/>
+              <w:rPr>
+                <w:rFonts w:eastAsia="Times New Roman" w:cs="Courier New"/>
+                <w:color w:val="4D4D4A"/>
+                <w:spacing w:val="0"/>
+                <w:lang w:eastAsia="en-IN"/>
+              </w:rPr>
+            </w:pPr>
+            <w:r>
+              <w:rPr>
+                <w:rFonts w:eastAsia="Times New Roman" w:cs="Courier New"/>
+                <w:color w:val="1136B9"/>
+                <w:spacing w:val="0"/>
+                <w:lang w:eastAsia="en-IN"/>
+              </w:rPr>
+              <w:t>@PostMapping</w:t>
+            </w:r>
+            <w:r>
+              <w:rPr>
+                <w:rFonts w:eastAsia="Times New Roman" w:cs="Courier New"/>
+                <w:color w:val="4D4D4A"/>
+                <w:spacing w:val="0"/>
+                <w:lang w:eastAsia="en-IN"/>
+              </w:rPr>
+              <w:t>(</w:t>
+            </w:r>
+            <w:r>
+              <w:rPr>
+                <w:rFonts w:eastAsia="Times New Roman" w:cs="Courier New"/>
+                <w:color w:val="0F92E3"/>
+                <w:spacing w:val="0"/>
+                <w:lang w:eastAsia="en-IN"/>
+              </w:rPr>
+              <w:t>"/createBeer"</w:t>
+            </w:r>
+            <w:r>
+              <w:rPr>
+                <w:rFonts w:eastAsia="Times New Roman" w:cs="Courier New"/>
+                <w:color w:val="4D4D4A"/>
+                <w:spacing w:val="0"/>
+                <w:lang w:eastAsia="en-IN"/>
+              </w:rPr>
+              <w:t>)</w:t>
+            </w:r>
+            <w:r>
+              <w:rPr>
+                <w:rFonts w:eastAsia="Times New Roman" w:cs="Courier New"/>
+                <w:color w:val="4D4D4A"/>
+                <w:spacing w:val="0"/>
+                <w:lang w:eastAsia="en-IN"/>
+              </w:rPr>
+              <w:br/>
+            </w:r>
+            <w:r>
+              <w:rPr>
+                <w:rFonts w:eastAsia="Times New Roman" w:cs="Courier New"/>
+                <w:color w:val="13A78C"/>
+                <w:spacing w:val="0"/>
+                <w:lang w:eastAsia="en-IN"/>
+              </w:rPr>
+              <w:t xml:space="preserve">public </w:t>
+            </w:r>
+            <w:r>
+              <w:rPr>
+                <w:rFonts w:eastAsia="Times New Roman" w:cs="Courier New"/>
+                <w:color w:val="79074C"/>
+                <w:spacing w:val="0"/>
+                <w:lang w:eastAsia="en-IN"/>
+              </w:rPr>
+              <w:t xml:space="preserve">ResponseEntity </w:t>
+            </w:r>
+            <w:r>
+              <w:rPr>
+                <w:rFonts w:eastAsia="Times New Roman" w:cs="Courier New"/>
+                <w:color w:val="7748B7"/>
+                <w:spacing w:val="0"/>
+                <w:lang w:eastAsia="en-IN"/>
+              </w:rPr>
+              <w:t>handlePost</w:t>
+            </w:r>
+            <w:r>
+              <w:rPr>
+                <w:rFonts w:eastAsia="Times New Roman" w:cs="Courier New"/>
+                <w:color w:val="4D4D4A"/>
+                <w:spacing w:val="0"/>
+                <w:lang w:eastAsia="en-IN"/>
+              </w:rPr>
+              <w:t>(</w:t>
+            </w:r>
+            <w:r>
+              <w:rPr>
+                <w:rFonts w:eastAsia="Times New Roman" w:cs="Courier New"/>
+                <w:color w:val="1136B9"/>
+                <w:spacing w:val="0"/>
+                <w:lang w:eastAsia="en-IN"/>
+              </w:rPr>
+              <w:t xml:space="preserve">@RequestBody </w:t>
+            </w:r>
+            <w:r>
+              <w:rPr>
+                <w:rFonts w:eastAsia="Times New Roman" w:cs="Courier New"/>
+                <w:color w:val="79074C"/>
+                <w:spacing w:val="0"/>
+                <w:lang w:eastAsia="en-IN"/>
+              </w:rPr>
+              <w:t xml:space="preserve">Beer </w:t>
+            </w:r>
+            <w:r>
+              <w:rPr>
+                <w:rFonts w:eastAsia="Times New Roman" w:cs="Courier New"/>
+                <w:i/>
+                <w:iCs/>
+                <w:color w:val="0F92E3"/>
+                <w:spacing w:val="0"/>
+                <w:lang w:eastAsia="en-IN"/>
+              </w:rPr>
+              <w:t>b</w:t>
+            </w:r>
+            <w:r>
+              <w:rPr>
+                <w:rFonts w:eastAsia="Times New Roman" w:cs="Courier New"/>
+                <w:color w:val="4D4D4A"/>
+                <w:spacing w:val="0"/>
+                <w:lang w:eastAsia="en-IN"/>
+              </w:rPr>
+              <w:t>){</w:t>
+            </w:r>
+            <w:r>
+              <w:rPr>
+                <w:rFonts w:eastAsia="Times New Roman" w:cs="Courier New"/>
+                <w:color w:val="4D4D4A"/>
+                <w:spacing w:val="0"/>
+                <w:lang w:eastAsia="en-IN"/>
+              </w:rPr>
+              <w:br/>
+              <w:t xml:space="preserve">    </w:t>
+            </w:r>
+            <w:r>
+              <w:rPr>
+                <w:rFonts w:eastAsia="Times New Roman" w:cs="Courier New"/>
+                <w:b/>
+                <w:bCs/>
+                <w:i/>
+                <w:iCs/>
+                <w:color w:val="005CC5"/>
+                <w:spacing w:val="0"/>
+                <w:lang w:eastAsia="en-IN"/>
+              </w:rPr>
+              <w:t>log</w:t>
+            </w:r>
+            <w:r>
+              <w:rPr>
+                <w:rFonts w:eastAsia="Times New Roman" w:cs="Courier New"/>
+                <w:color w:val="4D4D4A"/>
+                <w:spacing w:val="0"/>
+                <w:lang w:eastAsia="en-IN"/>
+              </w:rPr>
+              <w:t>.</w:t>
+            </w:r>
+            <w:r>
+              <w:rPr>
+                <w:rFonts w:eastAsia="Times New Roman" w:cs="Courier New"/>
+                <w:color w:val="1136B9"/>
+                <w:spacing w:val="0"/>
+                <w:lang w:eastAsia="en-IN"/>
+              </w:rPr>
+              <w:t>info</w:t>
+            </w:r>
+            <w:r>
+              <w:rPr>
+                <w:rFonts w:eastAsia="Times New Roman" w:cs="Courier New"/>
+                <w:color w:val="4D4D4A"/>
+                <w:spacing w:val="0"/>
+                <w:lang w:eastAsia="en-IN"/>
+              </w:rPr>
+              <w:t>(</w:t>
+            </w:r>
+            <w:r>
+              <w:rPr>
+                <w:rFonts w:eastAsia="Times New Roman" w:cs="Courier New"/>
+                <w:color w:val="0F92E3"/>
+                <w:spacing w:val="0"/>
+                <w:lang w:eastAsia="en-IN"/>
+              </w:rPr>
+              <w:t>"running post method"</w:t>
+            </w:r>
+            <w:r>
+              <w:rPr>
+                <w:rFonts w:eastAsia="Times New Roman" w:cs="Courier New"/>
+                <w:color w:val="4D4D4A"/>
+                <w:spacing w:val="0"/>
+                <w:lang w:eastAsia="en-IN"/>
+              </w:rPr>
+              <w:t>);</w:t>
+            </w:r>
+            <w:r>
+              <w:rPr>
+                <w:rFonts w:eastAsia="Times New Roman" w:cs="Courier New"/>
+                <w:color w:val="4D4D4A"/>
+                <w:spacing w:val="0"/>
+                <w:lang w:eastAsia="en-IN"/>
+              </w:rPr>
+              <w:br/>
+              <w:t xml:space="preserve">    </w:t>
+            </w:r>
+            <w:r>
+              <w:rPr>
+                <w:rFonts w:eastAsia="Times New Roman" w:cs="Courier New"/>
+                <w:color w:val="79074C"/>
+                <w:spacing w:val="0"/>
+                <w:lang w:eastAsia="en-IN"/>
+              </w:rPr>
+              <w:t xml:space="preserve">String </w:t>
+            </w:r>
+            <w:r>
+              <w:rPr>
+                <w:rFonts w:eastAsia="Times New Roman" w:cs="Courier New"/>
+                <w:color w:val="4D4D4A"/>
+                <w:spacing w:val="0"/>
+                <w:lang w:eastAsia="en-IN"/>
+              </w:rPr>
+              <w:t>id</w:t>
+            </w:r>
+            <w:r>
+              <w:rPr>
+                <w:rFonts w:eastAsia="Times New Roman" w:cs="Courier New"/>
+                <w:color w:val="EE5C09"/>
+                <w:spacing w:val="0"/>
+                <w:lang w:eastAsia="en-IN"/>
+              </w:rPr>
+              <w:t>=</w:t>
+            </w:r>
+            <w:r>
+              <w:rPr>
+                <w:rFonts w:eastAsia="Times New Roman" w:cs="Courier New"/>
+                <w:b/>
+                <w:bCs/>
+                <w:color w:val="4D4D4A"/>
+                <w:spacing w:val="0"/>
+                <w:lang w:eastAsia="en-IN"/>
+              </w:rPr>
+              <w:t>beerService</w:t>
+            </w:r>
+            <w:r>
+              <w:rPr>
+                <w:rFonts w:eastAsia="Times New Roman" w:cs="Courier New"/>
+                <w:color w:val="4D4D4A"/>
+                <w:spacing w:val="0"/>
+                <w:lang w:eastAsia="en-IN"/>
+              </w:rPr>
+              <w:t>.</w:t>
+            </w:r>
+            <w:r>
+              <w:rPr>
+                <w:rFonts w:eastAsia="Times New Roman" w:cs="Courier New"/>
+                <w:color w:val="1136B9"/>
+                <w:spacing w:val="0"/>
+                <w:lang w:eastAsia="en-IN"/>
+              </w:rPr>
+              <w:t>addBeer</w:t>
+            </w:r>
+            <w:r>
+              <w:rPr>
+                <w:rFonts w:eastAsia="Times New Roman" w:cs="Courier New"/>
+                <w:color w:val="4D4D4A"/>
+                <w:spacing w:val="0"/>
+                <w:lang w:eastAsia="en-IN"/>
+              </w:rPr>
+              <w:t>(</w:t>
+            </w:r>
+            <w:r>
+              <w:rPr>
+                <w:rFonts w:eastAsia="Times New Roman" w:cs="Courier New"/>
+                <w:i/>
+                <w:iCs/>
+                <w:color w:val="0F92E3"/>
+                <w:spacing w:val="0"/>
+                <w:lang w:eastAsia="en-IN"/>
+              </w:rPr>
+              <w:t>b</w:t>
+            </w:r>
+            <w:r>
+              <w:rPr>
+                <w:rFonts w:eastAsia="Times New Roman" w:cs="Courier New"/>
+                <w:color w:val="4D4D4A"/>
+                <w:spacing w:val="0"/>
+                <w:lang w:eastAsia="en-IN"/>
+              </w:rPr>
+              <w:t>);</w:t>
+            </w:r>
+            <w:r>
+              <w:rPr>
+                <w:rFonts w:eastAsia="Times New Roman" w:cs="Courier New"/>
+                <w:color w:val="4D4D4A"/>
+                <w:spacing w:val="0"/>
+                <w:lang w:eastAsia="en-IN"/>
+              </w:rPr>
+              <w:br/>
+              <w:t xml:space="preserve">    </w:t>
+            </w:r>
+            <w:r>
+              <w:rPr>
+                <w:rFonts w:eastAsia="Times New Roman" w:cs="Courier New"/>
+                <w:color w:val="79074C"/>
+                <w:spacing w:val="0"/>
+                <w:lang w:eastAsia="en-IN"/>
+              </w:rPr>
+              <w:t xml:space="preserve">HttpHeaders </w:t>
+            </w:r>
+            <w:r>
+              <w:rPr>
+                <w:rFonts w:eastAsia="Times New Roman" w:cs="Courier New"/>
+                <w:color w:val="4D4D4A"/>
+                <w:spacing w:val="0"/>
+                <w:lang w:eastAsia="en-IN"/>
+              </w:rPr>
+              <w:t>h</w:t>
+            </w:r>
+            <w:r>
+              <w:rPr>
+                <w:rFonts w:eastAsia="Times New Roman" w:cs="Courier New"/>
+                <w:color w:val="EE5C09"/>
+                <w:spacing w:val="0"/>
+                <w:lang w:eastAsia="en-IN"/>
+              </w:rPr>
+              <w:t>=</w:t>
+            </w:r>
+            <w:r>
+              <w:rPr>
+                <w:rFonts w:eastAsia="Times New Roman" w:cs="Courier New"/>
+                <w:color w:val="13A78C"/>
+                <w:spacing w:val="0"/>
+                <w:lang w:eastAsia="en-IN"/>
+              </w:rPr>
+              <w:t xml:space="preserve">new </w:t>
+            </w:r>
+            <w:r>
+              <w:rPr>
+                <w:rFonts w:eastAsia="Times New Roman" w:cs="Courier New"/>
+                <w:color w:val="79074C"/>
+                <w:spacing w:val="0"/>
+                <w:lang w:eastAsia="en-IN"/>
+              </w:rPr>
+              <w:t>HttpHeaders</w:t>
+            </w:r>
+            <w:r>
+              <w:rPr>
+                <w:rFonts w:eastAsia="Times New Roman" w:cs="Courier New"/>
+                <w:color w:val="4D4D4A"/>
+                <w:spacing w:val="0"/>
+                <w:lang w:eastAsia="en-IN"/>
+              </w:rPr>
+              <w:t>();</w:t>
+            </w:r>
+            <w:r>
+              <w:rPr>
+                <w:rFonts w:eastAsia="Times New Roman" w:cs="Courier New"/>
+                <w:color w:val="4D4D4A"/>
+                <w:spacing w:val="0"/>
+                <w:lang w:eastAsia="en-IN"/>
+              </w:rPr>
+              <w:br/>
+              <w:t xml:space="preserve">    h.</w:t>
+            </w:r>
+            <w:r>
+              <w:rPr>
+                <w:rFonts w:eastAsia="Times New Roman" w:cs="Courier New"/>
+                <w:color w:val="1136B9"/>
+                <w:spacing w:val="0"/>
+                <w:lang w:eastAsia="en-IN"/>
+              </w:rPr>
+              <w:t>add</w:t>
+            </w:r>
+            <w:r>
+              <w:rPr>
+                <w:rFonts w:eastAsia="Times New Roman" w:cs="Courier New"/>
+                <w:color w:val="4D4D4A"/>
+                <w:spacing w:val="0"/>
+                <w:lang w:eastAsia="en-IN"/>
+              </w:rPr>
+              <w:t>(</w:t>
+            </w:r>
+            <w:r>
+              <w:rPr>
+                <w:rFonts w:eastAsia="Times New Roman" w:cs="Courier New"/>
+                <w:color w:val="0F92E3"/>
+                <w:spacing w:val="0"/>
+                <w:lang w:eastAsia="en-IN"/>
+              </w:rPr>
+              <w:t>"Location"</w:t>
+            </w:r>
+            <w:r>
+              <w:rPr>
+                <w:rFonts w:eastAsia="Times New Roman" w:cs="Courier New"/>
+                <w:color w:val="EE5C09"/>
+                <w:spacing w:val="0"/>
+                <w:lang w:eastAsia="en-IN"/>
+              </w:rPr>
+              <w:t>,</w:t>
+            </w:r>
+            <w:r>
+              <w:rPr>
+                <w:rFonts w:eastAsia="Times New Roman" w:cs="Courier New"/>
+                <w:color w:val="0F92E3"/>
+                <w:spacing w:val="0"/>
+                <w:lang w:eastAsia="en-IN"/>
+              </w:rPr>
+              <w:t>"/createBeer/"</w:t>
+            </w:r>
+            <w:r>
+              <w:rPr>
+                <w:rFonts w:eastAsia="Times New Roman" w:cs="Courier New"/>
+                <w:color w:val="EE5C09"/>
+                <w:spacing w:val="0"/>
+                <w:lang w:eastAsia="en-IN"/>
+              </w:rPr>
+              <w:t>+</w:t>
+            </w:r>
+            <w:r>
+              <w:rPr>
+                <w:rFonts w:eastAsia="Times New Roman" w:cs="Courier New"/>
+                <w:color w:val="4D4D4A"/>
+                <w:spacing w:val="0"/>
+                <w:lang w:eastAsia="en-IN"/>
+              </w:rPr>
+              <w:t>id);</w:t>
+            </w:r>
+            <w:r>
+              <w:rPr>
+                <w:rFonts w:eastAsia="Times New Roman" w:cs="Courier New"/>
+                <w:color w:val="4D4D4A"/>
+                <w:spacing w:val="0"/>
+                <w:lang w:eastAsia="en-IN"/>
+              </w:rPr>
+              <w:t xml:space="preserve"> //here header location value must be correct , else we cant pass that header</w:t>
+            </w:r>
+            <w:r>
+              <w:rPr>
+                <w:rFonts w:eastAsia="Times New Roman" w:cs="Courier New"/>
+                <w:color w:val="4D4D4A"/>
+                <w:spacing w:val="0"/>
+                <w:lang w:eastAsia="en-IN"/>
+              </w:rPr>
+              <w:br/>
+              <w:t xml:space="preserve">    </w:t>
+            </w:r>
+            <w:r>
+              <w:rPr>
+                <w:rFonts w:eastAsia="Times New Roman" w:cs="Courier New"/>
+                <w:color w:val="4D4D4A"/>
+                <w:spacing w:val="0"/>
+                <w:highlight w:val="yellow"/>
+                <w:lang w:eastAsia="en-IN"/>
+              </w:rPr>
+              <w:t>h.</w:t>
+            </w:r>
+            <w:r>
+              <w:rPr>
+                <w:rFonts w:eastAsia="Times New Roman" w:cs="Courier New"/>
+                <w:color w:val="1136B9"/>
+                <w:spacing w:val="0"/>
+                <w:highlight w:val="yellow"/>
+                <w:lang w:eastAsia="en-IN"/>
+              </w:rPr>
+              <w:t>add</w:t>
+            </w:r>
+            <w:r>
+              <w:rPr>
+                <w:rFonts w:eastAsia="Times New Roman" w:cs="Courier New"/>
+                <w:color w:val="4D4D4A"/>
+                <w:spacing w:val="0"/>
+                <w:highlight w:val="yellow"/>
+                <w:lang w:eastAsia="en-IN"/>
+              </w:rPr>
+              <w:t>(</w:t>
+            </w:r>
+            <w:r>
+              <w:rPr>
+                <w:rFonts w:eastAsia="Times New Roman" w:cs="Courier New"/>
+                <w:color w:val="0F92E3"/>
+                <w:spacing w:val="0"/>
+                <w:highlight w:val="yellow"/>
+                <w:lang w:eastAsia="en-IN"/>
+              </w:rPr>
+              <w:t>"X-My-Header"</w:t>
+            </w:r>
+            <w:r>
+              <w:rPr>
+                <w:rFonts w:eastAsia="Times New Roman" w:cs="Courier New"/>
+                <w:color w:val="EE5C09"/>
+                <w:spacing w:val="0"/>
+                <w:highlight w:val="yellow"/>
+                <w:lang w:eastAsia="en-IN"/>
+              </w:rPr>
+              <w:t>,</w:t>
+            </w:r>
+            <w:r>
+              <w:rPr>
+                <w:rFonts w:eastAsia="Times New Roman" w:cs="Courier New"/>
+                <w:color w:val="0F92E3"/>
+                <w:spacing w:val="0"/>
+                <w:highlight w:val="yellow"/>
+                <w:lang w:eastAsia="en-IN"/>
+              </w:rPr>
+              <w:t>"123NN"</w:t>
+            </w:r>
+            <w:r>
+              <w:rPr>
+                <w:rFonts w:eastAsia="Times New Roman" w:cs="Courier New"/>
+                <w:color w:val="4D4D4A"/>
+                <w:spacing w:val="0"/>
+                <w:highlight w:val="yellow"/>
+                <w:lang w:eastAsia="en-IN"/>
+              </w:rPr>
+              <w:t>);</w:t>
+            </w:r>
+            <w:r>
+              <w:rPr>
+                <w:rFonts w:eastAsia="Times New Roman" w:cs="Courier New"/>
+                <w:color w:val="4D4D4A"/>
+                <w:spacing w:val="0"/>
+                <w:lang w:eastAsia="en-IN"/>
+              </w:rPr>
+              <w:br/>
+              <w:t xml:space="preserve">    </w:t>
+            </w:r>
+            <w:r>
+              <w:rPr>
+                <w:rFonts w:eastAsia="Times New Roman" w:cs="Courier New"/>
+                <w:b/>
+                <w:bCs/>
+                <w:i/>
+                <w:iCs/>
+                <w:color w:val="005CC5"/>
+                <w:spacing w:val="0"/>
+                <w:lang w:eastAsia="en-IN"/>
+              </w:rPr>
+              <w:t>log</w:t>
+            </w:r>
+            <w:r>
+              <w:rPr>
+                <w:rFonts w:eastAsia="Times New Roman" w:cs="Courier New"/>
+                <w:color w:val="4D4D4A"/>
+                <w:spacing w:val="0"/>
+                <w:lang w:eastAsia="en-IN"/>
+              </w:rPr>
+              <w:t>.</w:t>
+            </w:r>
+            <w:r>
+              <w:rPr>
+                <w:rFonts w:eastAsia="Times New Roman" w:cs="Courier New"/>
+                <w:color w:val="1136B9"/>
+                <w:spacing w:val="0"/>
+                <w:lang w:eastAsia="en-IN"/>
+              </w:rPr>
+              <w:t>info</w:t>
+            </w:r>
+            <w:r>
+              <w:rPr>
+                <w:rFonts w:eastAsia="Times New Roman" w:cs="Courier New"/>
+                <w:color w:val="4D4D4A"/>
+                <w:spacing w:val="0"/>
+                <w:lang w:eastAsia="en-IN"/>
+              </w:rPr>
+              <w:t>(</w:t>
+            </w:r>
+            <w:r>
+              <w:rPr>
+                <w:rFonts w:eastAsia="Times New Roman" w:cs="Courier New"/>
+                <w:color w:val="0F92E3"/>
+                <w:spacing w:val="0"/>
+                <w:lang w:eastAsia="en-IN"/>
+              </w:rPr>
+              <w:t>"Beer created successfully"</w:t>
+            </w:r>
+            <w:r>
+              <w:rPr>
+                <w:rFonts w:eastAsia="Times New Roman" w:cs="Courier New"/>
+                <w:color w:val="4D4D4A"/>
+                <w:spacing w:val="0"/>
+                <w:lang w:eastAsia="en-IN"/>
+              </w:rPr>
+              <w:t>);</w:t>
+            </w:r>
+            <w:r>
+              <w:rPr>
+                <w:rFonts w:eastAsia="Times New Roman" w:cs="Courier New"/>
+                <w:color w:val="4D4D4A"/>
+                <w:spacing w:val="0"/>
+                <w:lang w:eastAsia="en-IN"/>
+              </w:rPr>
+              <w:br/>
+              <w:t xml:space="preserve">    </w:t>
+            </w:r>
+            <w:r>
+              <w:rPr>
+                <w:rFonts w:eastAsia="Times New Roman" w:cs="Courier New"/>
+                <w:color w:val="13A78C"/>
+                <w:spacing w:val="0"/>
+                <w:lang w:eastAsia="en-IN"/>
+              </w:rPr>
+              <w:t xml:space="preserve">return new </w:t>
+            </w:r>
+            <w:r>
+              <w:rPr>
+                <w:rFonts w:eastAsia="Times New Roman" w:cs="Courier New"/>
+                <w:color w:val="79074C"/>
+                <w:spacing w:val="0"/>
+                <w:lang w:eastAsia="en-IN"/>
+              </w:rPr>
+              <w:t>ResponseEntity</w:t>
+            </w:r>
+            <w:r>
+              <w:rPr>
+                <w:rFonts w:eastAsia="Times New Roman" w:cs="Courier New"/>
+                <w:color w:val="4D4D4A"/>
+                <w:spacing w:val="0"/>
+                <w:lang w:eastAsia="en-IN"/>
+              </w:rPr>
+              <w:t>(h</w:t>
+            </w:r>
+            <w:r>
+              <w:rPr>
+                <w:rFonts w:eastAsia="Times New Roman" w:cs="Courier New"/>
+                <w:color w:val="EE5C09"/>
+                <w:spacing w:val="0"/>
+                <w:lang w:eastAsia="en-IN"/>
+              </w:rPr>
+              <w:t xml:space="preserve">, </w:t>
+            </w:r>
+            <w:r>
+              <w:rPr>
+                <w:rFonts w:eastAsia="Times New Roman" w:cs="Courier New"/>
+                <w:i/>
+                <w:iCs/>
+                <w:color w:val="79074C"/>
+                <w:spacing w:val="0"/>
+                <w:lang w:eastAsia="en-IN"/>
+              </w:rPr>
+              <w:t>HttpStatus</w:t>
+            </w:r>
+            <w:r>
+              <w:rPr>
+                <w:rFonts w:eastAsia="Times New Roman" w:cs="Courier New"/>
+                <w:color w:val="4D4D4A"/>
+                <w:spacing w:val="0"/>
+                <w:lang w:eastAsia="en-IN"/>
+              </w:rPr>
+              <w:t>.</w:t>
+            </w:r>
+            <w:r>
+              <w:rPr>
+                <w:rFonts w:eastAsia="Times New Roman" w:cs="Courier New"/>
+                <w:b/>
+                <w:bCs/>
+                <w:i/>
+                <w:iCs/>
+                <w:color w:val="005CC5"/>
+                <w:spacing w:val="0"/>
+                <w:lang w:eastAsia="en-IN"/>
+              </w:rPr>
+              <w:t>CREATED</w:t>
+            </w:r>
+            <w:r>
+              <w:rPr>
+                <w:rFonts w:eastAsia="Times New Roman" w:cs="Courier New"/>
+                <w:color w:val="4D4D4A"/>
+                <w:spacing w:val="0"/>
+                <w:lang w:eastAsia="en-IN"/>
+              </w:rPr>
+              <w:t>);</w:t>
+            </w:r>
+            <w:r>
+              <w:rPr>
+                <w:rFonts w:eastAsia="Times New Roman" w:cs="Courier New"/>
+                <w:color w:val="4D4D4A"/>
+                <w:spacing w:val="0"/>
+                <w:lang w:eastAsia="en-IN"/>
+              </w:rPr>
+              <w:br/>
+              <w:t>}</w:t>
+            </w:r>
+          </w:p>
+          <w:p>
+            <w:pPr>
+              <w:cnfStyle w:val="000000000000" w:firstRow="0" w:lastRow="0" w:firstColumn="0" w:lastColumn="0" w:oddVBand="0" w:evenVBand="0" w:oddHBand="0" w:evenHBand="0" w:firstRowFirstColumn="0" w:firstRowLastColumn="0" w:lastRowFirstColumn="0" w:lastRowLastColumn="0"/>
+              <w:rPr>
+                <w:rFonts w:eastAsia="Times New Roman" w:cs="Courier New"/>
+                <w:color w:val="13A78C"/>
+                <w:lang w:eastAsia="en-IN" w:bidi="te-IN"/>
+              </w:rPr>
+            </w:pPr>
+          </w:p>
+        </w:tc>
+      </w:tr>
+    </w:tbl>
+    <w:p/>
+    <w:p/>
+    <w:p/>
     <w:p>
       <w:r>
         <w:t xml:space="preserve">No need to build and return response object  instead just annotate the method </w:t>
@@ -7524,7 +10498,6 @@
         <w:rPr>
           <w:color w:val="1136B9"/>
           <w:spacing w:val="0"/>
-          <w:sz w:val="24"/>
         </w:rPr>
         <w:t>@ResponseStatus</w:t>
       </w:r>
@@ -7574,7 +10547,6 @@
                 <w:b w:val="0"/>
                 <w:bCs w:val="0"/>
                 <w:color w:val="1136B9"/>
-                <w:sz w:val="24"/>
                 <w:lang w:eastAsia="en-IN" w:bidi="te-IN"/>
               </w:rPr>
             </w:pPr>
@@ -7584,7 +10556,6 @@
                 <w:b w:val="0"/>
                 <w:bCs w:val="0"/>
                 <w:color w:val="1136B9"/>
-                <w:sz w:val="24"/>
                 <w:lang w:eastAsia="en-IN" w:bidi="te-IN"/>
               </w:rPr>
               <w:t>@RequestMapping(“/patients”)</w:t>
@@ -7595,7 +10566,6 @@
                 <w:b w:val="0"/>
                 <w:bCs w:val="0"/>
                 <w:color w:val="1136B9"/>
-                <w:sz w:val="24"/>
                 <w:lang w:eastAsia="en-IN" w:bidi="te-IN"/>
               </w:rPr>
               <w:t xml:space="preserve"> </w:t>
@@ -7626,7 +10596,6 @@
                 <w:b w:val="0"/>
                 <w:bCs w:val="0"/>
                 <w:color w:val="4D4D4A"/>
-                <w:sz w:val="24"/>
               </w:rPr>
             </w:pPr>
             <w:r>
@@ -7634,7 +10603,6 @@
                 <w:b w:val="0"/>
                 <w:bCs w:val="0"/>
                 <w:color w:val="1136B9"/>
-                <w:sz w:val="24"/>
               </w:rPr>
               <w:t>@GetMapping</w:t>
             </w:r>
@@ -7643,7 +10611,6 @@
                 <w:b w:val="0"/>
                 <w:bCs w:val="0"/>
                 <w:color w:val="4D4D4A"/>
-                <w:sz w:val="24"/>
               </w:rPr>
               <w:t>(</w:t>
             </w:r>
@@ -7652,7 +10619,6 @@
                 <w:b w:val="0"/>
                 <w:bCs w:val="0"/>
                 <w:color w:val="0F92E3"/>
-                <w:sz w:val="24"/>
               </w:rPr>
               <w:t>"/getByState"</w:t>
             </w:r>
@@ -7661,7 +10627,6 @@
                 <w:b w:val="0"/>
                 <w:bCs w:val="0"/>
                 <w:color w:val="4D4D4A"/>
-                <w:sz w:val="24"/>
               </w:rPr>
               <w:t>)</w:t>
             </w:r>
@@ -7692,14 +10657,12 @@
                 <w:b w:val="0"/>
                 <w:bCs w:val="0"/>
                 <w:color w:val="1136B9"/>
-                <w:sz w:val="24"/>
                 <w:lang w:eastAsia="en-IN" w:bidi="te-IN"/>
               </w:rPr>
             </w:pPr>
             <w:r>
               <w:rPr>
                 <w:color w:val="4D4D4A"/>
-                <w:sz w:val="24"/>
               </w:rPr>
               <w:t xml:space="preserve">    </w:t>
             </w:r>
@@ -7708,7 +10671,6 @@
                 <w:b w:val="0"/>
                 <w:bCs w:val="0"/>
                 <w:color w:val="1136B9"/>
-                <w:sz w:val="24"/>
               </w:rPr>
               <w:t>@ResponseStatus</w:t>
             </w:r>
@@ -7717,7 +10679,6 @@
                 <w:b w:val="0"/>
                 <w:bCs w:val="0"/>
                 <w:color w:val="4D4D4A"/>
-                <w:sz w:val="24"/>
               </w:rPr>
               <w:t>(</w:t>
             </w:r>
@@ -7728,7 +10689,6 @@
                 <w:i/>
                 <w:iCs/>
                 <w:color w:val="79074C"/>
-                <w:sz w:val="24"/>
               </w:rPr>
               <w:t>HttpStatus</w:t>
             </w:r>
@@ -7737,7 +10697,6 @@
                 <w:b w:val="0"/>
                 <w:bCs w:val="0"/>
                 <w:color w:val="4D4D4A"/>
-                <w:sz w:val="24"/>
               </w:rPr>
               <w:t>.</w:t>
             </w:r>
@@ -7748,7 +10707,6 @@
                 <w:i/>
                 <w:iCs/>
                 <w:color w:val="005CC5"/>
-                <w:sz w:val="24"/>
               </w:rPr>
               <w:t>BAD_GATEWAY</w:t>
             </w:r>
@@ -7757,7 +10715,6 @@
                 <w:b w:val="0"/>
                 <w:bCs w:val="0"/>
                 <w:color w:val="4D4D4A"/>
-                <w:sz w:val="24"/>
               </w:rPr>
               <w:t>)</w:t>
             </w:r>
@@ -7788,7 +10745,6 @@
                 <w:b w:val="0"/>
                 <w:bCs w:val="0"/>
                 <w:color w:val="4D4D4A"/>
-                <w:sz w:val="24"/>
                 <w:lang w:eastAsia="en-IN" w:bidi="te-IN"/>
               </w:rPr>
             </w:pPr>
@@ -7798,7 +10754,6 @@
                 <w:b w:val="0"/>
                 <w:bCs w:val="0"/>
                 <w:color w:val="1136B9"/>
-                <w:sz w:val="24"/>
                 <w:lang w:eastAsia="en-IN" w:bidi="te-IN"/>
               </w:rPr>
               <w:t xml:space="preserve">which is like </w:t>
@@ -7845,7 +10800,7 @@
             <w:r>
               <w:rPr>
                 <w:noProof/>
-                <w:lang w:eastAsia="en-IN" w:bidi="te-IN"/>
+                <w:lang w:eastAsia="en-IN"/>
               </w:rPr>
               <w:lastRenderedPageBreak/>
               <w:drawing>
@@ -8308,6 +11263,7 @@
                 <w:sz w:val="24"/>
                 <w:szCs w:val="24"/>
               </w:rPr>
+              <w:lastRenderedPageBreak/>
               <w:t>@ResponseStatus</w:t>
             </w:r>
             <w:r>
@@ -8468,7 +11424,6 @@
                 <w:sz w:val="24"/>
                 <w:szCs w:val="24"/>
               </w:rPr>
-              <w:lastRenderedPageBreak/>
               <w:t xml:space="preserve">public </w:t>
             </w:r>
             <w:r>
@@ -10214,12 +13169,1059 @@
     <w:p>
       <w:pPr>
         <w:pStyle w:val="h2-whi"/>
+        <w:ind w:right="360"/>
       </w:pPr>
       <w:r>
         <w:lastRenderedPageBreak/>
-        <w:t>Throwing exceptions</w:t>
+        <w:t xml:space="preserve">Throwing </w:t>
+      </w:r>
+      <w:r>
+        <w:t xml:space="preserve">&amp; catching </w:t>
+      </w:r>
+      <w:r>
+        <w:t>exceptions</w:t>
+      </w:r>
+      <w:r>
+        <w:t xml:space="preserve"> globally</w:t>
       </w:r>
     </w:p>
+    <w:tbl>
+      <w:tblPr>
+        <w:tblStyle w:val="TableGrid"/>
+        <w:tblW w:w="0" w:type="auto"/>
+        <w:tblLook w:val="04A0" w:firstRow="1" w:lastRow="0" w:firstColumn="1" w:lastColumn="0" w:noHBand="0" w:noVBand="1"/>
+      </w:tblPr>
+      <w:tblGrid>
+        <w:gridCol w:w="7676"/>
+        <w:gridCol w:w="7677"/>
+        <w:gridCol w:w="7677"/>
+      </w:tblGrid>
+      <w:tr>
+        <w:tc>
+          <w:tcPr>
+            <w:tcW w:w="7676" w:type="dxa"/>
+          </w:tcPr>
+          <w:p>
+            <w:r>
+              <w:t xml:space="preserve">when u throw some business exception there are 2 ways to </w:t>
+            </w:r>
+            <w:r>
+              <w:t>return responses</w:t>
+            </w:r>
+            <w:r>
+              <w:t xml:space="preserve"> </w:t>
+            </w:r>
+          </w:p>
+        </w:tc>
+        <w:tc>
+          <w:tcPr>
+            <w:tcW w:w="7677" w:type="dxa"/>
+          </w:tcPr>
+          <w:p>
+            <w:r>
+              <w:t xml:space="preserve">to customize the exception message use this approach </w:t>
+            </w:r>
+          </w:p>
+          <w:p>
+            <w:r>
+              <w:t>1</w:t>
+            </w:r>
+            <w:r>
+              <w:rPr>
+                <w:vertAlign w:val="superscript"/>
+              </w:rPr>
+              <w:t>st</w:t>
+            </w:r>
+            <w:r>
+              <w:t xml:space="preserve"> is write @controller advice an </w:t>
+            </w:r>
+          </w:p>
+          <w:p>
+            <w:r>
+              <w:t xml:space="preserve">@ExceptionHandler method </w:t>
+            </w:r>
+          </w:p>
+          <w:p>
+            <w:r>
+              <w:t>return status by building  response object</w:t>
+            </w:r>
+          </w:p>
+        </w:tc>
+        <w:tc>
+          <w:tcPr>
+            <w:tcW w:w="7677" w:type="dxa"/>
+          </w:tcPr>
+          <w:p>
+            <w:pPr>
+              <w:ind w:right="877"/>
+            </w:pPr>
+            <w:r>
+              <w:t>less code :</w:t>
+            </w:r>
+          </w:p>
+          <w:p>
+            <w:pPr>
+              <w:ind w:right="877"/>
+            </w:pPr>
+            <w:r>
+              <w:t>2</w:t>
+            </w:r>
+            <w:r>
+              <w:rPr>
+                <w:vertAlign w:val="superscript"/>
+              </w:rPr>
+              <w:t>nd</w:t>
+            </w:r>
+            <w:r>
+              <w:t xml:space="preserve">  just annotate the exception class like below </w:t>
+            </w:r>
+          </w:p>
+          <w:p>
+            <w:pPr>
+              <w:ind w:right="877"/>
+            </w:pPr>
+            <w:r>
+              <w:t xml:space="preserve">&amp;  throw exception </w:t>
+            </w:r>
+          </w:p>
+          <w:p>
+            <w:pPr>
+              <w:ind w:right="877"/>
+            </w:pPr>
+            <w:r>
+              <w:rPr>
+                <w:rFonts w:eastAsia="Times New Roman" w:cs="Courier New"/>
+                <w:color w:val="13A78C"/>
+                <w:lang w:eastAsia="en-IN" w:bidi="te-IN"/>
+              </w:rPr>
+              <w:t>limitation is with this error message should be hard coded</w:t>
+            </w:r>
+            <w:r>
+              <w:t xml:space="preserve"> </w:t>
+            </w:r>
+          </w:p>
+        </w:tc>
+      </w:tr>
+    </w:tbl>
+    <w:p/>
+    <w:p>
+      <w:r>
+        <w:t xml:space="preserve">Best way of exception handling </w:t>
+      </w:r>
+      <w:r>
+        <w:t>, write controlleradvice class</w:t>
+      </w:r>
+    </w:p>
+    <w:tbl>
+      <w:tblPr>
+        <w:tblStyle w:val="TableGrid"/>
+        <w:tblW w:w="0" w:type="auto"/>
+        <w:tblLook w:val="04A0" w:firstRow="1" w:lastRow="0" w:firstColumn="1" w:lastColumn="0" w:noHBand="0" w:noVBand="1"/>
+      </w:tblPr>
+      <w:tblGrid>
+        <w:gridCol w:w="8275"/>
+        <w:gridCol w:w="8190"/>
+        <w:gridCol w:w="6565"/>
+      </w:tblGrid>
+      <w:tr>
+        <w:tc>
+          <w:tcPr>
+            <w:tcW w:w="8275" w:type="dxa"/>
+          </w:tcPr>
+          <w:p>
+            <w:r>
+              <w:t>@</w:t>
+            </w:r>
+            <w:r>
+              <w:rPr>
+                <w:rStyle w:val="e"/>
+              </w:rPr>
+              <w:t>RestControllerAdvice</w:t>
+            </w:r>
+            <w:r>
+              <w:br/>
+            </w:r>
+            <w:r>
+              <w:rPr>
+                <w:rStyle w:val="8"/>
+              </w:rPr>
+              <w:t>public</w:t>
+            </w:r>
+            <w:r>
+              <w:t xml:space="preserve"> </w:t>
+            </w:r>
+            <w:r>
+              <w:rPr>
+                <w:rStyle w:val="8"/>
+              </w:rPr>
+              <w:t>class</w:t>
+            </w:r>
+            <w:r>
+              <w:t xml:space="preserve"> </w:t>
+            </w:r>
+            <w:r>
+              <w:t xml:space="preserve"> </w:t>
+            </w:r>
+            <w:r>
+              <w:rPr>
+                <w:rStyle w:val="e"/>
+              </w:rPr>
+              <w:t>GlobalExceptionHandler</w:t>
+            </w:r>
+            <w:r>
+              <w:t xml:space="preserve"> {</w:t>
+            </w:r>
+          </w:p>
+          <w:p/>
+          <w:p>
+            <w:r>
+              <w:t>@</w:t>
+            </w:r>
+            <w:r>
+              <w:rPr>
+                <w:rStyle w:val="e"/>
+              </w:rPr>
+              <w:t>ExceptionHandler</w:t>
+            </w:r>
+            <w:r>
+              <w:t>(</w:t>
+            </w:r>
+            <w:r>
+              <w:rPr>
+                <w:rStyle w:val="e"/>
+              </w:rPr>
+              <w:t>Exception</w:t>
+            </w:r>
+            <w:r>
+              <w:rPr>
+                <w:rStyle w:val="8"/>
+              </w:rPr>
+              <w:t>.class</w:t>
+            </w:r>
+            <w:r>
+              <w:t>)</w:t>
+            </w:r>
+            <w:r>
+              <w:br/>
+            </w:r>
+            <w:r>
+              <w:rPr>
+                <w:rStyle w:val="8"/>
+              </w:rPr>
+              <w:t>public</w:t>
+            </w:r>
+            <w:r>
+              <w:t xml:space="preserve"> </w:t>
+            </w:r>
+            <w:r>
+              <w:rPr>
+                <w:rStyle w:val="e"/>
+              </w:rPr>
+              <w:t>ResponseEntity</w:t>
+            </w:r>
+            <w:r>
+              <w:t xml:space="preserve">&lt;?&gt; </w:t>
+            </w:r>
+            <w:r>
+              <w:rPr>
+                <w:rStyle w:val="e"/>
+              </w:rPr>
+              <w:t>handle</w:t>
+            </w:r>
+            <w:r>
+              <w:t>(</w:t>
+            </w:r>
+            <w:r>
+              <w:rPr>
+                <w:rStyle w:val="e"/>
+              </w:rPr>
+              <w:t>Exception</w:t>
+            </w:r>
+            <w:r>
+              <w:t xml:space="preserve"> </w:t>
+            </w:r>
+            <w:r>
+              <w:rPr>
+                <w:rStyle w:val="e"/>
+              </w:rPr>
+              <w:t>ex</w:t>
+            </w:r>
+            <w:r>
+              <w:t>)</w:t>
+            </w:r>
+          </w:p>
+          <w:p>
+            <w:r>
+              <w:t>You can use:</w:t>
+            </w:r>
+          </w:p>
+          <w:p>
+            <w:pPr>
+              <w:numPr>
+                <w:ilvl w:val="0"/>
+                <w:numId w:val="7"/>
+              </w:numPr>
+            </w:pPr>
+            <w:r>
+              <w:t xml:space="preserve">Exception </w:t>
+            </w:r>
+          </w:p>
+          <w:p>
+            <w:pPr>
+              <w:numPr>
+                <w:ilvl w:val="0"/>
+                <w:numId w:val="7"/>
+              </w:numPr>
+            </w:pPr>
+            <w:r>
+              <w:t xml:space="preserve">RuntimeException </w:t>
+            </w:r>
+          </w:p>
+          <w:p>
+            <w:pPr>
+              <w:numPr>
+                <w:ilvl w:val="0"/>
+                <w:numId w:val="7"/>
+              </w:numPr>
+            </w:pPr>
+            <w:r>
+              <w:t>Custom exception</w:t>
+            </w:r>
+          </w:p>
+          <w:p>
+            <w:pPr>
+              <w:rPr>
+                <w:color w:val="5B9BD5" w:themeColor="accent1"/>
+              </w:rPr>
+            </w:pPr>
+            <w:r>
+              <w:rPr>
+                <w:color w:val="5B9BD5" w:themeColor="accent1"/>
+              </w:rPr>
+              <w:t>@RestControllerAdvice</w:t>
+            </w:r>
+          </w:p>
+          <w:p>
+            <w:pPr>
+              <w:rPr>
+                <w:color w:val="5B9BD5" w:themeColor="accent1"/>
+              </w:rPr>
+            </w:pPr>
+            <w:r>
+              <w:rPr>
+                <w:color w:val="5B9BD5" w:themeColor="accent1"/>
+              </w:rPr>
+              <w:t>Specialized version for REST APIs</w:t>
+            </w:r>
+            <w:r>
+              <w:rPr>
+                <w:color w:val="5B9BD5" w:themeColor="accent1"/>
+              </w:rPr>
+              <w:t xml:space="preserve"> </w:t>
+            </w:r>
+            <w:r>
+              <w:rPr>
+                <w:color w:val="5B9BD5" w:themeColor="accent1"/>
+              </w:rPr>
+              <w:t>Combines:</w:t>
+            </w:r>
+            <w:r>
+              <w:rPr>
+                <w:color w:val="5B9BD5" w:themeColor="accent1"/>
+              </w:rPr>
+              <w:t xml:space="preserve"> </w:t>
+            </w:r>
+          </w:p>
+          <w:p>
+            <w:r>
+              <w:rPr>
+                <w:color w:val="5B9BD5" w:themeColor="accent1"/>
+              </w:rPr>
+              <w:lastRenderedPageBreak/>
+              <w:t>@ControllerAdvice + @ResponseBody</w:t>
+            </w:r>
+          </w:p>
+        </w:tc>
+        <w:tc>
+          <w:tcPr>
+            <w:tcW w:w="8190" w:type="dxa"/>
+          </w:tcPr>
+          <w:p>
+            <w:r>
+              <w:lastRenderedPageBreak/>
+              <w:t>2. Web request objects</w:t>
+            </w:r>
+          </w:p>
+          <w:p>
+            <w:r>
+              <w:t>a) HttpServletRequest</w:t>
+            </w:r>
+          </w:p>
+          <w:p>
+            <w:r>
+              <w:t>public ResponseEntity&lt;?&gt; handle(Exception ex, HttpServletRequest request)</w:t>
+            </w:r>
+            <w:r>
+              <w:t>{</w:t>
+            </w:r>
+          </w:p>
+          <w:p>
+            <w:r>
+              <w:rPr>
+                <w:rStyle w:val="e"/>
+              </w:rPr>
+              <w:t>String</w:t>
+            </w:r>
+            <w:r>
+              <w:t xml:space="preserve"> </w:t>
+            </w:r>
+            <w:r>
+              <w:rPr>
+                <w:rStyle w:val="e"/>
+              </w:rPr>
+              <w:t>url</w:t>
+            </w:r>
+            <w:r>
+              <w:t xml:space="preserve"> </w:t>
+            </w:r>
+            <w:r>
+              <w:rPr>
+                <w:rStyle w:val="8"/>
+              </w:rPr>
+              <w:t>=</w:t>
+            </w:r>
+            <w:r>
+              <w:t xml:space="preserve"> </w:t>
+            </w:r>
+            <w:r>
+              <w:rPr>
+                <w:rStyle w:val="e"/>
+              </w:rPr>
+              <w:t>request</w:t>
+            </w:r>
+            <w:r>
+              <w:rPr>
+                <w:rStyle w:val="8"/>
+              </w:rPr>
+              <w:t>.</w:t>
+            </w:r>
+            <w:r>
+              <w:rPr>
+                <w:rStyle w:val="e"/>
+              </w:rPr>
+              <w:t>getRequestURI</w:t>
+            </w:r>
+            <w:r>
+              <w:t>();</w:t>
+            </w:r>
+          </w:p>
+          <w:p/>
+          <w:p>
+            <w:r>
+              <w:rPr>
+                <w:rFonts w:ascii="Segoe UI Symbol" w:hAnsi="Segoe UI Symbol" w:cs="Segoe UI Symbol"/>
+              </w:rPr>
+              <w:t>✔</w:t>
+            </w:r>
+            <w:r>
+              <w:t xml:space="preserve"> Gives:</w:t>
+            </w:r>
+          </w:p>
+          <w:p/>
+          <w:p>
+            <w:r>
+              <w:t>URL</w:t>
+            </w:r>
+          </w:p>
+          <w:p>
+            <w:r>
+              <w:t>headers</w:t>
+            </w:r>
+          </w:p>
+          <w:p>
+            <w:r>
+              <w:t>parameters</w:t>
+            </w:r>
+          </w:p>
+        </w:tc>
+        <w:tc>
+          <w:tcPr>
+            <w:tcW w:w="6565" w:type="dxa"/>
+          </w:tcPr>
+          <w:p>
+            <w:pPr>
+              <w:rPr>
+                <w:b/>
+                <w:bCs/>
+              </w:rPr>
+            </w:pPr>
+            <w:r>
+              <w:rPr>
+                <w:b/>
+                <w:bCs/>
+              </w:rPr>
+              <w:t>HttpServletResponse</w:t>
+            </w:r>
+          </w:p>
+          <w:p>
+            <w:r>
+              <w:t>public ResponseEntity&lt;?&gt; handle(Exception ex, HttpServletResponse response)</w:t>
+            </w:r>
+          </w:p>
+          <w:p>
+            <w:r>
+              <w:rPr>
+                <w:rFonts w:ascii="Segoe UI Symbol" w:hAnsi="Segoe UI Symbol" w:cs="Segoe UI Symbol"/>
+              </w:rPr>
+              <w:t>✔</w:t>
+            </w:r>
+            <w:r>
+              <w:t xml:space="preserve"> Modify response directly if needed</w:t>
+            </w:r>
+          </w:p>
+          <w:p/>
+        </w:tc>
+      </w:tr>
+    </w:tbl>
+    <w:p/>
+    <w:tbl>
+      <w:tblPr>
+        <w:tblStyle w:val="TableGrid"/>
+        <w:tblW w:w="0" w:type="auto"/>
+        <w:tblLook w:val="04A0" w:firstRow="1" w:lastRow="0" w:firstColumn="1" w:lastColumn="0" w:noHBand="0" w:noVBand="1"/>
+      </w:tblPr>
+      <w:tblGrid>
+        <w:gridCol w:w="7195"/>
+        <w:gridCol w:w="6750"/>
+        <w:gridCol w:w="9085"/>
+      </w:tblGrid>
+      <w:tr>
+        <w:tc>
+          <w:tcPr>
+            <w:tcW w:w="7195" w:type="dxa"/>
+          </w:tcPr>
+          <w:p>
+            <w:r>
+              <w:rPr>
+                <w:b/>
+                <w:bCs/>
+              </w:rPr>
+              <w:t>WebRequest</w:t>
+            </w:r>
+            <w:r>
+              <w:rPr>
+                <w:b/>
+                <w:bCs/>
+              </w:rPr>
+              <w:t xml:space="preserve"> – gives </w:t>
+            </w:r>
+            <w:r>
+              <w:t>all required details</w:t>
+            </w:r>
+          </w:p>
+          <w:p>
+            <w:pPr>
+              <w:rPr>
+                <w:b/>
+                <w:bCs/>
+              </w:rPr>
+            </w:pPr>
+          </w:p>
+          <w:p>
+            <w:r>
+              <w:t>public ResponseEntity&lt;?&gt; handle(Exception ex, WebRequest request)</w:t>
+            </w:r>
+            <w:r>
+              <w:t>{</w:t>
+            </w:r>
+          </w:p>
+          <w:p>
+            <w:r>
+              <w:rPr>
+                <w:rStyle w:val="e"/>
+              </w:rPr>
+              <w:t>request</w:t>
+            </w:r>
+            <w:r>
+              <w:rPr>
+                <w:rStyle w:val="8"/>
+              </w:rPr>
+              <w:t>.</w:t>
+            </w:r>
+            <w:r>
+              <w:rPr>
+                <w:rStyle w:val="e"/>
+              </w:rPr>
+              <w:t>getDescription</w:t>
+            </w:r>
+            <w:r>
+              <w:t>(</w:t>
+            </w:r>
+            <w:r>
+              <w:rPr>
+                <w:rStyle w:val="b"/>
+              </w:rPr>
+              <w:t>false</w:t>
+            </w:r>
+            <w:r>
+              <w:t>);</w:t>
+            </w:r>
+            <w:r>
+              <w:t xml:space="preserve">// </w:t>
+            </w:r>
+            <w:r>
+              <w:t>/api/users/101</w:t>
+            </w:r>
+          </w:p>
+          <w:p>
+            <w:r>
+              <w:rPr>
+                <w:rStyle w:val="e"/>
+              </w:rPr>
+              <w:t>request</w:t>
+            </w:r>
+            <w:r>
+              <w:rPr>
+                <w:rStyle w:val="8"/>
+              </w:rPr>
+              <w:t>.</w:t>
+            </w:r>
+            <w:r>
+              <w:rPr>
+                <w:rStyle w:val="e"/>
+              </w:rPr>
+              <w:t>getHeader</w:t>
+            </w:r>
+            <w:r>
+              <w:t>(</w:t>
+            </w:r>
+            <w:r>
+              <w:rPr>
+                <w:rStyle w:val="c"/>
+              </w:rPr>
+              <w:t>"Authorization"</w:t>
+            </w:r>
+            <w:r>
+              <w:t>);</w:t>
+            </w:r>
+            <w:r>
+              <w:t xml:space="preserve"> </w:t>
+            </w:r>
+          </w:p>
+          <w:p>
+            <w:r>
+              <w:t>request.getParameter("id");</w:t>
+            </w:r>
+            <w:r>
+              <w:rPr>
+                <w:rFonts w:ascii="Segoe UI Symbol" w:hAnsi="Segoe UI Symbol" w:cs="Segoe UI Symbol"/>
+              </w:rPr>
+              <w:t>✔</w:t>
+            </w:r>
+            <w:r>
+              <w:t xml:space="preserve"> Query params/form data</w:t>
+            </w:r>
+          </w:p>
+          <w:p>
+            <w:pPr>
+              <w:rPr>
+                <w:b/>
+                <w:bCs/>
+              </w:rPr>
+            </w:pPr>
+            <w:r>
+              <w:rPr>
+                <w:b/>
+                <w:bCs/>
+              </w:rPr>
+              <w:t xml:space="preserve">4. </w:t>
+            </w:r>
+            <w:r>
+              <w:rPr>
+                <w:rFonts w:ascii="Segoe UI Symbol" w:hAnsi="Segoe UI Symbol" w:cs="Segoe UI Symbol"/>
+                <w:b/>
+                <w:bCs/>
+              </w:rPr>
+              <w:t>🔐</w:t>
+            </w:r>
+            <w:r>
+              <w:rPr>
+                <w:b/>
+                <w:bCs/>
+              </w:rPr>
+              <w:t xml:space="preserve"> Session attributes</w:t>
+            </w:r>
+          </w:p>
+          <w:p>
+            <w:r>
+              <w:t>request.getAttribute("user", WebRequest.SCOPE_SESSION);</w:t>
+            </w:r>
+          </w:p>
+          <w:p/>
+          <w:p/>
+          <w:p/>
+        </w:tc>
+        <w:tc>
+          <w:tcPr>
+            <w:tcW w:w="6750" w:type="dxa"/>
+          </w:tcPr>
+          <w:p>
+            <w:pPr>
+              <w:rPr>
+                <w:b/>
+                <w:bCs/>
+              </w:rPr>
+            </w:pPr>
+            <w:r>
+              <w:rPr>
+                <w:b/>
+                <w:bCs/>
+              </w:rPr>
+              <w:t>3. HandlerMethod (advanced)</w:t>
+            </w:r>
+          </w:p>
+          <w:p>
+            <w:r>
+              <w:t>public ResponseEntity&lt;?&gt; handle(Exception ex, HandlerMethod handlerMethod)</w:t>
+            </w:r>
+            <w:r>
+              <w:t>{</w:t>
+            </w:r>
+          </w:p>
+          <w:p>
+            <w:r>
+              <w:rPr>
+                <w:rStyle w:val="e"/>
+              </w:rPr>
+              <w:t>String</w:t>
+            </w:r>
+            <w:r>
+              <w:t xml:space="preserve"> </w:t>
+            </w:r>
+            <w:r>
+              <w:rPr>
+                <w:rStyle w:val="e"/>
+              </w:rPr>
+              <w:t>method</w:t>
+            </w:r>
+            <w:r>
+              <w:t xml:space="preserve"> </w:t>
+            </w:r>
+            <w:r>
+              <w:rPr>
+                <w:rStyle w:val="8"/>
+              </w:rPr>
+              <w:t>=</w:t>
+            </w:r>
+            <w:r>
+              <w:t xml:space="preserve"> </w:t>
+            </w:r>
+            <w:r>
+              <w:rPr>
+                <w:rStyle w:val="e"/>
+              </w:rPr>
+              <w:t>handlerMethod</w:t>
+            </w:r>
+            <w:r>
+              <w:rPr>
+                <w:rStyle w:val="8"/>
+              </w:rPr>
+              <w:t>.</w:t>
+            </w:r>
+            <w:r>
+              <w:rPr>
+                <w:rStyle w:val="e"/>
+              </w:rPr>
+              <w:t>getMethod</w:t>
+            </w:r>
+            <w:r>
+              <w:t>()</w:t>
+            </w:r>
+            <w:r>
+              <w:rPr>
+                <w:rStyle w:val="8"/>
+              </w:rPr>
+              <w:t>.</w:t>
+            </w:r>
+            <w:r>
+              <w:rPr>
+                <w:rStyle w:val="e"/>
+              </w:rPr>
+              <w:t>getName</w:t>
+            </w:r>
+            <w:r>
+              <w:t>();</w:t>
+            </w:r>
+          </w:p>
+          <w:p>
+            <w:r>
+              <w:rPr>
+                <w:rFonts w:ascii="Segoe UI Symbol" w:hAnsi="Segoe UI Symbol" w:cs="Segoe UI Symbol"/>
+              </w:rPr>
+              <w:t>✔</w:t>
+            </w:r>
+            <w:r>
+              <w:t xml:space="preserve"> Info about:</w:t>
+            </w:r>
+          </w:p>
+          <w:p>
+            <w:pPr>
+              <w:numPr>
+                <w:ilvl w:val="0"/>
+                <w:numId w:val="8"/>
+              </w:numPr>
+            </w:pPr>
+            <w:r>
+              <w:t>Which controller method failed</w:t>
+            </w:r>
+          </w:p>
+          <w:p/>
+        </w:tc>
+        <w:tc>
+          <w:tcPr>
+            <w:tcW w:w="9085" w:type="dxa"/>
+          </w:tcPr>
+          <w:p>
+            <w:pPr>
+              <w:rPr>
+                <w:b/>
+                <w:bCs/>
+              </w:rPr>
+            </w:pPr>
+            <w:r>
+              <w:rPr>
+                <w:b/>
+                <w:bCs/>
+              </w:rPr>
+              <w:t>4. Model / ModelMap</w:t>
+            </w:r>
+          </w:p>
+          <w:p>
+            <w:r>
+              <w:t>public String handle(Exception ex, Model model)</w:t>
+            </w:r>
+          </w:p>
+          <w:p>
+            <w:r>
+              <w:rPr>
+                <w:rFonts w:ascii="Segoe UI Symbol" w:hAnsi="Segoe UI Symbol" w:cs="Segoe UI Symbol"/>
+              </w:rPr>
+              <w:t>✔</w:t>
+            </w:r>
+            <w:r>
+              <w:t xml:space="preserve"> Mainly for MVC (not REST)</w:t>
+            </w:r>
+          </w:p>
+          <w:p/>
+        </w:tc>
+      </w:tr>
+      <w:tr>
+        <w:tc>
+          <w:tcPr>
+            <w:tcW w:w="7195" w:type="dxa"/>
+          </w:tcPr>
+          <w:p>
+            <w:pPr>
+              <w:rPr>
+                <w:b/>
+                <w:bCs/>
+              </w:rPr>
+            </w:pPr>
+            <w:r>
+              <w:rPr>
+                <w:b/>
+                <w:bCs/>
+              </w:rPr>
+              <w:t>5. BindingResult / Errors</w:t>
+            </w:r>
+          </w:p>
+          <w:p>
+            <w:r>
+              <w:t>Used when validation fails:</w:t>
+            </w:r>
+          </w:p>
+          <w:p>
+            <w:r>
+              <w:t>public ResponseEntity&lt;?&gt; handle(MethodArgumentNotValidException ex)</w:t>
+            </w:r>
+          </w:p>
+          <w:p>
+            <w:r>
+              <w:rPr>
+                <w:rFonts w:ascii="Segoe UI Symbol" w:hAnsi="Segoe UI Symbol" w:cs="Segoe UI Symbol"/>
+              </w:rPr>
+              <w:t>✔</w:t>
+            </w:r>
+            <w:r>
+              <w:t xml:space="preserve"> Extract validation errors</w:t>
+            </w:r>
+          </w:p>
+          <w:p/>
+        </w:tc>
+        <w:tc>
+          <w:tcPr>
+            <w:tcW w:w="6750" w:type="dxa"/>
+          </w:tcPr>
+          <w:p>
+            <w:pPr>
+              <w:rPr>
+                <w:b/>
+                <w:bCs/>
+              </w:rPr>
+            </w:pPr>
+            <w:r>
+              <w:rPr>
+                <w:b/>
+                <w:bCs/>
+              </w:rPr>
+              <w:t>7. Principal / Authentication</w:t>
+            </w:r>
+          </w:p>
+          <w:p>
+            <w:r>
+              <w:t>public ResponseEntity&lt;?&gt; handle(Exception ex, Principal principal)</w:t>
+            </w:r>
+          </w:p>
+          <w:p>
+            <w:r>
+              <w:rPr>
+                <w:rFonts w:ascii="Segoe UI Symbol" w:hAnsi="Segoe UI Symbol" w:cs="Segoe UI Symbol"/>
+              </w:rPr>
+              <w:t>✔</w:t>
+            </w:r>
+            <w:r>
+              <w:t xml:space="preserve"> Logged-in user info</w:t>
+            </w:r>
+          </w:p>
+          <w:p>
+            <w:pPr>
+              <w:tabs>
+                <w:tab w:val="left" w:pos="1035"/>
+              </w:tabs>
+            </w:pPr>
+          </w:p>
+        </w:tc>
+        <w:tc>
+          <w:tcPr>
+            <w:tcW w:w="9085" w:type="dxa"/>
+          </w:tcPr>
+          <w:p>
+            <w:pPr>
+              <w:rPr>
+                <w:b/>
+                <w:bCs/>
+              </w:rPr>
+            </w:pPr>
+            <w:r>
+              <w:rPr>
+                <w:b/>
+                <w:bCs/>
+              </w:rPr>
+              <w:t>8. HttpHeaders</w:t>
+            </w:r>
+          </w:p>
+          <w:p>
+            <w:r>
+              <w:t>public ResponseEntity&lt;?&gt; handle(Exception ex, HttpHeaders headers)</w:t>
+            </w:r>
+          </w:p>
+          <w:p>
+            <w:r>
+              <w:rPr>
+                <w:rFonts w:ascii="Segoe UI Symbol" w:hAnsi="Segoe UI Symbol" w:cs="Segoe UI Symbol"/>
+              </w:rPr>
+              <w:t>✔</w:t>
+            </w:r>
+            <w:r>
+              <w:t xml:space="preserve"> Access request headers</w:t>
+            </w:r>
+          </w:p>
+          <w:p/>
+        </w:tc>
+      </w:tr>
+      <w:tr>
+        <w:tc>
+          <w:tcPr>
+            <w:tcW w:w="7195" w:type="dxa"/>
+          </w:tcPr>
+          <w:p/>
+        </w:tc>
+        <w:tc>
+          <w:tcPr>
+            <w:tcW w:w="6750" w:type="dxa"/>
+          </w:tcPr>
+          <w:p/>
+        </w:tc>
+        <w:tc>
+          <w:tcPr>
+            <w:tcW w:w="9085" w:type="dxa"/>
+          </w:tcPr>
+          <w:p/>
+        </w:tc>
+      </w:tr>
+      <w:tr>
+        <w:tc>
+          <w:tcPr>
+            <w:tcW w:w="7195" w:type="dxa"/>
+          </w:tcPr>
+          <w:p/>
+        </w:tc>
+        <w:tc>
+          <w:tcPr>
+            <w:tcW w:w="6750" w:type="dxa"/>
+          </w:tcPr>
+          <w:p/>
+        </w:tc>
+        <w:tc>
+          <w:tcPr>
+            <w:tcW w:w="9085" w:type="dxa"/>
+          </w:tcPr>
+          <w:p/>
+        </w:tc>
+      </w:tr>
+      <w:tr>
+        <w:tc>
+          <w:tcPr>
+            <w:tcW w:w="7195" w:type="dxa"/>
+          </w:tcPr>
+          <w:p/>
+        </w:tc>
+        <w:tc>
+          <w:tcPr>
+            <w:tcW w:w="6750" w:type="dxa"/>
+          </w:tcPr>
+          <w:p/>
+        </w:tc>
+        <w:tc>
+          <w:tcPr>
+            <w:tcW w:w="9085" w:type="dxa"/>
+          </w:tcPr>
+          <w:p/>
+        </w:tc>
+      </w:tr>
+      <w:tr>
+        <w:tc>
+          <w:tcPr>
+            <w:tcW w:w="7195" w:type="dxa"/>
+          </w:tcPr>
+          <w:p/>
+        </w:tc>
+        <w:tc>
+          <w:tcPr>
+            <w:tcW w:w="6750" w:type="dxa"/>
+          </w:tcPr>
+          <w:p/>
+        </w:tc>
+        <w:tc>
+          <w:tcPr>
+            <w:tcW w:w="9085" w:type="dxa"/>
+          </w:tcPr>
+          <w:p/>
+        </w:tc>
+      </w:tr>
+    </w:tbl>
+    <w:p/>
+    <w:p/>
     <w:tbl>
       <w:tblPr>
         <w:tblStyle w:val="TableGrid"/>
@@ -10238,48 +14240,55 @@
           <w:p>
             <w:pPr>
               <w:pStyle w:val="NoSpacing"/>
+              <w:rPr>
+                <w:rFonts w:ascii="Comic Sans MS" w:hAnsi="Comic Sans MS"/>
+                <w:color w:val="EE5C09"/>
+                <w:spacing w:val="0"/>
+                <w:sz w:val="24"/>
+              </w:rPr>
             </w:pPr>
+            <w:r>
+              <w:rPr>
+                <w:b/>
+                <w:u w:val="single"/>
+              </w:rPr>
+              <w:t xml:space="preserve">worst approach don’t prefer this </w:t>
+            </w:r>
+            <w:r>
+              <w:rPr>
+                <w:b/>
+                <w:u w:val="single"/>
+              </w:rPr>
+              <w:t xml:space="preserve"> -because </w:t>
+            </w:r>
+            <w:r>
+              <w:rPr>
+                <w:rFonts w:ascii="Comic Sans MS" w:hAnsi="Comic Sans MS"/>
+                <w:color w:val="EE5C09"/>
+                <w:spacing w:val="0"/>
+                <w:sz w:val="24"/>
+              </w:rPr>
+              <w:t>here u have to hardcode the message this is the real problem,</w:t>
+            </w:r>
           </w:p>
           <w:p>
             <w:pPr>
               <w:pStyle w:val="NoSpacing"/>
               <w:rPr>
                 <w:rFonts w:ascii="Comic Sans MS" w:hAnsi="Comic Sans MS"/>
-                <w:color w:val="1136B9"/>
+                <w:color w:val="13A78C"/>
+                <w:spacing w:val="0"/>
                 <w:sz w:val="24"/>
               </w:rPr>
             </w:pPr>
             <w:r>
               <w:rPr>
                 <w:rFonts w:ascii="Comic Sans MS" w:hAnsi="Comic Sans MS"/>
-                <w:color w:val="1136B9"/>
-                <w:sz w:val="24"/>
-              </w:rPr>
-              <w:t xml:space="preserve">when u throw exception to handle, </w:t>
-            </w:r>
-            <w:r>
-              <w:rPr>
-                <w:rFonts w:ascii="Comic Sans MS" w:hAnsi="Comic Sans MS"/>
-                <w:color w:val="1136B9"/>
-                <w:sz w:val="24"/>
-              </w:rPr>
-              <w:t>no need to write a</w:t>
-            </w:r>
-            <w:r>
-              <w:rPr>
-                <w:rFonts w:ascii="Comic Sans MS" w:hAnsi="Comic Sans MS"/>
-                <w:color w:val="1136B9"/>
-                <w:sz w:val="24"/>
-              </w:rPr>
-              <w:t xml:space="preserve"> @ControllerAdvice and </w:t>
-            </w:r>
-            <w:r>
-              <w:rPr>
-                <w:rFonts w:ascii="Comic Sans MS" w:hAnsi="Comic Sans MS"/>
-                <w:color w:val="1136B9"/>
-                <w:sz w:val="24"/>
-              </w:rPr>
-              <w:t>@ExceptionHAndler and catch all exceptions, and return a response ..</w:t>
+                <w:color w:val="13A78C"/>
+                <w:spacing w:val="0"/>
+                <w:sz w:val="24"/>
+              </w:rPr>
+              <w:t>so best alternate for this worst approach is use @ControllerAdvice</w:t>
             </w:r>
           </w:p>
           <w:p>
@@ -10292,7 +14301,55 @@
               </w:rPr>
             </w:pPr>
             <w:r>
-              <w:t>just throw from where ever u want</w:t>
+              <w:rPr>
+                <w:rFonts w:ascii="Comic Sans MS" w:hAnsi="Comic Sans MS"/>
+                <w:color w:val="1136B9"/>
+                <w:sz w:val="24"/>
+              </w:rPr>
+              <w:t xml:space="preserve">when u throw exception to handle, </w:t>
+            </w:r>
+            <w:r>
+              <w:rPr>
+                <w:rFonts w:ascii="Comic Sans MS" w:hAnsi="Comic Sans MS"/>
+                <w:color w:val="1136B9"/>
+                <w:sz w:val="24"/>
+              </w:rPr>
+              <w:t>no need to write a</w:t>
+            </w:r>
+            <w:r>
+              <w:rPr>
+                <w:rFonts w:ascii="Comic Sans MS" w:hAnsi="Comic Sans MS"/>
+                <w:color w:val="1136B9"/>
+                <w:sz w:val="24"/>
+              </w:rPr>
+              <w:t xml:space="preserve"> @ControllerAdvice and </w:t>
+            </w:r>
+            <w:r>
+              <w:rPr>
+                <w:rFonts w:ascii="Comic Sans MS" w:hAnsi="Comic Sans MS"/>
+                <w:color w:val="1136B9"/>
+                <w:sz w:val="24"/>
+              </w:rPr>
+              <w:t>@ExceptionHAndler and catch all exceptions, and return a response ..</w:t>
+            </w:r>
+          </w:p>
+          <w:p>
+            <w:pPr>
+              <w:pStyle w:val="NoSpacing"/>
+              <w:rPr>
+                <w:rFonts w:ascii="Comic Sans MS" w:hAnsi="Comic Sans MS"/>
+                <w:color w:val="1136B9"/>
+                <w:sz w:val="24"/>
+              </w:rPr>
+            </w:pPr>
+            <w:r>
+              <w:t xml:space="preserve">just throw </w:t>
+            </w:r>
+            <w:r>
+              <w:t xml:space="preserve">exception </w:t>
+            </w:r>
+            <w:r>
+              <w:t>from where ever u want</w:t>
             </w:r>
             <w:r>
               <w:t xml:space="preserve"> – just annotate the class with </w:t>
@@ -10922,6 +14979,15 @@
                 <w:sz w:val="24"/>
               </w:rPr>
               <w:br/>
+            </w:r>
+            <w:r>
+              <w:rPr>
+                <w:rFonts w:ascii="Comic Sans MS" w:hAnsi="Comic Sans MS"/>
+                <w:color w:val="4D4D4A"/>
+                <w:spacing w:val="0"/>
+                <w:sz w:val="24"/>
+              </w:rPr>
+              <w:lastRenderedPageBreak/>
               <w:t xml:space="preserve">    </w:t>
             </w:r>
             <w:r>
@@ -11146,6 +15212,7 @@
                 <w:sz w:val="24"/>
                 <w:szCs w:val="24"/>
               </w:rPr>
+              <w:lastRenderedPageBreak/>
               <w:t xml:space="preserve">import </w:t>
             </w:r>
             <w:r>
@@ -11191,6 +15258,15 @@
                 <w:sz w:val="24"/>
                 <w:szCs w:val="24"/>
               </w:rPr>
+              <w:t xml:space="preserve">//this is like when ever this exception is thrown , return this status </w:t>
+            </w:r>
+            <w:r>
+              <w:rPr>
+                <w:rFonts w:ascii="Comic Sans MS" w:hAnsi="Comic Sans MS"/>
+                <w:color w:val="4D4D4A"/>
+                <w:sz w:val="24"/>
+                <w:szCs w:val="24"/>
+              </w:rPr>
               <w:br/>
             </w:r>
             <w:r>
@@ -11242,6 +15318,26 @@
                 <w:szCs w:val="24"/>
               </w:rPr>
               <w:t>,</w:t>
+            </w:r>
+            <w:r>
+              <w:rPr>
+                <w:rFonts w:ascii="Comic Sans MS" w:hAnsi="Comic Sans MS"/>
+                <w:color w:val="EE5C09"/>
+                <w:spacing w:val="0"/>
+                <w:sz w:val="24"/>
+                <w:szCs w:val="24"/>
+              </w:rPr>
+              <w:t xml:space="preserve"> //here u have to hardcode the message this is the real problem</w:t>
+            </w:r>
+            <w:r>
+              <w:rPr>
+                <w:rFonts w:ascii="Comic Sans MS" w:hAnsi="Comic Sans MS"/>
+                <w:color w:val="EE5C09"/>
+                <w:spacing w:val="0"/>
+                <w:sz w:val="24"/>
+                <w:szCs w:val="24"/>
+              </w:rPr>
+              <w:t>, hence don’t use this , use @RestcontrollerAdvice</w:t>
             </w:r>
           </w:p>
           <w:p>
@@ -11484,8 +15580,9 @@
             <w:r>
               <w:rPr>
                 <w:noProof/>
-                <w:lang w:eastAsia="en-IN" w:bidi="te-IN"/>
-              </w:rPr>
+                <w:lang w:eastAsia="en-IN"/>
+              </w:rPr>
+              <w:lastRenderedPageBreak/>
               <w:drawing>
                 <wp:inline distT="0" distB="0" distL="0" distR="0" wp14:anchorId="3AC4B977" wp14:editId="6468B6EF">
                   <wp:extent cx="4162425" cy="1943100"/>
@@ -11531,8 +15628,1016 @@
               <w:t>so when exception is thrown we will get this resopnse automatically</w:t>
             </w:r>
           </w:p>
+          <w:p>
+            <w:pPr>
+              <w:pStyle w:val="HTMLPreformatted"/>
+              <w:shd w:val="clear" w:color="auto" w:fill="FFFFFF"/>
+            </w:pPr>
+          </w:p>
         </w:tc>
       </w:tr>
+    </w:tbl>
+    <w:p/>
+    <w:tbl>
+      <w:tblPr>
+        <w:tblStyle w:val="TableGrid"/>
+        <w:tblW w:w="0" w:type="auto"/>
+        <w:tblLook w:val="00A0" w:firstRow="1" w:lastRow="0" w:firstColumn="1" w:lastColumn="0" w:noHBand="0" w:noVBand="0"/>
+      </w:tblPr>
+      <w:tblGrid>
+        <w:gridCol w:w="11515"/>
+        <w:gridCol w:w="11515"/>
+      </w:tblGrid>
+      <w:tr>
+        <w:tc>
+          <w:tcPr>
+            <w:tcW w:w="11515" w:type="dxa"/>
+          </w:tcPr>
+          <w:p>
+            <w:pPr>
+              <w:pStyle w:val="HTMLPreformatted"/>
+              <w:shd w:val="clear" w:color="auto" w:fill="FFFFFF"/>
+              <w:rPr>
+                <w:rFonts w:ascii="Comic Sans MS" w:hAnsi="Comic Sans MS"/>
+                <w:color w:val="4D4D4A"/>
+                <w:spacing w:val="0"/>
+                <w:sz w:val="24"/>
+                <w:szCs w:val="24"/>
+              </w:rPr>
+            </w:pPr>
+            <w:r>
+              <w:rPr>
+                <w:rFonts w:ascii="Comic Sans MS" w:hAnsi="Comic Sans MS"/>
+                <w:color w:val="4D4D4A"/>
+                <w:spacing w:val="0"/>
+                <w:sz w:val="24"/>
+                <w:szCs w:val="24"/>
+              </w:rPr>
+              <w:t xml:space="preserve">problem with this approach </w:t>
+            </w:r>
+            <w:r>
+              <w:rPr>
+                <w:rFonts w:ascii="Comic Sans MS" w:hAnsi="Comic Sans MS"/>
+                <w:color w:val="4D4D4A"/>
+                <w:spacing w:val="0"/>
+                <w:sz w:val="24"/>
+                <w:szCs w:val="24"/>
+              </w:rPr>
+              <w:t xml:space="preserve">is </w:t>
+            </w:r>
+          </w:p>
+          <w:p>
+            <w:pPr>
+              <w:pStyle w:val="HTMLPreformatted"/>
+              <w:shd w:val="clear" w:color="auto" w:fill="FFFFFF"/>
+              <w:rPr>
+                <w:rFonts w:ascii="Comic Sans MS" w:hAnsi="Comic Sans MS"/>
+                <w:color w:val="4D4D4A"/>
+                <w:spacing w:val="0"/>
+                <w:sz w:val="24"/>
+                <w:szCs w:val="24"/>
+              </w:rPr>
+            </w:pPr>
+            <w:r>
+              <w:rPr>
+                <w:rFonts w:ascii="Comic Sans MS" w:hAnsi="Comic Sans MS"/>
+                <w:color w:val="4D4D4A"/>
+                <w:spacing w:val="0"/>
+                <w:sz w:val="24"/>
+                <w:szCs w:val="24"/>
+              </w:rPr>
+              <w:t>@ResponseStatus(value = HttpStatus.BAD_REQUEST, reason = "Invalid input")</w:t>
+            </w:r>
+            <w:r>
+              <w:rPr>
+                <w:rFonts w:ascii="Comic Sans MS" w:hAnsi="Comic Sans MS"/>
+                <w:color w:val="4D4D4A"/>
+                <w:spacing w:val="0"/>
+                <w:sz w:val="24"/>
+                <w:szCs w:val="24"/>
+              </w:rPr>
+              <w:br/>
+              <w:t>public class BadRequestException extends RuntimeException {</w:t>
+            </w:r>
+            <w:r>
+              <w:rPr>
+                <w:rFonts w:ascii="Comic Sans MS" w:hAnsi="Comic Sans MS"/>
+                <w:color w:val="4D4D4A"/>
+                <w:spacing w:val="0"/>
+                <w:sz w:val="24"/>
+                <w:szCs w:val="24"/>
+              </w:rPr>
+              <w:br/>
+              <w:t>}</w:t>
+            </w:r>
+          </w:p>
+          <w:p>
+            <w:r>
+              <w:t>{</w:t>
+            </w:r>
+            <w:r>
+              <w:br/>
+              <w:t xml:space="preserve">"timestamp": </w:t>
+            </w:r>
+            <w:r>
+              <w:rPr>
+                <w:rStyle w:val="k"/>
+              </w:rPr>
+              <w:t>"..."</w:t>
+            </w:r>
+            <w:r>
+              <w:t>,</w:t>
+            </w:r>
+            <w:r>
+              <w:br/>
+              <w:t xml:space="preserve">"status": </w:t>
+            </w:r>
+            <w:r>
+              <w:rPr>
+                <w:rStyle w:val="j"/>
+              </w:rPr>
+              <w:t>404</w:t>
+            </w:r>
+            <w:r>
+              <w:t>,</w:t>
+            </w:r>
+            <w:r>
+              <w:br/>
+              <w:t xml:space="preserve">"error": </w:t>
+            </w:r>
+            <w:r>
+              <w:rPr>
+                <w:rStyle w:val="k"/>
+              </w:rPr>
+              <w:t>"Not Found"</w:t>
+            </w:r>
+            <w:r>
+              <w:t>,</w:t>
+            </w:r>
+            <w:r>
+              <w:br/>
+              <w:t xml:space="preserve">"path": </w:t>
+            </w:r>
+            <w:r>
+              <w:rPr>
+                <w:rStyle w:val="k"/>
+              </w:rPr>
+              <w:t>"/beer/123"</w:t>
+            </w:r>
+            <w:r>
+              <w:br/>
+              <w:t>}</w:t>
+            </w:r>
+          </w:p>
+          <w:p>
+            <w:pPr>
+              <w:pStyle w:val="Heading1"/>
+              <w:outlineLvl w:val="0"/>
+            </w:pPr>
+            <w:r>
+              <w:t xml:space="preserve">Limitation of </w:t>
+            </w:r>
+            <w:r>
+              <w:rPr>
+                <w:rStyle w:val="HTMLCode"/>
+                <w:rFonts w:eastAsiaTheme="majorEastAsia"/>
+              </w:rPr>
+              <w:t>@ResponseStatus</w:t>
+            </w:r>
+          </w:p>
+          <w:p>
+            <w:pPr>
+              <w:pStyle w:val="NormalWeb"/>
+            </w:pPr>
+            <w:r>
+              <w:t xml:space="preserve">This is important for real projects </w:t>
+            </w:r>
+            <w:r>
+              <w:rPr>
+                <w:rFonts w:ascii="Segoe UI Symbol" w:hAnsi="Segoe UI Symbol" w:cs="Segoe UI Symbol"/>
+              </w:rPr>
+              <w:t>👇</w:t>
+            </w:r>
+          </w:p>
+          <w:p>
+            <w:pPr>
+              <w:numPr>
+                <w:ilvl w:val="0"/>
+                <w:numId w:val="6"/>
+              </w:numPr>
+              <w:spacing w:before="100" w:beforeAutospacing="1" w:after="100" w:afterAutospacing="1"/>
+            </w:pPr>
+            <w:r>
+              <w:rPr>
+                <w:rFonts w:ascii="Segoe UI Symbol" w:hAnsi="Segoe UI Symbol" w:cs="Segoe UI Symbol"/>
+              </w:rPr>
+              <w:t>❌</w:t>
+            </w:r>
+            <w:r>
+              <w:t xml:space="preserve"> No custom JSON body control </w:t>
+            </w:r>
+          </w:p>
+          <w:p>
+            <w:pPr>
+              <w:numPr>
+                <w:ilvl w:val="0"/>
+                <w:numId w:val="6"/>
+              </w:numPr>
+              <w:spacing w:before="100" w:beforeAutospacing="1" w:after="100" w:afterAutospacing="1"/>
+            </w:pPr>
+            <w:r>
+              <w:rPr>
+                <w:rFonts w:ascii="Segoe UI Symbol" w:hAnsi="Segoe UI Symbol" w:cs="Segoe UI Symbol"/>
+              </w:rPr>
+              <w:t>❌</w:t>
+            </w:r>
+            <w:r>
+              <w:t xml:space="preserve"> Cannot return dynamic error message cleanly </w:t>
+            </w:r>
+          </w:p>
+          <w:p>
+            <w:pPr>
+              <w:numPr>
+                <w:ilvl w:val="0"/>
+                <w:numId w:val="6"/>
+              </w:numPr>
+              <w:spacing w:before="100" w:beforeAutospacing="1" w:after="100" w:afterAutospacing="1"/>
+            </w:pPr>
+            <w:r>
+              <w:rPr>
+                <w:rFonts w:ascii="Segoe UI Symbol" w:hAnsi="Segoe UI Symbol" w:cs="Segoe UI Symbol"/>
+              </w:rPr>
+              <w:t>❌</w:t>
+            </w:r>
+            <w:r>
+              <w:t xml:space="preserve"> Limited flexibility </w:t>
+            </w:r>
+          </w:p>
+          <w:p>
+            <w:pPr>
+              <w:pStyle w:val="NormalWeb"/>
+            </w:pPr>
+            <w:r>
+              <w:rPr>
+                <w:rFonts w:ascii="Segoe UI Symbol" w:hAnsi="Segoe UI Symbol" w:cs="Segoe UI Symbol"/>
+              </w:rPr>
+              <w:t>👉</w:t>
+            </w:r>
+            <w:r>
+              <w:t xml:space="preserve"> That’s why in </w:t>
+            </w:r>
+            <w:r>
+              <w:rPr>
+                <w:rStyle w:val="Strong"/>
+              </w:rPr>
+              <w:t>real-time projects</w:t>
+            </w:r>
+            <w:r>
+              <w:t>, we usually prefer:</w:t>
+            </w:r>
+          </w:p>
+          <w:p>
+            <w:r>
+              <w:t>@</w:t>
+            </w:r>
+            <w:r>
+              <w:rPr>
+                <w:rStyle w:val="m"/>
+              </w:rPr>
+              <w:t>RestControllerAdvice</w:t>
+            </w:r>
+            <w:r>
+              <w:br/>
+            </w:r>
+            <w:r>
+              <w:rPr>
+                <w:rStyle w:val="g"/>
+              </w:rPr>
+              <w:t>public</w:t>
+            </w:r>
+            <w:r>
+              <w:t xml:space="preserve"> </w:t>
+            </w:r>
+            <w:r>
+              <w:rPr>
+                <w:rStyle w:val="g"/>
+              </w:rPr>
+              <w:t>class</w:t>
+            </w:r>
+            <w:r>
+              <w:t xml:space="preserve"> </w:t>
+            </w:r>
+            <w:r>
+              <w:rPr>
+                <w:rStyle w:val="m"/>
+              </w:rPr>
+              <w:t>GlobalExceptionHandler</w:t>
+            </w:r>
+            <w:r>
+              <w:t xml:space="preserve"> {</w:t>
+            </w:r>
+            <w:r>
+              <w:br/>
+            </w:r>
+            <w:r>
+              <w:rPr>
+                <w:color w:val="70AD47" w:themeColor="accent6"/>
+              </w:rPr>
+              <w:t>// no need of keeping this only in separate class, if we can keep this in controller class also then that handler method will be catching exceptions arised in that particular controller class</w:t>
+            </w:r>
+            <w:r>
+              <w:t xml:space="preserve"> </w:t>
+            </w:r>
+            <w:r>
+              <w:t>@</w:t>
+            </w:r>
+            <w:r>
+              <w:rPr>
+                <w:rStyle w:val="m"/>
+              </w:rPr>
+              <w:t>ExceptionHandler</w:t>
+            </w:r>
+            <w:r>
+              <w:t>(</w:t>
+            </w:r>
+            <w:r>
+              <w:rPr>
+                <w:rStyle w:val="m"/>
+              </w:rPr>
+              <w:t>ResourceNotFoundException</w:t>
+            </w:r>
+            <w:r>
+              <w:rPr>
+                <w:rStyle w:val="g"/>
+              </w:rPr>
+              <w:t>.class</w:t>
+            </w:r>
+            <w:r>
+              <w:t>)</w:t>
+            </w:r>
+            <w:r>
+              <w:br/>
+              <w:t>@</w:t>
+            </w:r>
+            <w:r>
+              <w:rPr>
+                <w:rStyle w:val="m"/>
+              </w:rPr>
+              <w:t>ResponseStatus</w:t>
+            </w:r>
+            <w:r>
+              <w:t>(</w:t>
+            </w:r>
+            <w:r>
+              <w:rPr>
+                <w:rStyle w:val="m"/>
+              </w:rPr>
+              <w:t>HttpStatus</w:t>
+            </w:r>
+            <w:r>
+              <w:rPr>
+                <w:rStyle w:val="g"/>
+              </w:rPr>
+              <w:t>.</w:t>
+            </w:r>
+            <w:r>
+              <w:rPr>
+                <w:rStyle w:val="m"/>
+              </w:rPr>
+              <w:t>NOT_FOUND</w:t>
+            </w:r>
+            <w:r>
+              <w:t>)</w:t>
+            </w:r>
+            <w:r>
+              <w:br/>
+            </w:r>
+            <w:r>
+              <w:rPr>
+                <w:rStyle w:val="g"/>
+              </w:rPr>
+              <w:t>public</w:t>
+            </w:r>
+            <w:r>
+              <w:t xml:space="preserve"> </w:t>
+            </w:r>
+            <w:r>
+              <w:rPr>
+                <w:rStyle w:val="m"/>
+              </w:rPr>
+              <w:t>ErrorResponse</w:t>
+            </w:r>
+            <w:r>
+              <w:t xml:space="preserve"> </w:t>
+            </w:r>
+            <w:r>
+              <w:rPr>
+                <w:rStyle w:val="m"/>
+              </w:rPr>
+              <w:t>handleNotFound</w:t>
+            </w:r>
+            <w:r>
+              <w:t>(</w:t>
+            </w:r>
+            <w:r>
+              <w:rPr>
+                <w:rStyle w:val="m"/>
+              </w:rPr>
+              <w:t>ResourceNotFoundException</w:t>
+            </w:r>
+            <w:r>
+              <w:t xml:space="preserve"> </w:t>
+            </w:r>
+            <w:r>
+              <w:rPr>
+                <w:rStyle w:val="m"/>
+              </w:rPr>
+              <w:t>ex</w:t>
+            </w:r>
+            <w:r>
+              <w:t>) {</w:t>
+            </w:r>
+            <w:r>
+              <w:br/>
+            </w:r>
+            <w:r>
+              <w:rPr>
+                <w:rStyle w:val="g"/>
+              </w:rPr>
+              <w:t xml:space="preserve">          </w:t>
+            </w:r>
+            <w:r>
+              <w:rPr>
+                <w:rStyle w:val="g"/>
+              </w:rPr>
+              <w:t>return</w:t>
+            </w:r>
+            <w:r>
+              <w:t xml:space="preserve"> </w:t>
+            </w:r>
+            <w:r>
+              <w:rPr>
+                <w:rStyle w:val="g"/>
+              </w:rPr>
+              <w:t>new</w:t>
+            </w:r>
+            <w:r>
+              <w:t xml:space="preserve"> </w:t>
+            </w:r>
+            <w:r>
+              <w:rPr>
+                <w:rStyle w:val="m"/>
+              </w:rPr>
+              <w:t>ErrorResponse</w:t>
+            </w:r>
+            <w:r>
+              <w:t>(</w:t>
+            </w:r>
+            <w:r>
+              <w:rPr>
+                <w:rStyle w:val="m"/>
+              </w:rPr>
+              <w:t>ex</w:t>
+            </w:r>
+            <w:r>
+              <w:rPr>
+                <w:rStyle w:val="g"/>
+              </w:rPr>
+              <w:t>.</w:t>
+            </w:r>
+            <w:r>
+              <w:rPr>
+                <w:rStyle w:val="m"/>
+              </w:rPr>
+              <w:t>getMessage</w:t>
+            </w:r>
+            <w:r>
+              <w:t>());</w:t>
+            </w:r>
+            <w:r>
+              <w:br/>
+            </w:r>
+            <w:r>
+              <w:t xml:space="preserve">        </w:t>
+            </w:r>
+            <w:r>
+              <w:t>}</w:t>
+            </w:r>
+            <w:r>
+              <w:br/>
+              <w:t>}</w:t>
+            </w:r>
+          </w:p>
+        </w:tc>
+        <w:tc>
+          <w:tcPr>
+            <w:tcW w:w="11515" w:type="dxa"/>
+          </w:tcPr>
+          <w:p>
+            <w:r>
+              <w:t>@</w:t>
+            </w:r>
+            <w:r>
+              <w:rPr>
+                <w:rStyle w:val="m"/>
+              </w:rPr>
+              <w:t>GetMapping</w:t>
+            </w:r>
+            <w:r>
+              <w:t>(</w:t>
+            </w:r>
+            <w:r>
+              <w:rPr>
+                <w:rStyle w:val="k"/>
+              </w:rPr>
+              <w:t>"/beer/{id}"</w:t>
+            </w:r>
+            <w:r>
+              <w:t>)</w:t>
+            </w:r>
+            <w:r>
+              <w:br/>
+            </w:r>
+            <w:r>
+              <w:rPr>
+                <w:rStyle w:val="g"/>
+              </w:rPr>
+              <w:t>public</w:t>
+            </w:r>
+            <w:r>
+              <w:t xml:space="preserve"> </w:t>
+            </w:r>
+            <w:r>
+              <w:rPr>
+                <w:rStyle w:val="m"/>
+              </w:rPr>
+              <w:t>Beer</w:t>
+            </w:r>
+            <w:r>
+              <w:t xml:space="preserve"> </w:t>
+            </w:r>
+            <w:r>
+              <w:rPr>
+                <w:rStyle w:val="m"/>
+              </w:rPr>
+              <w:t>getBeer</w:t>
+            </w:r>
+            <w:r>
+              <w:t>(@</w:t>
+            </w:r>
+            <w:r>
+              <w:rPr>
+                <w:rStyle w:val="m"/>
+              </w:rPr>
+              <w:t>PathVariable</w:t>
+            </w:r>
+            <w:r>
+              <w:t xml:space="preserve"> </w:t>
+            </w:r>
+            <w:r>
+              <w:rPr>
+                <w:rStyle w:val="m"/>
+              </w:rPr>
+              <w:t>String</w:t>
+            </w:r>
+            <w:r>
+              <w:t xml:space="preserve"> </w:t>
+            </w:r>
+            <w:r>
+              <w:rPr>
+                <w:rStyle w:val="m"/>
+              </w:rPr>
+              <w:t>id</w:t>
+            </w:r>
+            <w:r>
+              <w:t>) {</w:t>
+            </w:r>
+            <w:r>
+              <w:br/>
+            </w:r>
+            <w:r>
+              <w:rPr>
+                <w:rStyle w:val="g"/>
+              </w:rPr>
+              <w:t>return</w:t>
+            </w:r>
+            <w:r>
+              <w:t xml:space="preserve"> </w:t>
+            </w:r>
+            <w:r>
+              <w:rPr>
+                <w:rStyle w:val="m"/>
+              </w:rPr>
+              <w:t>beerService</w:t>
+            </w:r>
+            <w:r>
+              <w:rPr>
+                <w:rStyle w:val="g"/>
+              </w:rPr>
+              <w:t>.</w:t>
+            </w:r>
+            <w:r>
+              <w:rPr>
+                <w:rStyle w:val="m"/>
+              </w:rPr>
+              <w:t>findById</w:t>
+            </w:r>
+            <w:r>
+              <w:t>(</w:t>
+            </w:r>
+            <w:r>
+              <w:rPr>
+                <w:rStyle w:val="m"/>
+              </w:rPr>
+              <w:t>id</w:t>
+            </w:r>
+            <w:r>
+              <w:t>)</w:t>
+            </w:r>
+            <w:r>
+              <w:br/>
+            </w:r>
+            <w:r>
+              <w:rPr>
+                <w:rStyle w:val="g"/>
+              </w:rPr>
+              <w:t>.</w:t>
+            </w:r>
+            <w:r>
+              <w:rPr>
+                <w:rStyle w:val="m"/>
+              </w:rPr>
+              <w:t>orElseThrow</w:t>
+            </w:r>
+            <w:r>
+              <w:t xml:space="preserve">(() -&gt; </w:t>
+            </w:r>
+            <w:r>
+              <w:rPr>
+                <w:rStyle w:val="g"/>
+              </w:rPr>
+              <w:t>new</w:t>
+            </w:r>
+            <w:r>
+              <w:t xml:space="preserve"> </w:t>
+            </w:r>
+            <w:r>
+              <w:rPr>
+                <w:rStyle w:val="m"/>
+              </w:rPr>
+              <w:t>ResourceNotFoundException</w:t>
+            </w:r>
+            <w:r>
+              <w:t>(</w:t>
+            </w:r>
+            <w:r>
+              <w:rPr>
+                <w:rStyle w:val="k"/>
+              </w:rPr>
+              <w:t>"Beer not found"</w:t>
+            </w:r>
+            <w:r>
+              <w:t>));</w:t>
+            </w:r>
+            <w:r>
+              <w:br/>
+              <w:t>}</w:t>
+            </w:r>
+          </w:p>
+          <w:p/>
+          <w:p>
+            <w:pPr>
+              <w:spacing w:before="100" w:beforeAutospacing="1" w:after="100" w:afterAutospacing="1"/>
+              <w:rPr>
+                <w:rFonts w:ascii="Times New Roman" w:eastAsia="Times New Roman" w:hAnsi="Times New Roman" w:cs="Times New Roman"/>
+                <w:color w:val="auto"/>
+                <w:spacing w:val="0"/>
+                <w:lang w:eastAsia="en-IN"/>
+              </w:rPr>
+            </w:pPr>
+            <w:r>
+              <w:rPr>
+                <w:rFonts w:ascii="Segoe UI Symbol" w:eastAsia="Times New Roman" w:hAnsi="Segoe UI Symbol" w:cs="Segoe UI Symbol"/>
+                <w:color w:val="auto"/>
+                <w:spacing w:val="0"/>
+                <w:lang w:eastAsia="en-IN"/>
+              </w:rPr>
+              <w:t>⚠</w:t>
+            </w:r>
+            <w:r>
+              <w:rPr>
+                <w:rFonts w:eastAsia="Times New Roman" w:cs="Comic Sans MS"/>
+                <w:color w:val="auto"/>
+                <w:spacing w:val="0"/>
+                <w:lang w:eastAsia="en-IN"/>
+              </w:rPr>
+              <w:t>️</w:t>
+            </w:r>
+            <w:r>
+              <w:rPr>
+                <w:rFonts w:ascii="Times New Roman" w:eastAsia="Times New Roman" w:hAnsi="Times New Roman" w:cs="Times New Roman"/>
+                <w:color w:val="auto"/>
+                <w:spacing w:val="0"/>
+                <w:lang w:eastAsia="en-IN"/>
+              </w:rPr>
+              <w:t xml:space="preserve"> Important:</w:t>
+            </w:r>
+          </w:p>
+          <w:p>
+            <w:pPr>
+              <w:numPr>
+                <w:ilvl w:val="0"/>
+                <w:numId w:val="5"/>
+              </w:numPr>
+              <w:spacing w:before="100" w:beforeAutospacing="1" w:after="100" w:afterAutospacing="1"/>
+              <w:rPr>
+                <w:rFonts w:ascii="Times New Roman" w:eastAsia="Times New Roman" w:hAnsi="Times New Roman" w:cs="Times New Roman"/>
+                <w:color w:val="auto"/>
+                <w:spacing w:val="0"/>
+                <w:lang w:eastAsia="en-IN"/>
+              </w:rPr>
+            </w:pPr>
+            <w:r>
+              <w:rPr>
+                <w:rFonts w:ascii="Courier New" w:eastAsia="Times New Roman" w:hAnsi="Courier New" w:cs="Courier New"/>
+                <w:color w:val="auto"/>
+                <w:spacing w:val="0"/>
+                <w:sz w:val="20"/>
+                <w:szCs w:val="20"/>
+                <w:lang w:eastAsia="en-IN"/>
+              </w:rPr>
+              <w:t>reason</w:t>
+            </w:r>
+            <w:r>
+              <w:rPr>
+                <w:rFonts w:ascii="Times New Roman" w:eastAsia="Times New Roman" w:hAnsi="Times New Roman" w:cs="Times New Roman"/>
+                <w:color w:val="auto"/>
+                <w:spacing w:val="0"/>
+                <w:lang w:eastAsia="en-IN"/>
+              </w:rPr>
+              <w:t xml:space="preserve"> is </w:t>
+            </w:r>
+            <w:r>
+              <w:rPr>
+                <w:rFonts w:ascii="Times New Roman" w:eastAsia="Times New Roman" w:hAnsi="Times New Roman" w:cs="Times New Roman"/>
+                <w:b/>
+                <w:bCs/>
+                <w:color w:val="auto"/>
+                <w:spacing w:val="0"/>
+                <w:lang w:eastAsia="en-IN"/>
+              </w:rPr>
+              <w:t>static</w:t>
+            </w:r>
+            <w:r>
+              <w:rPr>
+                <w:rFonts w:ascii="Times New Roman" w:eastAsia="Times New Roman" w:hAnsi="Times New Roman" w:cs="Times New Roman"/>
+                <w:color w:val="auto"/>
+                <w:spacing w:val="0"/>
+                <w:lang w:eastAsia="en-IN"/>
+              </w:rPr>
+              <w:t xml:space="preserve"> </w:t>
+            </w:r>
+          </w:p>
+          <w:p>
+            <w:pPr>
+              <w:numPr>
+                <w:ilvl w:val="0"/>
+                <w:numId w:val="5"/>
+              </w:numPr>
+              <w:spacing w:before="100" w:beforeAutospacing="1" w:after="100" w:afterAutospacing="1"/>
+              <w:rPr>
+                <w:rFonts w:ascii="Times New Roman" w:eastAsia="Times New Roman" w:hAnsi="Times New Roman" w:cs="Times New Roman"/>
+                <w:color w:val="auto"/>
+                <w:spacing w:val="0"/>
+                <w:lang w:eastAsia="en-IN"/>
+              </w:rPr>
+            </w:pPr>
+            <w:r>
+              <w:rPr>
+                <w:rFonts w:ascii="Times New Roman" w:eastAsia="Times New Roman" w:hAnsi="Times New Roman" w:cs="Times New Roman"/>
+                <w:color w:val="auto"/>
+                <w:spacing w:val="0"/>
+                <w:lang w:eastAsia="en-IN"/>
+              </w:rPr>
+              <w:t xml:space="preserve">You </w:t>
+            </w:r>
+            <w:r>
+              <w:rPr>
+                <w:rFonts w:ascii="Times New Roman" w:eastAsia="Times New Roman" w:hAnsi="Times New Roman" w:cs="Times New Roman"/>
+                <w:b/>
+                <w:bCs/>
+                <w:color w:val="auto"/>
+                <w:spacing w:val="0"/>
+                <w:lang w:eastAsia="en-IN"/>
+              </w:rPr>
+              <w:t>cannot pass dynamic messages</w:t>
+            </w:r>
+            <w:r>
+              <w:rPr>
+                <w:rFonts w:ascii="Times New Roman" w:eastAsia="Times New Roman" w:hAnsi="Times New Roman" w:cs="Times New Roman"/>
+                <w:color w:val="auto"/>
+                <w:spacing w:val="0"/>
+                <w:lang w:eastAsia="en-IN"/>
+              </w:rPr>
+              <w:t xml:space="preserve"> here</w:t>
+            </w:r>
+          </w:p>
+          <w:p>
+            <w:pPr>
+              <w:pStyle w:val="Heading1"/>
+              <w:outlineLvl w:val="0"/>
+            </w:pPr>
+            <w:r>
+              <w:t>When to use what</w:t>
+            </w:r>
+          </w:p>
+          <w:tbl>
+            <w:tblPr>
+              <w:tblW w:w="0" w:type="auto"/>
+              <w:tblCellSpacing w:w="15" w:type="dxa"/>
+              <w:tblCellMar>
+                <w:top w:w="15" w:type="dxa"/>
+                <w:left w:w="15" w:type="dxa"/>
+                <w:bottom w:w="15" w:type="dxa"/>
+                <w:right w:w="15" w:type="dxa"/>
+              </w:tblCellMar>
+              <w:tblLook w:val="04A0" w:firstRow="1" w:lastRow="0" w:firstColumn="1" w:lastColumn="0" w:noHBand="0" w:noVBand="1"/>
+            </w:tblPr>
+            <w:tblGrid>
+              <w:gridCol w:w="5562"/>
+              <w:gridCol w:w="2617"/>
+            </w:tblGrid>
+            <w:tr>
+              <w:trPr>
+                <w:tblHeader/>
+                <w:tblCellSpacing w:w="15" w:type="dxa"/>
+              </w:trPr>
+              <w:tc>
+                <w:tcPr>
+                  <w:tcW w:w="5517" w:type="dxa"/>
+                  <w:vAlign w:val="center"/>
+                  <w:hideMark/>
+                </w:tcPr>
+                <w:p>
+                  <w:pPr>
+                    <w:jc w:val="center"/>
+                    <w:rPr>
+                      <w:b/>
+                      <w:bCs/>
+                    </w:rPr>
+                  </w:pPr>
+                  <w:r>
+                    <w:rPr>
+                      <w:b/>
+                      <w:bCs/>
+                    </w:rPr>
+                    <w:t>Scenario</w:t>
+                  </w:r>
+                </w:p>
+              </w:tc>
+              <w:tc>
+                <w:tcPr>
+                  <w:tcW w:w="1035" w:type="dxa"/>
+                  <w:vAlign w:val="center"/>
+                  <w:hideMark/>
+                </w:tcPr>
+                <w:p>
+                  <w:pPr>
+                    <w:jc w:val="center"/>
+                    <w:rPr>
+                      <w:b/>
+                      <w:bCs/>
+                    </w:rPr>
+                  </w:pPr>
+                  <w:r>
+                    <w:rPr>
+                      <w:b/>
+                      <w:bCs/>
+                    </w:rPr>
+                    <w:t>Use</w:t>
+                  </w:r>
+                </w:p>
+              </w:tc>
+            </w:tr>
+            <w:tr>
+              <w:trPr>
+                <w:tblCellSpacing w:w="15" w:type="dxa"/>
+              </w:trPr>
+              <w:tc>
+                <w:tcPr>
+                  <w:tcW w:w="5517" w:type="dxa"/>
+                  <w:vAlign w:val="center"/>
+                  <w:hideMark/>
+                </w:tcPr>
+                <w:p>
+                  <w:r>
+                    <w:t>Simple exception with fixed status</w:t>
+                  </w:r>
+                  <w:r>
+                    <w:t>(not for real time)</w:t>
+                  </w:r>
+                </w:p>
+              </w:tc>
+              <w:tc>
+                <w:tcPr>
+                  <w:tcW w:w="1035" w:type="dxa"/>
+                  <w:vAlign w:val="center"/>
+                  <w:hideMark/>
+                </w:tcPr>
+                <w:p>
+                  <w:r>
+                    <w:rPr>
+                      <w:rStyle w:val="HTMLCode"/>
+                      <w:rFonts w:eastAsiaTheme="minorHAnsi"/>
+                    </w:rPr>
+                    <w:t>@ResponseStatus</w:t>
+                  </w:r>
+                </w:p>
+              </w:tc>
+            </w:tr>
+            <w:tr>
+              <w:trPr>
+                <w:tblCellSpacing w:w="15" w:type="dxa"/>
+              </w:trPr>
+              <w:tc>
+                <w:tcPr>
+                  <w:tcW w:w="5517" w:type="dxa"/>
+                  <w:vAlign w:val="center"/>
+                  <w:hideMark/>
+                </w:tcPr>
+                <w:p>
+                  <w:r>
+                    <w:t>Custom response body needed</w:t>
+                  </w:r>
+                </w:p>
+              </w:tc>
+              <w:tc>
+                <w:tcPr>
+                  <w:tcW w:w="1035" w:type="dxa"/>
+                  <w:vAlign w:val="center"/>
+                  <w:hideMark/>
+                </w:tcPr>
+                <w:p>
+                  <w:r>
+                    <w:rPr>
+                      <w:rStyle w:val="HTMLCode"/>
+                      <w:rFonts w:eastAsiaTheme="minorHAnsi"/>
+                    </w:rPr>
+                    <w:t>@ExceptionHandler</w:t>
+                  </w:r>
+                </w:p>
+              </w:tc>
+            </w:tr>
+            <w:tr>
+              <w:trPr>
+                <w:tblCellSpacing w:w="15" w:type="dxa"/>
+              </w:trPr>
+              <w:tc>
+                <w:tcPr>
+                  <w:tcW w:w="5517" w:type="dxa"/>
+                  <w:vAlign w:val="center"/>
+                  <w:hideMark/>
+                </w:tcPr>
+                <w:p>
+                  <w:r>
+                    <w:t>Large project / production</w:t>
+                  </w:r>
+                </w:p>
+              </w:tc>
+              <w:tc>
+                <w:tcPr>
+                  <w:tcW w:w="1035" w:type="dxa"/>
+                  <w:vAlign w:val="center"/>
+                  <w:hideMark/>
+                </w:tcPr>
+                <w:p>
+                  <w:r>
+                    <w:rPr>
+                      <w:rStyle w:val="HTMLCode"/>
+                      <w:rFonts w:eastAsiaTheme="minorHAnsi"/>
+                    </w:rPr>
+                    <w:t>@RestControllerAdvice</w:t>
+                  </w:r>
+                </w:p>
+              </w:tc>
+            </w:tr>
+          </w:tbl>
+          <w:p/>
+        </w:tc>
+      </w:tr>
+    </w:tbl>
+    <w:p/>
+    <w:p/>
+    <w:tbl>
+      <w:tblPr>
+        <w:tblStyle w:val="TableGrid"/>
+        <w:tblW w:w="0" w:type="auto"/>
+        <w:tblLook w:val="04A0" w:firstRow="1" w:lastRow="0" w:firstColumn="1" w:lastColumn="0" w:noHBand="0" w:noVBand="1"/>
+      </w:tblPr>
+      <w:tblGrid>
+        <w:gridCol w:w="13045"/>
+        <w:gridCol w:w="9985"/>
+      </w:tblGrid>
       <w:tr>
         <w:tc>
           <w:tcPr>
@@ -11545,6 +16650,130 @@
                 <w:rFonts w:ascii="Segoe UI" w:hAnsi="Segoe UI" w:cs="Segoe UI"/>
               </w:rPr>
             </w:pPr>
+            <w:r>
+              <w:rPr>
+                <w:rFonts w:ascii="Segoe UI" w:hAnsi="Segoe UI" w:cs="Segoe UI"/>
+              </w:rPr>
+              <w:t>some properties</w:t>
+            </w:r>
+          </w:p>
+          <w:p>
+            <w:pPr>
+              <w:pStyle w:val="NoSpacing"/>
+              <w:rPr>
+                <w:rFonts w:ascii="Segoe UI" w:hAnsi="Segoe UI" w:cs="Segoe UI"/>
+              </w:rPr>
+            </w:pPr>
+            <w:r>
+              <w:rPr>
+                <w:rFonts w:ascii="Segoe UI" w:hAnsi="Segoe UI" w:cs="Segoe UI"/>
+              </w:rPr>
+              <w:t>Provides Whitelabel Error Page for HTML requests, or JSON response for RESTful requests</w:t>
+            </w:r>
+          </w:p>
+          <w:p>
+            <w:pPr>
+              <w:pStyle w:val="NoSpacing"/>
+              <w:rPr>
+                <w:rFonts w:ascii="Segoe UI" w:hAnsi="Segoe UI" w:cs="Segoe UI"/>
+              </w:rPr>
+            </w:pPr>
+            <w:r>
+              <w:rPr>
+                <w:rFonts w:ascii="Segoe UI" w:hAnsi="Segoe UI" w:cs="Segoe UI"/>
+              </w:rPr>
+              <w:t>• Properties:</w:t>
+            </w:r>
+          </w:p>
+          <w:p>
+            <w:pPr>
+              <w:pStyle w:val="NoSpacing"/>
+              <w:rPr>
+                <w:rFonts w:ascii="Segoe UI" w:hAnsi="Segoe UI" w:cs="Segoe UI"/>
+              </w:rPr>
+            </w:pPr>
+            <w:r>
+              <w:rPr>
+                <w:rFonts w:ascii="Segoe UI" w:hAnsi="Segoe UI" w:cs="Segoe UI"/>
+              </w:rPr>
+              <w:t>• server.error.include-binding-errors - default: never</w:t>
+            </w:r>
+          </w:p>
+          <w:p>
+            <w:pPr>
+              <w:pStyle w:val="NoSpacing"/>
+              <w:rPr>
+                <w:rFonts w:ascii="Segoe UI" w:hAnsi="Segoe UI" w:cs="Segoe UI"/>
+              </w:rPr>
+            </w:pPr>
+            <w:r>
+              <w:rPr>
+                <w:rFonts w:ascii="Segoe UI" w:hAnsi="Segoe UI" w:cs="Segoe UI"/>
+              </w:rPr>
+              <w:t>• server.error.include-exception - default: false</w:t>
+            </w:r>
+          </w:p>
+          <w:p>
+            <w:pPr>
+              <w:pStyle w:val="NoSpacing"/>
+              <w:rPr>
+                <w:rFonts w:ascii="Segoe UI" w:hAnsi="Segoe UI" w:cs="Segoe UI"/>
+              </w:rPr>
+            </w:pPr>
+            <w:r>
+              <w:rPr>
+                <w:rFonts w:ascii="Segoe UI" w:hAnsi="Segoe UI" w:cs="Segoe UI"/>
+              </w:rPr>
+              <w:t>• server.error.include-message - default: never</w:t>
+            </w:r>
+          </w:p>
+          <w:p>
+            <w:pPr>
+              <w:pStyle w:val="NoSpacing"/>
+              <w:rPr>
+                <w:rFonts w:ascii="Segoe UI" w:hAnsi="Segoe UI" w:cs="Segoe UI"/>
+              </w:rPr>
+            </w:pPr>
+            <w:r>
+              <w:rPr>
+                <w:rFonts w:ascii="Segoe UI" w:hAnsi="Segoe UI" w:cs="Segoe UI"/>
+              </w:rPr>
+              <w:t>• server.error.include-stacktrace - default: never</w:t>
+            </w:r>
+          </w:p>
+          <w:p>
+            <w:pPr>
+              <w:pStyle w:val="NoSpacing"/>
+              <w:rPr>
+                <w:rFonts w:ascii="Segoe UI" w:hAnsi="Segoe UI" w:cs="Segoe UI"/>
+              </w:rPr>
+            </w:pPr>
+            <w:r>
+              <w:rPr>
+                <w:rFonts w:ascii="Segoe UI" w:hAnsi="Segoe UI" w:cs="Segoe UI"/>
+              </w:rPr>
+              <w:t>• server.error.path - default: /error</w:t>
+            </w:r>
+          </w:p>
+          <w:p>
+            <w:pPr>
+              <w:pStyle w:val="NoSpacing"/>
+              <w:rPr>
+                <w:rFonts w:ascii="Segoe UI" w:hAnsi="Segoe UI" w:cs="Segoe UI"/>
+              </w:rPr>
+            </w:pPr>
+            <w:r>
+              <w:rPr>
+                <w:rFonts w:ascii="Segoe UI" w:hAnsi="Segoe UI" w:cs="Segoe UI"/>
+              </w:rPr>
+              <w:t>• server.error.whitelabel.enabled - default: true</w:t>
+            </w:r>
+            <w:r>
+              <w:rPr>
+                <w:rFonts w:ascii="Segoe UI" w:hAnsi="Segoe UI" w:cs="Segoe UI"/>
+              </w:rPr>
+              <w:t xml:space="preserve"> // if u don’t want to see whitelabelled error page this make this as false</w:t>
+            </w:r>
           </w:p>
         </w:tc>
         <w:tc>
@@ -11562,6 +16791,78 @@
                 <w:szCs w:val="24"/>
               </w:rPr>
             </w:pPr>
+            <w:r>
+              <w:rPr>
+                <w:rFonts w:ascii="Comic Sans MS" w:hAnsi="Comic Sans MS"/>
+                <w:color w:val="13A78C"/>
+                <w:sz w:val="24"/>
+                <w:szCs w:val="24"/>
+              </w:rPr>
+              <w:t>Spring Boot includes a BasicError Controller</w:t>
+            </w:r>
+          </w:p>
+          <w:p>
+            <w:pPr>
+              <w:pStyle w:val="HTMLPreformatted"/>
+              <w:shd w:val="clear" w:color="auto" w:fill="FFFFFF"/>
+              <w:rPr>
+                <w:rFonts w:ascii="Comic Sans MS" w:hAnsi="Comic Sans MS"/>
+                <w:color w:val="13A78C"/>
+                <w:sz w:val="24"/>
+                <w:szCs w:val="24"/>
+              </w:rPr>
+            </w:pPr>
+            <w:r>
+              <w:rPr>
+                <w:rFonts w:ascii="Comic Sans MS" w:hAnsi="Comic Sans MS"/>
+                <w:color w:val="13A78C"/>
+                <w:sz w:val="24"/>
+                <w:szCs w:val="24"/>
+              </w:rPr>
+              <w:t>• This class can be extended for additional error response customization</w:t>
+            </w:r>
+          </w:p>
+          <w:p>
+            <w:pPr>
+              <w:pStyle w:val="HTMLPreformatted"/>
+              <w:shd w:val="clear" w:color="auto" w:fill="FFFFFF"/>
+              <w:rPr>
+                <w:rFonts w:ascii="Comic Sans MS" w:hAnsi="Comic Sans MS"/>
+                <w:color w:val="13A78C"/>
+                <w:sz w:val="24"/>
+                <w:szCs w:val="24"/>
+              </w:rPr>
+            </w:pPr>
+            <w:r>
+              <w:rPr>
+                <w:rFonts w:ascii="Comic Sans MS" w:hAnsi="Comic Sans MS"/>
+                <w:color w:val="13A78C"/>
+                <w:sz w:val="24"/>
+                <w:szCs w:val="24"/>
+              </w:rPr>
+              <w:t>• Allows for wide support of the needs of various clients and situations</w:t>
+            </w:r>
+          </w:p>
+          <w:p>
+            <w:pPr>
+              <w:pStyle w:val="HTMLPreformatted"/>
+              <w:shd w:val="clear" w:color="auto" w:fill="FFFFFF"/>
+              <w:rPr>
+                <w:rFonts w:ascii="Comic Sans MS" w:hAnsi="Comic Sans MS"/>
+                <w:color w:val="13A78C"/>
+                <w:sz w:val="24"/>
+                <w:szCs w:val="24"/>
+              </w:rPr>
+            </w:pPr>
+            <w:r>
+              <w:rPr>
+                <w:rFonts w:ascii="Comic Sans MS" w:hAnsi="Comic Sans MS"/>
+                <w:color w:val="13A78C"/>
+                <w:sz w:val="24"/>
+                <w:szCs w:val="24"/>
+              </w:rPr>
+              <w:t>• Rarely used, but important to know it is available for use when needed</w:t>
+            </w:r>
           </w:p>
         </w:tc>
       </w:tr>
@@ -11584,6 +16885,155 @@
 <file path=word/numbering.xml><?xml version="1.0" encoding="utf-8"?>
 <w:numbering xmlns:wpc="http://schemas.microsoft.com/office/word/2010/wordprocessingCanvas" xmlns:mc="http://schemas.openxmlformats.org/markup-compatibility/2006" xmlns:o="urn:schemas-microsoft-com:office:office" xmlns:r="http://schemas.openxmlformats.org/officeDocument/2006/relationships" xmlns:m="http://schemas.openxmlformats.org/officeDocument/2006/math" xmlns:v="urn:schemas-microsoft-com:vml" xmlns:wp14="http://schemas.microsoft.com/office/word/2010/wordprocessingDrawing" xmlns:wp="http://schemas.openxmlformats.org/drawingml/2006/wordprocessingDrawing" xmlns:w10="urn:schemas-microsoft-com:office:word" xmlns:w="http://schemas.openxmlformats.org/wordprocessingml/2006/main" xmlns:w14="http://schemas.microsoft.com/office/word/2010/wordml" xmlns:w15="http://schemas.microsoft.com/office/word/2012/wordml" xmlns:wpg="http://schemas.microsoft.com/office/word/2010/wordprocessingGroup" xmlns:wpi="http://schemas.microsoft.com/office/word/2010/wordprocessingInk" xmlns:wne="http://schemas.microsoft.com/office/word/2006/wordml" xmlns:wps="http://schemas.microsoft.com/office/word/2010/wordprocessingShape" mc:Ignorable="w14 w15 wp14">
   <w:abstractNum w:abstractNumId="0">
+    <w:nsid w:val="079E5DCB"/>
+    <w:multiLevelType w:val="multilevel"/>
+    <w:tmpl w:val="1F3C97F4"/>
+    <w:lvl w:ilvl="0">
+      <w:start w:val="1"/>
+      <w:numFmt w:val="bullet"/>
+      <w:lvlText w:val=""/>
+      <w:lvlJc w:val="left"/>
+      <w:pPr>
+        <w:tabs>
+          <w:tab w:val="num" w:pos="720"/>
+        </w:tabs>
+        <w:ind w:left="720" w:hanging="360"/>
+      </w:pPr>
+      <w:rPr>
+        <w:rFonts w:ascii="Symbol" w:hAnsi="Symbol" w:hint="default"/>
+        <w:sz w:val="20"/>
+      </w:rPr>
+    </w:lvl>
+    <w:lvl w:ilvl="1" w:tentative="1">
+      <w:start w:val="1"/>
+      <w:numFmt w:val="bullet"/>
+      <w:lvlText w:val="o"/>
+      <w:lvlJc w:val="left"/>
+      <w:pPr>
+        <w:tabs>
+          <w:tab w:val="num" w:pos="1440"/>
+        </w:tabs>
+        <w:ind w:left="1440" w:hanging="360"/>
+      </w:pPr>
+      <w:rPr>
+        <w:rFonts w:ascii="Courier New" w:hAnsi="Courier New" w:hint="default"/>
+        <w:sz w:val="20"/>
+      </w:rPr>
+    </w:lvl>
+    <w:lvl w:ilvl="2" w:tentative="1">
+      <w:start w:val="1"/>
+      <w:numFmt w:val="bullet"/>
+      <w:lvlText w:val=""/>
+      <w:lvlJc w:val="left"/>
+      <w:pPr>
+        <w:tabs>
+          <w:tab w:val="num" w:pos="2160"/>
+        </w:tabs>
+        <w:ind w:left="2160" w:hanging="360"/>
+      </w:pPr>
+      <w:rPr>
+        <w:rFonts w:ascii="Wingdings" w:hAnsi="Wingdings" w:hint="default"/>
+        <w:sz w:val="20"/>
+      </w:rPr>
+    </w:lvl>
+    <w:lvl w:ilvl="3" w:tentative="1">
+      <w:start w:val="1"/>
+      <w:numFmt w:val="bullet"/>
+      <w:lvlText w:val=""/>
+      <w:lvlJc w:val="left"/>
+      <w:pPr>
+        <w:tabs>
+          <w:tab w:val="num" w:pos="2880"/>
+        </w:tabs>
+        <w:ind w:left="2880" w:hanging="360"/>
+      </w:pPr>
+      <w:rPr>
+        <w:rFonts w:ascii="Wingdings" w:hAnsi="Wingdings" w:hint="default"/>
+        <w:sz w:val="20"/>
+      </w:rPr>
+    </w:lvl>
+    <w:lvl w:ilvl="4" w:tentative="1">
+      <w:start w:val="1"/>
+      <w:numFmt w:val="bullet"/>
+      <w:lvlText w:val=""/>
+      <w:lvlJc w:val="left"/>
+      <w:pPr>
+        <w:tabs>
+          <w:tab w:val="num" w:pos="3600"/>
+        </w:tabs>
+        <w:ind w:left="3600" w:hanging="360"/>
+      </w:pPr>
+      <w:rPr>
+        <w:rFonts w:ascii="Wingdings" w:hAnsi="Wingdings" w:hint="default"/>
+        <w:sz w:val="20"/>
+      </w:rPr>
+    </w:lvl>
+    <w:lvl w:ilvl="5" w:tentative="1">
+      <w:start w:val="1"/>
+      <w:numFmt w:val="bullet"/>
+      <w:lvlText w:val=""/>
+      <w:lvlJc w:val="left"/>
+      <w:pPr>
+        <w:tabs>
+          <w:tab w:val="num" w:pos="4320"/>
+        </w:tabs>
+        <w:ind w:left="4320" w:hanging="360"/>
+      </w:pPr>
+      <w:rPr>
+        <w:rFonts w:ascii="Wingdings" w:hAnsi="Wingdings" w:hint="default"/>
+        <w:sz w:val="20"/>
+      </w:rPr>
+    </w:lvl>
+    <w:lvl w:ilvl="6" w:tentative="1">
+      <w:start w:val="1"/>
+      <w:numFmt w:val="bullet"/>
+      <w:lvlText w:val=""/>
+      <w:lvlJc w:val="left"/>
+      <w:pPr>
+        <w:tabs>
+          <w:tab w:val="num" w:pos="5040"/>
+        </w:tabs>
+        <w:ind w:left="5040" w:hanging="360"/>
+      </w:pPr>
+      <w:rPr>
+        <w:rFonts w:ascii="Wingdings" w:hAnsi="Wingdings" w:hint="default"/>
+        <w:sz w:val="20"/>
+      </w:rPr>
+    </w:lvl>
+    <w:lvl w:ilvl="7" w:tentative="1">
+      <w:start w:val="1"/>
+      <w:numFmt w:val="bullet"/>
+      <w:lvlText w:val=""/>
+      <w:lvlJc w:val="left"/>
+      <w:pPr>
+        <w:tabs>
+          <w:tab w:val="num" w:pos="5760"/>
+        </w:tabs>
+        <w:ind w:left="5760" w:hanging="360"/>
+      </w:pPr>
+      <w:rPr>
+        <w:rFonts w:ascii="Wingdings" w:hAnsi="Wingdings" w:hint="default"/>
+        <w:sz w:val="20"/>
+      </w:rPr>
+    </w:lvl>
+    <w:lvl w:ilvl="8" w:tentative="1">
+      <w:start w:val="1"/>
+      <w:numFmt w:val="bullet"/>
+      <w:lvlText w:val=""/>
+      <w:lvlJc w:val="left"/>
+      <w:pPr>
+        <w:tabs>
+          <w:tab w:val="num" w:pos="6480"/>
+        </w:tabs>
+        <w:ind w:left="6480" w:hanging="360"/>
+      </w:pPr>
+      <w:rPr>
+        <w:rFonts w:ascii="Wingdings" w:hAnsi="Wingdings" w:hint="default"/>
+        <w:sz w:val="20"/>
+      </w:rPr>
+    </w:lvl>
+  </w:abstractNum>
+  <w:abstractNum w:abstractNumId="1">
     <w:nsid w:val="0CD740E5"/>
     <w:multiLevelType w:val="multilevel"/>
     <w:tmpl w:val="C2A49874"/>
@@ -11732,7 +17182,7 @@
       </w:rPr>
     </w:lvl>
   </w:abstractNum>
-  <w:abstractNum w:abstractNumId="1">
+  <w:abstractNum w:abstractNumId="2">
     <w:nsid w:val="181E671E"/>
     <w:multiLevelType w:val="multilevel"/>
     <w:tmpl w:val="845C2868"/>
@@ -11881,7 +17331,454 @@
       </w:rPr>
     </w:lvl>
   </w:abstractNum>
-  <w:abstractNum w:abstractNumId="2">
+  <w:abstractNum w:abstractNumId="3">
+    <w:nsid w:val="265B3837"/>
+    <w:multiLevelType w:val="multilevel"/>
+    <w:tmpl w:val="C7906B0E"/>
+    <w:lvl w:ilvl="0">
+      <w:start w:val="1"/>
+      <w:numFmt w:val="bullet"/>
+      <w:lvlText w:val=""/>
+      <w:lvlJc w:val="left"/>
+      <w:pPr>
+        <w:tabs>
+          <w:tab w:val="num" w:pos="720"/>
+        </w:tabs>
+        <w:ind w:left="720" w:hanging="360"/>
+      </w:pPr>
+      <w:rPr>
+        <w:rFonts w:ascii="Symbol" w:hAnsi="Symbol" w:hint="default"/>
+        <w:sz w:val="20"/>
+      </w:rPr>
+    </w:lvl>
+    <w:lvl w:ilvl="1" w:tentative="1">
+      <w:start w:val="1"/>
+      <w:numFmt w:val="bullet"/>
+      <w:lvlText w:val="o"/>
+      <w:lvlJc w:val="left"/>
+      <w:pPr>
+        <w:tabs>
+          <w:tab w:val="num" w:pos="1440"/>
+        </w:tabs>
+        <w:ind w:left="1440" w:hanging="360"/>
+      </w:pPr>
+      <w:rPr>
+        <w:rFonts w:ascii="Courier New" w:hAnsi="Courier New" w:hint="default"/>
+        <w:sz w:val="20"/>
+      </w:rPr>
+    </w:lvl>
+    <w:lvl w:ilvl="2" w:tentative="1">
+      <w:start w:val="1"/>
+      <w:numFmt w:val="bullet"/>
+      <w:lvlText w:val=""/>
+      <w:lvlJc w:val="left"/>
+      <w:pPr>
+        <w:tabs>
+          <w:tab w:val="num" w:pos="2160"/>
+        </w:tabs>
+        <w:ind w:left="2160" w:hanging="360"/>
+      </w:pPr>
+      <w:rPr>
+        <w:rFonts w:ascii="Wingdings" w:hAnsi="Wingdings" w:hint="default"/>
+        <w:sz w:val="20"/>
+      </w:rPr>
+    </w:lvl>
+    <w:lvl w:ilvl="3" w:tentative="1">
+      <w:start w:val="1"/>
+      <w:numFmt w:val="bullet"/>
+      <w:lvlText w:val=""/>
+      <w:lvlJc w:val="left"/>
+      <w:pPr>
+        <w:tabs>
+          <w:tab w:val="num" w:pos="2880"/>
+        </w:tabs>
+        <w:ind w:left="2880" w:hanging="360"/>
+      </w:pPr>
+      <w:rPr>
+        <w:rFonts w:ascii="Wingdings" w:hAnsi="Wingdings" w:hint="default"/>
+        <w:sz w:val="20"/>
+      </w:rPr>
+    </w:lvl>
+    <w:lvl w:ilvl="4" w:tentative="1">
+      <w:start w:val="1"/>
+      <w:numFmt w:val="bullet"/>
+      <w:lvlText w:val=""/>
+      <w:lvlJc w:val="left"/>
+      <w:pPr>
+        <w:tabs>
+          <w:tab w:val="num" w:pos="3600"/>
+        </w:tabs>
+        <w:ind w:left="3600" w:hanging="360"/>
+      </w:pPr>
+      <w:rPr>
+        <w:rFonts w:ascii="Wingdings" w:hAnsi="Wingdings" w:hint="default"/>
+        <w:sz w:val="20"/>
+      </w:rPr>
+    </w:lvl>
+    <w:lvl w:ilvl="5" w:tentative="1">
+      <w:start w:val="1"/>
+      <w:numFmt w:val="bullet"/>
+      <w:lvlText w:val=""/>
+      <w:lvlJc w:val="left"/>
+      <w:pPr>
+        <w:tabs>
+          <w:tab w:val="num" w:pos="4320"/>
+        </w:tabs>
+        <w:ind w:left="4320" w:hanging="360"/>
+      </w:pPr>
+      <w:rPr>
+        <w:rFonts w:ascii="Wingdings" w:hAnsi="Wingdings" w:hint="default"/>
+        <w:sz w:val="20"/>
+      </w:rPr>
+    </w:lvl>
+    <w:lvl w:ilvl="6" w:tentative="1">
+      <w:start w:val="1"/>
+      <w:numFmt w:val="bullet"/>
+      <w:lvlText w:val=""/>
+      <w:lvlJc w:val="left"/>
+      <w:pPr>
+        <w:tabs>
+          <w:tab w:val="num" w:pos="5040"/>
+        </w:tabs>
+        <w:ind w:left="5040" w:hanging="360"/>
+      </w:pPr>
+      <w:rPr>
+        <w:rFonts w:ascii="Wingdings" w:hAnsi="Wingdings" w:hint="default"/>
+        <w:sz w:val="20"/>
+      </w:rPr>
+    </w:lvl>
+    <w:lvl w:ilvl="7" w:tentative="1">
+      <w:start w:val="1"/>
+      <w:numFmt w:val="bullet"/>
+      <w:lvlText w:val=""/>
+      <w:lvlJc w:val="left"/>
+      <w:pPr>
+        <w:tabs>
+          <w:tab w:val="num" w:pos="5760"/>
+        </w:tabs>
+        <w:ind w:left="5760" w:hanging="360"/>
+      </w:pPr>
+      <w:rPr>
+        <w:rFonts w:ascii="Wingdings" w:hAnsi="Wingdings" w:hint="default"/>
+        <w:sz w:val="20"/>
+      </w:rPr>
+    </w:lvl>
+    <w:lvl w:ilvl="8" w:tentative="1">
+      <w:start w:val="1"/>
+      <w:numFmt w:val="bullet"/>
+      <w:lvlText w:val=""/>
+      <w:lvlJc w:val="left"/>
+      <w:pPr>
+        <w:tabs>
+          <w:tab w:val="num" w:pos="6480"/>
+        </w:tabs>
+        <w:ind w:left="6480" w:hanging="360"/>
+      </w:pPr>
+      <w:rPr>
+        <w:rFonts w:ascii="Wingdings" w:hAnsi="Wingdings" w:hint="default"/>
+        <w:sz w:val="20"/>
+      </w:rPr>
+    </w:lvl>
+  </w:abstractNum>
+  <w:abstractNum w:abstractNumId="4">
+    <w:nsid w:val="30A557E1"/>
+    <w:multiLevelType w:val="multilevel"/>
+    <w:tmpl w:val="28F0E042"/>
+    <w:lvl w:ilvl="0">
+      <w:start w:val="1"/>
+      <w:numFmt w:val="bullet"/>
+      <w:lvlText w:val=""/>
+      <w:lvlJc w:val="left"/>
+      <w:pPr>
+        <w:tabs>
+          <w:tab w:val="num" w:pos="720"/>
+        </w:tabs>
+        <w:ind w:left="720" w:hanging="360"/>
+      </w:pPr>
+      <w:rPr>
+        <w:rFonts w:ascii="Symbol" w:hAnsi="Symbol" w:hint="default"/>
+        <w:sz w:val="20"/>
+      </w:rPr>
+    </w:lvl>
+    <w:lvl w:ilvl="1" w:tentative="1">
+      <w:start w:val="1"/>
+      <w:numFmt w:val="bullet"/>
+      <w:lvlText w:val="o"/>
+      <w:lvlJc w:val="left"/>
+      <w:pPr>
+        <w:tabs>
+          <w:tab w:val="num" w:pos="1440"/>
+        </w:tabs>
+        <w:ind w:left="1440" w:hanging="360"/>
+      </w:pPr>
+      <w:rPr>
+        <w:rFonts w:ascii="Courier New" w:hAnsi="Courier New" w:hint="default"/>
+        <w:sz w:val="20"/>
+      </w:rPr>
+    </w:lvl>
+    <w:lvl w:ilvl="2" w:tentative="1">
+      <w:start w:val="1"/>
+      <w:numFmt w:val="bullet"/>
+      <w:lvlText w:val=""/>
+      <w:lvlJc w:val="left"/>
+      <w:pPr>
+        <w:tabs>
+          <w:tab w:val="num" w:pos="2160"/>
+        </w:tabs>
+        <w:ind w:left="2160" w:hanging="360"/>
+      </w:pPr>
+      <w:rPr>
+        <w:rFonts w:ascii="Wingdings" w:hAnsi="Wingdings" w:hint="default"/>
+        <w:sz w:val="20"/>
+      </w:rPr>
+    </w:lvl>
+    <w:lvl w:ilvl="3" w:tentative="1">
+      <w:start w:val="1"/>
+      <w:numFmt w:val="bullet"/>
+      <w:lvlText w:val=""/>
+      <w:lvlJc w:val="left"/>
+      <w:pPr>
+        <w:tabs>
+          <w:tab w:val="num" w:pos="2880"/>
+        </w:tabs>
+        <w:ind w:left="2880" w:hanging="360"/>
+      </w:pPr>
+      <w:rPr>
+        <w:rFonts w:ascii="Wingdings" w:hAnsi="Wingdings" w:hint="default"/>
+        <w:sz w:val="20"/>
+      </w:rPr>
+    </w:lvl>
+    <w:lvl w:ilvl="4" w:tentative="1">
+      <w:start w:val="1"/>
+      <w:numFmt w:val="bullet"/>
+      <w:lvlText w:val=""/>
+      <w:lvlJc w:val="left"/>
+      <w:pPr>
+        <w:tabs>
+          <w:tab w:val="num" w:pos="3600"/>
+        </w:tabs>
+        <w:ind w:left="3600" w:hanging="360"/>
+      </w:pPr>
+      <w:rPr>
+        <w:rFonts w:ascii="Wingdings" w:hAnsi="Wingdings" w:hint="default"/>
+        <w:sz w:val="20"/>
+      </w:rPr>
+    </w:lvl>
+    <w:lvl w:ilvl="5" w:tentative="1">
+      <w:start w:val="1"/>
+      <w:numFmt w:val="bullet"/>
+      <w:lvlText w:val=""/>
+      <w:lvlJc w:val="left"/>
+      <w:pPr>
+        <w:tabs>
+          <w:tab w:val="num" w:pos="4320"/>
+        </w:tabs>
+        <w:ind w:left="4320" w:hanging="360"/>
+      </w:pPr>
+      <w:rPr>
+        <w:rFonts w:ascii="Wingdings" w:hAnsi="Wingdings" w:hint="default"/>
+        <w:sz w:val="20"/>
+      </w:rPr>
+    </w:lvl>
+    <w:lvl w:ilvl="6" w:tentative="1">
+      <w:start w:val="1"/>
+      <w:numFmt w:val="bullet"/>
+      <w:lvlText w:val=""/>
+      <w:lvlJc w:val="left"/>
+      <w:pPr>
+        <w:tabs>
+          <w:tab w:val="num" w:pos="5040"/>
+        </w:tabs>
+        <w:ind w:left="5040" w:hanging="360"/>
+      </w:pPr>
+      <w:rPr>
+        <w:rFonts w:ascii="Wingdings" w:hAnsi="Wingdings" w:hint="default"/>
+        <w:sz w:val="20"/>
+      </w:rPr>
+    </w:lvl>
+    <w:lvl w:ilvl="7" w:tentative="1">
+      <w:start w:val="1"/>
+      <w:numFmt w:val="bullet"/>
+      <w:lvlText w:val=""/>
+      <w:lvlJc w:val="left"/>
+      <w:pPr>
+        <w:tabs>
+          <w:tab w:val="num" w:pos="5760"/>
+        </w:tabs>
+        <w:ind w:left="5760" w:hanging="360"/>
+      </w:pPr>
+      <w:rPr>
+        <w:rFonts w:ascii="Wingdings" w:hAnsi="Wingdings" w:hint="default"/>
+        <w:sz w:val="20"/>
+      </w:rPr>
+    </w:lvl>
+    <w:lvl w:ilvl="8" w:tentative="1">
+      <w:start w:val="1"/>
+      <w:numFmt w:val="bullet"/>
+      <w:lvlText w:val=""/>
+      <w:lvlJc w:val="left"/>
+      <w:pPr>
+        <w:tabs>
+          <w:tab w:val="num" w:pos="6480"/>
+        </w:tabs>
+        <w:ind w:left="6480" w:hanging="360"/>
+      </w:pPr>
+      <w:rPr>
+        <w:rFonts w:ascii="Wingdings" w:hAnsi="Wingdings" w:hint="default"/>
+        <w:sz w:val="20"/>
+      </w:rPr>
+    </w:lvl>
+  </w:abstractNum>
+  <w:abstractNum w:abstractNumId="5">
+    <w:nsid w:val="5FC018B0"/>
+    <w:multiLevelType w:val="multilevel"/>
+    <w:tmpl w:val="9A6A821A"/>
+    <w:lvl w:ilvl="0">
+      <w:start w:val="1"/>
+      <w:numFmt w:val="bullet"/>
+      <w:lvlText w:val=""/>
+      <w:lvlJc w:val="left"/>
+      <w:pPr>
+        <w:tabs>
+          <w:tab w:val="num" w:pos="720"/>
+        </w:tabs>
+        <w:ind w:left="720" w:hanging="360"/>
+      </w:pPr>
+      <w:rPr>
+        <w:rFonts w:ascii="Symbol" w:hAnsi="Symbol" w:hint="default"/>
+        <w:sz w:val="20"/>
+      </w:rPr>
+    </w:lvl>
+    <w:lvl w:ilvl="1" w:tentative="1">
+      <w:start w:val="1"/>
+      <w:numFmt w:val="bullet"/>
+      <w:lvlText w:val="o"/>
+      <w:lvlJc w:val="left"/>
+      <w:pPr>
+        <w:tabs>
+          <w:tab w:val="num" w:pos="1440"/>
+        </w:tabs>
+        <w:ind w:left="1440" w:hanging="360"/>
+      </w:pPr>
+      <w:rPr>
+        <w:rFonts w:ascii="Courier New" w:hAnsi="Courier New" w:hint="default"/>
+        <w:sz w:val="20"/>
+      </w:rPr>
+    </w:lvl>
+    <w:lvl w:ilvl="2" w:tentative="1">
+      <w:start w:val="1"/>
+      <w:numFmt w:val="bullet"/>
+      <w:lvlText w:val=""/>
+      <w:lvlJc w:val="left"/>
+      <w:pPr>
+        <w:tabs>
+          <w:tab w:val="num" w:pos="2160"/>
+        </w:tabs>
+        <w:ind w:left="2160" w:hanging="360"/>
+      </w:pPr>
+      <w:rPr>
+        <w:rFonts w:ascii="Wingdings" w:hAnsi="Wingdings" w:hint="default"/>
+        <w:sz w:val="20"/>
+      </w:rPr>
+    </w:lvl>
+    <w:lvl w:ilvl="3" w:tentative="1">
+      <w:start w:val="1"/>
+      <w:numFmt w:val="bullet"/>
+      <w:lvlText w:val=""/>
+      <w:lvlJc w:val="left"/>
+      <w:pPr>
+        <w:tabs>
+          <w:tab w:val="num" w:pos="2880"/>
+        </w:tabs>
+        <w:ind w:left="2880" w:hanging="360"/>
+      </w:pPr>
+      <w:rPr>
+        <w:rFonts w:ascii="Wingdings" w:hAnsi="Wingdings" w:hint="default"/>
+        <w:sz w:val="20"/>
+      </w:rPr>
+    </w:lvl>
+    <w:lvl w:ilvl="4" w:tentative="1">
+      <w:start w:val="1"/>
+      <w:numFmt w:val="bullet"/>
+      <w:lvlText w:val=""/>
+      <w:lvlJc w:val="left"/>
+      <w:pPr>
+        <w:tabs>
+          <w:tab w:val="num" w:pos="3600"/>
+        </w:tabs>
+        <w:ind w:left="3600" w:hanging="360"/>
+      </w:pPr>
+      <w:rPr>
+        <w:rFonts w:ascii="Wingdings" w:hAnsi="Wingdings" w:hint="default"/>
+        <w:sz w:val="20"/>
+      </w:rPr>
+    </w:lvl>
+    <w:lvl w:ilvl="5" w:tentative="1">
+      <w:start w:val="1"/>
+      <w:numFmt w:val="bullet"/>
+      <w:lvlText w:val=""/>
+      <w:lvlJc w:val="left"/>
+      <w:pPr>
+        <w:tabs>
+          <w:tab w:val="num" w:pos="4320"/>
+        </w:tabs>
+        <w:ind w:left="4320" w:hanging="360"/>
+      </w:pPr>
+      <w:rPr>
+        <w:rFonts w:ascii="Wingdings" w:hAnsi="Wingdings" w:hint="default"/>
+        <w:sz w:val="20"/>
+      </w:rPr>
+    </w:lvl>
+    <w:lvl w:ilvl="6" w:tentative="1">
+      <w:start w:val="1"/>
+      <w:numFmt w:val="bullet"/>
+      <w:lvlText w:val=""/>
+      <w:lvlJc w:val="left"/>
+      <w:pPr>
+        <w:tabs>
+          <w:tab w:val="num" w:pos="5040"/>
+        </w:tabs>
+        <w:ind w:left="5040" w:hanging="360"/>
+      </w:pPr>
+      <w:rPr>
+        <w:rFonts w:ascii="Wingdings" w:hAnsi="Wingdings" w:hint="default"/>
+        <w:sz w:val="20"/>
+      </w:rPr>
+    </w:lvl>
+    <w:lvl w:ilvl="7" w:tentative="1">
+      <w:start w:val="1"/>
+      <w:numFmt w:val="bullet"/>
+      <w:lvlText w:val=""/>
+      <w:lvlJc w:val="left"/>
+      <w:pPr>
+        <w:tabs>
+          <w:tab w:val="num" w:pos="5760"/>
+        </w:tabs>
+        <w:ind w:left="5760" w:hanging="360"/>
+      </w:pPr>
+      <w:rPr>
+        <w:rFonts w:ascii="Wingdings" w:hAnsi="Wingdings" w:hint="default"/>
+        <w:sz w:val="20"/>
+      </w:rPr>
+    </w:lvl>
+    <w:lvl w:ilvl="8" w:tentative="1">
+      <w:start w:val="1"/>
+      <w:numFmt w:val="bullet"/>
+      <w:lvlText w:val=""/>
+      <w:lvlJc w:val="left"/>
+      <w:pPr>
+        <w:tabs>
+          <w:tab w:val="num" w:pos="6480"/>
+        </w:tabs>
+        <w:ind w:left="6480" w:hanging="360"/>
+      </w:pPr>
+      <w:rPr>
+        <w:rFonts w:ascii="Wingdings" w:hAnsi="Wingdings" w:hint="default"/>
+        <w:sz w:val="20"/>
+      </w:rPr>
+    </w:lvl>
+  </w:abstractNum>
+  <w:abstractNum w:abstractNumId="6">
     <w:nsid w:val="67B25351"/>
     <w:multiLevelType w:val="multilevel"/>
     <w:tmpl w:val="2D625AD6"/>
@@ -12030,14 +17927,178 @@
       </w:rPr>
     </w:lvl>
   </w:abstractNum>
+  <w:abstractNum w:abstractNumId="7">
+    <w:nsid w:val="7A172071"/>
+    <w:multiLevelType w:val="multilevel"/>
+    <w:tmpl w:val="7A220CEA"/>
+    <w:lvl w:ilvl="0">
+      <w:start w:val="1"/>
+      <w:numFmt w:val="bullet"/>
+      <w:lvlText w:val=""/>
+      <w:lvlJc w:val="left"/>
+      <w:pPr>
+        <w:tabs>
+          <w:tab w:val="num" w:pos="720"/>
+        </w:tabs>
+        <w:ind w:left="720" w:hanging="360"/>
+      </w:pPr>
+      <w:rPr>
+        <w:rFonts w:ascii="Symbol" w:hAnsi="Symbol" w:hint="default"/>
+        <w:sz w:val="20"/>
+      </w:rPr>
+    </w:lvl>
+    <w:lvl w:ilvl="1" w:tentative="1">
+      <w:start w:val="1"/>
+      <w:numFmt w:val="bullet"/>
+      <w:lvlText w:val="o"/>
+      <w:lvlJc w:val="left"/>
+      <w:pPr>
+        <w:tabs>
+          <w:tab w:val="num" w:pos="1440"/>
+        </w:tabs>
+        <w:ind w:left="1440" w:hanging="360"/>
+      </w:pPr>
+      <w:rPr>
+        <w:rFonts w:ascii="Courier New" w:hAnsi="Courier New" w:hint="default"/>
+        <w:sz w:val="20"/>
+      </w:rPr>
+    </w:lvl>
+    <w:lvl w:ilvl="2" w:tentative="1">
+      <w:start w:val="1"/>
+      <w:numFmt w:val="bullet"/>
+      <w:lvlText w:val=""/>
+      <w:lvlJc w:val="left"/>
+      <w:pPr>
+        <w:tabs>
+          <w:tab w:val="num" w:pos="2160"/>
+        </w:tabs>
+        <w:ind w:left="2160" w:hanging="360"/>
+      </w:pPr>
+      <w:rPr>
+        <w:rFonts w:ascii="Wingdings" w:hAnsi="Wingdings" w:hint="default"/>
+        <w:sz w:val="20"/>
+      </w:rPr>
+    </w:lvl>
+    <w:lvl w:ilvl="3" w:tentative="1">
+      <w:start w:val="1"/>
+      <w:numFmt w:val="bullet"/>
+      <w:lvlText w:val=""/>
+      <w:lvlJc w:val="left"/>
+      <w:pPr>
+        <w:tabs>
+          <w:tab w:val="num" w:pos="2880"/>
+        </w:tabs>
+        <w:ind w:left="2880" w:hanging="360"/>
+      </w:pPr>
+      <w:rPr>
+        <w:rFonts w:ascii="Wingdings" w:hAnsi="Wingdings" w:hint="default"/>
+        <w:sz w:val="20"/>
+      </w:rPr>
+    </w:lvl>
+    <w:lvl w:ilvl="4" w:tentative="1">
+      <w:start w:val="1"/>
+      <w:numFmt w:val="bullet"/>
+      <w:lvlText w:val=""/>
+      <w:lvlJc w:val="left"/>
+      <w:pPr>
+        <w:tabs>
+          <w:tab w:val="num" w:pos="3600"/>
+        </w:tabs>
+        <w:ind w:left="3600" w:hanging="360"/>
+      </w:pPr>
+      <w:rPr>
+        <w:rFonts w:ascii="Wingdings" w:hAnsi="Wingdings" w:hint="default"/>
+        <w:sz w:val="20"/>
+      </w:rPr>
+    </w:lvl>
+    <w:lvl w:ilvl="5" w:tentative="1">
+      <w:start w:val="1"/>
+      <w:numFmt w:val="bullet"/>
+      <w:lvlText w:val=""/>
+      <w:lvlJc w:val="left"/>
+      <w:pPr>
+        <w:tabs>
+          <w:tab w:val="num" w:pos="4320"/>
+        </w:tabs>
+        <w:ind w:left="4320" w:hanging="360"/>
+      </w:pPr>
+      <w:rPr>
+        <w:rFonts w:ascii="Wingdings" w:hAnsi="Wingdings" w:hint="default"/>
+        <w:sz w:val="20"/>
+      </w:rPr>
+    </w:lvl>
+    <w:lvl w:ilvl="6" w:tentative="1">
+      <w:start w:val="1"/>
+      <w:numFmt w:val="bullet"/>
+      <w:lvlText w:val=""/>
+      <w:lvlJc w:val="left"/>
+      <w:pPr>
+        <w:tabs>
+          <w:tab w:val="num" w:pos="5040"/>
+        </w:tabs>
+        <w:ind w:left="5040" w:hanging="360"/>
+      </w:pPr>
+      <w:rPr>
+        <w:rFonts w:ascii="Wingdings" w:hAnsi="Wingdings" w:hint="default"/>
+        <w:sz w:val="20"/>
+      </w:rPr>
+    </w:lvl>
+    <w:lvl w:ilvl="7" w:tentative="1">
+      <w:start w:val="1"/>
+      <w:numFmt w:val="bullet"/>
+      <w:lvlText w:val=""/>
+      <w:lvlJc w:val="left"/>
+      <w:pPr>
+        <w:tabs>
+          <w:tab w:val="num" w:pos="5760"/>
+        </w:tabs>
+        <w:ind w:left="5760" w:hanging="360"/>
+      </w:pPr>
+      <w:rPr>
+        <w:rFonts w:ascii="Wingdings" w:hAnsi="Wingdings" w:hint="default"/>
+        <w:sz w:val="20"/>
+      </w:rPr>
+    </w:lvl>
+    <w:lvl w:ilvl="8" w:tentative="1">
+      <w:start w:val="1"/>
+      <w:numFmt w:val="bullet"/>
+      <w:lvlText w:val=""/>
+      <w:lvlJc w:val="left"/>
+      <w:pPr>
+        <w:tabs>
+          <w:tab w:val="num" w:pos="6480"/>
+        </w:tabs>
+        <w:ind w:left="6480" w:hanging="360"/>
+      </w:pPr>
+      <w:rPr>
+        <w:rFonts w:ascii="Wingdings" w:hAnsi="Wingdings" w:hint="default"/>
+        <w:sz w:val="20"/>
+      </w:rPr>
+    </w:lvl>
+  </w:abstractNum>
   <w:num w:numId="1">
+    <w:abstractNumId w:val="2"/>
+  </w:num>
+  <w:num w:numId="2">
+    <w:abstractNumId w:val="6"/>
+  </w:num>
+  <w:num w:numId="3">
     <w:abstractNumId w:val="1"/>
   </w:num>
-  <w:num w:numId="2">
-    <w:abstractNumId w:val="2"/>
+  <w:num w:numId="4">
+    <w:abstractNumId w:val="4"/>
   </w:num>
-  <w:num w:numId="3">
+  <w:num w:numId="5">
+    <w:abstractNumId w:val="5"/>
+  </w:num>
+  <w:num w:numId="6">
     <w:abstractNumId w:val="0"/>
+  </w:num>
+  <w:num w:numId="7">
+    <w:abstractNumId w:val="7"/>
+  </w:num>
+  <w:num w:numId="8">
+    <w:abstractNumId w:val="3"/>
   </w:num>
 </w:numbering>
 </file>
@@ -12437,7 +18498,10 @@
   <w:style w:type="paragraph" w:default="1" w:styleId="Normal">
     <w:name w:val="Normal"/>
     <w:qFormat/>
-    <w:rsid w:val="006F17B2"/>
+    <w:rsid w:val="000934A3"/>
+    <w:rPr>
+      <w:sz w:val="24"/>
+    </w:rPr>
   </w:style>
   <w:style w:type="paragraph" w:styleId="Heading1">
     <w:name w:val="heading 1"/>
@@ -12500,13 +18564,11 @@
     <w:rPr>
       <w:rFonts w:asciiTheme="majorHAnsi" w:eastAsiaTheme="majorEastAsia" w:hAnsiTheme="majorHAnsi" w:cstheme="majorBidi"/>
       <w:color w:val="1F4D78" w:themeColor="accent1" w:themeShade="7F"/>
-      <w:sz w:val="24"/>
     </w:rPr>
   </w:style>
   <w:style w:type="character" w:default="1" w:styleId="DefaultParagraphFont">
     <w:name w:val="Default Paragraph Font"/>
     <w:uiPriority w:val="1"/>
-    <w:semiHidden/>
     <w:unhideWhenUsed/>
   </w:style>
   <w:style w:type="table" w:default="1" w:styleId="TableNormal">
@@ -12627,7 +18689,6 @@
     <w:rPr>
       <w:rFonts w:ascii="Times New Roman" w:eastAsia="Times New Roman" w:hAnsi="Times New Roman" w:cs="Times New Roman"/>
       <w:color w:val="auto"/>
-      <w:sz w:val="24"/>
       <w:lang w:eastAsia="en-IN"/>
     </w:rPr>
   </w:style>
@@ -12939,6 +19000,59 @@
       <w:rFonts w:ascii="Bahnschrift SemiBold" w:hAnsi="Bahnschrift SemiBold"/>
     </w:rPr>
   </w:style>
+  <w:style w:type="character" w:styleId="HTMLCode">
+    <w:name w:val="HTML Code"/>
+    <w:basedOn w:val="DefaultParagraphFont"/>
+    <w:uiPriority w:val="99"/>
+    <w:semiHidden/>
+    <w:unhideWhenUsed/>
+    <w:rsid w:val="00E2294D"/>
+    <w:rPr>
+      <w:rFonts w:ascii="Courier New" w:eastAsia="Times New Roman" w:hAnsi="Courier New" w:cs="Courier New"/>
+      <w:sz w:val="20"/>
+      <w:szCs w:val="20"/>
+    </w:rPr>
+  </w:style>
+  <w:style w:type="character" w:customStyle="1" w:styleId="m">
+    <w:name w:val="ͼm"/>
+    <w:basedOn w:val="DefaultParagraphFont"/>
+    <w:rsid w:val="00502865"/>
+  </w:style>
+  <w:style w:type="character" w:customStyle="1" w:styleId="g">
+    <w:name w:val="ͼg"/>
+    <w:basedOn w:val="DefaultParagraphFont"/>
+    <w:rsid w:val="00502865"/>
+  </w:style>
+  <w:style w:type="character" w:customStyle="1" w:styleId="k">
+    <w:name w:val="ͼk"/>
+    <w:basedOn w:val="DefaultParagraphFont"/>
+    <w:rsid w:val="00DC5819"/>
+  </w:style>
+  <w:style w:type="character" w:customStyle="1" w:styleId="j">
+    <w:name w:val="ͼj"/>
+    <w:basedOn w:val="DefaultParagraphFont"/>
+    <w:rsid w:val="00DC5819"/>
+  </w:style>
+  <w:style w:type="character" w:customStyle="1" w:styleId="e">
+    <w:name w:val="ͼe"/>
+    <w:basedOn w:val="DefaultParagraphFont"/>
+    <w:rsid w:val="000934A3"/>
+  </w:style>
+  <w:style w:type="character" w:customStyle="1" w:styleId="8">
+    <w:name w:val="ͼ8"/>
+    <w:basedOn w:val="DefaultParagraphFont"/>
+    <w:rsid w:val="000934A3"/>
+  </w:style>
+  <w:style w:type="character" w:customStyle="1" w:styleId="b">
+    <w:name w:val="ͼb"/>
+    <w:basedOn w:val="DefaultParagraphFont"/>
+    <w:rsid w:val="00746253"/>
+  </w:style>
+  <w:style w:type="character" w:customStyle="1" w:styleId="c">
+    <w:name w:val="ͼc"/>
+    <w:basedOn w:val="DefaultParagraphFont"/>
+    <w:rsid w:val="00746253"/>
+  </w:style>
 </w:styles>
 </file>
 

--- a/11.spring/5.Spring Rest.docx
+++ b/11.spring/5.Spring Rest.docx
@@ -8701,18 +8701,7 @@
                 <w:sz w:val="24"/>
                 <w:szCs w:val="24"/>
               </w:rPr>
-              <w:t>// or use ResponseEntity.status(OK).body(any Object</w:t>
-            </w:r>
-            <w:bookmarkStart w:id="0" w:name="_GoBack"/>
-            <w:bookmarkEnd w:id="0"/>
-            <w:r>
-              <w:rPr>
-                <w:rFonts w:ascii="Comic Sans MS" w:hAnsi="Comic Sans MS"/>
-                <w:color w:val="4D4D4A"/>
-                <w:sz w:val="24"/>
-                <w:szCs w:val="24"/>
-              </w:rPr>
-              <w:t>)</w:t>
+              <w:t>// or use ResponseEntity.status(OK).body(any Object)</w:t>
             </w:r>
           </w:p>
           <w:p>
@@ -9755,6 +9744,107 @@
                 <w:lang w:eastAsia="en-IN" w:bidi="te-IN"/>
               </w:rPr>
               <w:t xml:space="preserve"> &amp; map these headers to ResponseEntity</w:t>
+            </w:r>
+          </w:p>
+          <w:p>
+            <w:pPr>
+              <w:cnfStyle w:val="000000000000" w:firstRow="0" w:lastRow="0" w:firstColumn="0" w:lastColumn="0" w:oddVBand="0" w:evenVBand="0" w:oddHBand="0" w:evenHBand="0" w:firstRowFirstColumn="0" w:firstRowLastColumn="0" w:lastRowFirstColumn="0" w:lastRowLastColumn="0"/>
+              <w:rPr>
+                <w:rFonts w:eastAsia="Times New Roman" w:cs="Courier New"/>
+                <w:color w:val="13A78C"/>
+                <w:lang w:eastAsia="en-IN" w:bidi="te-IN"/>
+              </w:rPr>
+            </w:pPr>
+            <w:r>
+              <w:rPr>
+                <w:rFonts w:eastAsia="Times New Roman" w:cs="Courier New"/>
+                <w:color w:val="13A78C"/>
+                <w:lang w:eastAsia="en-IN" w:bidi="te-IN"/>
+              </w:rPr>
+              <w:t xml:space="preserve">we can bind to string also like </w:t>
+            </w:r>
+            <w:r>
+              <w:rPr>
+                <w:rFonts w:eastAsia="Times New Roman" w:cs="Courier New"/>
+                <w:color w:val="13A78C"/>
+                <w:spacing w:val="0"/>
+                <w:lang w:eastAsia="en-IN"/>
+              </w:rPr>
+              <w:t xml:space="preserve">public </w:t>
+            </w:r>
+            <w:r>
+              <w:rPr>
+                <w:rFonts w:eastAsia="Times New Roman" w:cs="Courier New"/>
+                <w:color w:val="79074C"/>
+                <w:spacing w:val="0"/>
+                <w:lang w:eastAsia="en-IN"/>
+              </w:rPr>
+              <w:t xml:space="preserve">ResponseEntity </w:t>
+            </w:r>
+            <w:r>
+              <w:rPr>
+                <w:rFonts w:eastAsia="Times New Roman" w:cs="Courier New"/>
+                <w:color w:val="7748B7"/>
+                <w:spacing w:val="0"/>
+                <w:lang w:eastAsia="en-IN"/>
+              </w:rPr>
+              <w:t>handlePost</w:t>
+            </w:r>
+            <w:r>
+              <w:rPr>
+                <w:rFonts w:eastAsia="Times New Roman" w:cs="Courier New"/>
+                <w:color w:val="4D4D4A"/>
+                <w:spacing w:val="0"/>
+                <w:lang w:eastAsia="en-IN"/>
+              </w:rPr>
+              <w:t>(</w:t>
+            </w:r>
+            <w:r>
+              <w:rPr>
+                <w:rFonts w:eastAsia="Times New Roman" w:cs="Courier New"/>
+                <w:color w:val="1136B9"/>
+                <w:spacing w:val="0"/>
+                <w:lang w:eastAsia="en-IN"/>
+              </w:rPr>
+              <w:t xml:space="preserve">@RequestBody </w:t>
+            </w:r>
+            <w:r>
+              <w:rPr>
+                <w:rFonts w:eastAsia="Times New Roman" w:cs="Courier New"/>
+                <w:color w:val="79074C"/>
+                <w:spacing w:val="0"/>
+                <w:lang w:eastAsia="en-IN"/>
+              </w:rPr>
+              <w:t>String</w:t>
+            </w:r>
+            <w:r>
+              <w:rPr>
+                <w:rFonts w:eastAsia="Times New Roman" w:cs="Courier New"/>
+                <w:color w:val="79074C"/>
+                <w:spacing w:val="0"/>
+                <w:lang w:eastAsia="en-IN"/>
+              </w:rPr>
+              <w:t xml:space="preserve"> </w:t>
+            </w:r>
+            <w:r>
+              <w:rPr>
+                <w:rFonts w:eastAsia="Times New Roman" w:cs="Courier New"/>
+                <w:color w:val="79074C"/>
+                <w:spacing w:val="0"/>
+                <w:lang w:eastAsia="en-IN"/>
+              </w:rPr>
+              <w:t>str</w:t>
+            </w:r>
+            <w:bookmarkStart w:id="0" w:name="_GoBack"/>
+            <w:bookmarkEnd w:id="0"/>
+            <w:r>
+              <w:rPr>
+                <w:rFonts w:eastAsia="Times New Roman" w:cs="Courier New"/>
+                <w:color w:val="4D4D4A"/>
+                <w:spacing w:val="0"/>
+                <w:lang w:eastAsia="en-IN"/>
+              </w:rPr>
+              <w:t>){</w:t>
             </w:r>
           </w:p>
           <w:p>
@@ -13764,13 +13854,7 @@
               <w:t>false</w:t>
             </w:r>
             <w:r>
-              <w:t>);</w:t>
-            </w:r>
-            <w:r>
-              <w:t xml:space="preserve">// </w:t>
-            </w:r>
-            <w:r>
-              <w:t>/api/users/101</w:t>
+              <w:t>);// /api/users/101</w:t>
             </w:r>
           </w:p>
           <w:p>
@@ -13802,10 +13886,7 @@
               <w:t>"Authorization"</w:t>
             </w:r>
             <w:r>
-              <w:t>);</w:t>
-            </w:r>
-            <w:r>
-              <w:t xml:space="preserve"> </w:t>
+              <w:t xml:space="preserve">); </w:t>
             </w:r>
           </w:p>
           <w:p>
@@ -18569,6 +18650,7 @@
   <w:style w:type="character" w:default="1" w:styleId="DefaultParagraphFont">
     <w:name w:val="Default Paragraph Font"/>
     <w:uiPriority w:val="1"/>
+    <w:semiHidden/>
     <w:unhideWhenUsed/>
   </w:style>
   <w:style w:type="table" w:default="1" w:styleId="TableNormal">

--- a/11.spring/5.Spring Rest.docx
+++ b/11.spring/5.Spring Rest.docx
@@ -7918,74 +7918,273 @@
         <w:tblLook w:val="04A0" w:firstRow="1" w:lastRow="0" w:firstColumn="1" w:lastColumn="0" w:noHBand="0" w:noVBand="1"/>
       </w:tblPr>
       <w:tblGrid>
-        <w:gridCol w:w="3595"/>
-        <w:gridCol w:w="19435"/>
+        <w:gridCol w:w="7555"/>
+        <w:gridCol w:w="9626"/>
+        <w:gridCol w:w="5849"/>
       </w:tblGrid>
       <w:tr>
         <w:tc>
           <w:tcPr>
-            <w:tcW w:w="3595" w:type="dxa"/>
+            <w:tcW w:w="7555" w:type="dxa"/>
           </w:tcPr>
           <w:p>
             <w:r>
               <w:t>to upload a file</w:t>
+            </w:r>
+          </w:p>
+          <w:p>
+            <w:r>
+              <w:t>@RestController</w:t>
+            </w:r>
+          </w:p>
+          <w:p>
+            <w:r>
+              <w:t>public class FileUploadController {</w:t>
+            </w:r>
+          </w:p>
+          <w:p>
+            <w:r>
+              <w:t xml:space="preserve">    @PostMapping("/upload")</w:t>
+            </w:r>
+          </w:p>
+          <w:p>
+            <w:r>
+              <w:t xml:space="preserve">    public String uploadFile(@RequestParam("file") MultipartFile file) {</w:t>
+            </w:r>
+          </w:p>
+          <w:p>
+            <w:r>
+              <w:t xml:space="preserve">        // You can process the file here</w:t>
+            </w:r>
+          </w:p>
+          <w:p>
+            <w:r>
+              <w:t xml:space="preserve">        String filename = file.getOriginalFilename();</w:t>
+            </w:r>
+          </w:p>
+          <w:p>
+            <w:r>
+              <w:t xml:space="preserve">        // Save file, handle file logic, etc.</w:t>
+            </w:r>
+          </w:p>
+          <w:p>
+            <w:r>
+              <w:t xml:space="preserve">        return "File uploaded successfully: " + filename;</w:t>
+            </w:r>
+          </w:p>
+          <w:p>
+            <w:r>
+              <w:t xml:space="preserve">    }</w:t>
+            </w:r>
+          </w:p>
+          <w:p>
+            <w:r>
+              <w:t>}</w:t>
             </w:r>
           </w:p>
         </w:tc>
         <w:tc>
           <w:tcPr>
-            <w:tcW w:w="19435" w:type="dxa"/>
+            <w:tcW w:w="9626" w:type="dxa"/>
           </w:tcPr>
           <w:p>
             <w:r>
-              <w:t>@RestController</w:t>
-            </w:r>
-          </w:p>
-          <w:p>
-            <w:r>
-              <w:t>public class FileUploadController {</w:t>
-            </w:r>
-          </w:p>
-          <w:p>
-            <w:r>
-              <w:t xml:space="preserve">    @PostMapping("/upload")</w:t>
-            </w:r>
-          </w:p>
-          <w:p>
-            <w:r>
-              <w:t xml:space="preserve">    public String uploadFile(@RequestParam("file") MultipartFile file) {</w:t>
-            </w:r>
-          </w:p>
-          <w:p>
-            <w:r>
-              <w:t xml:space="preserve">        // You can process the file here</w:t>
-            </w:r>
-          </w:p>
-          <w:p>
-            <w:r>
-              <w:t xml:space="preserve">        String filename = file.getOriginalFilename();</w:t>
-            </w:r>
-          </w:p>
-          <w:p>
-            <w:r>
-              <w:t xml:space="preserve">        // Save file, handle file logic, etc.</w:t>
-            </w:r>
-          </w:p>
-          <w:p>
-            <w:r>
-              <w:t xml:space="preserve">        return "File uploaded successfully: " + filename;</w:t>
-            </w:r>
-          </w:p>
-          <w:p>
-            <w:r>
-              <w:t xml:space="preserve">    }</w:t>
-            </w:r>
-          </w:p>
-          <w:p>
-            <w:r>
-              <w:t>}</w:t>
-            </w:r>
-          </w:p>
+              <w:t>returning responses</w:t>
+            </w:r>
+          </w:p>
+          <w:p>
+            <w:pPr>
+              <w:pStyle w:val="HTMLPreformatted"/>
+              <w:shd w:val="clear" w:color="auto" w:fill="FFFFFF"/>
+              <w:rPr>
+                <w:rFonts w:ascii="Comic Sans MS" w:hAnsi="Comic Sans MS"/>
+                <w:color w:val="4D4D4A"/>
+                <w:spacing w:val="0"/>
+                <w:sz w:val="24"/>
+                <w:szCs w:val="24"/>
+                <w:lang w:bidi="ar-SA"/>
+              </w:rPr>
+            </w:pPr>
+            <w:r>
+              <w:rPr>
+                <w:color w:val="4D4D4A"/>
+                <w:spacing w:val="0"/>
+              </w:rPr>
+              <w:t xml:space="preserve">  </w:t>
+            </w:r>
+            <w:bookmarkStart w:id="0" w:name="_GoBack"/>
+            <w:r>
+              <w:rPr>
+                <w:rFonts w:ascii="Comic Sans MS" w:hAnsi="Comic Sans MS"/>
+                <w:color w:val="4D4D4A"/>
+                <w:spacing w:val="0"/>
+                <w:sz w:val="24"/>
+                <w:szCs w:val="24"/>
+              </w:rPr>
+              <w:t xml:space="preserve">  </w:t>
+            </w:r>
+            <w:r>
+              <w:rPr>
+                <w:rFonts w:ascii="Comic Sans MS" w:hAnsi="Comic Sans MS"/>
+                <w:color w:val="13A78C"/>
+                <w:spacing w:val="0"/>
+                <w:sz w:val="24"/>
+                <w:szCs w:val="24"/>
+              </w:rPr>
+              <w:t xml:space="preserve">return new </w:t>
+            </w:r>
+            <w:r>
+              <w:rPr>
+                <w:rFonts w:ascii="Comic Sans MS" w:hAnsi="Comic Sans MS"/>
+                <w:color w:val="79074C"/>
+                <w:spacing w:val="0"/>
+                <w:sz w:val="24"/>
+                <w:szCs w:val="24"/>
+              </w:rPr>
+              <w:t>ResponseEntity</w:t>
+            </w:r>
+            <w:r>
+              <w:rPr>
+                <w:rFonts w:ascii="Comic Sans MS" w:hAnsi="Comic Sans MS"/>
+                <w:color w:val="4D4D4A"/>
+                <w:spacing w:val="0"/>
+                <w:sz w:val="24"/>
+                <w:szCs w:val="24"/>
+              </w:rPr>
+              <w:t>(h</w:t>
+            </w:r>
+            <w:r>
+              <w:rPr>
+                <w:rFonts w:ascii="Comic Sans MS" w:hAnsi="Comic Sans MS"/>
+                <w:color w:val="EE5C09"/>
+                <w:spacing w:val="0"/>
+                <w:sz w:val="24"/>
+                <w:szCs w:val="24"/>
+              </w:rPr>
+              <w:t xml:space="preserve">, </w:t>
+            </w:r>
+            <w:r>
+              <w:rPr>
+                <w:rFonts w:ascii="Comic Sans MS" w:hAnsi="Comic Sans MS"/>
+                <w:i/>
+                <w:iCs/>
+                <w:color w:val="79074C"/>
+                <w:spacing w:val="0"/>
+                <w:sz w:val="24"/>
+                <w:szCs w:val="24"/>
+              </w:rPr>
+              <w:t>HttpStatus</w:t>
+            </w:r>
+            <w:r>
+              <w:rPr>
+                <w:rFonts w:ascii="Comic Sans MS" w:hAnsi="Comic Sans MS"/>
+                <w:color w:val="4D4D4A"/>
+                <w:spacing w:val="0"/>
+                <w:sz w:val="24"/>
+                <w:szCs w:val="24"/>
+              </w:rPr>
+              <w:t>.</w:t>
+            </w:r>
+            <w:r>
+              <w:rPr>
+                <w:rFonts w:ascii="Comic Sans MS" w:hAnsi="Comic Sans MS"/>
+                <w:b/>
+                <w:bCs/>
+                <w:i/>
+                <w:iCs/>
+                <w:color w:val="005CC5"/>
+                <w:spacing w:val="0"/>
+                <w:sz w:val="24"/>
+                <w:szCs w:val="24"/>
+              </w:rPr>
+              <w:t>CREATED</w:t>
+            </w:r>
+            <w:r>
+              <w:rPr>
+                <w:rFonts w:ascii="Comic Sans MS" w:hAnsi="Comic Sans MS"/>
+                <w:color w:val="4D4D4A"/>
+                <w:spacing w:val="0"/>
+                <w:sz w:val="24"/>
+                <w:szCs w:val="24"/>
+              </w:rPr>
+              <w:t>);</w:t>
+            </w:r>
+            <w:r>
+              <w:rPr>
+                <w:rFonts w:ascii="Comic Sans MS" w:hAnsi="Comic Sans MS"/>
+                <w:color w:val="4D4D4A"/>
+                <w:spacing w:val="0"/>
+                <w:sz w:val="24"/>
+                <w:szCs w:val="24"/>
+              </w:rPr>
+              <w:br/>
+            </w:r>
+            <w:r>
+              <w:rPr>
+                <w:rFonts w:ascii="Comic Sans MS" w:hAnsi="Comic Sans MS"/>
+                <w:color w:val="13A78C"/>
+                <w:spacing w:val="0"/>
+                <w:sz w:val="24"/>
+                <w:szCs w:val="24"/>
+                <w:lang w:bidi="ar-SA"/>
+              </w:rPr>
+              <w:t xml:space="preserve">return </w:t>
+            </w:r>
+            <w:r>
+              <w:rPr>
+                <w:rFonts w:ascii="Comic Sans MS" w:hAnsi="Comic Sans MS"/>
+                <w:color w:val="79074C"/>
+                <w:spacing w:val="0"/>
+                <w:sz w:val="24"/>
+                <w:szCs w:val="24"/>
+                <w:lang w:bidi="ar-SA"/>
+              </w:rPr>
+              <w:t>ResponseEntity</w:t>
+            </w:r>
+            <w:r>
+              <w:rPr>
+                <w:rFonts w:ascii="Comic Sans MS" w:hAnsi="Comic Sans MS"/>
+                <w:color w:val="4D4D4A"/>
+                <w:spacing w:val="0"/>
+                <w:sz w:val="24"/>
+                <w:szCs w:val="24"/>
+                <w:lang w:bidi="ar-SA"/>
+              </w:rPr>
+              <w:t>.</w:t>
+            </w:r>
+            <w:r>
+              <w:rPr>
+                <w:rFonts w:ascii="Comic Sans MS" w:hAnsi="Comic Sans MS"/>
+                <w:i/>
+                <w:iCs/>
+                <w:color w:val="1136B9"/>
+                <w:spacing w:val="0"/>
+                <w:sz w:val="24"/>
+                <w:szCs w:val="24"/>
+                <w:lang w:bidi="ar-SA"/>
+              </w:rPr>
+              <w:t>ok</w:t>
+            </w:r>
+            <w:r>
+              <w:rPr>
+                <w:rFonts w:ascii="Comic Sans MS" w:hAnsi="Comic Sans MS"/>
+                <w:color w:val="4D4D4A"/>
+                <w:spacing w:val="0"/>
+                <w:sz w:val="24"/>
+                <w:szCs w:val="24"/>
+                <w:lang w:bidi="ar-SA"/>
+              </w:rPr>
+              <w:t>(entity);</w:t>
+            </w:r>
+          </w:p>
+          <w:bookmarkEnd w:id="0"/>
+          <w:p/>
+        </w:tc>
+        <w:tc>
+          <w:tcPr>
+            <w:tcW w:w="5849" w:type="dxa"/>
+          </w:tcPr>
+          <w:p/>
         </w:tc>
       </w:tr>
     </w:tbl>
@@ -7998,7 +8197,18 @@
         <w:t>Annotations</w:t>
       </w:r>
       <w:r>
-        <w:t xml:space="preserve"> -code</w:t>
+        <w:t xml:space="preserve"> </w:t>
+      </w:r>
+      <w:r>
+        <w:t>–</w:t>
+      </w:r>
+      <w:r>
+        <w:t>code</w:t>
+      </w:r>
+    </w:p>
+    <w:p>
+      <w:r>
+        <w:t>While returning use ResponseEntity.ok(any java obj)</w:t>
       </w:r>
     </w:p>
     <w:tbl>
@@ -9001,6 +9211,7 @@
                 <w:spacing w:val="0"/>
                 <w:lang w:eastAsia="en-IN"/>
               </w:rPr>
+              <w:lastRenderedPageBreak/>
               <w:t xml:space="preserve">public class </w:t>
             </w:r>
             <w:r>
@@ -9075,16 +9286,6 @@
                 <w:lang w:eastAsia="en-IN"/>
               </w:rPr>
               <w:br/>
-            </w:r>
-            <w:r>
-              <w:rPr>
-                <w:rFonts w:eastAsia="Times New Roman" w:cs="Courier New"/>
-                <w:b w:val="0"/>
-                <w:color w:val="4D4D4A"/>
-                <w:spacing w:val="0"/>
-                <w:lang w:eastAsia="en-IN"/>
-              </w:rPr>
-              <w:lastRenderedPageBreak/>
               <w:t xml:space="preserve">    </w:t>
             </w:r>
             <w:r>
@@ -9835,8 +10036,6 @@
               </w:rPr>
               <w:t>str</w:t>
             </w:r>
-            <w:bookmarkStart w:id="0" w:name="_GoBack"/>
-            <w:bookmarkEnd w:id="0"/>
             <w:r>
               <w:rPr>
                 <w:rFonts w:eastAsia="Times New Roman" w:cs="Courier New"/>
@@ -11261,6 +11460,7 @@
                 <w:sz w:val="24"/>
                 <w:szCs w:val="24"/>
               </w:rPr>
+              <w:lastRenderedPageBreak/>
               <w:br/>
               <w:t xml:space="preserve">    </w:t>
             </w:r>
@@ -11353,7 +11553,6 @@
                 <w:sz w:val="24"/>
                 <w:szCs w:val="24"/>
               </w:rPr>
-              <w:lastRenderedPageBreak/>
               <w:t>@ResponseStatus</w:t>
             </w:r>
             <w:r>
@@ -13575,6 +13774,7 @@
               </w:numPr>
             </w:pPr>
             <w:r>
+              <w:lastRenderedPageBreak/>
               <w:t>Custom exception</w:t>
             </w:r>
           </w:p>
@@ -13627,7 +13827,6 @@
               <w:rPr>
                 <w:color w:val="5B9BD5" w:themeColor="accent1"/>
               </w:rPr>
-              <w:lastRenderedPageBreak/>
               <w:t>@ControllerAdvice + @ResponseBody</w:t>
             </w:r>
           </w:p>
@@ -13720,6 +13919,7 @@
           <w:p/>
           <w:p>
             <w:r>
+              <w:lastRenderedPageBreak/>
               <w:t>URL</w:t>
             </w:r>
           </w:p>
@@ -13750,6 +13950,7 @@
                 <w:b/>
                 <w:bCs/>
               </w:rPr>
+              <w:lastRenderedPageBreak/>
               <w:t>HttpServletResponse</w:t>
             </w:r>
           </w:p>
@@ -14600,6 +14801,7 @@
                 <w:spacing w:val="0"/>
                 <w:sz w:val="24"/>
               </w:rPr>
+              <w:lastRenderedPageBreak/>
               <w:t xml:space="preserve">public </w:t>
             </w:r>
             <w:r>
@@ -15060,15 +15262,6 @@
                 <w:sz w:val="24"/>
               </w:rPr>
               <w:br/>
-            </w:r>
-            <w:r>
-              <w:rPr>
-                <w:rFonts w:ascii="Comic Sans MS" w:hAnsi="Comic Sans MS"/>
-                <w:color w:val="4D4D4A"/>
-                <w:spacing w:val="0"/>
-                <w:sz w:val="24"/>
-              </w:rPr>
-              <w:lastRenderedPageBreak/>
               <w:t xml:space="preserve">    </w:t>
             </w:r>
             <w:r>
@@ -18650,7 +18843,6 @@
   <w:style w:type="character" w:default="1" w:styleId="DefaultParagraphFont">
     <w:name w:val="Default Paragraph Font"/>
     <w:uiPriority w:val="1"/>
-    <w:semiHidden/>
     <w:unhideWhenUsed/>
   </w:style>
   <w:style w:type="table" w:default="1" w:styleId="TableNormal">
